--- a/La Ruta del Tannat - Proyecto Final.docx
+++ b/La Ruta del Tannat - Proyecto Final.docx
@@ -7706,7 +7706,7 @@
           <w:sz w:val="24"/>
           <w:szCs w:val="24"/>
         </w:rPr>
-        <w:t xml:space="preserve">La formalización y operación del circuito se rige por la Ley N.° 19.253 (Ley de Regulación de la Actividad Turística en Uruguay, IMPO, 2014), y el proyecto se alinea con sus disposiciones fundamentales. En cuanto a la declaración de interés nacional (Art. 1.º), el circuito promueve el crecimiento económico y el desarrollo cultural y social de la comunidad de Salto. En relación con el cumplimiento de los principios rectores (Art. 3.º), la propuesta incorpora la sostenibilidad —preservación de recursos naturales y agrícolas litorales—, la cooperación —mesa de cogestión público-privada—, la calidad —certificaciones internacionales de servicios— y la accesibilidad —goce del turismo para personas con discapacidad en todas las estaciones—. Respecto de la regulación de prácticas especializadas (Art. 25.º), la normativa clasifica al circuito como turismo especializado, exigiendo que guías y transportistas cuenten con registros y habilitaciones vigentes ante el MINTUR.</w:t>
+        <w:t xml:space="preserve">La formalización y operación del circuito se rige por la Ley N.° 19.253 (Ley de Regulación de la Actividad Turística en Uruguay, IMPO, 2014), y el proyecto se alinea con sus disposiciones fundamentales. En cuanto a la declaración de interés nacional (Art. 1.º), el circuito promueve el crecimiento económico y el desarrollo cultural y social de la comunidad de Salto. En relación con el cumplimiento de los principios rectores (Art. 3.º), la propuesta incorpora la sostenibilidad —preservación de recursos naturales y agrícolas litorales—, la cooperación —mesa de cogestión público-privada—, la calidad —certificaciones internacionales de servicios— y la accesibilidad —goce del turismo para personas con discapacidad en todas las estaciones—. Respecto de la regulación de prácticas especializadas (Art. 25.º), la normativa clasifica al circuito como turismo especializado, exigiendo que guías y transportistas cuenten con registros y habilitaciones vigentes ante el MINTUR. Esta última exigencia se reglamenta en concreto mediante el Decreto N.° 278/015 (Uruguay. Poder Ejecutivo, 2015), que regula a las empresas de transporte turístico —aplicable al servicio de minibuses previsto en el itinerario operativo (6.4)— y condiciona su actividad a la inscripción anual ante el MINTUR y a la constitución de una garantía de funcionamiento.</w:t>
       </w:r>
     </w:p>
     <w:p>
@@ -15397,6 +15397,26 @@
           <w:szCs w:val="24"/>
         </w:rPr>
         <w:t xml:space="preserve">Uruguay. Poder Ejecutivo. (2010). Decreto N.° 370/010: Regulación del Turismo Enológico. Marco Jurídico. Registro Nacional de Leyes y Decretos, Tomo 2, Semestre 2, Año 2010, p. 1420. IMPO. https://www.impo.com.uy/bases/decretos/370-2010</w:t>
+      </w:r>
+    </w:p>
+    <w:p>
+      <w:pPr>
+        <w:spacing w:after="160" w:line="240" w:lineRule="auto"/>
+        <w:ind w:left="720" w:hanging="720"/>
+        <w:jc w:val="left"/>
+      </w:pPr>
+      <w:r>
+        <w:rPr>
+          <w:rFonts w:ascii="Times New Roman" w:cs="Times New Roman" w:eastAsia="Times New Roman" w:hAnsi="Times New Roman"/>
+          <w:b w:val="false"/>
+          <w:bCs w:val="false"/>
+          <w:i w:val="false"/>
+          <w:iCs w:val="false"/>
+          <w:color w:val="000000"/>
+          <w:sz w:val="24"/>
+          <w:szCs w:val="24"/>
+        </w:rPr>
+        <w:t xml:space="preserve">Uruguay. Poder Ejecutivo. (2015). Decreto N.° 278/015: Reglamentación de la Ley N.° 19.253 relativa a la regulación de la actividad turística (empresas de transporte turístico). Diario Oficial, 20 de octubre de 2015. IMPO. https://www.impo.com.uy/bases/decretos/278-2015</w:t>
       </w:r>
     </w:p>
     <w:p>

--- a/La Ruta del Tannat - Proyecto Final.docx
+++ b/La Ruta del Tannat - Proyecto Final.docx
@@ -1349,6 +1349,26 @@
           <w:sz w:val="24"/>
           <w:szCs w:val="24"/>
         </w:rPr>
+        <w:t xml:space="preserve">A esta dimensión experiencial se suma el concepto de patrimonio histórico, entendido no como un vestigio inerte del pasado sino como una construcción social: según Prats (1997), el patrimonio se activa a partir de una memoria intersubjetiva —compartida por una comunidad— que selecciona y resignifica determinados referentes del pasado en función de las necesidades e intereses del presente. Bajo esta lógica, la figura de Pascual Harriague y el origen del Tannat en Salto no son un dato histórico neutro, sino un relato que la comunidad local activa deliberadamente para construir identidad y, en este caso, valor turístico. La experiencia transformadora que persigue el circuito se apoya, entonces, tanto en la inmersión sensorial descrita por Ahlfert y Urry como en esta dimensión patrimonial: el visitante no solo prueba un vino, sino que participa de la memoria colectiva que le da sentido.</w:t>
+      </w:r>
+    </w:p>
+    <w:p>
+      <w:pPr>
+        <w:keepNext w:val="false"/>
+        <w:spacing w:after="200" w:line="240" w:lineRule="auto"/>
+        <w:jc w:val="both"/>
+      </w:pPr>
+      <w:r>
+        <w:rPr>
+          <w:rFonts w:ascii="Arial" w:cs="Arial" w:eastAsia="Arial" w:hAnsi="Arial"/>
+          <w:b w:val="false"/>
+          <w:bCs w:val="false"/>
+          <w:i w:val="false"/>
+          <w:iCs w:val="false"/>
+          <w:color w:val="000000"/>
+          <w:sz w:val="24"/>
+          <w:szCs w:val="24"/>
+        </w:rPr>
         <w:t xml:space="preserve">En el medio rural, estos principios se concretan en itinerarios interactivos: el contacto directo con el productor, las degustaciones sensoriales guiadas y los recorridos interpretativos en el viñedo, que permiten comprender los ciclos biológicos de la vid y el manejo del suelo.</w:t>
       </w:r>
     </w:p>
@@ -1535,6 +1555,26 @@
           <w:szCs w:val="24"/>
         </w:rPr>
         <w:t xml:space="preserve">Se implementa un enfoque de investigación-acción de carácter mixto (cualitativo-cuantitativo) y alcance descriptivo-explicativo. Este diseño metodológico permite realizar un análisis riguroso de la situación actual y, simultáneamente, integrar a los actores locales en el diseño de la propuesta empresarial, facilitando la apropiación social de la ruta.</w:t>
+      </w:r>
+    </w:p>
+    <w:p>
+      <w:pPr>
+        <w:keepNext w:val="false"/>
+        <w:spacing w:after="200" w:line="240" w:lineRule="auto"/>
+        <w:jc w:val="both"/>
+      </w:pPr>
+      <w:r>
+        <w:rPr>
+          <w:rFonts w:ascii="Arial" w:cs="Arial" w:eastAsia="Arial" w:hAnsi="Arial"/>
+          <w:b w:val="false"/>
+          <w:bCs w:val="false"/>
+          <w:i w:val="false"/>
+          <w:iCs w:val="false"/>
+          <w:color w:val="000000"/>
+          <w:sz w:val="24"/>
+          <w:szCs w:val="24"/>
+        </w:rPr>
+        <w:t xml:space="preserve">Esta elección metodológica se fundamenta en Hernández Sampieri et al. (2014), quienes señalan que el enfoque mixto permite compensar las limitaciones de cada método por separado: la dimensión cuantitativa aporta la evidencia estadística necesaria para dimensionar el mercado y proyectar la viabilidad financiera de la propuesta (capítulos 4 y 6), mientras que la dimensión cualitativa —entrevistas, indagación en territorio— permite captar el significado que los propios actores locales (bodegas, Centro Vasco, operadores hoteleros) atribuyen al patrimonio vitivinícola de Salto, un insumo indispensable para diseñar un guion interpretativo fidedigno. El alcance descriptivo-explicativo se justifica, a su vez, porque el proyecto no se limita a describir la situación actual del destino, sino que busca explicar las causas de su bajo desempeño enoturístico —la desconexión estructural entre el producto termal y el patrimonio vitivinícola— para, a partir de ese diagnóstico, formular una propuesta de intervención. El componente de investigación-acción, por último, responde a la necesidad de involucrar a los actores del territorio como corresponsables del diseño de la ruta y no como meros informantes, favoreciendo su apropiación futura del proyecto.</w:t>
       </w:r>
     </w:p>
     <w:p>
@@ -5071,7 +5111,7 @@
           <w:sz w:val="24"/>
           <w:szCs w:val="24"/>
         </w:rPr>
-        <w:t xml:space="preserve">Entre las debilidades se identifica, en primer lugar, la escasa coordinación operativa entre la Mesa Estratégica de Turismo de Salto (METS), los operadores hoteleros y los guías turísticos. Se suma la vulnerabilidad climática en la caminería rural secundaria de Colonia Osimani y Parada Daymán, así como una brecha digital caracterizada por la falta de motores de reserva en tiempo real y de pasarelas de pago electrónico internacional en las bodegas pequeñas. También se advierte una deficiencia crítica en la señalética indicativa homologada por el MINTUR en la Ruta 3 y sus bifurcaciones. Por último, persisten un bajo volumen de producción y una centralización de la distribución en el sur del país.</w:t>
+        <w:t xml:space="preserve">Entre las debilidades se identifica, en primer lugar, la fragmentación de la gobernanza turística departamental: la antigua Mesa Estratégica de Turismo de Salto (METS), que en 2022 reunía en una sola instancia a la Intendencia de Salto, el Centro Comercial e Industrial de Salto (CCIS), la Liga de Turismo de Arapey y el sector hotelero (Intendencia de Salto, s.f.-b), dejó de funcionar como mesa unificada. La articulación actual se sostiene en diálogos bilaterales entre la Comisión de Turismo del CCIS y la Comisión de Turismo de la Junta Departamental de Salto (Diario Cambio, s.f.-d), sin una instancia permanente que integre también a los operadores hoteleros y a los guías turísticos. Se suma la vulnerabilidad climática en la caminería rural secundaria de Colonia Osimani y Parada Daymán, así como una brecha digital caracterizada por la falta de motores de reserva en tiempo real y de pasarelas de pago electrónico internacional en las bodegas pequeñas. También se advierte una deficiencia crítica en la señalética indicativa homologada por el MINTUR en la Ruta 3 y sus bifurcaciones. Por último, persisten un bajo volumen de producción y una centralización de la distribución en el sur del país.</w:t>
       </w:r>
     </w:p>
     <w:p>
@@ -6748,7 +6788,7 @@
           <w:sz w:val="24"/>
           <w:szCs w:val="24"/>
         </w:rPr>
-        <w:t xml:space="preserve">A partir de este análisis cruzado se desprenden cinco recomendaciones estratégicas para el Plan de Acción. En primer lugar, una gobernanza híbrida y vinculante, mediante la constitución del Comité de Gestión de la Ruta del Tannat, integrado por la METS, la Asociación de Vitivinicultores de Salto, guías locales y representantes hoteleros. En segundo lugar, la mitigación de la brecha de infraestructura, a través de alianzas con agencias receptivas que dispongan de vehículos utilitarios y de la gestión ante el MINTUR de la homologación de señalética específica para la Ruta 3. En tercer lugar, una digitalización orientada a la conversión inmediata, mediante una plataforma web unificada o un motor de reservas compartido con pasarela de pagos internacionales. En cuarto lugar, la hibridación del producto y la certificación sostenible, iniciando el proceso de certificación Uruguay Sustainable Winegrowing en las bodegas activas de la ruta. Por último, la activación del relato binacional y cultural, explotando la épica de Pascual Harriague y la herencia vasca, potenciada por la Semana de Harriague y su carácter binacional con Concordia.</w:t>
+        <w:t xml:space="preserve">A partir de este análisis cruzado se desprenden cinco recomendaciones estratégicas para el Plan de Acción. En primer lugar, una gobernanza híbrida y vinculante, mediante la constitución del Comité de Gestión de la Ruta del Tannat, integrado por la Comisión de Turismo del Centro Comercial e Industrial de Salto (CCIS), la Comisión de Turismo de la Junta Departamental de Salto, la Asociación de Vitivinicultores de Salto, guías locales y representantes hoteleros —supliendo así, para este circuito específico, la mesa unificada que dejó de operar tras el cierre de la METS—. En segundo lugar, la mitigación de la brecha de infraestructura, a través de alianzas con agencias receptivas que dispongan de vehículos utilitarios y de la gestión ante el MINTUR de la homologación de señalética específica para la Ruta 3. En tercer lugar, una digitalización orientada a la conversión inmediata, mediante una plataforma web unificada o un motor de reservas compartido con pasarela de pagos internacionales. En cuarto lugar, la hibridación del producto y la certificación sostenible, iniciando el proceso de certificación Uruguay Sustainable Winegrowing en las bodegas activas de la ruta. Por último, la activación del relato binacional y cultural, explotando la épica de Pascual Harriague y la herencia vasca, potenciada por la Semana de Harriague y su carácter binacional con Concordia.</w:t>
       </w:r>
     </w:p>
     <w:p>
@@ -7265,9 +7305,9 @@
         </w:tblBorders>
       </w:tblPr>
       <w:tblGrid>
-        <w:gridCol w:w="2106"/>
-        <w:gridCol w:w="5345"/>
-        <w:gridCol w:w="1053"/>
+        <w:gridCol w:w="2479"/>
+        <w:gridCol w:w="5034"/>
+        <w:gridCol w:w="991"/>
       </w:tblGrid>
       <w:tr>
         <w:trPr>
@@ -7275,7 +7315,7 @@
         </w:trPr>
         <w:tc>
           <w:tcPr>
-            <w:tcW w:type="dxa" w:w="2106"/>
+            <w:tcW w:type="dxa" w:w="2479"/>
             <w:shd w:fill="5b2333" w:val="clear"/>
             <w:tcMar>
               <w:top w:type="dxa" w:w="60"/>
@@ -7307,7 +7347,7 @@
         </w:tc>
         <w:tc>
           <w:tcPr>
-            <w:tcW w:type="dxa" w:w="5345"/>
+            <w:tcW w:type="dxa" w:w="5034"/>
             <w:shd w:fill="5b2333" w:val="clear"/>
             <w:tcMar>
               <w:top w:type="dxa" w:w="60"/>
@@ -7339,7 +7379,7 @@
         </w:tc>
         <w:tc>
           <w:tcPr>
-            <w:tcW w:type="dxa" w:w="1053"/>
+            <w:tcW w:type="dxa" w:w="991"/>
             <w:shd w:fill="5b2333" w:val="clear"/>
             <w:tcMar>
               <w:top w:type="dxa" w:w="60"/>
@@ -7376,7 +7416,7 @@
         </w:trPr>
         <w:tc>
           <w:tcPr>
-            <w:tcW w:type="dxa" w:w="2106"/>
+            <w:tcW w:type="dxa" w:w="2479"/>
             <w:tcMar>
               <w:top w:type="dxa" w:w="60"/>
               <w:left w:type="dxa" w:w="100"/>
@@ -7407,7 +7447,7 @@
         </w:tc>
         <w:tc>
           <w:tcPr>
-            <w:tcW w:type="dxa" w:w="5345"/>
+            <w:tcW w:type="dxa" w:w="5034"/>
             <w:tcMar>
               <w:top w:type="dxa" w:w="60"/>
               <w:left w:type="dxa" w:w="100"/>
@@ -7438,7 +7478,7 @@
         </w:tc>
         <w:tc>
           <w:tcPr>
-            <w:tcW w:type="dxa" w:w="1053"/>
+            <w:tcW w:type="dxa" w:w="991"/>
             <w:tcMar>
               <w:top w:type="dxa" w:w="60"/>
               <w:left w:type="dxa" w:w="100"/>
@@ -7474,7 +7514,7 @@
         </w:trPr>
         <w:tc>
           <w:tcPr>
-            <w:tcW w:type="dxa" w:w="2106"/>
+            <w:tcW w:type="dxa" w:w="2479"/>
             <w:tcMar>
               <w:top w:type="dxa" w:w="60"/>
               <w:left w:type="dxa" w:w="100"/>
@@ -7505,7 +7545,7 @@
         </w:tc>
         <w:tc>
           <w:tcPr>
-            <w:tcW w:type="dxa" w:w="5345"/>
+            <w:tcW w:type="dxa" w:w="5034"/>
             <w:tcMar>
               <w:top w:type="dxa" w:w="60"/>
               <w:left w:type="dxa" w:w="100"/>
@@ -7536,7 +7576,7 @@
         </w:tc>
         <w:tc>
           <w:tcPr>
-            <w:tcW w:type="dxa" w:w="1053"/>
+            <w:tcW w:type="dxa" w:w="991"/>
             <w:tcMar>
               <w:top w:type="dxa" w:w="60"/>
               <w:left w:type="dxa" w:w="100"/>
@@ -7572,38 +7612,38 @@
         </w:trPr>
         <w:tc>
           <w:tcPr>
-            <w:tcW w:type="dxa" w:w="2106"/>
-            <w:tcMar>
-              <w:top w:type="dxa" w:w="60"/>
-              <w:left w:type="dxa" w:w="100"/>
-              <w:bottom w:type="dxa" w:w="60"/>
-              <w:right w:type="dxa" w:w="100"/>
-            </w:tcMar>
-            <w:vAlign w:val="center"/>
-          </w:tcPr>
-          <w:p>
-            <w:pPr>
-              <w:spacing w:line="240" w:lineRule="auto"/>
-              <w:jc w:val="center"/>
-            </w:pPr>
-            <w:r>
-              <w:rPr>
-                <w:rFonts w:ascii="Arial" w:cs="Arial" w:eastAsia="Arial" w:hAnsi="Arial"/>
-                <w:b w:val="false"/>
-                <w:bCs w:val="false"/>
-                <w:i w:val="false"/>
-                <w:iCs w:val="false"/>
-                <w:color w:val="000000"/>
-                <w:sz w:val="20"/>
-                <w:szCs w:val="20"/>
-              </w:rPr>
-              <w:t xml:space="preserve">Mesa Estratégica de Turismo de Salto (METS) — enlace</w:t>
-            </w:r>
-          </w:p>
-        </w:tc>
-        <w:tc>
-          <w:tcPr>
-            <w:tcW w:type="dxa" w:w="5345"/>
+            <w:tcW w:type="dxa" w:w="2479"/>
+            <w:tcMar>
+              <w:top w:type="dxa" w:w="60"/>
+              <w:left w:type="dxa" w:w="100"/>
+              <w:bottom w:type="dxa" w:w="60"/>
+              <w:right w:type="dxa" w:w="100"/>
+            </w:tcMar>
+            <w:vAlign w:val="center"/>
+          </w:tcPr>
+          <w:p>
+            <w:pPr>
+              <w:spacing w:line="240" w:lineRule="auto"/>
+              <w:jc w:val="center"/>
+            </w:pPr>
+            <w:r>
+              <w:rPr>
+                <w:rFonts w:ascii="Arial" w:cs="Arial" w:eastAsia="Arial" w:hAnsi="Arial"/>
+                <w:b w:val="false"/>
+                <w:bCs w:val="false"/>
+                <w:i w:val="false"/>
+                <w:iCs w:val="false"/>
+                <w:color w:val="000000"/>
+                <w:sz w:val="20"/>
+                <w:szCs w:val="20"/>
+              </w:rPr>
+              <w:t xml:space="preserve">Comisión de Turismo del CCIS y de la Junta Departamental — enlace</w:t>
+            </w:r>
+          </w:p>
+        </w:tc>
+        <w:tc>
+          <w:tcPr>
+            <w:tcW w:type="dxa" w:w="5034"/>
             <w:tcMar>
               <w:top w:type="dxa" w:w="60"/>
               <w:left w:type="dxa" w:w="100"/>
@@ -7634,7 +7674,7 @@
         </w:tc>
         <w:tc>
           <w:tcPr>
-            <w:tcW w:type="dxa" w:w="1053"/>
+            <w:tcW w:type="dxa" w:w="991"/>
             <w:tcMar>
               <w:top w:type="dxa" w:w="60"/>
               <w:left w:type="dxa" w:w="100"/>
@@ -12793,10 +12833,10 @@
         </w:tblBorders>
       </w:tblPr>
       <w:tblGrid>
+        <w:gridCol w:w="842"/>
         <w:gridCol w:w="843"/>
-        <w:gridCol w:w="859"/>
-        <w:gridCol w:w="5307"/>
-        <w:gridCol w:w="1495"/>
+        <w:gridCol w:w="5206"/>
+        <w:gridCol w:w="1613"/>
       </w:tblGrid>
       <w:tr>
         <w:trPr>
@@ -12804,6 +12844,38 @@
         </w:trPr>
         <w:tc>
           <w:tcPr>
+            <w:tcW w:type="dxa" w:w="842"/>
+            <w:shd w:fill="5b2333" w:val="clear"/>
+            <w:tcMar>
+              <w:top w:type="dxa" w:w="60"/>
+              <w:left w:type="dxa" w:w="100"/>
+              <w:bottom w:type="dxa" w:w="60"/>
+              <w:right w:type="dxa" w:w="100"/>
+            </w:tcMar>
+            <w:vAlign w:val="center"/>
+          </w:tcPr>
+          <w:p>
+            <w:pPr>
+              <w:spacing w:line="240" w:lineRule="auto"/>
+              <w:jc w:val="center"/>
+            </w:pPr>
+            <w:r>
+              <w:rPr>
+                <w:rFonts w:ascii="Arial" w:cs="Arial" w:eastAsia="Arial" w:hAnsi="Arial"/>
+                <w:b/>
+                <w:bCs/>
+                <w:i w:val="false"/>
+                <w:iCs w:val="false"/>
+                <w:color w:val="ffffff"/>
+                <w:sz w:val="20"/>
+                <w:szCs w:val="20"/>
+              </w:rPr>
+              <w:t xml:space="preserve">Fase</w:t>
+            </w:r>
+          </w:p>
+        </w:tc>
+        <w:tc>
+          <w:tcPr>
             <w:tcW w:type="dxa" w:w="843"/>
             <w:shd w:fill="5b2333" w:val="clear"/>
             <w:tcMar>
@@ -12830,13 +12902,13 @@
                 <w:sz w:val="20"/>
                 <w:szCs w:val="20"/>
               </w:rPr>
-              <w:t xml:space="preserve">Fase</w:t>
-            </w:r>
-          </w:p>
-        </w:tc>
-        <w:tc>
-          <w:tcPr>
-            <w:tcW w:type="dxa" w:w="859"/>
+              <w:t xml:space="preserve">Plazo estimado</w:t>
+            </w:r>
+          </w:p>
+        </w:tc>
+        <w:tc>
+          <w:tcPr>
+            <w:tcW w:type="dxa" w:w="5206"/>
             <w:shd w:fill="5b2333" w:val="clear"/>
             <w:tcMar>
               <w:top w:type="dxa" w:w="60"/>
@@ -12862,45 +12934,13 @@
                 <w:sz w:val="20"/>
                 <w:szCs w:val="20"/>
               </w:rPr>
-              <w:t xml:space="preserve">Plazo estimado</w:t>
-            </w:r>
-          </w:p>
-        </w:tc>
-        <w:tc>
-          <w:tcPr>
-            <w:tcW w:type="dxa" w:w="5307"/>
-            <w:shd w:fill="5b2333" w:val="clear"/>
-            <w:tcMar>
-              <w:top w:type="dxa" w:w="60"/>
-              <w:left w:type="dxa" w:w="100"/>
-              <w:bottom w:type="dxa" w:w="60"/>
-              <w:right w:type="dxa" w:w="100"/>
-            </w:tcMar>
-            <w:vAlign w:val="center"/>
-          </w:tcPr>
-          <w:p>
-            <w:pPr>
-              <w:spacing w:line="240" w:lineRule="auto"/>
-              <w:jc w:val="center"/>
-            </w:pPr>
-            <w:r>
-              <w:rPr>
-                <w:rFonts w:ascii="Arial" w:cs="Arial" w:eastAsia="Arial" w:hAnsi="Arial"/>
-                <w:b/>
-                <w:bCs/>
-                <w:i w:val="false"/>
-                <w:iCs w:val="false"/>
-                <w:color w:val="ffffff"/>
-                <w:sz w:val="20"/>
-                <w:szCs w:val="20"/>
-              </w:rPr>
               <w:t xml:space="preserve">Actividades principales</w:t>
             </w:r>
           </w:p>
         </w:tc>
         <w:tc>
           <w:tcPr>
-            <w:tcW w:type="dxa" w:w="1495"/>
+            <w:tcW w:type="dxa" w:w="1613"/>
             <w:shd w:fill="5b2333" w:val="clear"/>
             <w:tcMar>
               <w:top w:type="dxa" w:w="60"/>
@@ -12937,6 +12977,37 @@
         </w:trPr>
         <w:tc>
           <w:tcPr>
+            <w:tcW w:type="dxa" w:w="842"/>
+            <w:tcMar>
+              <w:top w:type="dxa" w:w="60"/>
+              <w:left w:type="dxa" w:w="100"/>
+              <w:bottom w:type="dxa" w:w="60"/>
+              <w:right w:type="dxa" w:w="100"/>
+            </w:tcMar>
+            <w:vAlign w:val="center"/>
+          </w:tcPr>
+          <w:p>
+            <w:pPr>
+              <w:spacing w:line="240" w:lineRule="auto"/>
+              <w:jc w:val="center"/>
+            </w:pPr>
+            <w:r>
+              <w:rPr>
+                <w:rFonts w:ascii="Arial" w:cs="Arial" w:eastAsia="Arial" w:hAnsi="Arial"/>
+                <w:b w:val="false"/>
+                <w:bCs w:val="false"/>
+                <w:i w:val="false"/>
+                <w:iCs w:val="false"/>
+                <w:color w:val="000000"/>
+                <w:sz w:val="20"/>
+                <w:szCs w:val="20"/>
+              </w:rPr>
+              <w:t xml:space="preserve">0</w:t>
+            </w:r>
+          </w:p>
+        </w:tc>
+        <w:tc>
+          <w:tcPr>
             <w:tcW w:type="dxa" w:w="843"/>
             <w:tcMar>
               <w:top w:type="dxa" w:w="60"/>
@@ -12962,44 +13033,13 @@
                 <w:sz w:val="20"/>
                 <w:szCs w:val="20"/>
               </w:rPr>
-              <w:t xml:space="preserve">0</w:t>
-            </w:r>
-          </w:p>
-        </w:tc>
-        <w:tc>
-          <w:tcPr>
-            <w:tcW w:type="dxa" w:w="859"/>
-            <w:tcMar>
-              <w:top w:type="dxa" w:w="60"/>
-              <w:left w:type="dxa" w:w="100"/>
-              <w:bottom w:type="dxa" w:w="60"/>
-              <w:right w:type="dxa" w:w="100"/>
-            </w:tcMar>
-            <w:vAlign w:val="center"/>
-          </w:tcPr>
-          <w:p>
-            <w:pPr>
-              <w:spacing w:line="240" w:lineRule="auto"/>
-              <w:jc w:val="center"/>
-            </w:pPr>
-            <w:r>
-              <w:rPr>
-                <w:rFonts w:ascii="Arial" w:cs="Arial" w:eastAsia="Arial" w:hAnsi="Arial"/>
-                <w:b w:val="false"/>
-                <w:bCs w:val="false"/>
-                <w:i w:val="false"/>
-                <w:iCs w:val="false"/>
-                <w:color w:val="000000"/>
-                <w:sz w:val="20"/>
-                <w:szCs w:val="20"/>
-              </w:rPr>
               <w:t xml:space="preserve">Trimestre 1</w:t>
             </w:r>
           </w:p>
         </w:tc>
         <w:tc>
           <w:tcPr>
-            <w:tcW w:type="dxa" w:w="5307"/>
+            <w:tcW w:type="dxa" w:w="5206"/>
             <w:tcMar>
               <w:top w:type="dxa" w:w="60"/>
               <w:left w:type="dxa" w:w="100"/>
@@ -13030,32 +13070,32 @@
         </w:tc>
         <w:tc>
           <w:tcPr>
-            <w:tcW w:type="dxa" w:w="1495"/>
-            <w:tcMar>
-              <w:top w:type="dxa" w:w="60"/>
-              <w:left w:type="dxa" w:w="100"/>
-              <w:bottom w:type="dxa" w:w="60"/>
-              <w:right w:type="dxa" w:w="100"/>
-            </w:tcMar>
-            <w:vAlign w:val="center"/>
-          </w:tcPr>
-          <w:p>
-            <w:pPr>
-              <w:spacing w:line="240" w:lineRule="auto"/>
-              <w:jc w:val="center"/>
-            </w:pPr>
-            <w:r>
-              <w:rPr>
-                <w:rFonts w:ascii="Arial" w:cs="Arial" w:eastAsia="Arial" w:hAnsi="Arial"/>
-                <w:b w:val="false"/>
-                <w:bCs w:val="false"/>
-                <w:i w:val="false"/>
-                <w:iCs w:val="false"/>
-                <w:color w:val="000000"/>
-                <w:sz w:val="20"/>
-                <w:szCs w:val="20"/>
-              </w:rPr>
-              <w:t xml:space="preserve">Comité de Gestión / METS</w:t>
+            <w:tcW w:type="dxa" w:w="1613"/>
+            <w:tcMar>
+              <w:top w:type="dxa" w:w="60"/>
+              <w:left w:type="dxa" w:w="100"/>
+              <w:bottom w:type="dxa" w:w="60"/>
+              <w:right w:type="dxa" w:w="100"/>
+            </w:tcMar>
+            <w:vAlign w:val="center"/>
+          </w:tcPr>
+          <w:p>
+            <w:pPr>
+              <w:spacing w:line="240" w:lineRule="auto"/>
+              <w:jc w:val="center"/>
+            </w:pPr>
+            <w:r>
+              <w:rPr>
+                <w:rFonts w:ascii="Arial" w:cs="Arial" w:eastAsia="Arial" w:hAnsi="Arial"/>
+                <w:b w:val="false"/>
+                <w:bCs w:val="false"/>
+                <w:i w:val="false"/>
+                <w:iCs w:val="false"/>
+                <w:color w:val="000000"/>
+                <w:sz w:val="20"/>
+                <w:szCs w:val="20"/>
+              </w:rPr>
+              <w:t xml:space="preserve">Comité de Gestión / Comisión de Turismo CCIS</w:t>
             </w:r>
           </w:p>
         </w:tc>
@@ -13066,6 +13106,37 @@
         </w:trPr>
         <w:tc>
           <w:tcPr>
+            <w:tcW w:type="dxa" w:w="842"/>
+            <w:tcMar>
+              <w:top w:type="dxa" w:w="60"/>
+              <w:left w:type="dxa" w:w="100"/>
+              <w:bottom w:type="dxa" w:w="60"/>
+              <w:right w:type="dxa" w:w="100"/>
+            </w:tcMar>
+            <w:vAlign w:val="center"/>
+          </w:tcPr>
+          <w:p>
+            <w:pPr>
+              <w:spacing w:line="240" w:lineRule="auto"/>
+              <w:jc w:val="center"/>
+            </w:pPr>
+            <w:r>
+              <w:rPr>
+                <w:rFonts w:ascii="Arial" w:cs="Arial" w:eastAsia="Arial" w:hAnsi="Arial"/>
+                <w:b w:val="false"/>
+                <w:bCs w:val="false"/>
+                <w:i w:val="false"/>
+                <w:iCs w:val="false"/>
+                <w:color w:val="000000"/>
+                <w:sz w:val="20"/>
+                <w:szCs w:val="20"/>
+              </w:rPr>
+              <w:t xml:space="preserve">1</w:t>
+            </w:r>
+          </w:p>
+        </w:tc>
+        <w:tc>
+          <w:tcPr>
             <w:tcW w:type="dxa" w:w="843"/>
             <w:tcMar>
               <w:top w:type="dxa" w:w="60"/>
@@ -13091,44 +13162,13 @@
                 <w:sz w:val="20"/>
                 <w:szCs w:val="20"/>
               </w:rPr>
-              <w:t xml:space="preserve">1</w:t>
-            </w:r>
-          </w:p>
-        </w:tc>
-        <w:tc>
-          <w:tcPr>
-            <w:tcW w:type="dxa" w:w="859"/>
-            <w:tcMar>
-              <w:top w:type="dxa" w:w="60"/>
-              <w:left w:type="dxa" w:w="100"/>
-              <w:bottom w:type="dxa" w:w="60"/>
-              <w:right w:type="dxa" w:w="100"/>
-            </w:tcMar>
-            <w:vAlign w:val="center"/>
-          </w:tcPr>
-          <w:p>
-            <w:pPr>
-              <w:spacing w:line="240" w:lineRule="auto"/>
-              <w:jc w:val="center"/>
-            </w:pPr>
-            <w:r>
-              <w:rPr>
-                <w:rFonts w:ascii="Arial" w:cs="Arial" w:eastAsia="Arial" w:hAnsi="Arial"/>
-                <w:b w:val="false"/>
-                <w:bCs w:val="false"/>
-                <w:i w:val="false"/>
-                <w:iCs w:val="false"/>
-                <w:color w:val="000000"/>
-                <w:sz w:val="20"/>
-                <w:szCs w:val="20"/>
-              </w:rPr>
               <w:t xml:space="preserve">Trimestre 1-2</w:t>
             </w:r>
           </w:p>
         </w:tc>
         <w:tc>
           <w:tcPr>
-            <w:tcW w:type="dxa" w:w="5307"/>
+            <w:tcW w:type="dxa" w:w="5206"/>
             <w:tcMar>
               <w:top w:type="dxa" w:w="60"/>
               <w:left w:type="dxa" w:w="100"/>
@@ -13159,7 +13199,7 @@
         </w:tc>
         <w:tc>
           <w:tcPr>
-            <w:tcW w:type="dxa" w:w="1495"/>
+            <w:tcW w:type="dxa" w:w="1613"/>
             <w:tcMar>
               <w:top w:type="dxa" w:w="60"/>
               <w:left w:type="dxa" w:w="100"/>
@@ -13195,6 +13235,37 @@
         </w:trPr>
         <w:tc>
           <w:tcPr>
+            <w:tcW w:type="dxa" w:w="842"/>
+            <w:tcMar>
+              <w:top w:type="dxa" w:w="60"/>
+              <w:left w:type="dxa" w:w="100"/>
+              <w:bottom w:type="dxa" w:w="60"/>
+              <w:right w:type="dxa" w:w="100"/>
+            </w:tcMar>
+            <w:vAlign w:val="center"/>
+          </w:tcPr>
+          <w:p>
+            <w:pPr>
+              <w:spacing w:line="240" w:lineRule="auto"/>
+              <w:jc w:val="center"/>
+            </w:pPr>
+            <w:r>
+              <w:rPr>
+                <w:rFonts w:ascii="Arial" w:cs="Arial" w:eastAsia="Arial" w:hAnsi="Arial"/>
+                <w:b w:val="false"/>
+                <w:bCs w:val="false"/>
+                <w:i w:val="false"/>
+                <w:iCs w:val="false"/>
+                <w:color w:val="000000"/>
+                <w:sz w:val="20"/>
+                <w:szCs w:val="20"/>
+              </w:rPr>
+              <w:t xml:space="preserve">2</w:t>
+            </w:r>
+          </w:p>
+        </w:tc>
+        <w:tc>
+          <w:tcPr>
             <w:tcW w:type="dxa" w:w="843"/>
             <w:tcMar>
               <w:top w:type="dxa" w:w="60"/>
@@ -13220,44 +13291,13 @@
                 <w:sz w:val="20"/>
                 <w:szCs w:val="20"/>
               </w:rPr>
-              <w:t xml:space="preserve">2</w:t>
-            </w:r>
-          </w:p>
-        </w:tc>
-        <w:tc>
-          <w:tcPr>
-            <w:tcW w:type="dxa" w:w="859"/>
-            <w:tcMar>
-              <w:top w:type="dxa" w:w="60"/>
-              <w:left w:type="dxa" w:w="100"/>
-              <w:bottom w:type="dxa" w:w="60"/>
-              <w:right w:type="dxa" w:w="100"/>
-            </w:tcMar>
-            <w:vAlign w:val="center"/>
-          </w:tcPr>
-          <w:p>
-            <w:pPr>
-              <w:spacing w:line="240" w:lineRule="auto"/>
-              <w:jc w:val="center"/>
-            </w:pPr>
-            <w:r>
-              <w:rPr>
-                <w:rFonts w:ascii="Arial" w:cs="Arial" w:eastAsia="Arial" w:hAnsi="Arial"/>
-                <w:b w:val="false"/>
-                <w:bCs w:val="false"/>
-                <w:i w:val="false"/>
-                <w:iCs w:val="false"/>
-                <w:color w:val="000000"/>
-                <w:sz w:val="20"/>
-                <w:szCs w:val="20"/>
-              </w:rPr>
               <w:t xml:space="preserve">Trimestre 2-3</w:t>
             </w:r>
           </w:p>
         </w:tc>
         <w:tc>
           <w:tcPr>
-            <w:tcW w:type="dxa" w:w="5307"/>
+            <w:tcW w:type="dxa" w:w="5206"/>
             <w:tcMar>
               <w:top w:type="dxa" w:w="60"/>
               <w:left w:type="dxa" w:w="100"/>
@@ -13288,7 +13328,7 @@
         </w:tc>
         <w:tc>
           <w:tcPr>
-            <w:tcW w:type="dxa" w:w="1495"/>
+            <w:tcW w:type="dxa" w:w="1613"/>
             <w:tcMar>
               <w:top w:type="dxa" w:w="60"/>
               <w:left w:type="dxa" w:w="100"/>
@@ -13324,6 +13364,37 @@
         </w:trPr>
         <w:tc>
           <w:tcPr>
+            <w:tcW w:type="dxa" w:w="842"/>
+            <w:tcMar>
+              <w:top w:type="dxa" w:w="60"/>
+              <w:left w:type="dxa" w:w="100"/>
+              <w:bottom w:type="dxa" w:w="60"/>
+              <w:right w:type="dxa" w:w="100"/>
+            </w:tcMar>
+            <w:vAlign w:val="center"/>
+          </w:tcPr>
+          <w:p>
+            <w:pPr>
+              <w:spacing w:line="240" w:lineRule="auto"/>
+              <w:jc w:val="center"/>
+            </w:pPr>
+            <w:r>
+              <w:rPr>
+                <w:rFonts w:ascii="Arial" w:cs="Arial" w:eastAsia="Arial" w:hAnsi="Arial"/>
+                <w:b w:val="false"/>
+                <w:bCs w:val="false"/>
+                <w:i w:val="false"/>
+                <w:iCs w:val="false"/>
+                <w:color w:val="000000"/>
+                <w:sz w:val="20"/>
+                <w:szCs w:val="20"/>
+              </w:rPr>
+              <w:t xml:space="preserve">3</w:t>
+            </w:r>
+          </w:p>
+        </w:tc>
+        <w:tc>
+          <w:tcPr>
             <w:tcW w:type="dxa" w:w="843"/>
             <w:tcMar>
               <w:top w:type="dxa" w:w="60"/>
@@ -13349,44 +13420,13 @@
                 <w:sz w:val="20"/>
                 <w:szCs w:val="20"/>
               </w:rPr>
-              <w:t xml:space="preserve">3</w:t>
-            </w:r>
-          </w:p>
-        </w:tc>
-        <w:tc>
-          <w:tcPr>
-            <w:tcW w:type="dxa" w:w="859"/>
-            <w:tcMar>
-              <w:top w:type="dxa" w:w="60"/>
-              <w:left w:type="dxa" w:w="100"/>
-              <w:bottom w:type="dxa" w:w="60"/>
-              <w:right w:type="dxa" w:w="100"/>
-            </w:tcMar>
-            <w:vAlign w:val="center"/>
-          </w:tcPr>
-          <w:p>
-            <w:pPr>
-              <w:spacing w:line="240" w:lineRule="auto"/>
-              <w:jc w:val="center"/>
-            </w:pPr>
-            <w:r>
-              <w:rPr>
-                <w:rFonts w:ascii="Arial" w:cs="Arial" w:eastAsia="Arial" w:hAnsi="Arial"/>
-                <w:b w:val="false"/>
-                <w:bCs w:val="false"/>
-                <w:i w:val="false"/>
-                <w:iCs w:val="false"/>
-                <w:color w:val="000000"/>
-                <w:sz w:val="20"/>
-                <w:szCs w:val="20"/>
-              </w:rPr>
               <w:t xml:space="preserve">Trimestre 3</w:t>
             </w:r>
           </w:p>
         </w:tc>
         <w:tc>
           <w:tcPr>
-            <w:tcW w:type="dxa" w:w="5307"/>
+            <w:tcW w:type="dxa" w:w="5206"/>
             <w:tcMar>
               <w:top w:type="dxa" w:w="60"/>
               <w:left w:type="dxa" w:w="100"/>
@@ -13417,7 +13457,7 @@
         </w:tc>
         <w:tc>
           <w:tcPr>
-            <w:tcW w:type="dxa" w:w="1495"/>
+            <w:tcW w:type="dxa" w:w="1613"/>
             <w:tcMar>
               <w:top w:type="dxa" w:w="60"/>
               <w:left w:type="dxa" w:w="100"/>
@@ -13453,6 +13493,37 @@
         </w:trPr>
         <w:tc>
           <w:tcPr>
+            <w:tcW w:type="dxa" w:w="842"/>
+            <w:tcMar>
+              <w:top w:type="dxa" w:w="60"/>
+              <w:left w:type="dxa" w:w="100"/>
+              <w:bottom w:type="dxa" w:w="60"/>
+              <w:right w:type="dxa" w:w="100"/>
+            </w:tcMar>
+            <w:vAlign w:val="center"/>
+          </w:tcPr>
+          <w:p>
+            <w:pPr>
+              <w:spacing w:line="240" w:lineRule="auto"/>
+              <w:jc w:val="center"/>
+            </w:pPr>
+            <w:r>
+              <w:rPr>
+                <w:rFonts w:ascii="Arial" w:cs="Arial" w:eastAsia="Arial" w:hAnsi="Arial"/>
+                <w:b w:val="false"/>
+                <w:bCs w:val="false"/>
+                <w:i w:val="false"/>
+                <w:iCs w:val="false"/>
+                <w:color w:val="000000"/>
+                <w:sz w:val="20"/>
+                <w:szCs w:val="20"/>
+              </w:rPr>
+              <w:t xml:space="preserve">4</w:t>
+            </w:r>
+          </w:p>
+        </w:tc>
+        <w:tc>
+          <w:tcPr>
             <w:tcW w:type="dxa" w:w="843"/>
             <w:tcMar>
               <w:top w:type="dxa" w:w="60"/>
@@ -13478,44 +13549,13 @@
                 <w:sz w:val="20"/>
                 <w:szCs w:val="20"/>
               </w:rPr>
-              <w:t xml:space="preserve">4</w:t>
-            </w:r>
-          </w:p>
-        </w:tc>
-        <w:tc>
-          <w:tcPr>
-            <w:tcW w:type="dxa" w:w="859"/>
-            <w:tcMar>
-              <w:top w:type="dxa" w:w="60"/>
-              <w:left w:type="dxa" w:w="100"/>
-              <w:bottom w:type="dxa" w:w="60"/>
-              <w:right w:type="dxa" w:w="100"/>
-            </w:tcMar>
-            <w:vAlign w:val="center"/>
-          </w:tcPr>
-          <w:p>
-            <w:pPr>
-              <w:spacing w:line="240" w:lineRule="auto"/>
-              <w:jc w:val="center"/>
-            </w:pPr>
-            <w:r>
-              <w:rPr>
-                <w:rFonts w:ascii="Arial" w:cs="Arial" w:eastAsia="Arial" w:hAnsi="Arial"/>
-                <w:b w:val="false"/>
-                <w:bCs w:val="false"/>
-                <w:i w:val="false"/>
-                <w:iCs w:val="false"/>
-                <w:color w:val="000000"/>
-                <w:sz w:val="20"/>
-                <w:szCs w:val="20"/>
-              </w:rPr>
               <w:t xml:space="preserve">Trimestre 3-4</w:t>
             </w:r>
           </w:p>
         </w:tc>
         <w:tc>
           <w:tcPr>
-            <w:tcW w:type="dxa" w:w="5307"/>
+            <w:tcW w:type="dxa" w:w="5206"/>
             <w:tcMar>
               <w:top w:type="dxa" w:w="60"/>
               <w:left w:type="dxa" w:w="100"/>
@@ -13546,7 +13586,7 @@
         </w:tc>
         <w:tc>
           <w:tcPr>
-            <w:tcW w:type="dxa" w:w="1495"/>
+            <w:tcW w:type="dxa" w:w="1613"/>
             <w:tcMar>
               <w:top w:type="dxa" w:w="60"/>
               <w:left w:type="dxa" w:w="100"/>
@@ -13582,6 +13622,37 @@
         </w:trPr>
         <w:tc>
           <w:tcPr>
+            <w:tcW w:type="dxa" w:w="842"/>
+            <w:tcMar>
+              <w:top w:type="dxa" w:w="60"/>
+              <w:left w:type="dxa" w:w="100"/>
+              <w:bottom w:type="dxa" w:w="60"/>
+              <w:right w:type="dxa" w:w="100"/>
+            </w:tcMar>
+            <w:vAlign w:val="center"/>
+          </w:tcPr>
+          <w:p>
+            <w:pPr>
+              <w:spacing w:line="240" w:lineRule="auto"/>
+              <w:jc w:val="center"/>
+            </w:pPr>
+            <w:r>
+              <w:rPr>
+                <w:rFonts w:ascii="Arial" w:cs="Arial" w:eastAsia="Arial" w:hAnsi="Arial"/>
+                <w:b w:val="false"/>
+                <w:bCs w:val="false"/>
+                <w:i w:val="false"/>
+                <w:iCs w:val="false"/>
+                <w:color w:val="000000"/>
+                <w:sz w:val="20"/>
+                <w:szCs w:val="20"/>
+              </w:rPr>
+              <w:t xml:space="preserve">5</w:t>
+            </w:r>
+          </w:p>
+        </w:tc>
+        <w:tc>
+          <w:tcPr>
             <w:tcW w:type="dxa" w:w="843"/>
             <w:tcMar>
               <w:top w:type="dxa" w:w="60"/>
@@ -13607,44 +13678,13 @@
                 <w:sz w:val="20"/>
                 <w:szCs w:val="20"/>
               </w:rPr>
-              <w:t xml:space="preserve">5</w:t>
-            </w:r>
-          </w:p>
-        </w:tc>
-        <w:tc>
-          <w:tcPr>
-            <w:tcW w:type="dxa" w:w="859"/>
-            <w:tcMar>
-              <w:top w:type="dxa" w:w="60"/>
-              <w:left w:type="dxa" w:w="100"/>
-              <w:bottom w:type="dxa" w:w="60"/>
-              <w:right w:type="dxa" w:w="100"/>
-            </w:tcMar>
-            <w:vAlign w:val="center"/>
-          </w:tcPr>
-          <w:p>
-            <w:pPr>
-              <w:spacing w:line="240" w:lineRule="auto"/>
-              <w:jc w:val="center"/>
-            </w:pPr>
-            <w:r>
-              <w:rPr>
-                <w:rFonts w:ascii="Arial" w:cs="Arial" w:eastAsia="Arial" w:hAnsi="Arial"/>
-                <w:b w:val="false"/>
-                <w:bCs w:val="false"/>
-                <w:i w:val="false"/>
-                <w:iCs w:val="false"/>
-                <w:color w:val="000000"/>
-                <w:sz w:val="20"/>
-                <w:szCs w:val="20"/>
-              </w:rPr>
               <w:t xml:space="preserve">Trimestre 4</w:t>
             </w:r>
           </w:p>
         </w:tc>
         <w:tc>
           <w:tcPr>
-            <w:tcW w:type="dxa" w:w="5307"/>
+            <w:tcW w:type="dxa" w:w="5206"/>
             <w:tcMar>
               <w:top w:type="dxa" w:w="60"/>
               <w:left w:type="dxa" w:w="100"/>
@@ -13675,7 +13715,7 @@
         </w:tc>
         <w:tc>
           <w:tcPr>
-            <w:tcW w:type="dxa" w:w="1495"/>
+            <w:tcW w:type="dxa" w:w="1613"/>
             <w:tcMar>
               <w:top w:type="dxa" w:w="60"/>
               <w:left w:type="dxa" w:w="100"/>
@@ -13711,6 +13751,37 @@
         </w:trPr>
         <w:tc>
           <w:tcPr>
+            <w:tcW w:type="dxa" w:w="842"/>
+            <w:tcMar>
+              <w:top w:type="dxa" w:w="60"/>
+              <w:left w:type="dxa" w:w="100"/>
+              <w:bottom w:type="dxa" w:w="60"/>
+              <w:right w:type="dxa" w:w="100"/>
+            </w:tcMar>
+            <w:vAlign w:val="center"/>
+          </w:tcPr>
+          <w:p>
+            <w:pPr>
+              <w:spacing w:line="240" w:lineRule="auto"/>
+              <w:jc w:val="center"/>
+            </w:pPr>
+            <w:r>
+              <w:rPr>
+                <w:rFonts w:ascii="Arial" w:cs="Arial" w:eastAsia="Arial" w:hAnsi="Arial"/>
+                <w:b w:val="false"/>
+                <w:bCs w:val="false"/>
+                <w:i w:val="false"/>
+                <w:iCs w:val="false"/>
+                <w:color w:val="000000"/>
+                <w:sz w:val="20"/>
+                <w:szCs w:val="20"/>
+              </w:rPr>
+              <w:t xml:space="preserve">6</w:t>
+            </w:r>
+          </w:p>
+        </w:tc>
+        <w:tc>
+          <w:tcPr>
             <w:tcW w:type="dxa" w:w="843"/>
             <w:tcMar>
               <w:top w:type="dxa" w:w="60"/>
@@ -13736,44 +13807,13 @@
                 <w:sz w:val="20"/>
                 <w:szCs w:val="20"/>
               </w:rPr>
-              <w:t xml:space="preserve">6</w:t>
-            </w:r>
-          </w:p>
-        </w:tc>
-        <w:tc>
-          <w:tcPr>
-            <w:tcW w:type="dxa" w:w="859"/>
-            <w:tcMar>
-              <w:top w:type="dxa" w:w="60"/>
-              <w:left w:type="dxa" w:w="100"/>
-              <w:bottom w:type="dxa" w:w="60"/>
-              <w:right w:type="dxa" w:w="100"/>
-            </w:tcMar>
-            <w:vAlign w:val="center"/>
-          </w:tcPr>
-          <w:p>
-            <w:pPr>
-              <w:spacing w:line="240" w:lineRule="auto"/>
-              <w:jc w:val="center"/>
-            </w:pPr>
-            <w:r>
-              <w:rPr>
-                <w:rFonts w:ascii="Arial" w:cs="Arial" w:eastAsia="Arial" w:hAnsi="Arial"/>
-                <w:b w:val="false"/>
-                <w:bCs w:val="false"/>
-                <w:i w:val="false"/>
-                <w:iCs w:val="false"/>
-                <w:color w:val="000000"/>
-                <w:sz w:val="20"/>
-                <w:szCs w:val="20"/>
-              </w:rPr>
               <w:t xml:space="preserve">Trimestre 4 en adelante</w:t>
             </w:r>
           </w:p>
         </w:tc>
         <w:tc>
           <w:tcPr>
-            <w:tcW w:type="dxa" w:w="5307"/>
+            <w:tcW w:type="dxa" w:w="5206"/>
             <w:tcMar>
               <w:top w:type="dxa" w:w="60"/>
               <w:left w:type="dxa" w:w="100"/>
@@ -13804,7 +13844,7 @@
         </w:tc>
         <w:tc>
           <w:tcPr>
-            <w:tcW w:type="dxa" w:w="1495"/>
+            <w:tcW w:type="dxa" w:w="1613"/>
             <w:tcMar>
               <w:top w:type="dxa" w:w="60"/>
               <w:left w:type="dxa" w:w="100"/>
@@ -14179,7 +14219,7 @@
           <w:sz w:val="24"/>
           <w:szCs w:val="24"/>
         </w:rPr>
-        <w:t xml:space="preserve">Centro de Estudios de la Realidad Económica y Social [CERES]. (2026). Monitor de Actividad Turística (marzo, 2026).</w:t>
+        <w:t xml:space="preserve">Centro Comercial e Industrial de Salto [CCIS]. (s.f.). Comisión Turismo. https://www.ccisalto.com.uy/comision-turismo</w:t>
       </w:r>
     </w:p>
     <w:p>
@@ -14199,7 +14239,7 @@
           <w:sz w:val="24"/>
           <w:szCs w:val="24"/>
         </w:rPr>
-        <w:t xml:space="preserve">Cipetur. (s.f.). Enoturismo en Uruguay: cultura, paisaje y sabor. https://www.cipetur.com/index.php/cipetur/destinos/item/7369-enoturismo-en-uruguay-cultura-paisaje-y-sabor</w:t>
+        <w:t xml:space="preserve">Centro de Estudios de la Realidad Económica y Social [CERES]. (2026). Monitor de Actividad Turística (marzo, 2026).</w:t>
       </w:r>
     </w:p>
     <w:p>
@@ -14219,7 +14259,7 @@
           <w:sz w:val="24"/>
           <w:szCs w:val="24"/>
         </w:rPr>
-        <w:t xml:space="preserve">Diario Cambio. (s.f.-a). Salto fuera de la lista de las cinco ciudades más visitadas por turismo. https://diariocambio.com.uy/salto-fuera-de-la-lista-de-las-cinco-ciudades-mas-visitadas-por-turismo</w:t>
+        <w:t xml:space="preserve">Cipetur. (s.f.). Enoturismo en Uruguay: cultura, paisaje y sabor. https://www.cipetur.com/index.php/cipetur/destinos/item/7369-enoturismo-en-uruguay-cultura-paisaje-y-sabor</w:t>
       </w:r>
     </w:p>
     <w:p>
@@ -14239,7 +14279,7 @@
           <w:sz w:val="24"/>
           <w:szCs w:val="24"/>
         </w:rPr>
-        <w:t xml:space="preserve">Diario Cambio. (s.f.-b). Bertolini &amp; Broglio y Salto Chico obtuvieron medallas de oro en el concurso «Tannat al Mundo». https://diariocambio.com.uy/bertolini-broglio-y-salto-chico-obtuvieron-medallas-de-oro-en-el-concurso-tannat-al-mundo</w:t>
+        <w:t xml:space="preserve">Diario Cambio. (s.f.-a). Salto fuera de la lista de las cinco ciudades más visitadas por turismo. https://diariocambio.com.uy/salto-fuera-de-la-lista-de-las-cinco-ciudades-mas-visitadas-por-turismo</w:t>
       </w:r>
     </w:p>
     <w:p>
@@ -14259,7 +14299,7 @@
           <w:sz w:val="24"/>
           <w:szCs w:val="24"/>
         </w:rPr>
-        <w:t xml:space="preserve">Diario Cambio. (s.f.-c). Las lluvias y el agua acumulada en pocos días complican situación de caminería rural en varias zonas. https://diariocambio.com.uy/las-lluvias-y-el-agua-acumulada-en-pocos-dias-complican-situacion-de-camineria-rural-en-varias</w:t>
+        <w:t xml:space="preserve">Diario Cambio. (s.f.-b). Bertolini &amp; Broglio y Salto Chico obtuvieron medallas de oro en el concurso «Tannat al Mundo». https://diariocambio.com.uy/bertolini-broglio-y-salto-chico-obtuvieron-medallas-de-oro-en-el-concurso-tannat-al-mundo</w:t>
       </w:r>
     </w:p>
     <w:p>
@@ -14279,7 +14319,7 @@
           <w:sz w:val="24"/>
           <w:szCs w:val="24"/>
         </w:rPr>
-        <w:t xml:space="preserve">Diario El Debate Pregón. (s.f.). La brecha de precios entre Argentina y Uruguay volvió a ampliarse y llega al 40% en la frontera. https://www.diariodebatepregon.com/argentina-y-el-mundo/la-brecha-de-precios-entre-argentina-y-uruguay-volvio-a-ampliarse-y-llega-al-40-en-la-frontera</w:t>
+        <w:t xml:space="preserve">Diario Cambio. (s.f.-c). Las lluvias y el agua acumulada en pocos días complican situación de caminería rural en varias zonas. https://diariocambio.com.uy/las-lluvias-y-el-agua-acumulada-en-pocos-dias-complican-situacion-de-camineria-rural-en-varias</w:t>
       </w:r>
     </w:p>
     <w:p>
@@ -14299,7 +14339,7 @@
           <w:sz w:val="24"/>
           <w:szCs w:val="24"/>
         </w:rPr>
-        <w:t xml:space="preserve">Diario Río Uruguay. (s.f.). Desde Uruguay destacan que un importante número de concordienses siguen eligiendo los resort termales "all inclusive". http://diarioriouruguay.com/turismo/desde-uruguay-destacan-que-un-importante-nmero-de-concordienses-siguen-eligiendo-los-resort-termales-ldquoall-inclusiverdquo.htm</w:t>
+        <w:t xml:space="preserve">Diario Cambio. (s.f.-d). Diálogo estratégico abordó la situación del turismo y normativas para el sector. https://www.diariocambio.com.uy/dialogo-estrategico-abordo-la-situacion-del-turismo-y-normativas-para-el-sector</w:t>
       </w:r>
     </w:p>
     <w:p>
@@ -14319,7 +14359,7 @@
           <w:sz w:val="24"/>
           <w:szCs w:val="24"/>
         </w:rPr>
-        <w:t xml:space="preserve">El Entre Ríos. (s.f.). "Salto, cuna del Tannat" se une a Concordia para homenajear a Pascual Harriague. https://www.elentrerios.com/actualidad/ldquosalto-cuna-del-tannatrdquo-se-une-a-concordia-para-homenajear-a-pascual-harriague.htm</w:t>
+        <w:t xml:space="preserve">Diario El Debate Pregón. (s.f.). La brecha de precios entre Argentina y Uruguay volvió a ampliarse y llega al 40% en la frontera. https://www.diariodebatepregon.com/argentina-y-el-mundo/la-brecha-de-precios-entre-argentina-y-uruguay-volvio-a-ampliarse-y-llega-al-40-en-la-frontera</w:t>
       </w:r>
     </w:p>
     <w:p>
@@ -14339,7 +14379,7 @@
           <w:sz w:val="24"/>
           <w:szCs w:val="24"/>
         </w:rPr>
-        <w:t xml:space="preserve">El País. (s.f.). Argentina, y algo menos Brasil, se encarecen para los uruguayos, aunque hay rubros que están "baratos", ¿qué brechas hay? https://www.elpais.com.uy/negocios/noticias/argentina-y-algo-menos-brasil-se-encarecen-para-las-uruguayos-aunque-hay-rubros-que-estan-baratos-que-brechas-hay</w:t>
+        <w:t xml:space="preserve">Diario Río Uruguay. (s.f.). Desde Uruguay destacan que un importante número de concordienses siguen eligiendo los resort termales "all inclusive". http://diarioriouruguay.com/turismo/desde-uruguay-destacan-que-un-importante-nmero-de-concordienses-siguen-eligiendo-los-resort-termales-ldquoall-inclusiverdquo.htm</w:t>
       </w:r>
     </w:p>
     <w:p>
@@ -14359,7 +14399,7 @@
           <w:sz w:val="24"/>
           <w:szCs w:val="24"/>
         </w:rPr>
-        <w:t xml:space="preserve">El Pueblo Digital. (2026). Semana de Harriague 2026: Salto celebra la cuna del Tannat. https://elpueblodigital.uy/salto-cuna-del-tannat-comienza-una-semana-para-celebrar-nuestra-identidad-y-legado/</w:t>
+        <w:t xml:space="preserve">El Entre Ríos. (s.f.). "Salto, cuna del Tannat" se une a Concordia para homenajear a Pascual Harriague. https://www.elentrerios.com/actualidad/ldquosalto-cuna-del-tannatrdquo-se-une-a-concordia-para-homenajear-a-pascual-harriague.htm</w:t>
       </w:r>
     </w:p>
     <w:p>
@@ -14379,7 +14419,7 @@
           <w:sz w:val="24"/>
           <w:szCs w:val="24"/>
         </w:rPr>
-        <w:t xml:space="preserve">Entre Ríos Hoy. (s.f.). Termas y enoturismo: la fórmula que potencia los atractivos que Entre Ríos ofrece a los visitantes. https://entrerioshoy.com/termas-y-enoturismo-la-formula-que-potencia-los-atractivos-que-entre-rios-ofrece-a-los-visitantes/</w:t>
+        <w:t xml:space="preserve">El País. (s.f.). Argentina, y algo menos Brasil, se encarecen para los uruguayos, aunque hay rubros que están "baratos", ¿qué brechas hay? https://www.elpais.com.uy/negocios/noticias/argentina-y-algo-menos-brasil-se-encarecen-para-las-uruguayos-aunque-hay-rubros-que-estan-baratos-que-brechas-hay</w:t>
       </w:r>
     </w:p>
     <w:p>
@@ -14399,7 +14439,7 @@
           <w:sz w:val="24"/>
           <w:szCs w:val="24"/>
         </w:rPr>
-        <w:t xml:space="preserve">Euskalkultura.eus. (s.f.). Tras la exitosa gestión del CV local, se pone en marcha el proyecto de recuperar la antigua Bodega Harriague de Salto (y II). https://www.euskalkultura.eus/espanol/noticias/tras-la-exitosa-gestion-del-cv-local-se-pone-en-marcha-el-proyecto-de-recuperar-la-antigua-bodega-harriague-de-salto-y-ii</w:t>
+        <w:t xml:space="preserve">El Pueblo Digital. (2026). Semana de Harriague 2026: Salto celebra la cuna del Tannat. https://elpueblodigital.uy/salto-cuna-del-tannat-comienza-una-semana-para-celebrar-nuestra-identidad-y-legado/</w:t>
       </w:r>
     </w:p>
     <w:p>
@@ -14419,7 +14459,7 @@
           <w:sz w:val="24"/>
           <w:szCs w:val="24"/>
         </w:rPr>
-        <w:t xml:space="preserve">Gran Logia de la Masonería del Uruguay. (s.f.). Pascual Harriague. https://www.masoneriadeluruguay.org/es/pascual-harriague</w:t>
+        <w:t xml:space="preserve">Entre Ríos Hoy. (s.f.). Termas y enoturismo: la fórmula que potencia los atractivos que Entre Ríos ofrece a los visitantes. https://entrerioshoy.com/termas-y-enoturismo-la-formula-que-potencia-los-atractivos-que-entre-rios-ofrece-a-los-visitantes/</w:t>
       </w:r>
     </w:p>
     <w:p>
@@ -14439,7 +14479,7 @@
           <w:sz w:val="24"/>
           <w:szCs w:val="24"/>
         </w:rPr>
-        <w:t xml:space="preserve">Infobae. (2023, 16 de noviembre). Brecha cambiaria: ir de turista a las termas en Uruguay cuesta 118% más caro que a las de Argentina. https://www.infobae.com/america/america-latina/2023/11/16/brecha-cambiaria-ir-de-turista-a-las-termas-en-uruguay-cuesta-118-mas-caro-que-a-las-de-argentina/</w:t>
+        <w:t xml:space="preserve">Euskalkultura.eus. (s.f.). Tras la exitosa gestión del CV local, se pone en marcha el proyecto de recuperar la antigua Bodega Harriague de Salto (y II). https://www.euskalkultura.eus/espanol/noticias/tras-la-exitosa-gestion-del-cv-local-se-pone-en-marcha-el-proyecto-de-recuperar-la-antigua-bodega-harriague-de-salto-y-ii</w:t>
       </w:r>
     </w:p>
     <w:p>
@@ -14459,7 +14499,7 @@
           <w:sz w:val="24"/>
           <w:szCs w:val="24"/>
         </w:rPr>
-        <w:t xml:space="preserve">Instituto de Promoción de la Inversión y las Exportaciones de Bienes y Servicios [IMPO]. (2014). Ley N.º 19.253: Regulación de la actividad turística y declaratoria de interés nacional. https://www.impo.com.uy/bases/leyes/19253-2014</w:t>
+        <w:t xml:space="preserve">Gran Logia de la Masonería del Uruguay. (s.f.). Pascual Harriague. https://www.masoneriadeluruguay.org/es/pascual-harriague</w:t>
       </w:r>
     </w:p>
     <w:p>
@@ -14479,7 +14519,7 @@
           <w:sz w:val="24"/>
           <w:szCs w:val="24"/>
         </w:rPr>
-        <w:t xml:space="preserve">Instituto Nacional de Vitivinicultura [INAVI] &amp; Opción Consultores. (2023). Estudio consolidado de la actividad económica e impacto del enoturismo en Uruguay. INAVI.</w:t>
+        <w:t xml:space="preserve">Hernández Sampieri, R., Fernández Collado, C., &amp; Baptista Lucio, P. (2014). Metodología de la investigación (6.ª ed.). McGraw-Hill.</w:t>
       </w:r>
     </w:p>
     <w:p>
@@ -14499,7 +14539,7 @@
           <w:sz w:val="24"/>
           <w:szCs w:val="24"/>
         </w:rPr>
-        <w:t xml:space="preserve">Instituto Nacional de Vitivinicultura [INAVI]. (2021). Estadísticas de viñedos 2021: Datos nacionales. https://www.inavi.com.uy/uploads/vinedo/02b47681b115aafaf1cc5aefcacd581496ffe733.pdf</w:t>
+        <w:t xml:space="preserve">Infobae. (2023, 16 de noviembre). Brecha cambiaria: ir de turista a las termas en Uruguay cuesta 118% más caro que a las de Argentina. https://www.infobae.com/america/america-latina/2023/11/16/brecha-cambiaria-ir-de-turista-a-las-termas-en-uruguay-cuesta-118-mas-caro-que-a-las-de-argentina/</w:t>
       </w:r>
     </w:p>
     <w:p>
@@ -14519,7 +14559,7 @@
           <w:sz w:val="24"/>
           <w:szCs w:val="24"/>
         </w:rPr>
-        <w:t xml:space="preserve">Instituto Nacional de Vitivinicultura [INAVI]. (2023a). Estadísticas de viñedos 2023: Datos departamentales. https://www.inavi.com.uy/uploads/vinedo/bf1183c5ea6672b906da2100eda702efaff7be09.pdf</w:t>
+        <w:t xml:space="preserve">Instituto de Promoción de la Inversión y las Exportaciones de Bienes y Servicios [IMPO]. (2014). Ley N.º 19.253: Regulación de la actividad turística y declaratoria de interés nacional. https://www.impo.com.uy/bases/leyes/19253-2014</w:t>
       </w:r>
     </w:p>
     <w:p>
@@ -14539,7 +14579,7 @@
           <w:sz w:val="24"/>
           <w:szCs w:val="24"/>
         </w:rPr>
-        <w:t xml:space="preserve">Instituto Nacional de Vitivinicultura [INAVI]. (2023b). Estadísticas de viñedos 2023: Datos nacionales. https://www.inavi.com.uy/uploads/vinedo/b001699f9585532cfd1fa06a35756544f917eda5.pdf</w:t>
+        <w:t xml:space="preserve">Instituto Nacional de Vitivinicultura [INAVI] &amp; Opción Consultores. (2023). Estudio consolidado de la actividad económica e impacto del enoturismo en Uruguay. INAVI.</w:t>
       </w:r>
     </w:p>
     <w:p>
@@ -14559,7 +14599,7 @@
           <w:sz w:val="24"/>
           <w:szCs w:val="24"/>
         </w:rPr>
-        <w:t xml:space="preserve">Instituto Nacional de Vitivinicultura [INAVI]. (2024a). Plan Operativo Anual (POA) 2024/2025 y Registro Catastral de Variedades de Vid de Uruguay.</w:t>
+        <w:t xml:space="preserve">Instituto Nacional de Vitivinicultura [INAVI]. (2021). Estadísticas de viñedos 2021: Datos nacionales. https://www.inavi.com.uy/uploads/vinedo/02b47681b115aafaf1cc5aefcacd581496ffe733.pdf</w:t>
       </w:r>
     </w:p>
     <w:p>
@@ -14579,7 +14619,7 @@
           <w:sz w:val="24"/>
           <w:szCs w:val="24"/>
         </w:rPr>
-        <w:t xml:space="preserve">Instituto Nacional de Vitivinicultura [INAVI]. (2024b). Reporte INAVI 2024. https://www.inavi.com.uy/uploads/vinedo/346bb91b94f57f26d3e293b52fc0059a83b273cf.pdf</w:t>
+        <w:t xml:space="preserve">Instituto Nacional de Vitivinicultura [INAVI]. (2023a). Estadísticas de viñedos 2023: Datos departamentales. https://www.inavi.com.uy/uploads/vinedo/bf1183c5ea6672b906da2100eda702efaff7be09.pdf</w:t>
       </w:r>
     </w:p>
     <w:p>
@@ -14599,7 +14639,7 @@
           <w:sz w:val="24"/>
           <w:szCs w:val="24"/>
         </w:rPr>
-        <w:t xml:space="preserve">Instituto Nacional de Vitivinicultura [INAVI]. (s.f.-a). Bertolini y Broglio. https://www.inavi.com.uy/bodega/bertolini-y-broglio/</w:t>
+        <w:t xml:space="preserve">Instituto Nacional de Vitivinicultura [INAVI]. (2023b). Estadísticas de viñedos 2023: Datos nacionales. https://www.inavi.com.uy/uploads/vinedo/b001699f9585532cfd1fa06a35756544f917eda5.pdf</w:t>
       </w:r>
     </w:p>
     <w:p>
@@ -14619,7 +14659,7 @@
           <w:sz w:val="24"/>
           <w:szCs w:val="24"/>
         </w:rPr>
-        <w:t xml:space="preserve">Instituto Nacional de Vitivinicultura [INAVI]. (s.f.-b). Bodega Salto Chico - Los Calos Ltda. https://www.inavi.com.uy/bodega/bodega-salto-chico/</w:t>
+        <w:t xml:space="preserve">Instituto Nacional de Vitivinicultura [INAVI]. (2024a). Plan Operativo Anual (POA) 2024/2025 y Registro Catastral de Variedades de Vid de Uruguay.</w:t>
       </w:r>
     </w:p>
     <w:p>
@@ -14639,7 +14679,7 @@
           <w:sz w:val="24"/>
           <w:szCs w:val="24"/>
         </w:rPr>
-        <w:t xml:space="preserve">Instituto Nacional de Vitivinicultura [INAVI]. (s.f.-c). Colonia - Enoturismo. https://www.inavi.com.uy/enoturismo/colonia/</w:t>
+        <w:t xml:space="preserve">Instituto Nacional de Vitivinicultura [INAVI]. (2024b). Reporte INAVI 2024. https://www.inavi.com.uy/uploads/vinedo/346bb91b94f57f26d3e293b52fc0059a83b273cf.pdf</w:t>
       </w:r>
     </w:p>
     <w:p>
@@ -14659,7 +14699,7 @@
           <w:sz w:val="24"/>
           <w:szCs w:val="24"/>
         </w:rPr>
-        <w:t xml:space="preserve">Instituto Nacional de Vitivinicultura [INAVI]. (s.f.-d). Enoturismo recibe USD 11 millones anuales. https://www.inavi.com.uy/noticia/enoturismo-recibe-usd-11-millones-anuales/</w:t>
+        <w:t xml:space="preserve">Instituto Nacional de Vitivinicultura [INAVI]. (s.f.-a). Bertolini y Broglio. https://www.inavi.com.uy/bodega/bertolini-y-broglio/</w:t>
       </w:r>
     </w:p>
     <w:p>
@@ -14679,7 +14719,7 @@
           <w:sz w:val="24"/>
           <w:szCs w:val="24"/>
         </w:rPr>
-        <w:t xml:space="preserve">Instituto Nacional de Vitivinicultura [INAVI]. (s.f.-e). Programa de Viticultura Sostenible. Vinos del Uruguay. https://www.vinosdeluruguay.com/programa-de-viticultura-sostenible/</w:t>
+        <w:t xml:space="preserve">Instituto Nacional de Vitivinicultura [INAVI]. (s.f.-b). Bodega Salto Chico - Los Calos Ltda. https://www.inavi.com.uy/bodega/bodega-salto-chico/</w:t>
       </w:r>
     </w:p>
     <w:p>
@@ -14699,7 +14739,7 @@
           <w:sz w:val="24"/>
           <w:szCs w:val="24"/>
         </w:rPr>
-        <w:t xml:space="preserve">Instituto Nacional de Vitivinicultura [INAVI]. (s.f.-f). Salto - Enoturismo. https://www.inavi.com.uy/enoturismo/salto/</w:t>
+        <w:t xml:space="preserve">Instituto Nacional de Vitivinicultura [INAVI]. (s.f.-c). Colonia - Enoturismo. https://www.inavi.com.uy/enoturismo/colonia/</w:t>
       </w:r>
     </w:p>
     <w:p>
@@ -14719,7 +14759,7 @@
           <w:sz w:val="24"/>
           <w:szCs w:val="24"/>
         </w:rPr>
-        <w:t xml:space="preserve">Intendencia de Salto. (s.f.-a). Bodegas. Turismo Salto. https://turismo.salto.gub.uy/sitios-de-interes/bodegas</w:t>
+        <w:t xml:space="preserve">Instituto Nacional de Vitivinicultura [INAVI]. (s.f.-d). Enoturismo recibe USD 11 millones anuales. https://www.inavi.com.uy/noticia/enoturismo-recibe-usd-11-millones-anuales/</w:t>
       </w:r>
     </w:p>
     <w:p>
@@ -14739,7 +14779,7 @@
           <w:sz w:val="24"/>
           <w:szCs w:val="24"/>
         </w:rPr>
-        <w:t xml:space="preserve">Intendencia de Salto. (s.f.-b). La Mesa Estratégica de Turismo de Salto apuesta al fortalecimiento del destino. https://www.salto.gub.uy/noticias/la-mesa-estrategica-de-turismo-de-salto-apuesta-al-fortalecimiento-del-destino</w:t>
+        <w:t xml:space="preserve">Instituto Nacional de Vitivinicultura [INAVI]. (s.f.-e). Programa de Viticultura Sostenible. Vinos del Uruguay. https://www.vinosdeluruguay.com/programa-de-viticultura-sostenible/</w:t>
       </w:r>
     </w:p>
     <w:p>
@@ -14759,7 +14799,7 @@
           <w:sz w:val="24"/>
           <w:szCs w:val="24"/>
         </w:rPr>
-        <w:t xml:space="preserve">Intendencia de Salto. (s.f.-c). Nuevas acciones dentro del proceso de rescate de la Bodega Harriague. https://salto.gub.uy/noticias/nuevas-acciones-dentro-del-proceso-de-rescate-de-la-bodega-harriague</w:t>
+        <w:t xml:space="preserve">Instituto Nacional de Vitivinicultura [INAVI]. (s.f.-f). Salto - Enoturismo. https://www.inavi.com.uy/enoturismo/salto/</w:t>
       </w:r>
     </w:p>
     <w:p>
@@ -14779,7 +14819,7 @@
           <w:sz w:val="24"/>
           <w:szCs w:val="24"/>
         </w:rPr>
-        <w:t xml:space="preserve">Intendencia de Salto. (s.f.-d). Termal. Turismo Salto. https://turismo.salto.gub.uy/termal</w:t>
+        <w:t xml:space="preserve">Intendencia de Salto. (s.f.-a). Bodegas. Turismo Salto. https://turismo.salto.gub.uy/sitios-de-interes/bodegas</w:t>
       </w:r>
     </w:p>
     <w:p>
@@ -14799,7 +14839,7 @@
           <w:sz w:val="24"/>
           <w:szCs w:val="24"/>
         </w:rPr>
-        <w:t xml:space="preserve">La Hora del Campo. (s.f.). Tres vinos del «terroir salteño» ganaron una «Medalla de Oro». https://lahoradelcampo.com.uy/site/tres-vinos-del-terroir-salteno-ganaron-una-medalla-de-oro/</w:t>
+        <w:t xml:space="preserve">Intendencia de Salto. (s.f.-b). La Mesa Estratégica de Turismo de Salto apuesta al fortalecimiento del destino. https://www.salto.gub.uy/noticias/la-mesa-estrategica-de-turismo-de-salto-apuesta-al-fortalecimiento-del-destino</w:t>
       </w:r>
     </w:p>
     <w:p>
@@ -14819,7 +14859,7 @@
           <w:sz w:val="24"/>
           <w:szCs w:val="24"/>
         </w:rPr>
-        <w:t xml:space="preserve">La Sacristía. (s.f.). Bertolini &amp; Broglio Viognier. https://lasacristia.com.uy/catalogo/bertolini-broglio-viognier_7730951970161_7730951970161</w:t>
+        <w:t xml:space="preserve">Intendencia de Salto. (s.f.-c). Nuevas acciones dentro del proceso de rescate de la Bodega Harriague. https://salto.gub.uy/noticias/nuevas-acciones-dentro-del-proceso-de-rescate-de-la-bodega-harriague</w:t>
       </w:r>
     </w:p>
     <w:p>
@@ -14839,7 +14879,7 @@
           <w:sz w:val="24"/>
           <w:szCs w:val="24"/>
         </w:rPr>
-        <w:t xml:space="preserve">Maslow, A. H. (1964). Religions, values, and peak-experiences. Ohio State University Press.</w:t>
+        <w:t xml:space="preserve">Intendencia de Salto. (s.f.-d). Termal. Turismo Salto. https://turismo.salto.gub.uy/termal</w:t>
       </w:r>
     </w:p>
     <w:p>
@@ -14859,7 +14899,7 @@
           <w:sz w:val="24"/>
           <w:szCs w:val="24"/>
         </w:rPr>
-        <w:t xml:space="preserve">Ministerio de Ganadería, Agricultura y Pesca [MGAP]. (2024). Programa de Viticultura Sostenible INAVI. https://descargas.mgap.gub.uy/OPYPA/Anuarios/Anuarioopypa2024/TP/11/TP11web/TP11-ProgramadeViticulturaSostenible.pdf</w:t>
+        <w:t xml:space="preserve">La Hora del Campo. (s.f.). Tres vinos del «terroir salteño» ganaron una «Medalla de Oro». https://lahoradelcampo.com.uy/site/tres-vinos-del-terroir-salteno-ganaron-una-medalla-de-oro/</w:t>
       </w:r>
     </w:p>
     <w:p>
@@ -14879,7 +14919,7 @@
           <w:sz w:val="24"/>
           <w:szCs w:val="24"/>
         </w:rPr>
-        <w:t xml:space="preserve">Ministerio de Turismo de Uruguay. (2025a). Turismo emisivo: Cuarto trimestre 2024. Observatorio de Turismo Inteligente. https://www.gub.uy/ministerio-turismo/sites/ministerio-turismo/files/2025-01/E4T2024.pdf</w:t>
+        <w:t xml:space="preserve">La Sacristía. (s.f.). Bertolini &amp; Broglio Viognier. https://lasacristia.com.uy/catalogo/bertolini-broglio-viognier_7730951970161_7730951970161</w:t>
       </w:r>
     </w:p>
     <w:p>
@@ -14899,7 +14939,7 @@
           <w:sz w:val="24"/>
           <w:szCs w:val="24"/>
         </w:rPr>
-        <w:t xml:space="preserve">Ministerio de Turismo de Uruguay. (2025b). Turismo emisivo: Primer trimestre 2025. Observatorio de Turismo Inteligente. https://www.gub.uy/ministerio-turismo/sites/ministerio-turismo/files/2025-06/E-1T2025.pdf</w:t>
+        <w:t xml:space="preserve">Maslow, A. H. (1964). Religions, values, and peak-experiences. Ohio State University Press.</w:t>
       </w:r>
     </w:p>
     <w:p>
@@ -14919,7 +14959,7 @@
           <w:sz w:val="24"/>
           <w:szCs w:val="24"/>
         </w:rPr>
-        <w:t xml:space="preserve">Ministerio de Turismo de Uruguay. (2025c). Turismo emisivo: Tercer trimestre 2025. Observatorio de Turismo Inteligente. https://www.gub.uy/ministerio-turismo/sites/ministerio-turismo/files/2025-10/E3T25.pdf</w:t>
+        <w:t xml:space="preserve">Ministerio de Ganadería, Agricultura y Pesca [MGAP]. (2024). Programa de Viticultura Sostenible INAVI. https://descargas.mgap.gub.uy/OPYPA/Anuarios/Anuarioopypa2024/TP/11/TP11web/TP11-ProgramadeViticulturaSostenible.pdf</w:t>
       </w:r>
     </w:p>
     <w:p>
@@ -14939,7 +14979,7 @@
           <w:sz w:val="24"/>
           <w:szCs w:val="24"/>
         </w:rPr>
-        <w:t xml:space="preserve">Ministerio de Turismo de Uruguay. (s.f.-a). Destino Termas. https://destinotermas.gub.uy/</w:t>
+        <w:t xml:space="preserve">Ministerio de Turismo de Uruguay. (2025a). Turismo emisivo: Cuarto trimestre 2024. Observatorio de Turismo Inteligente. https://www.gub.uy/ministerio-turismo/sites/ministerio-turismo/files/2025-01/E4T2024.pdf</w:t>
       </w:r>
     </w:p>
     <w:p>
@@ -14959,7 +14999,7 @@
           <w:sz w:val="24"/>
           <w:szCs w:val="24"/>
         </w:rPr>
-        <w:t xml:space="preserve">Ministerio de Turismo de Uruguay. (s.f.-b). Descubrir la tierra del Tannat, piedras preciosas y termas. Uruguay Natural. https://uruguaynatural.com/es/experiences/descubrir-la-tierra-del-tannat-piedras-preciosas-y-termas/</w:t>
+        <w:t xml:space="preserve">Ministerio de Turismo de Uruguay. (2025b). Turismo emisivo: Primer trimestre 2025. Observatorio de Turismo Inteligente. https://www.gub.uy/ministerio-turismo/sites/ministerio-turismo/files/2025-06/E-1T2025.pdf</w:t>
       </w:r>
     </w:p>
     <w:p>
@@ -14979,7 +15019,7 @@
           <w:sz w:val="24"/>
           <w:szCs w:val="24"/>
         </w:rPr>
-        <w:t xml:space="preserve">Ministerio de Turismo de Uruguay. (s.f.-c). Wine tourism guide / Guía de enoturismo. Uruguay Natural. https://uruguaynatural.com/wp-content/uploads/2023/02/Enoturismo_ESP-ING_7mar2019.pdf</w:t>
+        <w:t xml:space="preserve">Ministerio de Turismo de Uruguay. (2025c). Turismo emisivo: Tercer trimestre 2025. Observatorio de Turismo Inteligente. https://www.gub.uy/ministerio-turismo/sites/ministerio-turismo/files/2025-10/E3T25.pdf</w:t>
       </w:r>
     </w:p>
     <w:p>
@@ -14999,7 +15039,7 @@
           <w:sz w:val="24"/>
           <w:szCs w:val="24"/>
         </w:rPr>
-        <w:t xml:space="preserve">Montevideo.com. (s.f.). La brecha de precios entre Concordia y Salto creció a un 40%, según informe UC. https://www.montevideo.com.uy/Noticias/La-brecha-de-precios-entre-Concordia-y-Salto-crecio-a-un-40--segun-informe-uc954784</w:t>
+        <w:t xml:space="preserve">Ministerio de Turismo de Uruguay. (s.f.-a). Destino Termas. https://destinotermas.gub.uy/</w:t>
       </w:r>
     </w:p>
     <w:p>
@@ -15019,7 +15059,7 @@
           <w:sz w:val="24"/>
           <w:szCs w:val="24"/>
         </w:rPr>
-        <w:t xml:space="preserve">Observatorio Económico, Universidad Católica del Uruguay Campus Salto [UCU]. (2024). Indicador de Precios Fronterizos, septiembre 2024. https://www.ucu.edu.uy/Institucionales/INFORMES-uc1313/4676/SET-24-compressed.pdf</w:t>
+        <w:t xml:space="preserve">Ministerio de Turismo de Uruguay. (s.f.-b). Descubrir la tierra del Tannat, piedras preciosas y termas. Uruguay Natural. https://uruguaynatural.com/es/experiences/descubrir-la-tierra-del-tannat-piedras-preciosas-y-termas/</w:t>
       </w:r>
     </w:p>
     <w:p>
@@ -15039,7 +15079,7 @@
           <w:sz w:val="24"/>
           <w:szCs w:val="24"/>
         </w:rPr>
-        <w:t xml:space="preserve">Observatorio Económico, Universidad Católica del Uruguay Campus Salto [UCU]. (2025). Estudio del perfil del turista de la Región de Salto Grande.</w:t>
+        <w:t xml:space="preserve">Ministerio de Turismo de Uruguay. (s.f.-c). Wine tourism guide / Guía de enoturismo. Uruguay Natural. https://uruguaynatural.com/wp-content/uploads/2023/02/Enoturismo_ESP-ING_7mar2019.pdf</w:t>
       </w:r>
     </w:p>
     <w:p>
@@ -15059,7 +15099,7 @@
           <w:sz w:val="24"/>
           <w:szCs w:val="24"/>
         </w:rPr>
-        <w:t xml:space="preserve">Oficina de Planeamiento y Presupuesto [OPP]. (s.f.). Programa vial departamental: Salto. https://www.opp.gub.uy/sites/default/files/inline-files/PVD_SALTO.pdf</w:t>
+        <w:t xml:space="preserve">Montevideo.com. (s.f.). La brecha de precios entre Concordia y Salto creció a un 40%, según informe UC. https://www.montevideo.com.uy/Noticias/La-brecha-de-precios-entre-Concordia-y-Salto-crecio-a-un-40--segun-informe-uc954784</w:t>
       </w:r>
     </w:p>
     <w:p>
@@ -15079,7 +15119,7 @@
           <w:sz w:val="24"/>
           <w:szCs w:val="24"/>
         </w:rPr>
-        <w:t xml:space="preserve">Organización Mundial del Turismo [ONU Turismo]. (s.f.). Desarrollo sostenible. https://www.untourism.int/sustainable-development</w:t>
+        <w:t xml:space="preserve">Observatorio Económico, Universidad Católica del Uruguay Campus Salto [UCU]. (2024). Indicador de Precios Fronterizos, septiembre 2024. https://www.ucu.edu.uy/Institucionales/INFORMES-uc1313/4676/SET-24-compressed.pdf</w:t>
       </w:r>
     </w:p>
     <w:p>
@@ -15099,7 +15139,7 @@
           <w:sz w:val="24"/>
           <w:szCs w:val="24"/>
         </w:rPr>
-        <w:t xml:space="preserve">Pasaporte Uruguay. (s.f.). Enoturismo uruguayo recaudó 11 millones de dólares en 2022, informó INAVI. https://pasaporteuruguay.com/turismo/7630-enoturismo-uruguayo-recaudo-11-millones-de-dolares-en-2022-informo-inavi</w:t>
+        <w:t xml:space="preserve">Observatorio Económico, Universidad Católica del Uruguay Campus Salto [UCU]. (2025). Estudio del perfil del turista de la Región de Salto Grande.</w:t>
       </w:r>
     </w:p>
     <w:p>
@@ -15119,7 +15159,7 @@
           <w:sz w:val="24"/>
           <w:szCs w:val="24"/>
         </w:rPr>
-        <w:t xml:space="preserve">Pine, B. J., &amp; Gilmore, J. H. (1998). Welcome to the experience economy. Harvard Business Review, 76(4), 97–105.</w:t>
+        <w:t xml:space="preserve">Oficina de Planeamiento y Presupuesto [OPP]. (s.f.). Programa vial departamental: Salto. https://www.opp.gub.uy/sites/default/files/inline-files/PVD_SALTO.pdf</w:t>
       </w:r>
     </w:p>
     <w:p>
@@ -15139,7 +15179,7 @@
           <w:sz w:val="24"/>
           <w:szCs w:val="24"/>
         </w:rPr>
-        <w:t xml:space="preserve">Playa Escondida. (s.f.). Enoturismo y la ruta del vino en Canelones. https://playaescondida.uy/blog/enoturismo-y-ruta-del-vino-canelones-uruguay/</w:t>
+        <w:t xml:space="preserve">Organización Mundial del Turismo [ONU Turismo]. (s.f.). Desarrollo sostenible. https://www.untourism.int/sustainable-development</w:t>
       </w:r>
     </w:p>
     <w:p>
@@ -15159,7 +15199,87 @@
           <w:sz w:val="24"/>
           <w:szCs w:val="24"/>
         </w:rPr>
+        <w:t xml:space="preserve">Pasaporte Uruguay. (s.f.). Enoturismo uruguayo recaudó 11 millones de dólares en 2022, informó INAVI. https://pasaporteuruguay.com/turismo/7630-enoturismo-uruguayo-recaudo-11-millones-de-dolares-en-2022-informo-inavi</w:t>
+      </w:r>
+    </w:p>
+    <w:p>
+      <w:pPr>
+        <w:spacing w:after="160" w:line="240" w:lineRule="auto"/>
+        <w:ind w:left="720" w:hanging="720"/>
+        <w:jc w:val="left"/>
+      </w:pPr>
+      <w:r>
+        <w:rPr>
+          <w:rFonts w:ascii="Arial" w:cs="Arial" w:eastAsia="Arial" w:hAnsi="Arial"/>
+          <w:b w:val="false"/>
+          <w:bCs w:val="false"/>
+          <w:i w:val="false"/>
+          <w:iCs w:val="false"/>
+          <w:color w:val="000000"/>
+          <w:sz w:val="24"/>
+          <w:szCs w:val="24"/>
+        </w:rPr>
+        <w:t xml:space="preserve">Pine, B. J., &amp; Gilmore, J. H. (1998). Welcome to the experience economy. Harvard Business Review, 76(4), 97–105.</w:t>
+      </w:r>
+    </w:p>
+    <w:p>
+      <w:pPr>
+        <w:spacing w:after="160" w:line="240" w:lineRule="auto"/>
+        <w:ind w:left="720" w:hanging="720"/>
+        <w:jc w:val="left"/>
+      </w:pPr>
+      <w:r>
+        <w:rPr>
+          <w:rFonts w:ascii="Arial" w:cs="Arial" w:eastAsia="Arial" w:hAnsi="Arial"/>
+          <w:b w:val="false"/>
+          <w:bCs w:val="false"/>
+          <w:i w:val="false"/>
+          <w:iCs w:val="false"/>
+          <w:color w:val="000000"/>
+          <w:sz w:val="24"/>
+          <w:szCs w:val="24"/>
+        </w:rPr>
+        <w:t xml:space="preserve">Playa Escondida. (s.f.). Enoturismo y la ruta del vino en Canelones. https://playaescondida.uy/blog/enoturismo-y-ruta-del-vino-canelones-uruguay/</w:t>
+      </w:r>
+    </w:p>
+    <w:p>
+      <w:pPr>
+        <w:spacing w:after="160" w:line="240" w:lineRule="auto"/>
+        <w:ind w:left="720" w:hanging="720"/>
+        <w:jc w:val="left"/>
+      </w:pPr>
+      <w:r>
+        <w:rPr>
+          <w:rFonts w:ascii="Arial" w:cs="Arial" w:eastAsia="Arial" w:hAnsi="Arial"/>
+          <w:b w:val="false"/>
+          <w:bCs w:val="false"/>
+          <w:i w:val="false"/>
+          <w:iCs w:val="false"/>
+          <w:color w:val="000000"/>
+          <w:sz w:val="24"/>
+          <w:szCs w:val="24"/>
+        </w:rPr>
         <w:t xml:space="preserve">Por las Catas. (2018). Bodega Bertolini &amp; Broglio. De Salto vienen los mejores vinos uruguayos. http://porlascatas.blogspot.com/2018/03/bodega-bertolini-y-broglio-de-salto.html</w:t>
+      </w:r>
+    </w:p>
+    <w:p>
+      <w:pPr>
+        <w:spacing w:after="160" w:line="240" w:lineRule="auto"/>
+        <w:ind w:left="720" w:hanging="720"/>
+        <w:jc w:val="left"/>
+      </w:pPr>
+      <w:r>
+        <w:rPr>
+          <w:rFonts w:ascii="Arial" w:cs="Arial" w:eastAsia="Arial" w:hAnsi="Arial"/>
+          <w:b w:val="false"/>
+          <w:bCs w:val="false"/>
+          <w:i w:val="false"/>
+          <w:iCs w:val="false"/>
+          <w:color w:val="000000"/>
+          <w:sz w:val="24"/>
+          <w:szCs w:val="24"/>
+        </w:rPr>
+        <w:t xml:space="preserve">Prats, L. (1997). Antropología y patrimonio. Ariel.</w:t>
       </w:r>
     </w:p>
     <w:p>

--- a/La Ruta del Tannat - Proyecto Final.docx
+++ b/La Ruta del Tannat - Proyecto Final.docx
@@ -1059,7 +1059,7 @@
           <w:sz w:val="24"/>
           <w:szCs w:val="24"/>
         </w:rPr>
-        <w:t xml:space="preserve">El arraigo vitivinícola de Salto se remonta al siglo XIX. Pascual Harriague, inmigrante vasco-francés radicado en Uruguay en 1838 y establecido en Salto en 1840, identificó en 1874 una cepa de procedencia vasca cultivada de forma experimental en la vecina localidad de Concordia (Entre Ríos). Esta variedad, denominada Tannat, encontró en los suelos y el clima de Salto un ecosistema óptimo para su maduración. En 1883, la bodega Harriague ya almacenaba una producción de 300 bordalesas de vino, y para 1887 el establecimiento poseía 137 cuadras de viñedos, consolidando a Salto como el núcleo originario y simbólico del vino uruguayo (Gran Logia de la Masonería del Uruguay, s.f.).</w:t>
+        <w:t xml:space="preserve">El arraigo vitivinícola de Salto se remonta al siglo XIX. Pascual Harriague, inmigrante vasco-francés radicado en Uruguay en 1838 y establecido en Salto en 1840, identificó en 1874 una cepa de procedencia vasca cultivada de forma experimental en la vecina localidad de Concordia (Entre Ríos). Esta variedad, denominada Tannat, encontró en los suelos y el clima de Salto un ecosistema óptimo para su maduración. En 1883, la bodega Harriague ya almacenaba una producción de 300 bordalesas de vino, y para 1887 el establecimiento poseía 137 cuadras de viñedos, consolidando a Salto como el núcleo originario y simbólico del vino uruguayo (Gran Logia de la Masonería del Uruguay, s.f.). Esta centralidad fue refrendada a nivel nacional en 2024, cuando el INAVI, junto con la Comisión de Patrimonio Cultural de la Nación, conmemoró oficialmente los 150 años de la vitivinicultura uruguaya tomando como hito fundacional precisamente el cultivo exitoso del Tannat por Harriague en 1874 (Tierra de Valores, 2024), lo que sitúa a Salto —y no a las actuales zonas vitivinícolas del sur del país— como el punto de origen reconocido oficialmente por el organismo rector del sector.</w:t>
       </w:r>
     </w:p>
     <w:p>
@@ -5788,7 +5788,7 @@
           <w:sz w:val="24"/>
           <w:szCs w:val="24"/>
         </w:rPr>
-        <w:t xml:space="preserve">A esto se suman los fondos concursables públicos: el Fondo Concursable para Emprendimientos Turísticos en Destinos Emergentes (MINTUR-ANDE) otorga hasta $U900.000 no reembolsables, mientras que el Fondo Enoturismo (MINTUR-INAVI) cofinancia hasta $U500.000. Otra oportunidad relevante es la certificación del Programa de Viticultura Sostenible de INAVI (sello Uruguay Sustainable Winegrowing, auditado por LSQA). Finalmente, se destaca la valorización del Espacio Cultural Bodega Harriague mediante el proyecto binacional de restauración U-riharri, liderado por el Centro Vasco de Salto junto con la Universidad del País Vasco y con el aval de la Cátedra UNESCO.</w:t>
+        <w:t xml:space="preserve">A esto se suman los fondos concursables públicos. El Fondo Concursable para Emprendimientos Turísticos en Destinos Emergentes (MINTUR-ANDE) cubre hasta el 70% del plan de acción, con un tope de $U900.000 no reembolsables (Agencia Nacional de Desarrollo [ANDE] &amp; Ministerio de Turismo, 2026); su convocatoria vigente al momento de este diagnóstico está orientada al turismo náutico, por lo que el circuito debería postularse a una futura edición temática afín al patrimonio y al enoturismo, o bien acceder al fondo por la vía general de destinos emergentes cuando esta se reabra. En paralelo, el Fondo Concursable para el Desarrollo de la Oferta Enoturística del Uruguay (MINTUR, con INAVI en su comité evaluador) cofinanció en su edición 2024 proyectos por hasta $U1.000.000 (Ministerio de Turismo de Uruguay, 2024), monto más ajustado a la inversión inicial estimada para este proyecto que el techo de convocatorias anteriores. Otra oportunidad relevante es la certificación del Programa de Viticultura Sostenible de INAVI (sello Uruguay Sustainable Winegrowing, auditado por LSQA). Finalmente, se destaca la valorización del Espacio Cultural Bodega Harriague mediante el proyecto binacional de restauración U-riharri, liderado por el Centro Vasco de Salto junto con la Universidad del País Vasco y con el aval de la Cátedra UNESCO.</w:t>
       </w:r>
     </w:p>
     <w:p>
@@ -6895,7 +6895,7 @@
           <w:sz w:val="24"/>
           <w:szCs w:val="24"/>
         </w:rPr>
-        <w:t xml:space="preserve">Ubicada en Avenida Harriague y Etcheverry. Visita arqueológica e histórica que pone en valor la estructura industrial donde Pascual Harriague inició la vinificación comercial del Tannat en 1874. Incluye un guión interpretativo sobre la inmigración vasco-francesa, y cierra con degustación de gastronomía tradicional (paellas y bocados vascos) gestionada por el Centro Vasco de Salto.</w:t>
+        <w:t xml:space="preserve">Ubicada en Avenida Harriague y Etcheverry, el sitio es conocido oficialmente como Espacio Cultural Bodega Harriague — El Punto Cero del Tannat, denominación que remite al lugar exacto donde Harriague inició en 1874 el cultivo de la cepa (Euskalkultura.eus, s.f.). Su Comisión de Gestión está integrada por el Municipio de Salto, la Asociación de Vitivinicultores de Salto y el Euskal Etxea (Centro Vasco de Salto), lo que convierte a esta estación en el punto de partida institucional, además de histórico, del circuito. La visita es de carácter arqueológico e histórico y pone en valor la estructura industrial donde Pascual Harriague inició la vinificación comercial del Tannat en 1874. Incluye un guión interpretativo sobre la inmigración vasco-francesa, y cierra con degustación de gastronomía tradicional (paellas y bocados vascos) gestionada por el Centro Vasco de Salto.</w:t>
       </w:r>
     </w:p>
     <w:p>
@@ -8613,7 +8613,7 @@
           <w:sz w:val="24"/>
           <w:szCs w:val="24"/>
         </w:rPr>
-        <w:t xml:space="preserve">La estrategia de promoción se apoya en tres líneas de acción. En primer lugar, la publicidad digital segmentada en Instagram, Facebook y YouTube, georreferenciada en Montevideo, Buenos Aires, Rosario, Concordia y ciudades de Rio Grande do Sul (Porto Alegre, Uruguaiana). En segundo lugar, una estrategia binacional en la “Semana de Harriague”, que invita a críticos de vino y periodistas de turismo de Uruguay, Argentina y Brasil. Y en tercer lugar, la presencia en ferias internacionales, con stand propio en el espacio INAVI “Uruguay Wine” de la Expo Turismo de Uruguay, en Festuris (Gramado, Brasil) y en la London Wine Fair.</w:t>
+        <w:t xml:space="preserve">La estrategia de promoción se apoya en tres líneas de acción. En primer lugar, la publicidad digital segmentada en Instagram, Facebook y YouTube, georreferenciada en Montevideo, Buenos Aires, Rosario, Concordia y ciudades de Rio Grande do Sul (Porto Alegre, Uruguaiana). En segundo lugar, una estrategia binacional en la “Semana de Harriague”, que invita a críticos de vino y periodistas de turismo de Uruguay, Argentina y Brasil. En tercer lugar, la presencia en ferias internacionales, con stand propio en el espacio INAVI “Uruguay Wine” de la Expo Turismo de Uruguay, en Festuris (Gramado, Brasil) y en la London Wine Fair. Y en cuarto lugar, la vinculación con el Salón del Vino Fino de Salto, evento anual ya consolidado —organizado por el Rotary Club Salto Noreste, con unas veinte bodegas participantes y una convocatoria regional de entre 500 y 700 personas provenientes de Uruguay, Argentina y Brasil (Radio Libertadores, s.f.)—, en el que el Comité de Gestión promocionará directamente los paquetes de la ruta ante un público ya sensibilizado hacia el enoturismo.</w:t>
       </w:r>
     </w:p>
     <w:p>
@@ -13193,7 +13193,7 @@
                 <w:sz w:val="20"/>
                 <w:szCs w:val="20"/>
               </w:rPr>
-              <w:t xml:space="preserve">Postulación al Fondo Concursable MINTUR-ANDE y al Fondo Enoturismo MINTUR-INAVI</w:t>
+              <w:t xml:space="preserve">Postulación al Fondo Concursable MINTUR-ANDE y al Fondo de Oferta Enoturística MINTUR</w:t>
             </w:r>
           </w:p>
         </w:tc>
@@ -14979,7 +14979,7 @@
           <w:sz w:val="24"/>
           <w:szCs w:val="24"/>
         </w:rPr>
-        <w:t xml:space="preserve">Ministerio de Turismo de Uruguay. (2025a). Turismo emisivo: Cuarto trimestre 2024. Observatorio de Turismo Inteligente. https://www.gub.uy/ministerio-turismo/sites/ministerio-turismo/files/2025-01/E4T2024.pdf</w:t>
+        <w:t xml:space="preserve">Ministerio de Turismo de Uruguay. (2024). Se anunciaron beneficiarios de Fondos Concursables para el Desarrollo de la Oferta Enoturística. https://www.gub.uy/ministerio-turismo/comunicacion/noticias/se-anunciaron-beneficiarios-fondos-concursables-para-desarrollo-oferta</w:t>
       </w:r>
     </w:p>
     <w:p>
@@ -14999,7 +14999,7 @@
           <w:sz w:val="24"/>
           <w:szCs w:val="24"/>
         </w:rPr>
-        <w:t xml:space="preserve">Ministerio de Turismo de Uruguay. (2025b). Turismo emisivo: Primer trimestre 2025. Observatorio de Turismo Inteligente. https://www.gub.uy/ministerio-turismo/sites/ministerio-turismo/files/2025-06/E-1T2025.pdf</w:t>
+        <w:t xml:space="preserve">Ministerio de Turismo de Uruguay. (2025a). Turismo emisivo: Cuarto trimestre 2024. Observatorio de Turismo Inteligente. https://www.gub.uy/ministerio-turismo/sites/ministerio-turismo/files/2025-01/E4T2024.pdf</w:t>
       </w:r>
     </w:p>
     <w:p>
@@ -15019,7 +15019,7 @@
           <w:sz w:val="24"/>
           <w:szCs w:val="24"/>
         </w:rPr>
-        <w:t xml:space="preserve">Ministerio de Turismo de Uruguay. (2025c). Turismo emisivo: Tercer trimestre 2025. Observatorio de Turismo Inteligente. https://www.gub.uy/ministerio-turismo/sites/ministerio-turismo/files/2025-10/E3T25.pdf</w:t>
+        <w:t xml:space="preserve">Ministerio de Turismo de Uruguay. (2025b). Turismo emisivo: Primer trimestre 2025. Observatorio de Turismo Inteligente. https://www.gub.uy/ministerio-turismo/sites/ministerio-turismo/files/2025-06/E-1T2025.pdf</w:t>
       </w:r>
     </w:p>
     <w:p>
@@ -15039,7 +15039,7 @@
           <w:sz w:val="24"/>
           <w:szCs w:val="24"/>
         </w:rPr>
-        <w:t xml:space="preserve">Ministerio de Turismo de Uruguay. (s.f.-a). Destino Termas. https://destinotermas.gub.uy/</w:t>
+        <w:t xml:space="preserve">Ministerio de Turismo de Uruguay. (2025c). Turismo emisivo: Tercer trimestre 2025. Observatorio de Turismo Inteligente. https://www.gub.uy/ministerio-turismo/sites/ministerio-turismo/files/2025-10/E3T25.pdf</w:t>
       </w:r>
     </w:p>
     <w:p>
@@ -15059,7 +15059,7 @@
           <w:sz w:val="24"/>
           <w:szCs w:val="24"/>
         </w:rPr>
-        <w:t xml:space="preserve">Ministerio de Turismo de Uruguay. (s.f.-b). Descubrir la tierra del Tannat, piedras preciosas y termas. Uruguay Natural. https://uruguaynatural.com/es/experiences/descubrir-la-tierra-del-tannat-piedras-preciosas-y-termas/</w:t>
+        <w:t xml:space="preserve">Ministerio de Turismo de Uruguay. (s.f.-a). Destino Termas. https://destinotermas.gub.uy/</w:t>
       </w:r>
     </w:p>
     <w:p>
@@ -15079,7 +15079,7 @@
           <w:sz w:val="24"/>
           <w:szCs w:val="24"/>
         </w:rPr>
-        <w:t xml:space="preserve">Ministerio de Turismo de Uruguay. (s.f.-c). Wine tourism guide / Guía de enoturismo. Uruguay Natural. https://uruguaynatural.com/wp-content/uploads/2023/02/Enoturismo_ESP-ING_7mar2019.pdf</w:t>
+        <w:t xml:space="preserve">Ministerio de Turismo de Uruguay. (s.f.-b). Descubrir la tierra del Tannat, piedras preciosas y termas. Uruguay Natural. https://uruguaynatural.com/es/experiences/descubrir-la-tierra-del-tannat-piedras-preciosas-y-termas/</w:t>
       </w:r>
     </w:p>
     <w:p>
@@ -15099,7 +15099,7 @@
           <w:sz w:val="24"/>
           <w:szCs w:val="24"/>
         </w:rPr>
-        <w:t xml:space="preserve">Montevideo.com. (s.f.). La brecha de precios entre Concordia y Salto creció a un 40%, según informe UC. https://www.montevideo.com.uy/Noticias/La-brecha-de-precios-entre-Concordia-y-Salto-crecio-a-un-40--segun-informe-uc954784</w:t>
+        <w:t xml:space="preserve">Ministerio de Turismo de Uruguay. (s.f.-c). Wine tourism guide / Guía de enoturismo. Uruguay Natural. https://uruguaynatural.com/wp-content/uploads/2023/02/Enoturismo_ESP-ING_7mar2019.pdf</w:t>
       </w:r>
     </w:p>
     <w:p>
@@ -15119,7 +15119,7 @@
           <w:sz w:val="24"/>
           <w:szCs w:val="24"/>
         </w:rPr>
-        <w:t xml:space="preserve">Observatorio Económico, Universidad Católica del Uruguay Campus Salto [UCU]. (2024). Indicador de Precios Fronterizos, septiembre 2024. https://www.ucu.edu.uy/Institucionales/INFORMES-uc1313/4676/SET-24-compressed.pdf</w:t>
+        <w:t xml:space="preserve">Montevideo.com. (s.f.). La brecha de precios entre Concordia y Salto creció a un 40%, según informe UC. https://www.montevideo.com.uy/Noticias/La-brecha-de-precios-entre-Concordia-y-Salto-crecio-a-un-40--segun-informe-uc954784</w:t>
       </w:r>
     </w:p>
     <w:p>
@@ -15139,7 +15139,7 @@
           <w:sz w:val="24"/>
           <w:szCs w:val="24"/>
         </w:rPr>
-        <w:t xml:space="preserve">Observatorio Económico, Universidad Católica del Uruguay Campus Salto [UCU]. (2025). Estudio del perfil del turista de la Región de Salto Grande.</w:t>
+        <w:t xml:space="preserve">Observatorio Económico, Universidad Católica del Uruguay Campus Salto [UCU]. (2024). Indicador de Precios Fronterizos, septiembre 2024. https://www.ucu.edu.uy/Institucionales/INFORMES-uc1313/4676/SET-24-compressed.pdf</w:t>
       </w:r>
     </w:p>
     <w:p>
@@ -15159,7 +15159,7 @@
           <w:sz w:val="24"/>
           <w:szCs w:val="24"/>
         </w:rPr>
-        <w:t xml:space="preserve">Oficina de Planeamiento y Presupuesto [OPP]. (s.f.). Programa vial departamental: Salto. https://www.opp.gub.uy/sites/default/files/inline-files/PVD_SALTO.pdf</w:t>
+        <w:t xml:space="preserve">Observatorio Económico, Universidad Católica del Uruguay Campus Salto [UCU]. (2025). Estudio del perfil del turista de la Región de Salto Grande.</w:t>
       </w:r>
     </w:p>
     <w:p>
@@ -15179,7 +15179,7 @@
           <w:sz w:val="24"/>
           <w:szCs w:val="24"/>
         </w:rPr>
-        <w:t xml:space="preserve">Organización Mundial del Turismo [ONU Turismo]. (s.f.). Desarrollo sostenible. https://www.untourism.int/sustainable-development</w:t>
+        <w:t xml:space="preserve">Oficina de Planeamiento y Presupuesto [OPP]. (s.f.). Programa vial departamental: Salto. https://www.opp.gub.uy/sites/default/files/inline-files/PVD_SALTO.pdf</w:t>
       </w:r>
     </w:p>
     <w:p>
@@ -15199,7 +15199,7 @@
           <w:sz w:val="24"/>
           <w:szCs w:val="24"/>
         </w:rPr>
-        <w:t xml:space="preserve">Pasaporte Uruguay. (s.f.). Enoturismo uruguayo recaudó 11 millones de dólares en 2022, informó INAVI. https://pasaporteuruguay.com/turismo/7630-enoturismo-uruguayo-recaudo-11-millones-de-dolares-en-2022-informo-inavi</w:t>
+        <w:t xml:space="preserve">Organización Mundial del Turismo [ONU Turismo]. (s.f.). Desarrollo sostenible. https://www.untourism.int/sustainable-development</w:t>
       </w:r>
     </w:p>
     <w:p>
@@ -15219,7 +15219,7 @@
           <w:sz w:val="24"/>
           <w:szCs w:val="24"/>
         </w:rPr>
-        <w:t xml:space="preserve">Pine, B. J., &amp; Gilmore, J. H. (1998). Welcome to the experience economy. Harvard Business Review, 76(4), 97–105.</w:t>
+        <w:t xml:space="preserve">Pasaporte Uruguay. (s.f.). Enoturismo uruguayo recaudó 11 millones de dólares en 2022, informó INAVI. https://pasaporteuruguay.com/turismo/7630-enoturismo-uruguayo-recaudo-11-millones-de-dolares-en-2022-informo-inavi</w:t>
       </w:r>
     </w:p>
     <w:p>
@@ -15239,7 +15239,7 @@
           <w:sz w:val="24"/>
           <w:szCs w:val="24"/>
         </w:rPr>
-        <w:t xml:space="preserve">Playa Escondida. (s.f.). Enoturismo y la ruta del vino en Canelones. https://playaescondida.uy/blog/enoturismo-y-ruta-del-vino-canelones-uruguay/</w:t>
+        <w:t xml:space="preserve">Pine, B. J., &amp; Gilmore, J. H. (1998). Welcome to the experience economy. Harvard Business Review, 76(4), 97–105.</w:t>
       </w:r>
     </w:p>
     <w:p>
@@ -15259,7 +15259,7 @@
           <w:sz w:val="24"/>
           <w:szCs w:val="24"/>
         </w:rPr>
-        <w:t xml:space="preserve">Por las Catas. (2018). Bodega Bertolini &amp; Broglio. De Salto vienen los mejores vinos uruguayos. http://porlascatas.blogspot.com/2018/03/bodega-bertolini-y-broglio-de-salto.html</w:t>
+        <w:t xml:space="preserve">Playa Escondida. (s.f.). Enoturismo y la ruta del vino en Canelones. https://playaescondida.uy/blog/enoturismo-y-ruta-del-vino-canelones-uruguay/</w:t>
       </w:r>
     </w:p>
     <w:p>
@@ -15279,7 +15279,7 @@
           <w:sz w:val="24"/>
           <w:szCs w:val="24"/>
         </w:rPr>
-        <w:t xml:space="preserve">Prats, L. (1997). Antropología y patrimonio. Ariel.</w:t>
+        <w:t xml:space="preserve">Por las Catas. (2018). Bodega Bertolini &amp; Broglio. De Salto vienen los mejores vinos uruguayos. http://porlascatas.blogspot.com/2018/03/bodega-bertolini-y-broglio-de-salto.html</w:t>
       </w:r>
     </w:p>
     <w:p>
@@ -15299,7 +15299,7 @@
           <w:sz w:val="24"/>
           <w:szCs w:val="24"/>
         </w:rPr>
-        <w:t xml:space="preserve">Presidencia de la República. (2014). Ley N.º 19.253. http://archivo.presidencia.gub.uy/sci/leyes/2014/08/mintur_660.pdf</w:t>
+        <w:t xml:space="preserve">Prats, L. (1997). Antropología y patrimonio. Ariel.</w:t>
       </w:r>
     </w:p>
     <w:p>
@@ -15319,7 +15319,7 @@
           <w:sz w:val="24"/>
           <w:szCs w:val="24"/>
         </w:rPr>
-        <w:t xml:space="preserve">PuntoVid. (s.f.). Del 13 al 18 de abril, Uruguay celebra su cepa insignia: el Tannat, la herencia Harriague. https://puntovid.com.ar/del-13-al-18-de-abril-uruguay-celebra-su-cepa-insginia-el-tannat-la-herencia-harriague/</w:t>
+        <w:t xml:space="preserve">Presidencia de la República. (2014). Ley N.º 19.253. http://archivo.presidencia.gub.uy/sci/leyes/2014/08/mintur_660.pdf</w:t>
       </w:r>
     </w:p>
     <w:p>
@@ -15339,7 +15339,7 @@
           <w:sz w:val="24"/>
           <w:szCs w:val="24"/>
         </w:rPr>
-        <w:t xml:space="preserve">Radio Tabaré. (s.f.). Concordia promedió el 60% de ocupación hotelera durante el fin de semana con alta presencia de salteños. https://www.radiotabare.com.uy/concordia-promedio-el-60-de-ocupacion-hotelera-durante-el-fin-de-semana-con-alta-presencia-de-saltenos/</w:t>
+        <w:t xml:space="preserve">PuntoVid. (s.f.). Del 13 al 18 de abril, Uruguay celebra su cepa insignia: el Tannat, la herencia Harriague. https://puntovid.com.ar/del-13-al-18-de-abril-uruguay-celebra-su-cepa-insginia-el-tannat-la-herencia-harriague/</w:t>
       </w:r>
     </w:p>
     <w:p>
@@ -15359,7 +15359,7 @@
           <w:sz w:val="24"/>
           <w:szCs w:val="24"/>
         </w:rPr>
-        <w:t xml:space="preserve">Redalyc. (s.f.). Historia del turismo en Salto: desde el encuentro social al esparcimiento termal. https://www.redalyc.org/pdf/276/27621284004.pdf</w:t>
+        <w:t xml:space="preserve">Radio Libertadores. (s.f.). El Rotary Club Salto Noreste realiza una nueva edición del Salón del Vino Fino en La Calandria. https://radiolibertadores.com/el-rotary-club-salto-noreste-realiza-una-nueva-edicion-del-salon-del-vino-fino/</w:t>
       </w:r>
     </w:p>
     <w:p>
@@ -15379,7 +15379,7 @@
           <w:sz w:val="24"/>
           <w:szCs w:val="24"/>
         </w:rPr>
-        <w:t xml:space="preserve">Ruta del Vino Carmelo. (s.f.). Bodegas y experiencias en Uruguay. https://enoturismocarmelo.com.uy/</w:t>
+        <w:t xml:space="preserve">Radio Tabaré. (s.f.). Concordia promedió el 60% de ocupación hotelera durante el fin de semana con alta presencia de salteños. https://www.radiotabare.com.uy/concordia-promedio-el-60-de-ocupacion-hotelera-durante-el-fin-de-semana-con-alta-presencia-de-saltenos/</w:t>
       </w:r>
     </w:p>
     <w:p>
@@ -15399,7 +15399,7 @@
           <w:sz w:val="24"/>
           <w:szCs w:val="24"/>
         </w:rPr>
-        <w:t xml:space="preserve">Salto Sale!. (s.f.). Semana de Pascual Harriague. https://saltosale.com/semana-de-pascual-harriague-3/</w:t>
+        <w:t xml:space="preserve">Redalyc. (s.f.). Historia del turismo en Salto: desde el encuentro social al esparcimiento termal. https://www.redalyc.org/pdf/276/27621284004.pdf</w:t>
       </w:r>
     </w:p>
     <w:p>
@@ -15419,7 +15419,7 @@
           <w:sz w:val="24"/>
           <w:szCs w:val="24"/>
         </w:rPr>
-        <w:t xml:space="preserve">Servicio Nacional de Turismo de Chile [Sernatur]. (2025). Brasil - Chile travel market report 2025. https://www.sernatur.cl/wp-content/uploads/2025/10/BRASIL-Chile-Travel-Market-Report-2025.pdf</w:t>
+        <w:t xml:space="preserve">Ruta del Vino Carmelo. (s.f.). Bodegas y experiencias en Uruguay. https://enoturismocarmelo.com.uy/</w:t>
       </w:r>
     </w:p>
     <w:p>
@@ -15439,7 +15439,7 @@
           <w:sz w:val="24"/>
           <w:szCs w:val="24"/>
         </w:rPr>
-        <w:t xml:space="preserve">Shop News. (s.f.). El Tannat y Harriague: raíces profundas en la tierra de Salto. https://shopnews.com.uy/el-tannat-y-harriague-raices-profundas-en-la-tierra-de-salto/</w:t>
+        <w:t xml:space="preserve">Salto Sale!. (s.f.). Semana de Pascual Harriague. https://saltosale.com/semana-de-pascual-harriague-3/</w:t>
       </w:r>
     </w:p>
     <w:p>
@@ -15459,7 +15459,67 @@
           <w:sz w:val="24"/>
           <w:szCs w:val="24"/>
         </w:rPr>
+        <w:t xml:space="preserve">Servicio Nacional de Turismo de Chile [Sernatur]. (2025). Brasil - Chile travel market report 2025. https://www.sernatur.cl/wp-content/uploads/2025/10/BRASIL-Chile-Travel-Market-Report-2025.pdf</w:t>
+      </w:r>
+    </w:p>
+    <w:p>
+      <w:pPr>
+        <w:spacing w:after="160" w:line="240" w:lineRule="auto"/>
+        <w:ind w:left="720" w:hanging="720"/>
+        <w:jc w:val="left"/>
+      </w:pPr>
+      <w:r>
+        <w:rPr>
+          <w:rFonts w:ascii="Arial" w:cs="Arial" w:eastAsia="Arial" w:hAnsi="Arial"/>
+          <w:b w:val="false"/>
+          <w:bCs w:val="false"/>
+          <w:i w:val="false"/>
+          <w:iCs w:val="false"/>
+          <w:color w:val="000000"/>
+          <w:sz w:val="24"/>
+          <w:szCs w:val="24"/>
+        </w:rPr>
+        <w:t xml:space="preserve">Shop News. (s.f.). El Tannat y Harriague: raíces profundas en la tierra de Salto. https://shopnews.com.uy/el-tannat-y-harriague-raices-profundas-en-la-tierra-de-salto/</w:t>
+      </w:r>
+    </w:p>
+    <w:p>
+      <w:pPr>
+        <w:spacing w:after="160" w:line="240" w:lineRule="auto"/>
+        <w:ind w:left="720" w:hanging="720"/>
+        <w:jc w:val="left"/>
+      </w:pPr>
+      <w:r>
+        <w:rPr>
+          <w:rFonts w:ascii="Arial" w:cs="Arial" w:eastAsia="Arial" w:hAnsi="Arial"/>
+          <w:b w:val="false"/>
+          <w:bCs w:val="false"/>
+          <w:i w:val="false"/>
+          <w:iCs w:val="false"/>
+          <w:color w:val="000000"/>
+          <w:sz w:val="24"/>
+          <w:szCs w:val="24"/>
+        </w:rPr>
         <w:t xml:space="preserve">Tardáguila. (s.f.). Enoturismo en Uruguay genera ingresos de US$ 11 millones anuales. https://tardaguila.uy/varios/enoturismo-en-uruguay-genera-ingresos-de-us-11-millones-anuales</w:t>
+      </w:r>
+    </w:p>
+    <w:p>
+      <w:pPr>
+        <w:spacing w:after="160" w:line="240" w:lineRule="auto"/>
+        <w:ind w:left="720" w:hanging="720"/>
+        <w:jc w:val="left"/>
+      </w:pPr>
+      <w:r>
+        <w:rPr>
+          <w:rFonts w:ascii="Arial" w:cs="Arial" w:eastAsia="Arial" w:hAnsi="Arial"/>
+          <w:b w:val="false"/>
+          <w:bCs w:val="false"/>
+          <w:i w:val="false"/>
+          <w:iCs w:val="false"/>
+          <w:color w:val="000000"/>
+          <w:sz w:val="24"/>
+          <w:szCs w:val="24"/>
+        </w:rPr>
+        <w:t xml:space="preserve">Tierra de Valores [INAVI &amp; Comisión de Patrimonio Cultural de la Nación]. (2024). 150 años de vitivinicultura en Uruguay. https://tierradevalores.com.uy/</w:t>
       </w:r>
     </w:p>
     <w:p>
@@ -17587,9 +17647,9 @@
         </w:tblBorders>
       </w:tblPr>
       <w:tblGrid>
-        <w:gridCol w:w="872"/>
-        <w:gridCol w:w="4051"/>
-        <w:gridCol w:w="3582"/>
+        <w:gridCol w:w="862"/>
+        <w:gridCol w:w="3399"/>
+        <w:gridCol w:w="4242"/>
       </w:tblGrid>
       <w:tr>
         <w:trPr>
@@ -17597,7 +17657,7 @@
         </w:trPr>
         <w:tc>
           <w:tcPr>
-            <w:tcW w:type="dxa" w:w="872"/>
+            <w:tcW w:type="dxa" w:w="862"/>
             <w:shd w:fill="5b2333" w:val="clear"/>
             <w:tcMar>
               <w:top w:type="dxa" w:w="60"/>
@@ -17629,7 +17689,7 @@
         </w:tc>
         <w:tc>
           <w:tcPr>
-            <w:tcW w:type="dxa" w:w="4051"/>
+            <w:tcW w:type="dxa" w:w="3399"/>
             <w:shd w:fill="5b2333" w:val="clear"/>
             <w:tcMar>
               <w:top w:type="dxa" w:w="60"/>
@@ -17661,7 +17721,7 @@
         </w:tc>
         <w:tc>
           <w:tcPr>
-            <w:tcW w:type="dxa" w:w="3582"/>
+            <w:tcW w:type="dxa" w:w="4242"/>
             <w:shd w:fill="5b2333" w:val="clear"/>
             <w:tcMar>
               <w:top w:type="dxa" w:w="60"/>
@@ -17698,7 +17758,7 @@
         </w:trPr>
         <w:tc>
           <w:tcPr>
-            <w:tcW w:type="dxa" w:w="872"/>
+            <w:tcW w:type="dxa" w:w="862"/>
             <w:tcMar>
               <w:top w:type="dxa" w:w="60"/>
               <w:left w:type="dxa" w:w="100"/>
@@ -17729,7 +17789,7 @@
         </w:tc>
         <w:tc>
           <w:tcPr>
-            <w:tcW w:type="dxa" w:w="4051"/>
+            <w:tcW w:type="dxa" w:w="3399"/>
             <w:tcMar>
               <w:top w:type="dxa" w:w="60"/>
               <w:left w:type="dxa" w:w="100"/>
@@ -17760,32 +17820,32 @@
         </w:tc>
         <w:tc>
           <w:tcPr>
-            <w:tcW w:type="dxa" w:w="3582"/>
-            <w:tcMar>
-              <w:top w:type="dxa" w:w="60"/>
-              <w:left w:type="dxa" w:w="100"/>
-              <w:bottom w:type="dxa" w:w="60"/>
-              <w:right w:type="dxa" w:w="100"/>
-            </w:tcMar>
-            <w:vAlign w:val="center"/>
-          </w:tcPr>
-          <w:p>
-            <w:pPr>
-              <w:spacing w:line="240" w:lineRule="auto"/>
-              <w:jc w:val="center"/>
-            </w:pPr>
-            <w:r>
-              <w:rPr>
-                <w:rFonts w:ascii="Arial" w:cs="Arial" w:eastAsia="Arial" w:hAnsi="Arial"/>
-                <w:b w:val="false"/>
-                <w:bCs w:val="false"/>
-                <w:i w:val="false"/>
-                <w:iCs w:val="false"/>
-                <w:color w:val="000000"/>
-                <w:sz w:val="20"/>
-                <w:szCs w:val="20"/>
-              </w:rPr>
-              <w:t xml:space="preserve">Postular al Fondo Enoturismo MINTUR-INAVI y a ANDE; campaña dirigida a Rio Grande do Sul</w:t>
+            <w:tcW w:type="dxa" w:w="4242"/>
+            <w:tcMar>
+              <w:top w:type="dxa" w:w="60"/>
+              <w:left w:type="dxa" w:w="100"/>
+              <w:bottom w:type="dxa" w:w="60"/>
+              <w:right w:type="dxa" w:w="100"/>
+            </w:tcMar>
+            <w:vAlign w:val="center"/>
+          </w:tcPr>
+          <w:p>
+            <w:pPr>
+              <w:spacing w:line="240" w:lineRule="auto"/>
+              <w:jc w:val="center"/>
+            </w:pPr>
+            <w:r>
+              <w:rPr>
+                <w:rFonts w:ascii="Arial" w:cs="Arial" w:eastAsia="Arial" w:hAnsi="Arial"/>
+                <w:b w:val="false"/>
+                <w:bCs w:val="false"/>
+                <w:i w:val="false"/>
+                <w:iCs w:val="false"/>
+                <w:color w:val="000000"/>
+                <w:sz w:val="20"/>
+                <w:szCs w:val="20"/>
+              </w:rPr>
+              <w:t xml:space="preserve">Postular al Fondo de Oferta Enoturística (MINTUR) y monitorear una futura convocatoria afín del Fondo MINTUR-ANDE; campaña dirigida a Rio Grande do Sul</w:t>
             </w:r>
           </w:p>
         </w:tc>
@@ -17796,7 +17856,7 @@
         </w:trPr>
         <w:tc>
           <w:tcPr>
-            <w:tcW w:type="dxa" w:w="872"/>
+            <w:tcW w:type="dxa" w:w="862"/>
             <w:tcMar>
               <w:top w:type="dxa" w:w="60"/>
               <w:left w:type="dxa" w:w="100"/>
@@ -17827,7 +17887,7 @@
         </w:tc>
         <w:tc>
           <w:tcPr>
-            <w:tcW w:type="dxa" w:w="4051"/>
+            <w:tcW w:type="dxa" w:w="3399"/>
             <w:tcMar>
               <w:top w:type="dxa" w:w="60"/>
               <w:left w:type="dxa" w:w="100"/>
@@ -17858,7 +17918,7 @@
         </w:tc>
         <w:tc>
           <w:tcPr>
-            <w:tcW w:type="dxa" w:w="3582"/>
+            <w:tcW w:type="dxa" w:w="4242"/>
             <w:tcMar>
               <w:top w:type="dxa" w:w="60"/>
               <w:left w:type="dxa" w:w="100"/>
@@ -17894,7 +17954,7 @@
         </w:trPr>
         <w:tc>
           <w:tcPr>
-            <w:tcW w:type="dxa" w:w="872"/>
+            <w:tcW w:type="dxa" w:w="862"/>
             <w:tcMar>
               <w:top w:type="dxa" w:w="60"/>
               <w:left w:type="dxa" w:w="100"/>
@@ -17925,7 +17985,7 @@
         </w:tc>
         <w:tc>
           <w:tcPr>
-            <w:tcW w:type="dxa" w:w="4051"/>
+            <w:tcW w:type="dxa" w:w="3399"/>
             <w:tcMar>
               <w:top w:type="dxa" w:w="60"/>
               <w:left w:type="dxa" w:w="100"/>
@@ -17956,7 +18016,7 @@
         </w:tc>
         <w:tc>
           <w:tcPr>
-            <w:tcW w:type="dxa" w:w="3582"/>
+            <w:tcW w:type="dxa" w:w="4242"/>
             <w:tcMar>
               <w:top w:type="dxa" w:w="60"/>
               <w:left w:type="dxa" w:w="100"/>
@@ -17992,7 +18052,7 @@
         </w:trPr>
         <w:tc>
           <w:tcPr>
-            <w:tcW w:type="dxa" w:w="872"/>
+            <w:tcW w:type="dxa" w:w="862"/>
             <w:tcMar>
               <w:top w:type="dxa" w:w="60"/>
               <w:left w:type="dxa" w:w="100"/>
@@ -18023,7 +18083,7 @@
         </w:tc>
         <w:tc>
           <w:tcPr>
-            <w:tcW w:type="dxa" w:w="4051"/>
+            <w:tcW w:type="dxa" w:w="3399"/>
             <w:tcMar>
               <w:top w:type="dxa" w:w="60"/>
               <w:left w:type="dxa" w:w="100"/>
@@ -18054,7 +18114,7 @@
         </w:tc>
         <w:tc>
           <w:tcPr>
-            <w:tcW w:type="dxa" w:w="3582"/>
+            <w:tcW w:type="dxa" w:w="4242"/>
             <w:tcMar>
               <w:top w:type="dxa" w:w="60"/>
               <w:left w:type="dxa" w:w="100"/>

--- a/La Ruta del Tannat - Proyecto Final.docx
+++ b/La Ruta del Tannat - Proyecto Final.docx
@@ -5152,7 +5152,7 @@
           <w:sz w:val="24"/>
           <w:szCs w:val="24"/>
         </w:rPr>
-        <w:t xml:space="preserve">La principal oportunidad identificada es la atracción del mercado enoturístico de Brasil, de alta rentabilidad y afinidad con el sector, tal como reflejan los datos trimestrales del Observatorio de Turismo Inteligente del MINTUR:</w:t>
+        <w:t xml:space="preserve">La principal oportunidad identificada es la atracción del mercado enoturístico de Brasil, de alta rentabilidad y afinidad con el sector: según los informes de Turismo Receptivo del Observatorio de Turismo Inteligente del MINTUR, el turista brasileño que visita Uruguay presenta sistemáticamente el mayor gasto diario per cápita de los tres mercados regionales de referencia:</w:t>
       </w:r>
     </w:p>
     <w:p>
@@ -5192,7 +5192,7 @@
           <w:sz w:val="24"/>
           <w:szCs w:val="24"/>
         </w:rPr>
-        <w:t xml:space="preserve">Gasto y estadía promedio de turistas extranjeros por trimestre, según mercado de origen</w:t>
+        <w:t xml:space="preserve">Gasto diario y estadía promedio de los visitantes de Brasil, Argentina y Chile en Uruguay, por trimestre</w:t>
       </w:r>
     </w:p>
     <w:tbl>
@@ -5208,10 +5208,10 @@
         </w:tblBorders>
       </w:tblPr>
       <w:tblGrid>
-        <w:gridCol w:w="1816"/>
-        <w:gridCol w:w="2229"/>
-        <w:gridCol w:w="2229"/>
-        <w:gridCol w:w="2229"/>
+        <w:gridCol w:w="2955"/>
+        <w:gridCol w:w="1874"/>
+        <w:gridCol w:w="1802"/>
+        <w:gridCol w:w="1874"/>
       </w:tblGrid>
       <w:tr>
         <w:trPr>
@@ -5219,7 +5219,7 @@
         </w:trPr>
         <w:tc>
           <w:tcPr>
-            <w:tcW w:type="dxa" w:w="1816"/>
+            <w:tcW w:type="dxa" w:w="2955"/>
             <w:shd w:fill="5b2333" w:val="clear"/>
             <w:tcMar>
               <w:top w:type="dxa" w:w="60"/>
@@ -5245,13 +5245,13 @@
                 <w:sz w:val="20"/>
                 <w:szCs w:val="20"/>
               </w:rPr>
-              <w:t xml:space="preserve">Trimestre (MINTUR)</w:t>
-            </w:r>
-          </w:p>
-        </w:tc>
-        <w:tc>
-          <w:tcPr>
-            <w:tcW w:type="dxa" w:w="2229"/>
+              <w:t xml:space="preserve">Trimestre (MINTUR, Turismo Receptivo)</w:t>
+            </w:r>
+          </w:p>
+        </w:tc>
+        <w:tc>
+          <w:tcPr>
+            <w:tcW w:type="dxa" w:w="1874"/>
             <w:shd w:fill="5b2333" w:val="clear"/>
             <w:tcMar>
               <w:top w:type="dxa" w:w="60"/>
@@ -5283,7 +5283,7 @@
         </w:tc>
         <w:tc>
           <w:tcPr>
-            <w:tcW w:type="dxa" w:w="2229"/>
+            <w:tcW w:type="dxa" w:w="1802"/>
             <w:shd w:fill="5b2333" w:val="clear"/>
             <w:tcMar>
               <w:top w:type="dxa" w:w="60"/>
@@ -5315,7 +5315,7 @@
         </w:tc>
         <w:tc>
           <w:tcPr>
-            <w:tcW w:type="dxa" w:w="2229"/>
+            <w:tcW w:type="dxa" w:w="1874"/>
             <w:shd w:fill="5b2333" w:val="clear"/>
             <w:tcMar>
               <w:top w:type="dxa" w:w="60"/>
@@ -5352,125 +5352,125 @@
         </w:trPr>
         <w:tc>
           <w:tcPr>
-            <w:tcW w:type="dxa" w:w="1816"/>
-            <w:tcMar>
-              <w:top w:type="dxa" w:w="60"/>
-              <w:left w:type="dxa" w:w="100"/>
-              <w:bottom w:type="dxa" w:w="60"/>
-              <w:right w:type="dxa" w:w="100"/>
-            </w:tcMar>
-            <w:vAlign w:val="center"/>
-          </w:tcPr>
-          <w:p>
-            <w:pPr>
-              <w:spacing w:line="240" w:lineRule="auto"/>
-              <w:jc w:val="center"/>
-            </w:pPr>
-            <w:r>
-              <w:rPr>
-                <w:rFonts w:ascii="Arial" w:cs="Arial" w:eastAsia="Arial" w:hAnsi="Arial"/>
-                <w:b w:val="false"/>
-                <w:bCs w:val="false"/>
-                <w:i w:val="false"/>
-                <w:iCs w:val="false"/>
-                <w:color w:val="000000"/>
-                <w:sz w:val="20"/>
-                <w:szCs w:val="20"/>
-              </w:rPr>
-              <w:t xml:space="preserve">3er trim. 2025</w:t>
-            </w:r>
-          </w:p>
-        </w:tc>
-        <w:tc>
-          <w:tcPr>
-            <w:tcW w:type="dxa" w:w="2229"/>
-            <w:tcMar>
-              <w:top w:type="dxa" w:w="60"/>
-              <w:left w:type="dxa" w:w="100"/>
-              <w:bottom w:type="dxa" w:w="60"/>
-              <w:right w:type="dxa" w:w="100"/>
-            </w:tcMar>
-            <w:vAlign w:val="center"/>
-          </w:tcPr>
-          <w:p>
-            <w:pPr>
-              <w:spacing w:line="240" w:lineRule="auto"/>
-              <w:jc w:val="center"/>
-            </w:pPr>
-            <w:r>
-              <w:rPr>
-                <w:rFonts w:ascii="Arial" w:cs="Arial" w:eastAsia="Arial" w:hAnsi="Arial"/>
-                <w:b w:val="false"/>
-                <w:bCs w:val="false"/>
-                <w:i w:val="false"/>
-                <w:iCs w:val="false"/>
-                <w:color w:val="000000"/>
-                <w:sz w:val="20"/>
-                <w:szCs w:val="20"/>
-              </w:rPr>
-              <w:t xml:space="preserve">Gasto USD 81,5 / 7,3 noches</w:t>
-            </w:r>
-          </w:p>
-        </w:tc>
-        <w:tc>
-          <w:tcPr>
-            <w:tcW w:type="dxa" w:w="2229"/>
-            <w:tcMar>
-              <w:top w:type="dxa" w:w="60"/>
-              <w:left w:type="dxa" w:w="100"/>
-              <w:bottom w:type="dxa" w:w="60"/>
-              <w:right w:type="dxa" w:w="100"/>
-            </w:tcMar>
-            <w:vAlign w:val="center"/>
-          </w:tcPr>
-          <w:p>
-            <w:pPr>
-              <w:spacing w:line="240" w:lineRule="auto"/>
-              <w:jc w:val="center"/>
-            </w:pPr>
-            <w:r>
-              <w:rPr>
-                <w:rFonts w:ascii="Arial" w:cs="Arial" w:eastAsia="Arial" w:hAnsi="Arial"/>
-                <w:b w:val="false"/>
-                <w:bCs w:val="false"/>
-                <w:i w:val="false"/>
-                <w:iCs w:val="false"/>
-                <w:color w:val="000000"/>
-                <w:sz w:val="20"/>
-                <w:szCs w:val="20"/>
-              </w:rPr>
-              <w:t xml:space="preserve">Gasto USD 79,7 / 4,6 noches</w:t>
-            </w:r>
-          </w:p>
-        </w:tc>
-        <w:tc>
-          <w:tcPr>
-            <w:tcW w:type="dxa" w:w="2229"/>
-            <w:tcMar>
-              <w:top w:type="dxa" w:w="60"/>
-              <w:left w:type="dxa" w:w="100"/>
-              <w:bottom w:type="dxa" w:w="60"/>
-              <w:right w:type="dxa" w:w="100"/>
-            </w:tcMar>
-            <w:vAlign w:val="center"/>
-          </w:tcPr>
-          <w:p>
-            <w:pPr>
-              <w:spacing w:line="240" w:lineRule="auto"/>
-              <w:jc w:val="center"/>
-            </w:pPr>
-            <w:r>
-              <w:rPr>
-                <w:rFonts w:ascii="Arial" w:cs="Arial" w:eastAsia="Arial" w:hAnsi="Arial"/>
-                <w:b w:val="false"/>
-                <w:bCs w:val="false"/>
-                <w:i w:val="false"/>
-                <w:iCs w:val="false"/>
-                <w:color w:val="000000"/>
-                <w:sz w:val="20"/>
-                <w:szCs w:val="20"/>
-              </w:rPr>
-              <w:t xml:space="preserve">Gasto USD 87,9 / 7,2 noches</w:t>
+            <w:tcW w:type="dxa" w:w="2955"/>
+            <w:tcMar>
+              <w:top w:type="dxa" w:w="60"/>
+              <w:left w:type="dxa" w:w="100"/>
+              <w:bottom w:type="dxa" w:w="60"/>
+              <w:right w:type="dxa" w:w="100"/>
+            </w:tcMar>
+            <w:vAlign w:val="center"/>
+          </w:tcPr>
+          <w:p>
+            <w:pPr>
+              <w:spacing w:line="240" w:lineRule="auto"/>
+              <w:jc w:val="center"/>
+            </w:pPr>
+            <w:r>
+              <w:rPr>
+                <w:rFonts w:ascii="Arial" w:cs="Arial" w:eastAsia="Arial" w:hAnsi="Arial"/>
+                <w:b w:val="false"/>
+                <w:bCs w:val="false"/>
+                <w:i w:val="false"/>
+                <w:iCs w:val="false"/>
+                <w:color w:val="000000"/>
+                <w:sz w:val="20"/>
+                <w:szCs w:val="20"/>
+              </w:rPr>
+              <w:t xml:space="preserve">2.º trim. 2026</w:t>
+            </w:r>
+          </w:p>
+        </w:tc>
+        <w:tc>
+          <w:tcPr>
+            <w:tcW w:type="dxa" w:w="1874"/>
+            <w:tcMar>
+              <w:top w:type="dxa" w:w="60"/>
+              <w:left w:type="dxa" w:w="100"/>
+              <w:bottom w:type="dxa" w:w="60"/>
+              <w:right w:type="dxa" w:w="100"/>
+            </w:tcMar>
+            <w:vAlign w:val="center"/>
+          </w:tcPr>
+          <w:p>
+            <w:pPr>
+              <w:spacing w:line="240" w:lineRule="auto"/>
+              <w:jc w:val="center"/>
+            </w:pPr>
+            <w:r>
+              <w:rPr>
+                <w:rFonts w:ascii="Arial" w:cs="Arial" w:eastAsia="Arial" w:hAnsi="Arial"/>
+                <w:b w:val="false"/>
+                <w:bCs w:val="false"/>
+                <w:i w:val="false"/>
+                <w:iCs w:val="false"/>
+                <w:color w:val="000000"/>
+                <w:sz w:val="20"/>
+                <w:szCs w:val="20"/>
+              </w:rPr>
+              <w:t xml:space="preserve">Gasto USD 122,6 / 5,1 días</w:t>
+            </w:r>
+          </w:p>
+        </w:tc>
+        <w:tc>
+          <w:tcPr>
+            <w:tcW w:type="dxa" w:w="1802"/>
+            <w:tcMar>
+              <w:top w:type="dxa" w:w="60"/>
+              <w:left w:type="dxa" w:w="100"/>
+              <w:bottom w:type="dxa" w:w="60"/>
+              <w:right w:type="dxa" w:w="100"/>
+            </w:tcMar>
+            <w:vAlign w:val="center"/>
+          </w:tcPr>
+          <w:p>
+            <w:pPr>
+              <w:spacing w:line="240" w:lineRule="auto"/>
+              <w:jc w:val="center"/>
+            </w:pPr>
+            <w:r>
+              <w:rPr>
+                <w:rFonts w:ascii="Arial" w:cs="Arial" w:eastAsia="Arial" w:hAnsi="Arial"/>
+                <w:b w:val="false"/>
+                <w:bCs w:val="false"/>
+                <w:i w:val="false"/>
+                <w:iCs w:val="false"/>
+                <w:color w:val="000000"/>
+                <w:sz w:val="20"/>
+                <w:szCs w:val="20"/>
+              </w:rPr>
+              <w:t xml:space="preserve">Gasto USD 96,0 / 4,6 días</w:t>
+            </w:r>
+          </w:p>
+        </w:tc>
+        <w:tc>
+          <w:tcPr>
+            <w:tcW w:type="dxa" w:w="1874"/>
+            <w:tcMar>
+              <w:top w:type="dxa" w:w="60"/>
+              <w:left w:type="dxa" w:w="100"/>
+              <w:bottom w:type="dxa" w:w="60"/>
+              <w:right w:type="dxa" w:w="100"/>
+            </w:tcMar>
+            <w:vAlign w:val="center"/>
+          </w:tcPr>
+          <w:p>
+            <w:pPr>
+              <w:spacing w:line="240" w:lineRule="auto"/>
+              <w:jc w:val="center"/>
+            </w:pPr>
+            <w:r>
+              <w:rPr>
+                <w:rFonts w:ascii="Arial" w:cs="Arial" w:eastAsia="Arial" w:hAnsi="Arial"/>
+                <w:b w:val="false"/>
+                <w:bCs w:val="false"/>
+                <w:i w:val="false"/>
+                <w:iCs w:val="false"/>
+                <w:color w:val="000000"/>
+                <w:sz w:val="20"/>
+                <w:szCs w:val="20"/>
+              </w:rPr>
+              <w:t xml:space="preserve">Gasto USD 112,4 / 4,9 días</w:t>
             </w:r>
           </w:p>
         </w:tc>
@@ -5481,125 +5481,125 @@
         </w:trPr>
         <w:tc>
           <w:tcPr>
-            <w:tcW w:type="dxa" w:w="1816"/>
-            <w:tcMar>
-              <w:top w:type="dxa" w:w="60"/>
-              <w:left w:type="dxa" w:w="100"/>
-              <w:bottom w:type="dxa" w:w="60"/>
-              <w:right w:type="dxa" w:w="100"/>
-            </w:tcMar>
-            <w:vAlign w:val="center"/>
-          </w:tcPr>
-          <w:p>
-            <w:pPr>
-              <w:spacing w:line="240" w:lineRule="auto"/>
-              <w:jc w:val="center"/>
-            </w:pPr>
-            <w:r>
-              <w:rPr>
-                <w:rFonts w:ascii="Arial" w:cs="Arial" w:eastAsia="Arial" w:hAnsi="Arial"/>
-                <w:b w:val="false"/>
-                <w:bCs w:val="false"/>
-                <w:i w:val="false"/>
-                <w:iCs w:val="false"/>
-                <w:color w:val="000000"/>
-                <w:sz w:val="20"/>
-                <w:szCs w:val="20"/>
-              </w:rPr>
-              <w:t xml:space="preserve">1er trim. 2025</w:t>
-            </w:r>
-          </w:p>
-        </w:tc>
-        <w:tc>
-          <w:tcPr>
-            <w:tcW w:type="dxa" w:w="2229"/>
-            <w:tcMar>
-              <w:top w:type="dxa" w:w="60"/>
-              <w:left w:type="dxa" w:w="100"/>
-              <w:bottom w:type="dxa" w:w="60"/>
-              <w:right w:type="dxa" w:w="100"/>
-            </w:tcMar>
-            <w:vAlign w:val="center"/>
-          </w:tcPr>
-          <w:p>
-            <w:pPr>
-              <w:spacing w:line="240" w:lineRule="auto"/>
-              <w:jc w:val="center"/>
-            </w:pPr>
-            <w:r>
-              <w:rPr>
-                <w:rFonts w:ascii="Arial" w:cs="Arial" w:eastAsia="Arial" w:hAnsi="Arial"/>
-                <w:b w:val="false"/>
-                <w:bCs w:val="false"/>
-                <w:i w:val="false"/>
-                <w:iCs w:val="false"/>
-                <w:color w:val="000000"/>
-                <w:sz w:val="20"/>
-                <w:szCs w:val="20"/>
-              </w:rPr>
-              <w:t xml:space="preserve">Gasto USD 61,1 / 8,7 noches</w:t>
-            </w:r>
-          </w:p>
-        </w:tc>
-        <w:tc>
-          <w:tcPr>
-            <w:tcW w:type="dxa" w:w="2229"/>
-            <w:tcMar>
-              <w:top w:type="dxa" w:w="60"/>
-              <w:left w:type="dxa" w:w="100"/>
-              <w:bottom w:type="dxa" w:w="60"/>
-              <w:right w:type="dxa" w:w="100"/>
-            </w:tcMar>
-            <w:vAlign w:val="center"/>
-          </w:tcPr>
-          <w:p>
-            <w:pPr>
-              <w:spacing w:line="240" w:lineRule="auto"/>
-              <w:jc w:val="center"/>
-            </w:pPr>
-            <w:r>
-              <w:rPr>
-                <w:rFonts w:ascii="Arial" w:cs="Arial" w:eastAsia="Arial" w:hAnsi="Arial"/>
-                <w:b w:val="false"/>
-                <w:bCs w:val="false"/>
-                <w:i w:val="false"/>
-                <w:iCs w:val="false"/>
-                <w:color w:val="000000"/>
-                <w:sz w:val="20"/>
-                <w:szCs w:val="20"/>
-              </w:rPr>
-              <w:t xml:space="preserve">Gasto USD 73,5 / 5,5 noches</w:t>
-            </w:r>
-          </w:p>
-        </w:tc>
-        <w:tc>
-          <w:tcPr>
-            <w:tcW w:type="dxa" w:w="2229"/>
-            <w:tcMar>
-              <w:top w:type="dxa" w:w="60"/>
-              <w:left w:type="dxa" w:w="100"/>
-              <w:bottom w:type="dxa" w:w="60"/>
-              <w:right w:type="dxa" w:w="100"/>
-            </w:tcMar>
-            <w:vAlign w:val="center"/>
-          </w:tcPr>
-          <w:p>
-            <w:pPr>
-              <w:spacing w:line="240" w:lineRule="auto"/>
-              <w:jc w:val="center"/>
-            </w:pPr>
-            <w:r>
-              <w:rPr>
-                <w:rFonts w:ascii="Arial" w:cs="Arial" w:eastAsia="Arial" w:hAnsi="Arial"/>
-                <w:b w:val="false"/>
-                <w:bCs w:val="false"/>
-                <w:i w:val="false"/>
-                <w:iCs w:val="false"/>
-                <w:color w:val="000000"/>
-                <w:sz w:val="20"/>
-                <w:szCs w:val="20"/>
-              </w:rPr>
-              <w:t xml:space="preserve">Gasto USD 94,5 / 6,6 noches</w:t>
+            <w:tcW w:type="dxa" w:w="2955"/>
+            <w:tcMar>
+              <w:top w:type="dxa" w:w="60"/>
+              <w:left w:type="dxa" w:w="100"/>
+              <w:bottom w:type="dxa" w:w="60"/>
+              <w:right w:type="dxa" w:w="100"/>
+            </w:tcMar>
+            <w:vAlign w:val="center"/>
+          </w:tcPr>
+          <w:p>
+            <w:pPr>
+              <w:spacing w:line="240" w:lineRule="auto"/>
+              <w:jc w:val="center"/>
+            </w:pPr>
+            <w:r>
+              <w:rPr>
+                <w:rFonts w:ascii="Arial" w:cs="Arial" w:eastAsia="Arial" w:hAnsi="Arial"/>
+                <w:b w:val="false"/>
+                <w:bCs w:val="false"/>
+                <w:i w:val="false"/>
+                <w:iCs w:val="false"/>
+                <w:color w:val="000000"/>
+                <w:sz w:val="20"/>
+                <w:szCs w:val="20"/>
+              </w:rPr>
+              <w:t xml:space="preserve">1.º trim. 2026</w:t>
+            </w:r>
+          </w:p>
+        </w:tc>
+        <w:tc>
+          <w:tcPr>
+            <w:tcW w:type="dxa" w:w="1874"/>
+            <w:tcMar>
+              <w:top w:type="dxa" w:w="60"/>
+              <w:left w:type="dxa" w:w="100"/>
+              <w:bottom w:type="dxa" w:w="60"/>
+              <w:right w:type="dxa" w:w="100"/>
+            </w:tcMar>
+            <w:vAlign w:val="center"/>
+          </w:tcPr>
+          <w:p>
+            <w:pPr>
+              <w:spacing w:line="240" w:lineRule="auto"/>
+              <w:jc w:val="center"/>
+            </w:pPr>
+            <w:r>
+              <w:rPr>
+                <w:rFonts w:ascii="Arial" w:cs="Arial" w:eastAsia="Arial" w:hAnsi="Arial"/>
+                <w:b w:val="false"/>
+                <w:bCs w:val="false"/>
+                <w:i w:val="false"/>
+                <w:iCs w:val="false"/>
+                <w:color w:val="000000"/>
+                <w:sz w:val="20"/>
+                <w:szCs w:val="20"/>
+              </w:rPr>
+              <w:t xml:space="preserve">Gasto USD 112,1 / 7,3 días</w:t>
+            </w:r>
+          </w:p>
+        </w:tc>
+        <w:tc>
+          <w:tcPr>
+            <w:tcW w:type="dxa" w:w="1802"/>
+            <w:tcMar>
+              <w:top w:type="dxa" w:w="60"/>
+              <w:left w:type="dxa" w:w="100"/>
+              <w:bottom w:type="dxa" w:w="60"/>
+              <w:right w:type="dxa" w:w="100"/>
+            </w:tcMar>
+            <w:vAlign w:val="center"/>
+          </w:tcPr>
+          <w:p>
+            <w:pPr>
+              <w:spacing w:line="240" w:lineRule="auto"/>
+              <w:jc w:val="center"/>
+            </w:pPr>
+            <w:r>
+              <w:rPr>
+                <w:rFonts w:ascii="Arial" w:cs="Arial" w:eastAsia="Arial" w:hAnsi="Arial"/>
+                <w:b w:val="false"/>
+                <w:bCs w:val="false"/>
+                <w:i w:val="false"/>
+                <w:iCs w:val="false"/>
+                <w:color w:val="000000"/>
+                <w:sz w:val="20"/>
+                <w:szCs w:val="20"/>
+              </w:rPr>
+              <w:t xml:space="preserve">Gasto USD 88,2 / 7,6 días</w:t>
+            </w:r>
+          </w:p>
+        </w:tc>
+        <w:tc>
+          <w:tcPr>
+            <w:tcW w:type="dxa" w:w="1874"/>
+            <w:tcMar>
+              <w:top w:type="dxa" w:w="60"/>
+              <w:left w:type="dxa" w:w="100"/>
+              <w:bottom w:type="dxa" w:w="60"/>
+              <w:right w:type="dxa" w:w="100"/>
+            </w:tcMar>
+            <w:vAlign w:val="center"/>
+          </w:tcPr>
+          <w:p>
+            <w:pPr>
+              <w:spacing w:line="240" w:lineRule="auto"/>
+              <w:jc w:val="center"/>
+            </w:pPr>
+            <w:r>
+              <w:rPr>
+                <w:rFonts w:ascii="Arial" w:cs="Arial" w:eastAsia="Arial" w:hAnsi="Arial"/>
+                <w:b w:val="false"/>
+                <w:bCs w:val="false"/>
+                <w:i w:val="false"/>
+                <w:iCs w:val="false"/>
+                <w:color w:val="000000"/>
+                <w:sz w:val="20"/>
+                <w:szCs w:val="20"/>
+              </w:rPr>
+              <w:t xml:space="preserve">Gasto USD 122,1 / 7,6 días</w:t>
             </w:r>
           </w:p>
         </w:tc>
@@ -5610,125 +5610,125 @@
         </w:trPr>
         <w:tc>
           <w:tcPr>
-            <w:tcW w:type="dxa" w:w="1816"/>
-            <w:tcMar>
-              <w:top w:type="dxa" w:w="60"/>
-              <w:left w:type="dxa" w:w="100"/>
-              <w:bottom w:type="dxa" w:w="60"/>
-              <w:right w:type="dxa" w:w="100"/>
-            </w:tcMar>
-            <w:vAlign w:val="center"/>
-          </w:tcPr>
-          <w:p>
-            <w:pPr>
-              <w:spacing w:line="240" w:lineRule="auto"/>
-              <w:jc w:val="center"/>
-            </w:pPr>
-            <w:r>
-              <w:rPr>
-                <w:rFonts w:ascii="Arial" w:cs="Arial" w:eastAsia="Arial" w:hAnsi="Arial"/>
-                <w:b w:val="false"/>
-                <w:bCs w:val="false"/>
-                <w:i w:val="false"/>
-                <w:iCs w:val="false"/>
-                <w:color w:val="000000"/>
-                <w:sz w:val="20"/>
-                <w:szCs w:val="20"/>
-              </w:rPr>
-              <w:t xml:space="preserve">4to trim. 2024</w:t>
-            </w:r>
-          </w:p>
-        </w:tc>
-        <w:tc>
-          <w:tcPr>
-            <w:tcW w:type="dxa" w:w="2229"/>
-            <w:tcMar>
-              <w:top w:type="dxa" w:w="60"/>
-              <w:left w:type="dxa" w:w="100"/>
-              <w:bottom w:type="dxa" w:w="60"/>
-              <w:right w:type="dxa" w:w="100"/>
-            </w:tcMar>
-            <w:vAlign w:val="center"/>
-          </w:tcPr>
-          <w:p>
-            <w:pPr>
-              <w:spacing w:line="240" w:lineRule="auto"/>
-              <w:jc w:val="center"/>
-            </w:pPr>
-            <w:r>
-              <w:rPr>
-                <w:rFonts w:ascii="Arial" w:cs="Arial" w:eastAsia="Arial" w:hAnsi="Arial"/>
-                <w:b w:val="false"/>
-                <w:bCs w:val="false"/>
-                <w:i w:val="false"/>
-                <w:iCs w:val="false"/>
-                <w:color w:val="000000"/>
-                <w:sz w:val="20"/>
-                <w:szCs w:val="20"/>
-              </w:rPr>
-              <w:t xml:space="preserve">Gasto USD 74,9 / 7,2 noches</w:t>
-            </w:r>
-          </w:p>
-        </w:tc>
-        <w:tc>
-          <w:tcPr>
-            <w:tcW w:type="dxa" w:w="2229"/>
-            <w:tcMar>
-              <w:top w:type="dxa" w:w="60"/>
-              <w:left w:type="dxa" w:w="100"/>
-              <w:bottom w:type="dxa" w:w="60"/>
-              <w:right w:type="dxa" w:w="100"/>
-            </w:tcMar>
-            <w:vAlign w:val="center"/>
-          </w:tcPr>
-          <w:p>
-            <w:pPr>
-              <w:spacing w:line="240" w:lineRule="auto"/>
-              <w:jc w:val="center"/>
-            </w:pPr>
-            <w:r>
-              <w:rPr>
-                <w:rFonts w:ascii="Arial" w:cs="Arial" w:eastAsia="Arial" w:hAnsi="Arial"/>
-                <w:b w:val="false"/>
-                <w:bCs w:val="false"/>
-                <w:i w:val="false"/>
-                <w:iCs w:val="false"/>
-                <w:color w:val="000000"/>
-                <w:sz w:val="20"/>
-                <w:szCs w:val="20"/>
-              </w:rPr>
-              <w:t xml:space="preserve">Gasto USD 77,5 / 4,7 noches</w:t>
-            </w:r>
-          </w:p>
-        </w:tc>
-        <w:tc>
-          <w:tcPr>
-            <w:tcW w:type="dxa" w:w="2229"/>
-            <w:tcMar>
-              <w:top w:type="dxa" w:w="60"/>
-              <w:left w:type="dxa" w:w="100"/>
-              <w:bottom w:type="dxa" w:w="60"/>
-              <w:right w:type="dxa" w:w="100"/>
-            </w:tcMar>
-            <w:vAlign w:val="center"/>
-          </w:tcPr>
-          <w:p>
-            <w:pPr>
-              <w:spacing w:line="240" w:lineRule="auto"/>
-              <w:jc w:val="center"/>
-            </w:pPr>
-            <w:r>
-              <w:rPr>
-                <w:rFonts w:ascii="Arial" w:cs="Arial" w:eastAsia="Arial" w:hAnsi="Arial"/>
-                <w:b w:val="false"/>
-                <w:bCs w:val="false"/>
-                <w:i w:val="false"/>
-                <w:iCs w:val="false"/>
-                <w:color w:val="000000"/>
-                <w:sz w:val="20"/>
-                <w:szCs w:val="20"/>
-              </w:rPr>
-              <w:t xml:space="preserve">Gasto USD 78,4 / 7,3 noches</w:t>
+            <w:tcW w:type="dxa" w:w="2955"/>
+            <w:tcMar>
+              <w:top w:type="dxa" w:w="60"/>
+              <w:left w:type="dxa" w:w="100"/>
+              <w:bottom w:type="dxa" w:w="60"/>
+              <w:right w:type="dxa" w:w="100"/>
+            </w:tcMar>
+            <w:vAlign w:val="center"/>
+          </w:tcPr>
+          <w:p>
+            <w:pPr>
+              <w:spacing w:line="240" w:lineRule="auto"/>
+              <w:jc w:val="center"/>
+            </w:pPr>
+            <w:r>
+              <w:rPr>
+                <w:rFonts w:ascii="Arial" w:cs="Arial" w:eastAsia="Arial" w:hAnsi="Arial"/>
+                <w:b w:val="false"/>
+                <w:bCs w:val="false"/>
+                <w:i w:val="false"/>
+                <w:iCs w:val="false"/>
+                <w:color w:val="000000"/>
+                <w:sz w:val="20"/>
+                <w:szCs w:val="20"/>
+              </w:rPr>
+              <w:t xml:space="preserve">4.º trim. 2025</w:t>
+            </w:r>
+          </w:p>
+        </w:tc>
+        <w:tc>
+          <w:tcPr>
+            <w:tcW w:type="dxa" w:w="1874"/>
+            <w:tcMar>
+              <w:top w:type="dxa" w:w="60"/>
+              <w:left w:type="dxa" w:w="100"/>
+              <w:bottom w:type="dxa" w:w="60"/>
+              <w:right w:type="dxa" w:w="100"/>
+            </w:tcMar>
+            <w:vAlign w:val="center"/>
+          </w:tcPr>
+          <w:p>
+            <w:pPr>
+              <w:spacing w:line="240" w:lineRule="auto"/>
+              <w:jc w:val="center"/>
+            </w:pPr>
+            <w:r>
+              <w:rPr>
+                <w:rFonts w:ascii="Arial" w:cs="Arial" w:eastAsia="Arial" w:hAnsi="Arial"/>
+                <w:b w:val="false"/>
+                <w:bCs w:val="false"/>
+                <w:i w:val="false"/>
+                <w:iCs w:val="false"/>
+                <w:color w:val="000000"/>
+                <w:sz w:val="20"/>
+                <w:szCs w:val="20"/>
+              </w:rPr>
+              <w:t xml:space="preserve">Gasto USD 137,7 / 4,9 días</w:t>
+            </w:r>
+          </w:p>
+        </w:tc>
+        <w:tc>
+          <w:tcPr>
+            <w:tcW w:type="dxa" w:w="1802"/>
+            <w:tcMar>
+              <w:top w:type="dxa" w:w="60"/>
+              <w:left w:type="dxa" w:w="100"/>
+              <w:bottom w:type="dxa" w:w="60"/>
+              <w:right w:type="dxa" w:w="100"/>
+            </w:tcMar>
+            <w:vAlign w:val="center"/>
+          </w:tcPr>
+          <w:p>
+            <w:pPr>
+              <w:spacing w:line="240" w:lineRule="auto"/>
+              <w:jc w:val="center"/>
+            </w:pPr>
+            <w:r>
+              <w:rPr>
+                <w:rFonts w:ascii="Arial" w:cs="Arial" w:eastAsia="Arial" w:hAnsi="Arial"/>
+                <w:b w:val="false"/>
+                <w:bCs w:val="false"/>
+                <w:i w:val="false"/>
+                <w:iCs w:val="false"/>
+                <w:color w:val="000000"/>
+                <w:sz w:val="20"/>
+                <w:szCs w:val="20"/>
+              </w:rPr>
+              <w:t xml:space="preserve">Gasto USD 99,1 / 5,4 días</w:t>
+            </w:r>
+          </w:p>
+        </w:tc>
+        <w:tc>
+          <w:tcPr>
+            <w:tcW w:type="dxa" w:w="1874"/>
+            <w:tcMar>
+              <w:top w:type="dxa" w:w="60"/>
+              <w:left w:type="dxa" w:w="100"/>
+              <w:bottom w:type="dxa" w:w="60"/>
+              <w:right w:type="dxa" w:w="100"/>
+            </w:tcMar>
+            <w:vAlign w:val="center"/>
+          </w:tcPr>
+          <w:p>
+            <w:pPr>
+              <w:spacing w:line="240" w:lineRule="auto"/>
+              <w:jc w:val="center"/>
+            </w:pPr>
+            <w:r>
+              <w:rPr>
+                <w:rFonts w:ascii="Arial" w:cs="Arial" w:eastAsia="Arial" w:hAnsi="Arial"/>
+                <w:b w:val="false"/>
+                <w:bCs w:val="false"/>
+                <w:i w:val="false"/>
+                <w:iCs w:val="false"/>
+                <w:color w:val="000000"/>
+                <w:sz w:val="20"/>
+                <w:szCs w:val="20"/>
+              </w:rPr>
+              <w:t xml:space="preserve">Gasto USD 103,7 / 7,1 días</w:t>
             </w:r>
           </w:p>
         </w:tc>
@@ -5768,7 +5768,7 @@
           <w:sz w:val="20"/>
           <w:szCs w:val="20"/>
         </w:rPr>
-        <w:t xml:space="preserve"> Elaboración propia a partir de Ministerio de Turismo de Uruguay (2025a, 2025b, 2025c).</w:t>
+        <w:t xml:space="preserve"> Elaboración propia a partir de Ministerio de Turismo de Uruguay (2026a, 2026b, 2026c). Gasto diario por persona (P/P DÍA) en USD corrientes; corresponde a turismo receptivo (visitantes ingresados a Uruguay), no a turismo emisivo.</w:t>
       </w:r>
     </w:p>
     <w:p>
@@ -14999,7 +14999,7 @@
           <w:sz w:val="24"/>
           <w:szCs w:val="24"/>
         </w:rPr>
-        <w:t xml:space="preserve">Ministerio de Turismo de Uruguay. (2025a). Turismo emisivo: Cuarto trimestre 2024. Observatorio de Turismo Inteligente. https://www.gub.uy/ministerio-turismo/sites/ministerio-turismo/files/2025-01/E4T2024.pdf</w:t>
+        <w:t xml:space="preserve">Ministerio de Turismo de Uruguay. (2026a). Turismo receptivo: Cuarto trimestre 2025. Observatorio de Turismo Inteligente. https://www.gub.uy/ministerio-turismo/sites/ministerio-turismo/files/2026-04/Turismo_Receptivo_Cuarto_Trimestre_2025.pdf</w:t>
       </w:r>
     </w:p>
     <w:p>
@@ -15019,7 +15019,7 @@
           <w:sz w:val="24"/>
           <w:szCs w:val="24"/>
         </w:rPr>
-        <w:t xml:space="preserve">Ministerio de Turismo de Uruguay. (2025b). Turismo emisivo: Primer trimestre 2025. Observatorio de Turismo Inteligente. https://www.gub.uy/ministerio-turismo/sites/ministerio-turismo/files/2025-06/E-1T2025.pdf</w:t>
+        <w:t xml:space="preserve">Ministerio de Turismo de Uruguay. (2026b). Turismo receptivo: Primer trimestre 2026. Observatorio de Turismo Inteligente. https://www.gub.uy/ministerio-turismo/sites/ministerio-turismo/files/2026-05/ReceptivoQ1_2026%20-%20R_1T26.pdf</w:t>
       </w:r>
     </w:p>
     <w:p>
@@ -15039,7 +15039,7 @@
           <w:sz w:val="24"/>
           <w:szCs w:val="24"/>
         </w:rPr>
-        <w:t xml:space="preserve">Ministerio de Turismo de Uruguay. (2025c). Turismo emisivo: Tercer trimestre 2025. Observatorio de Turismo Inteligente. https://www.gub.uy/ministerio-turismo/sites/ministerio-turismo/files/2025-10/E3T25.pdf</w:t>
+        <w:t xml:space="preserve">Ministerio de Turismo de Uruguay. (2026c). Turismo receptivo: Segundo trimestre 2026. Observatorio de Turismo Inteligente. https://www.gub.uy/ministerio-turismo/sites/ministerio-turismo/files/2026-08/R-2T2026.pdf</w:t>
       </w:r>
     </w:p>
     <w:p>

--- a/La Ruta del Tannat - Proyecto Final.docx
+++ b/La Ruta del Tannat - Proyecto Final.docx
@@ -5885,10 +5885,10 @@
         </w:tblBorders>
       </w:tblPr>
       <w:tblGrid>
-        <w:gridCol w:w="1450"/>
-        <w:gridCol w:w="2223"/>
-        <w:gridCol w:w="2223"/>
-        <w:gridCol w:w="2609"/>
+        <w:gridCol w:w="1433"/>
+        <w:gridCol w:w="2293"/>
+        <w:gridCol w:w="2198"/>
+        <w:gridCol w:w="2580"/>
       </w:tblGrid>
       <w:tr>
         <w:trPr>
@@ -5896,7 +5896,7 @@
         </w:trPr>
         <w:tc>
           <w:tcPr>
-            <w:tcW w:type="dxa" w:w="1450"/>
+            <w:tcW w:type="dxa" w:w="1433"/>
             <w:shd w:fill="5b2333" w:val="clear"/>
             <w:tcMar>
               <w:top w:type="dxa" w:w="60"/>
@@ -5928,7 +5928,7 @@
         </w:tc>
         <w:tc>
           <w:tcPr>
-            <w:tcW w:type="dxa" w:w="2223"/>
+            <w:tcW w:type="dxa" w:w="2293"/>
             <w:shd w:fill="5b2333" w:val="clear"/>
             <w:tcMar>
               <w:top w:type="dxa" w:w="60"/>
@@ -5960,7 +5960,7 @@
         </w:tc>
         <w:tc>
           <w:tcPr>
-            <w:tcW w:type="dxa" w:w="2223"/>
+            <w:tcW w:type="dxa" w:w="2198"/>
             <w:shd w:fill="5b2333" w:val="clear"/>
             <w:tcMar>
               <w:top w:type="dxa" w:w="60"/>
@@ -5992,7 +5992,7 @@
         </w:tc>
         <w:tc>
           <w:tcPr>
-            <w:tcW w:type="dxa" w:w="2609"/>
+            <w:tcW w:type="dxa" w:w="2580"/>
             <w:shd w:fill="5b2333" w:val="clear"/>
             <w:tcMar>
               <w:top w:type="dxa" w:w="60"/>
@@ -6029,7 +6029,7 @@
         </w:trPr>
         <w:tc>
           <w:tcPr>
-            <w:tcW w:type="dxa" w:w="1450"/>
+            <w:tcW w:type="dxa" w:w="1433"/>
             <w:tcMar>
               <w:top w:type="dxa" w:w="60"/>
               <w:left w:type="dxa" w:w="100"/>
@@ -6060,7 +6060,7 @@
         </w:tc>
         <w:tc>
           <w:tcPr>
-            <w:tcW w:type="dxa" w:w="2223"/>
+            <w:tcW w:type="dxa" w:w="2293"/>
             <w:tcMar>
               <w:top w:type="dxa" w:w="60"/>
               <w:left w:type="dxa" w:w="100"/>
@@ -6091,7 +6091,7 @@
         </w:tc>
         <w:tc>
           <w:tcPr>
-            <w:tcW w:type="dxa" w:w="2223"/>
+            <w:tcW w:type="dxa" w:w="2198"/>
             <w:tcMar>
               <w:top w:type="dxa" w:w="60"/>
               <w:left w:type="dxa" w:w="100"/>
@@ -6122,7 +6122,7 @@
         </w:tc>
         <w:tc>
           <w:tcPr>
-            <w:tcW w:type="dxa" w:w="2609"/>
+            <w:tcW w:type="dxa" w:w="2580"/>
             <w:tcMar>
               <w:top w:type="dxa" w:w="60"/>
               <w:left w:type="dxa" w:w="100"/>
@@ -6158,7 +6158,7 @@
         </w:trPr>
         <w:tc>
           <w:tcPr>
-            <w:tcW w:type="dxa" w:w="1450"/>
+            <w:tcW w:type="dxa" w:w="1433"/>
             <w:tcMar>
               <w:top w:type="dxa" w:w="60"/>
               <w:left w:type="dxa" w:w="100"/>
@@ -6189,7 +6189,7 @@
         </w:tc>
         <w:tc>
           <w:tcPr>
-            <w:tcW w:type="dxa" w:w="2223"/>
+            <w:tcW w:type="dxa" w:w="2293"/>
             <w:tcMar>
               <w:top w:type="dxa" w:w="60"/>
               <w:left w:type="dxa" w:w="100"/>
@@ -6220,7 +6220,7 @@
         </w:tc>
         <w:tc>
           <w:tcPr>
-            <w:tcW w:type="dxa" w:w="2223"/>
+            <w:tcW w:type="dxa" w:w="2198"/>
             <w:tcMar>
               <w:top w:type="dxa" w:w="60"/>
               <w:left w:type="dxa" w:w="100"/>
@@ -6251,7 +6251,7 @@
         </w:tc>
         <w:tc>
           <w:tcPr>
-            <w:tcW w:type="dxa" w:w="2609"/>
+            <w:tcW w:type="dxa" w:w="2580"/>
             <w:tcMar>
               <w:top w:type="dxa" w:w="60"/>
               <w:left w:type="dxa" w:w="100"/>
@@ -6287,7 +6287,7 @@
         </w:trPr>
         <w:tc>
           <w:tcPr>
-            <w:tcW w:type="dxa" w:w="1450"/>
+            <w:tcW w:type="dxa" w:w="1433"/>
             <w:tcMar>
               <w:top w:type="dxa" w:w="60"/>
               <w:left w:type="dxa" w:w="100"/>
@@ -6318,7 +6318,7 @@
         </w:tc>
         <w:tc>
           <w:tcPr>
-            <w:tcW w:type="dxa" w:w="2223"/>
+            <w:tcW w:type="dxa" w:w="2293"/>
             <w:tcMar>
               <w:top w:type="dxa" w:w="60"/>
               <w:left w:type="dxa" w:w="100"/>
@@ -6349,7 +6349,7 @@
         </w:tc>
         <w:tc>
           <w:tcPr>
-            <w:tcW w:type="dxa" w:w="2223"/>
+            <w:tcW w:type="dxa" w:w="2198"/>
             <w:tcMar>
               <w:top w:type="dxa" w:w="60"/>
               <w:left w:type="dxa" w:w="100"/>
@@ -6380,7 +6380,7 @@
         </w:tc>
         <w:tc>
           <w:tcPr>
-            <w:tcW w:type="dxa" w:w="2609"/>
+            <w:tcW w:type="dxa" w:w="2580"/>
             <w:tcMar>
               <w:top w:type="dxa" w:w="60"/>
               <w:left w:type="dxa" w:w="100"/>
@@ -6416,7 +6416,136 @@
         </w:trPr>
         <w:tc>
           <w:tcPr>
-            <w:tcW w:type="dxa" w:w="1450"/>
+            <w:tcW w:type="dxa" w:w="1433"/>
+            <w:tcMar>
+              <w:top w:type="dxa" w:w="60"/>
+              <w:left w:type="dxa" w:w="100"/>
+              <w:bottom w:type="dxa" w:w="60"/>
+              <w:right w:type="dxa" w:w="100"/>
+            </w:tcMar>
+            <w:vAlign w:val="center"/>
+          </w:tcPr>
+          <w:p>
+            <w:pPr>
+              <w:spacing w:line="240" w:lineRule="auto"/>
+              <w:jc w:val="center"/>
+            </w:pPr>
+            <w:r>
+              <w:rPr>
+                <w:rFonts w:ascii="Arial" w:cs="Arial" w:eastAsia="Arial" w:hAnsi="Arial"/>
+                <w:b w:val="false"/>
+                <w:bCs w:val="false"/>
+                <w:i w:val="false"/>
+                <w:iCs w:val="false"/>
+                <w:color w:val="000000"/>
+                <w:sz w:val="20"/>
+                <w:szCs w:val="20"/>
+              </w:rPr>
+              <w:t xml:space="preserve">Mar. 2026</w:t>
+            </w:r>
+          </w:p>
+        </w:tc>
+        <w:tc>
+          <w:tcPr>
+            <w:tcW w:type="dxa" w:w="2293"/>
+            <w:tcMar>
+              <w:top w:type="dxa" w:w="60"/>
+              <w:left w:type="dxa" w:w="100"/>
+              <w:bottom w:type="dxa" w:w="60"/>
+              <w:right w:type="dxa" w:w="100"/>
+            </w:tcMar>
+            <w:vAlign w:val="center"/>
+          </w:tcPr>
+          <w:p>
+            <w:pPr>
+              <w:spacing w:line="240" w:lineRule="auto"/>
+              <w:jc w:val="center"/>
+            </w:pPr>
+            <w:r>
+              <w:rPr>
+                <w:rFonts w:ascii="Arial" w:cs="Arial" w:eastAsia="Arial" w:hAnsi="Arial"/>
+                <w:b w:val="false"/>
+                <w:bCs w:val="false"/>
+                <w:i w:val="false"/>
+                <w:iCs w:val="false"/>
+                <w:color w:val="000000"/>
+                <w:sz w:val="20"/>
+                <w:szCs w:val="20"/>
+              </w:rPr>
+              <w:t xml:space="preserve">15,1% (mínimo histórico)</w:t>
+            </w:r>
+          </w:p>
+        </w:tc>
+        <w:tc>
+          <w:tcPr>
+            <w:tcW w:type="dxa" w:w="2198"/>
+            <w:tcMar>
+              <w:top w:type="dxa" w:w="60"/>
+              <w:left w:type="dxa" w:w="100"/>
+              <w:bottom w:type="dxa" w:w="60"/>
+              <w:right w:type="dxa" w:w="100"/>
+            </w:tcMar>
+            <w:vAlign w:val="center"/>
+          </w:tcPr>
+          <w:p>
+            <w:pPr>
+              <w:spacing w:line="240" w:lineRule="auto"/>
+              <w:jc w:val="center"/>
+            </w:pPr>
+            <w:r>
+              <w:rPr>
+                <w:rFonts w:ascii="Arial" w:cs="Arial" w:eastAsia="Arial" w:hAnsi="Arial"/>
+                <w:b w:val="false"/>
+                <w:bCs w:val="false"/>
+                <w:i w:val="false"/>
+                <w:iCs w:val="false"/>
+                <w:color w:val="000000"/>
+                <w:sz w:val="20"/>
+                <w:szCs w:val="20"/>
+              </w:rPr>
+              <w:t xml:space="preserve">s/d</w:t>
+            </w:r>
+          </w:p>
+        </w:tc>
+        <w:tc>
+          <w:tcPr>
+            <w:tcW w:type="dxa" w:w="2580"/>
+            <w:tcMar>
+              <w:top w:type="dxa" w:w="60"/>
+              <w:left w:type="dxa" w:w="100"/>
+              <w:bottom w:type="dxa" w:w="60"/>
+              <w:right w:type="dxa" w:w="100"/>
+            </w:tcMar>
+            <w:vAlign w:val="center"/>
+          </w:tcPr>
+          <w:p>
+            <w:pPr>
+              <w:spacing w:line="240" w:lineRule="auto"/>
+              <w:jc w:val="center"/>
+            </w:pPr>
+            <w:r>
+              <w:rPr>
+                <w:rFonts w:ascii="Arial" w:cs="Arial" w:eastAsia="Arial" w:hAnsi="Arial"/>
+                <w:b w:val="false"/>
+                <w:bCs w:val="false"/>
+                <w:i w:val="false"/>
+                <w:iCs w:val="false"/>
+                <w:color w:val="000000"/>
+                <w:sz w:val="20"/>
+                <w:szCs w:val="20"/>
+              </w:rPr>
+              <w:t xml:space="preserve">s/d</w:t>
+            </w:r>
+          </w:p>
+        </w:tc>
+      </w:tr>
+      <w:tr>
+        <w:trPr>
+          <w:cantSplit/>
+        </w:trPr>
+        <w:tc>
+          <w:tcPr>
+            <w:tcW w:type="dxa" w:w="1433"/>
             <w:tcMar>
               <w:top w:type="dxa" w:w="60"/>
               <w:left w:type="dxa" w:w="100"/>
@@ -6447,7 +6576,7 @@
         </w:tc>
         <w:tc>
           <w:tcPr>
-            <w:tcW w:type="dxa" w:w="2223"/>
+            <w:tcW w:type="dxa" w:w="2293"/>
             <w:tcMar>
               <w:top w:type="dxa" w:w="60"/>
               <w:left w:type="dxa" w:w="100"/>
@@ -6478,7 +6607,7 @@
         </w:tc>
         <w:tc>
           <w:tcPr>
-            <w:tcW w:type="dxa" w:w="2223"/>
+            <w:tcW w:type="dxa" w:w="2198"/>
             <w:tcMar>
               <w:top w:type="dxa" w:w="60"/>
               <w:left w:type="dxa" w:w="100"/>
@@ -6509,7 +6638,7 @@
         </w:tc>
         <w:tc>
           <w:tcPr>
-            <w:tcW w:type="dxa" w:w="2609"/>
+            <w:tcW w:type="dxa" w:w="2580"/>
             <w:tcMar>
               <w:top w:type="dxa" w:w="60"/>
               <w:left w:type="dxa" w:w="100"/>
@@ -6535,6 +6664,135 @@
                 <w:szCs w:val="20"/>
               </w:rPr>
               <w:t xml:space="preserve">Diferencia moderada</w:t>
+            </w:r>
+          </w:p>
+        </w:tc>
+      </w:tr>
+      <w:tr>
+        <w:trPr>
+          <w:cantSplit/>
+        </w:trPr>
+        <w:tc>
+          <w:tcPr>
+            <w:tcW w:type="dxa" w:w="1433"/>
+            <w:tcMar>
+              <w:top w:type="dxa" w:w="60"/>
+              <w:left w:type="dxa" w:w="100"/>
+              <w:bottom w:type="dxa" w:w="60"/>
+              <w:right w:type="dxa" w:w="100"/>
+            </w:tcMar>
+            <w:vAlign w:val="center"/>
+          </w:tcPr>
+          <w:p>
+            <w:pPr>
+              <w:spacing w:line="240" w:lineRule="auto"/>
+              <w:jc w:val="center"/>
+            </w:pPr>
+            <w:r>
+              <w:rPr>
+                <w:rFonts w:ascii="Arial" w:cs="Arial" w:eastAsia="Arial" w:hAnsi="Arial"/>
+                <w:b w:val="false"/>
+                <w:bCs w:val="false"/>
+                <w:i w:val="false"/>
+                <w:iCs w:val="false"/>
+                <w:color w:val="000000"/>
+                <w:sz w:val="20"/>
+                <w:szCs w:val="20"/>
+              </w:rPr>
+              <w:t xml:space="preserve">Jul. 2026</w:t>
+            </w:r>
+          </w:p>
+        </w:tc>
+        <w:tc>
+          <w:tcPr>
+            <w:tcW w:type="dxa" w:w="2293"/>
+            <w:tcMar>
+              <w:top w:type="dxa" w:w="60"/>
+              <w:left w:type="dxa" w:w="100"/>
+              <w:bottom w:type="dxa" w:w="60"/>
+              <w:right w:type="dxa" w:w="100"/>
+            </w:tcMar>
+            <w:vAlign w:val="center"/>
+          </w:tcPr>
+          <w:p>
+            <w:pPr>
+              <w:spacing w:line="240" w:lineRule="auto"/>
+              <w:jc w:val="center"/>
+            </w:pPr>
+            <w:r>
+              <w:rPr>
+                <w:rFonts w:ascii="Arial" w:cs="Arial" w:eastAsia="Arial" w:hAnsi="Arial"/>
+                <w:b w:val="false"/>
+                <w:bCs w:val="false"/>
+                <w:i w:val="false"/>
+                <w:iCs w:val="false"/>
+                <w:color w:val="000000"/>
+                <w:sz w:val="20"/>
+                <w:szCs w:val="20"/>
+              </w:rPr>
+              <w:t xml:space="preserve">25,0%</w:t>
+            </w:r>
+          </w:p>
+        </w:tc>
+        <w:tc>
+          <w:tcPr>
+            <w:tcW w:type="dxa" w:w="2198"/>
+            <w:tcMar>
+              <w:top w:type="dxa" w:w="60"/>
+              <w:left w:type="dxa" w:w="100"/>
+              <w:bottom w:type="dxa" w:w="60"/>
+              <w:right w:type="dxa" w:w="100"/>
+            </w:tcMar>
+            <w:vAlign w:val="center"/>
+          </w:tcPr>
+          <w:p>
+            <w:pPr>
+              <w:spacing w:line="240" w:lineRule="auto"/>
+              <w:jc w:val="center"/>
+            </w:pPr>
+            <w:r>
+              <w:rPr>
+                <w:rFonts w:ascii="Arial" w:cs="Arial" w:eastAsia="Arial" w:hAnsi="Arial"/>
+                <w:b w:val="false"/>
+                <w:bCs w:val="false"/>
+                <w:i w:val="false"/>
+                <w:iCs w:val="false"/>
+                <w:color w:val="000000"/>
+                <w:sz w:val="20"/>
+                <w:szCs w:val="20"/>
+              </w:rPr>
+              <w:t xml:space="preserve">43,7% (vino: 91,0%)</w:t>
+            </w:r>
+          </w:p>
+        </w:tc>
+        <w:tc>
+          <w:tcPr>
+            <w:tcW w:type="dxa" w:w="2580"/>
+            <w:tcMar>
+              <w:top w:type="dxa" w:w="60"/>
+              <w:left w:type="dxa" w:w="100"/>
+              <w:bottom w:type="dxa" w:w="60"/>
+              <w:right w:type="dxa" w:w="100"/>
+            </w:tcMar>
+            <w:vAlign w:val="center"/>
+          </w:tcPr>
+          <w:p>
+            <w:pPr>
+              <w:spacing w:line="240" w:lineRule="auto"/>
+              <w:jc w:val="center"/>
+            </w:pPr>
+            <w:r>
+              <w:rPr>
+                <w:rFonts w:ascii="Arial" w:cs="Arial" w:eastAsia="Arial" w:hAnsi="Arial"/>
+                <w:b w:val="false"/>
+                <w:bCs w:val="false"/>
+                <w:i w:val="false"/>
+                <w:iCs w:val="false"/>
+                <w:color w:val="000000"/>
+                <w:sz w:val="20"/>
+                <w:szCs w:val="20"/>
+              </w:rPr>
+              <w:t xml:space="preserve">s/d</w:t>
             </w:r>
           </w:p>
         </w:tc>
@@ -6574,7 +6832,7 @@
           <w:sz w:val="20"/>
           <w:szCs w:val="20"/>
         </w:rPr>
-        <w:t xml:space="preserve"> Elaboración propia a partir de Observatorio Económico, Universidad Católica del Uruguay Campus Salto (2024) y de la prensa citada en las Referencias Bibliográficas.</w:t>
+        <w:t xml:space="preserve"> Elaboración propia a partir de Observatorio Económico, Universidad Católica del Uruguay Campus Salto (2024, 2026a, 2026b) y de la prensa citada en las Referencias Bibliográficas. s/d: dato no disponible en la fuente consultada para ese rubro y período.</w:t>
       </w:r>
     </w:p>
     <w:p>
@@ -6594,7 +6852,7 @@
           <w:sz w:val="24"/>
           <w:szCs w:val="24"/>
         </w:rPr>
-        <w:t xml:space="preserve">Esta brecha cambiaria favorece, además, la fuga de turistas de fin de semana hacia complejos termales argentinos (Federación, Villa Elisa), lo que afecta especialmente a productores y hoteles de nivel medio. Finalmente, constituye una amenaza estructural la contracción del registro de vitivinicultores nacionales (-11,55% anual en el período 2021-2024), que compromete la disponibilidad futura de recursos y subsidios.</w:t>
+        <w:t xml:space="preserve">Lejos de tratarse de una mejora sostenida, la brecha resultó altamente volátil a lo largo de 2026: tras tocar en marzo su mínimo histórico desde que se calcula el indicador (Observatorio Económico, Universidad Católica del Uruguay Campus Salto, 2026a), volvió a ampliarse hasta 25,0% en julio (Observatorio Económico, Universidad Católica del Uruguay Campus Salto, 2026b), confirmando que la competitividad de precios de Salto frente a Concordia depende de variables cambiarias fuera del control del proyecto y debe monitorearse de forma continua antes que darse por superada. Esta brecha cambiaria favorece, además, la fuga de turistas de fin de semana hacia complejos termales argentinos (Federación, Villa Elisa), lo que afecta especialmente a productores y hoteles de nivel medio. Finalmente, constituye una amenaza estructural la contracción del registro de vitivinicultores nacionales (-11,55% anual en el período 2021-2024), que compromete la disponibilidad futura de recursos y subsidios.</w:t>
       </w:r>
     </w:p>
     <w:p>
@@ -15160,6 +15418,46 @@
           <w:szCs w:val="24"/>
         </w:rPr>
         <w:t xml:space="preserve">Observatorio Económico, Universidad Católica del Uruguay Campus Salto [UCU]. (2025). Estudio del perfil del turista de la Región de Salto Grande.</w:t>
+      </w:r>
+    </w:p>
+    <w:p>
+      <w:pPr>
+        <w:spacing w:after="160" w:line="240" w:lineRule="auto"/>
+        <w:ind w:left="720" w:hanging="720"/>
+        <w:jc w:val="left"/>
+      </w:pPr>
+      <w:r>
+        <w:rPr>
+          <w:rFonts w:ascii="Arial" w:cs="Arial" w:eastAsia="Arial" w:hAnsi="Arial"/>
+          <w:b w:val="false"/>
+          <w:bCs w:val="false"/>
+          <w:i w:val="false"/>
+          <w:iCs w:val="false"/>
+          <w:color w:val="000000"/>
+          <w:sz w:val="24"/>
+          <w:szCs w:val="24"/>
+        </w:rPr>
+        <w:t xml:space="preserve">Observatorio Económico, Universidad Católica del Uruguay Campus Salto [UCU]. (2026a). Indicador de Precios Fronterizos, marzo 2026. https://www.ucu.edu.uy/Institucionales/INFORMES-uc1313/7434/Informe-IPF-MAR26.pdf</w:t>
+      </w:r>
+    </w:p>
+    <w:p>
+      <w:pPr>
+        <w:spacing w:after="160" w:line="240" w:lineRule="auto"/>
+        <w:ind w:left="720" w:hanging="720"/>
+        <w:jc w:val="left"/>
+      </w:pPr>
+      <w:r>
+        <w:rPr>
+          <w:rFonts w:ascii="Arial" w:cs="Arial" w:eastAsia="Arial" w:hAnsi="Arial"/>
+          <w:b w:val="false"/>
+          <w:bCs w:val="false"/>
+          <w:i w:val="false"/>
+          <w:iCs w:val="false"/>
+          <w:color w:val="000000"/>
+          <w:sz w:val="24"/>
+          <w:szCs w:val="24"/>
+        </w:rPr>
+        <w:t xml:space="preserve">Observatorio Económico, Universidad Católica del Uruguay Campus Salto [UCU]. (2026b). Indicador de Precios Fronterizos, julio 2026. https://www.ucu.edu.uy/Institucionales/INFORMES-uc1313/8017/Informe-IPF-JUL26.pdf</w:t>
       </w:r>
     </w:p>
     <w:p>

--- a/La Ruta del Tannat - Proyecto Final.docx
+++ b/La Ruta del Tannat - Proyecto Final.docx
@@ -4127,7 +4127,7 @@
           <w:sz w:val="24"/>
           <w:szCs w:val="24"/>
         </w:rPr>
-        <w:t xml:space="preserve">Los datos oficiales de INAVI (período 2021-2024) reflejan una tendencia de reconversión estructural del rubro vitivinícola en Uruguay:</w:t>
+        <w:t xml:space="preserve">Los datos oficiales de INAVI (período 2021-2025) reflejan una tendencia de reconversión estructural del rubro vitivinícola en Uruguay, que el último registro disponible confirma que continúa vigente:</w:t>
       </w:r>
     </w:p>
     <w:p>
@@ -4167,7 +4167,7 @@
           <w:sz w:val="24"/>
           <w:szCs w:val="24"/>
         </w:rPr>
-        <w:t xml:space="preserve">Evolución de indicadores vitivinícolas nacionales, 2021-2024</w:t>
+        <w:t xml:space="preserve">Evolución de indicadores vitivinícolas nacionales, 2021-2025</w:t>
       </w:r>
     </w:p>
     <w:tbl>
@@ -4183,11 +4183,12 @@
         </w:tblBorders>
       </w:tblPr>
       <w:tblGrid>
-        <w:gridCol w:w="3510"/>
-        <w:gridCol w:w="1080"/>
-        <w:gridCol w:w="1080"/>
-        <w:gridCol w:w="1080"/>
-        <w:gridCol w:w="1755"/>
+        <w:gridCol w:w="2567"/>
+        <w:gridCol w:w="867"/>
+        <w:gridCol w:w="867"/>
+        <w:gridCol w:w="867"/>
+        <w:gridCol w:w="867"/>
+        <w:gridCol w:w="2468"/>
       </w:tblGrid>
       <w:tr>
         <w:trPr>
@@ -4195,7 +4196,7 @@
         </w:trPr>
         <w:tc>
           <w:tcPr>
-            <w:tcW w:type="dxa" w:w="3510"/>
+            <w:tcW w:type="dxa" w:w="2567"/>
             <w:shd w:fill="5b2333" w:val="clear"/>
             <w:tcMar>
               <w:top w:type="dxa" w:w="60"/>
@@ -4227,7 +4228,7 @@
         </w:tc>
         <w:tc>
           <w:tcPr>
-            <w:tcW w:type="dxa" w:w="1080"/>
+            <w:tcW w:type="dxa" w:w="867"/>
             <w:shd w:fill="5b2333" w:val="clear"/>
             <w:tcMar>
               <w:top w:type="dxa" w:w="60"/>
@@ -4259,7 +4260,7 @@
         </w:tc>
         <w:tc>
           <w:tcPr>
-            <w:tcW w:type="dxa" w:w="1080"/>
+            <w:tcW w:type="dxa" w:w="867"/>
             <w:shd w:fill="5b2333" w:val="clear"/>
             <w:tcMar>
               <w:top w:type="dxa" w:w="60"/>
@@ -4291,7 +4292,7 @@
         </w:tc>
         <w:tc>
           <w:tcPr>
-            <w:tcW w:type="dxa" w:w="1080"/>
+            <w:tcW w:type="dxa" w:w="867"/>
             <w:shd w:fill="5b2333" w:val="clear"/>
             <w:tcMar>
               <w:top w:type="dxa" w:w="60"/>
@@ -4323,7 +4324,7 @@
         </w:tc>
         <w:tc>
           <w:tcPr>
-            <w:tcW w:type="dxa" w:w="1755"/>
+            <w:tcW w:type="dxa" w:w="867"/>
             <w:shd w:fill="5b2333" w:val="clear"/>
             <w:tcMar>
               <w:top w:type="dxa" w:w="60"/>
@@ -4349,7 +4350,39 @@
                 <w:sz w:val="20"/>
                 <w:szCs w:val="20"/>
               </w:rPr>
-              <w:t xml:space="preserve">Tendencia</w:t>
+              <w:t xml:space="preserve">2025</w:t>
+            </w:r>
+          </w:p>
+        </w:tc>
+        <w:tc>
+          <w:tcPr>
+            <w:tcW w:type="dxa" w:w="2468"/>
+            <w:shd w:fill="5b2333" w:val="clear"/>
+            <w:tcMar>
+              <w:top w:type="dxa" w:w="60"/>
+              <w:left w:type="dxa" w:w="100"/>
+              <w:bottom w:type="dxa" w:w="60"/>
+              <w:right w:type="dxa" w:w="100"/>
+            </w:tcMar>
+            <w:vAlign w:val="center"/>
+          </w:tcPr>
+          <w:p>
+            <w:pPr>
+              <w:spacing w:line="240" w:lineRule="auto"/>
+              <w:jc w:val="center"/>
+            </w:pPr>
+            <w:r>
+              <w:rPr>
+                <w:rFonts w:ascii="Arial" w:cs="Arial" w:eastAsia="Arial" w:hAnsi="Arial"/>
+                <w:b/>
+                <w:bCs/>
+                <w:i w:val="false"/>
+                <w:iCs w:val="false"/>
+                <w:color w:val="ffffff"/>
+                <w:sz w:val="20"/>
+                <w:szCs w:val="20"/>
+              </w:rPr>
+              <w:t xml:space="preserve">Tendencia (2021-2024)</w:t>
             </w:r>
           </w:p>
         </w:tc>
@@ -4360,7 +4393,7 @@
         </w:trPr>
         <w:tc>
           <w:tcPr>
-            <w:tcW w:type="dxa" w:w="3510"/>
+            <w:tcW w:type="dxa" w:w="2567"/>
             <w:tcMar>
               <w:top w:type="dxa" w:w="60"/>
               <w:left w:type="dxa" w:w="100"/>
@@ -4391,7 +4424,7 @@
         </w:tc>
         <w:tc>
           <w:tcPr>
-            <w:tcW w:type="dxa" w:w="1080"/>
+            <w:tcW w:type="dxa" w:w="867"/>
             <w:tcMar>
               <w:top w:type="dxa" w:w="60"/>
               <w:left w:type="dxa" w:w="100"/>
@@ -4422,7 +4455,7 @@
         </w:tc>
         <w:tc>
           <w:tcPr>
-            <w:tcW w:type="dxa" w:w="1080"/>
+            <w:tcW w:type="dxa" w:w="867"/>
             <w:tcMar>
               <w:top w:type="dxa" w:w="60"/>
               <w:left w:type="dxa" w:w="100"/>
@@ -4453,7 +4486,7 @@
         </w:tc>
         <w:tc>
           <w:tcPr>
-            <w:tcW w:type="dxa" w:w="1080"/>
+            <w:tcW w:type="dxa" w:w="867"/>
             <w:tcMar>
               <w:top w:type="dxa" w:w="60"/>
               <w:left w:type="dxa" w:w="100"/>
@@ -4484,7 +4517,38 @@
         </w:tc>
         <w:tc>
           <w:tcPr>
-            <w:tcW w:type="dxa" w:w="1755"/>
+            <w:tcW w:type="dxa" w:w="867"/>
+            <w:tcMar>
+              <w:top w:type="dxa" w:w="60"/>
+              <w:left w:type="dxa" w:w="100"/>
+              <w:bottom w:type="dxa" w:w="60"/>
+              <w:right w:type="dxa" w:w="100"/>
+            </w:tcMar>
+            <w:vAlign w:val="center"/>
+          </w:tcPr>
+          <w:p>
+            <w:pPr>
+              <w:spacing w:line="240" w:lineRule="auto"/>
+              <w:jc w:val="center"/>
+            </w:pPr>
+            <w:r>
+              <w:rPr>
+                <w:rFonts w:ascii="Arial" w:cs="Arial" w:eastAsia="Arial" w:hAnsi="Arial"/>
+                <w:b w:val="false"/>
+                <w:bCs w:val="false"/>
+                <w:i w:val="false"/>
+                <w:iCs w:val="false"/>
+                <w:color w:val="000000"/>
+                <w:sz w:val="20"/>
+                <w:szCs w:val="20"/>
+              </w:rPr>
+              <w:t xml:space="preserve">1.048</w:t>
+            </w:r>
+          </w:p>
+        </w:tc>
+        <w:tc>
+          <w:tcPr>
+            <w:tcW w:type="dxa" w:w="2468"/>
             <w:tcMar>
               <w:top w:type="dxa" w:w="60"/>
               <w:left w:type="dxa" w:w="100"/>
@@ -4520,7 +4584,7 @@
         </w:trPr>
         <w:tc>
           <w:tcPr>
-            <w:tcW w:type="dxa" w:w="3510"/>
+            <w:tcW w:type="dxa" w:w="2567"/>
             <w:tcMar>
               <w:top w:type="dxa" w:w="60"/>
               <w:left w:type="dxa" w:w="100"/>
@@ -4551,7 +4615,7 @@
         </w:tc>
         <w:tc>
           <w:tcPr>
-            <w:tcW w:type="dxa" w:w="1080"/>
+            <w:tcW w:type="dxa" w:w="867"/>
             <w:tcMar>
               <w:top w:type="dxa" w:w="60"/>
               <w:left w:type="dxa" w:w="100"/>
@@ -4582,7 +4646,7 @@
         </w:tc>
         <w:tc>
           <w:tcPr>
-            <w:tcW w:type="dxa" w:w="1080"/>
+            <w:tcW w:type="dxa" w:w="867"/>
             <w:tcMar>
               <w:top w:type="dxa" w:w="60"/>
               <w:left w:type="dxa" w:w="100"/>
@@ -4613,7 +4677,7 @@
         </w:tc>
         <w:tc>
           <w:tcPr>
-            <w:tcW w:type="dxa" w:w="1080"/>
+            <w:tcW w:type="dxa" w:w="867"/>
             <w:tcMar>
               <w:top w:type="dxa" w:w="60"/>
               <w:left w:type="dxa" w:w="100"/>
@@ -4644,7 +4708,38 @@
         </w:tc>
         <w:tc>
           <w:tcPr>
-            <w:tcW w:type="dxa" w:w="1755"/>
+            <w:tcW w:type="dxa" w:w="867"/>
+            <w:tcMar>
+              <w:top w:type="dxa" w:w="60"/>
+              <w:left w:type="dxa" w:w="100"/>
+              <w:bottom w:type="dxa" w:w="60"/>
+              <w:right w:type="dxa" w:w="100"/>
+            </w:tcMar>
+            <w:vAlign w:val="center"/>
+          </w:tcPr>
+          <w:p>
+            <w:pPr>
+              <w:spacing w:line="240" w:lineRule="auto"/>
+              <w:jc w:val="center"/>
+            </w:pPr>
+            <w:r>
+              <w:rPr>
+                <w:rFonts w:ascii="Arial" w:cs="Arial" w:eastAsia="Arial" w:hAnsi="Arial"/>
+                <w:b w:val="false"/>
+                <w:bCs w:val="false"/>
+                <w:i w:val="false"/>
+                <w:iCs w:val="false"/>
+                <w:color w:val="000000"/>
+                <w:sz w:val="20"/>
+                <w:szCs w:val="20"/>
+              </w:rPr>
+              <w:t xml:space="preserve">5.797,80</w:t>
+            </w:r>
+          </w:p>
+        </w:tc>
+        <w:tc>
+          <w:tcPr>
+            <w:tcW w:type="dxa" w:w="2468"/>
             <w:tcMar>
               <w:top w:type="dxa" w:w="60"/>
               <w:left w:type="dxa" w:w="100"/>
@@ -4680,7 +4775,7 @@
         </w:trPr>
         <w:tc>
           <w:tcPr>
-            <w:tcW w:type="dxa" w:w="3510"/>
+            <w:tcW w:type="dxa" w:w="2567"/>
             <w:tcMar>
               <w:top w:type="dxa" w:w="60"/>
               <w:left w:type="dxa" w:w="100"/>
@@ -4711,7 +4806,7 @@
         </w:tc>
         <w:tc>
           <w:tcPr>
-            <w:tcW w:type="dxa" w:w="1080"/>
+            <w:tcW w:type="dxa" w:w="867"/>
             <w:tcMar>
               <w:top w:type="dxa" w:w="60"/>
               <w:left w:type="dxa" w:w="100"/>
@@ -4742,7 +4837,7 @@
         </w:tc>
         <w:tc>
           <w:tcPr>
-            <w:tcW w:type="dxa" w:w="1080"/>
+            <w:tcW w:type="dxa" w:w="867"/>
             <w:tcMar>
               <w:top w:type="dxa" w:w="60"/>
               <w:left w:type="dxa" w:w="100"/>
@@ -4773,7 +4868,7 @@
         </w:tc>
         <w:tc>
           <w:tcPr>
-            <w:tcW w:type="dxa" w:w="1080"/>
+            <w:tcW w:type="dxa" w:w="867"/>
             <w:tcMar>
               <w:top w:type="dxa" w:w="60"/>
               <w:left w:type="dxa" w:w="100"/>
@@ -4804,7 +4899,38 @@
         </w:tc>
         <w:tc>
           <w:tcPr>
-            <w:tcW w:type="dxa" w:w="1755"/>
+            <w:tcW w:type="dxa" w:w="867"/>
+            <w:tcMar>
+              <w:top w:type="dxa" w:w="60"/>
+              <w:left w:type="dxa" w:w="100"/>
+              <w:bottom w:type="dxa" w:w="60"/>
+              <w:right w:type="dxa" w:w="100"/>
+            </w:tcMar>
+            <w:vAlign w:val="center"/>
+          </w:tcPr>
+          <w:p>
+            <w:pPr>
+              <w:spacing w:line="240" w:lineRule="auto"/>
+              <w:jc w:val="center"/>
+            </w:pPr>
+            <w:r>
+              <w:rPr>
+                <w:rFonts w:ascii="Arial" w:cs="Arial" w:eastAsia="Arial" w:hAnsi="Arial"/>
+                <w:b w:val="false"/>
+                <w:bCs w:val="false"/>
+                <w:i w:val="false"/>
+                <w:iCs w:val="false"/>
+                <w:color w:val="000000"/>
+                <w:sz w:val="20"/>
+                <w:szCs w:val="20"/>
+              </w:rPr>
+              <w:t xml:space="preserve">s/d</w:t>
+            </w:r>
+          </w:p>
+        </w:tc>
+        <w:tc>
+          <w:tcPr>
+            <w:tcW w:type="dxa" w:w="2468"/>
             <w:tcMar>
               <w:top w:type="dxa" w:w="60"/>
               <w:left w:type="dxa" w:w="100"/>
@@ -4840,7 +4966,7 @@
         </w:trPr>
         <w:tc>
           <w:tcPr>
-            <w:tcW w:type="dxa" w:w="3510"/>
+            <w:tcW w:type="dxa" w:w="2567"/>
             <w:tcMar>
               <w:top w:type="dxa" w:w="60"/>
               <w:left w:type="dxa" w:w="100"/>
@@ -4871,7 +4997,7 @@
         </w:tc>
         <w:tc>
           <w:tcPr>
-            <w:tcW w:type="dxa" w:w="1080"/>
+            <w:tcW w:type="dxa" w:w="867"/>
             <w:tcMar>
               <w:top w:type="dxa" w:w="60"/>
               <w:left w:type="dxa" w:w="100"/>
@@ -4902,7 +5028,7 @@
         </w:tc>
         <w:tc>
           <w:tcPr>
-            <w:tcW w:type="dxa" w:w="1080"/>
+            <w:tcW w:type="dxa" w:w="867"/>
             <w:tcMar>
               <w:top w:type="dxa" w:w="60"/>
               <w:left w:type="dxa" w:w="100"/>
@@ -4933,7 +5059,7 @@
         </w:tc>
         <w:tc>
           <w:tcPr>
-            <w:tcW w:type="dxa" w:w="1080"/>
+            <w:tcW w:type="dxa" w:w="867"/>
             <w:tcMar>
               <w:top w:type="dxa" w:w="60"/>
               <w:left w:type="dxa" w:w="100"/>
@@ -4964,7 +5090,38 @@
         </w:tc>
         <w:tc>
           <w:tcPr>
-            <w:tcW w:type="dxa" w:w="1755"/>
+            <w:tcW w:type="dxa" w:w="867"/>
+            <w:tcMar>
+              <w:top w:type="dxa" w:w="60"/>
+              <w:left w:type="dxa" w:w="100"/>
+              <w:bottom w:type="dxa" w:w="60"/>
+              <w:right w:type="dxa" w:w="100"/>
+            </w:tcMar>
+            <w:vAlign w:val="center"/>
+          </w:tcPr>
+          <w:p>
+            <w:pPr>
+              <w:spacing w:line="240" w:lineRule="auto"/>
+              <w:jc w:val="center"/>
+            </w:pPr>
+            <w:r>
+              <w:rPr>
+                <w:rFonts w:ascii="Arial" w:cs="Arial" w:eastAsia="Arial" w:hAnsi="Arial"/>
+                <w:b w:val="false"/>
+                <w:bCs w:val="false"/>
+                <w:i w:val="false"/>
+                <w:iCs w:val="false"/>
+                <w:color w:val="000000"/>
+                <w:sz w:val="20"/>
+                <w:szCs w:val="20"/>
+              </w:rPr>
+              <w:t xml:space="preserve">676</w:t>
+            </w:r>
+          </w:p>
+        </w:tc>
+        <w:tc>
+          <w:tcPr>
+            <w:tcW w:type="dxa" w:w="2468"/>
             <w:tcMar>
               <w:top w:type="dxa" w:w="60"/>
               <w:left w:type="dxa" w:w="100"/>
@@ -5029,7 +5186,7 @@
           <w:sz w:val="20"/>
           <w:szCs w:val="20"/>
         </w:rPr>
-        <w:t xml:space="preserve"> Elaboración propia a partir de INAVI (2021, 2023a, 2023b, 2024b).</w:t>
+        <w:t xml:space="preserve"> Elaboración propia a partir de INAVI (2021, 2023a, 2023b, 2024b, 2025). La columna Tendencia refleja la variación 2021-2024, único período con dato de Productores activos disponible en las cuatro fuentes; s/d: dato no desagregado en el reporte 2025 consultado.</w:t>
       </w:r>
     </w:p>
     <w:p>
@@ -14938,6 +15095,26 @@
           <w:szCs w:val="24"/>
         </w:rPr>
         <w:t xml:space="preserve">Instituto Nacional de Vitivinicultura [INAVI]. (2024b). Reporte INAVI 2024. https://www.inavi.com.uy/uploads/vinedo/346bb91b94f57f26d3e293b52fc0059a83b273cf.pdf</w:t>
+      </w:r>
+    </w:p>
+    <w:p>
+      <w:pPr>
+        <w:spacing w:after="160" w:line="240" w:lineRule="auto"/>
+        <w:ind w:left="720" w:hanging="720"/>
+        <w:jc w:val="left"/>
+      </w:pPr>
+      <w:r>
+        <w:rPr>
+          <w:rFonts w:ascii="Arial" w:cs="Arial" w:eastAsia="Arial" w:hAnsi="Arial"/>
+          <w:b w:val="false"/>
+          <w:bCs w:val="false"/>
+          <w:i w:val="false"/>
+          <w:iCs w:val="false"/>
+          <w:color w:val="000000"/>
+          <w:sz w:val="24"/>
+          <w:szCs w:val="24"/>
+        </w:rPr>
+        <w:t xml:space="preserve">Instituto Nacional de Vitivinicultura [INAVI]. (2025). Reporte anual, Registro de Viñedos Uruguay 2025. https://www.inavi.com.uy/uploads/vinedo/744a55025d144bfb1b83e7f6e8c1966f451672c9.pdf</w:t>
       </w:r>
     </w:p>
     <w:p>

--- a/La Ruta del Tannat - Proyecto Final.docx
+++ b/La Ruta del Tannat - Proyecto Final.docx
@@ -978,7 +978,7 @@
           <w:sz w:val="24"/>
           <w:szCs w:val="24"/>
         </w:rPr>
-        <w:t xml:space="preserve">La justificación económica y social de la propuesta radica en la necesidad de corregir las debilidades del modelo turístico del departamento de Salto. El turismo en Uruguay es un motor crítico, que genera ingresos agregados por USD 2.040 millones (CAMAERO, s.f.). Sin embargo, según el “Estudio del perfil del turista de la Región de Salto Grande” (Observatorio Económico, Universidad Católica del Uruguay Campus Salto, 2025), el Litoral Termal presenta una brecha frente a otras regiones del país: recibe un volumen de visitantes elevado —453.936 personas anuales— pero su gasto acumulado se limita a USD 86 millones, lo que arroja un gasto promedio por persona de solo USD 189. En contraste, Colonia del Sacramento recibe un flujo similar (469.297 visitantes) pero genera USD 113 millones, con un gasto promedio de USD 241, mientras que Maldonado capta un gasto promedio de USD 569. Esto indica que el modelo termal salteño atrae un perfil de demanda de bajo gasto y baja diversificación recreativa.</w:t>
+        <w:t xml:space="preserve">La justificación económica y social de la propuesta radica en la necesidad de corregir las debilidades del modelo turístico del departamento de Salto. El turismo en Uruguay es un motor crítico, que genera ingresos agregados por USD 2.040 millones (CAMAERO, s.f.). Sin embargo, según CERES (2026), el Litoral Termal presenta una brecha frente a otras regiones del país: recibe un volumen de visitantes elevado —453.936 personas anuales— pero su gasto acumulado se limita a USD 86 millones, lo que arroja un gasto promedio por persona de solo USD 189, muy por debajo del promedio nacional de USD 566. En contraste, Colonia del Sacramento recibe un flujo similar (469.297 visitantes) pero genera USD 113 millones, con un gasto promedio de USD 241, mientras que Maldonado capta un gasto promedio de USD 569. Esta brecha de bajo gasto es coherente con lo relevado en profundidad por el “Estudio del perfil del turista de la Región de Salto Grande” (Observatorio Económico, Universidad Católica del Uruguay Campus Salto, 2025) —presentado ante 160 asistentes en el Campus Salto con el respaldo de la Delegación uruguaya en la Comisión Técnica Mixta de Salto Grande—: el gasto promedio por grupo familiar se ubicó en apenas USD 129 diarios en Daymán y USD 107 en Federación, del lado argentino, confirmando que el modelo termal binacional del litoral compite hoy por un segmento de bajo desembolso. Esto indica que el modelo termal salteño atrae un perfil de demanda de bajo gasto y baja diversificación recreativa.</w:t>
       </w:r>
     </w:p>
     <w:p>
@@ -7392,7 +7392,7 @@
           <w:sz w:val="24"/>
           <w:szCs w:val="24"/>
         </w:rPr>
-        <w:t xml:space="preserve">En el km 468,5 de la Ruta 3, a 8 km de las Termas del Daymán. Bodega boutique con capacidad de producción de 200.000 litros anuales; los visitantes observan el proceso de vinificación por gravedad y cierran con una cata de varietales selectos (Viognier, Malbec, Syrah) y el corte Syrah-Tannat de alta gama.</w:t>
+        <w:t xml:space="preserve">En el km 468,5 de la Ruta 3, a 8 km de las Termas del Daymán. Bodega boutique de 14,5 hectáreas de viñedo, con capacidad de producción de 200.000 litros anuales (Por las Catas, 2018); los visitantes observan el proceso de vinificación por gravedad y cierran con una cata de varietales selectos (Viognier, Malbec, Syrah) y el corte Syrah-Tannat de alta gama.</w:t>
       </w:r>
     </w:p>
     <w:p>

--- a/La Ruta del Tannat - Proyecto Final.docx
+++ b/La Ruta del Tannat - Proyecto Final.docx
@@ -379,6 +379,25 @@
     </w:p>
     <w:p>
       <w:pPr>
+        <w:spacing w:after="40" w:line="240" w:lineRule="auto"/>
+        <w:ind w:left="360"/>
+      </w:pPr>
+      <w:r>
+        <w:rPr>
+          <w:rFonts w:ascii="Arial" w:cs="Arial" w:eastAsia="Arial" w:hAnsi="Arial"/>
+          <w:b w:val="false"/>
+          <w:bCs w:val="false"/>
+          <w:i w:val="false"/>
+          <w:iCs w:val="false"/>
+          <w:color w:val="000000"/>
+          <w:sz w:val="24"/>
+          <w:szCs w:val="24"/>
+        </w:rPr>
+        <w:t xml:space="preserve">2.1 Turismo Sostenible en Destinos Vitivinícolas · 2.2 El Turismo como Experiencia Transformadora · 2.3 Enfoques Aplicados al Diseño de la Ruta · 2.4 Gobernanza Territorial y Desarrollo Endógeno</w:t>
+      </w:r>
+    </w:p>
+    <w:p>
+      <w:pPr>
         <w:spacing w:after="60" w:before="160" w:line="240" w:lineRule="auto"/>
       </w:pPr>
       <w:r>
@@ -411,7 +430,7 @@
           <w:sz w:val="24"/>
           <w:szCs w:val="24"/>
         </w:rPr>
-        <w:t xml:space="preserve">3.1 Enfoque Metodológico (3.1.1 Técnicas e instrumentos) · 3.2 Etapas del proceso de investigación</w:t>
+        <w:t xml:space="preserve">3.1 Enfoque Metodológico (3.1.1 Técnicas e instrumentos) · 3.2 Etapas del proceso de investigación · 3.3 Alcances y Limitaciones del Estudio</w:t>
       </w:r>
     </w:p>
     <w:p>
@@ -522,7 +541,7 @@
           <w:sz w:val="24"/>
           <w:szCs w:val="24"/>
         </w:rPr>
-        <w:t xml:space="preserve">6.1 Estrategia de Marketing · 6.2 Estrategia de Sostenibilidad · 6.3 Estrategia de Calidad · 6.4 Estrategia de Operaciones · 6.5 Planificación Financiera · 6.6 Calendario de Implantación</w:t>
+        <w:t xml:space="preserve">6.1 Estrategia de Marketing · 6.2 Estrategia de Sostenibilidad · 6.3 Estrategia de Calidad · 6.4 Estrategia de Operaciones · 6.5 Planificación Financiera · 6.6 Calendario de Implantación · 6.7 Análisis de Riesgos y Contingencias · 6.8 Indicadores de Desempeño</w:t>
       </w:r>
     </w:p>
     <w:p>
@@ -978,7 +997,7 @@
           <w:sz w:val="24"/>
           <w:szCs w:val="24"/>
         </w:rPr>
-        <w:t xml:space="preserve">La justificación económica y social de la propuesta radica en la necesidad de corregir las debilidades del modelo turístico del departamento de Salto. El turismo en Uruguay es un motor crítico, que genera ingresos agregados por USD 2.040 millones (CAMAERO, s.f.). Sin embargo, según CERES (2026), el Litoral Termal presenta una brecha frente a otras regiones del país: recibe un volumen de visitantes elevado —453.936 personas anuales— pero su gasto acumulado se limita a USD 86 millones, lo que arroja un gasto promedio por persona de solo USD 189, muy por debajo del promedio nacional de USD 566. En contraste, Colonia del Sacramento recibe un flujo similar (469.297 visitantes) pero genera USD 113 millones, con un gasto promedio de USD 241, mientras que Maldonado capta un gasto promedio de USD 569. Esta brecha de bajo gasto es coherente con lo relevado en profundidad por el “Estudio del perfil del turista de la Región de Salto Grande” (Observatorio Económico, Universidad Católica del Uruguay Campus Salto, 2025) —presentado ante 160 asistentes en el Campus Salto con el respaldo de la Delegación uruguaya en la Comisión Técnica Mixta de Salto Grande—: el gasto promedio por grupo familiar se ubicó en apenas USD 129 diarios en Daymán y USD 107 en Federación, del lado argentino, confirmando que el modelo termal binacional del litoral compite hoy por un segmento de bajo desembolso. Esto indica que el modelo termal salteño atrae un perfil de demanda de bajo gasto y baja diversificación recreativa.</w:t>
+        <w:t xml:space="preserve">La justificación económica y social de la propuesta radica en la necesidad de corregir las debilidades del modelo turístico del departamento de Salto. El turismo en Uruguay es un motor crítico, que genera ingresos agregados por USD 2.040 millones (CAMAERO, s.f.). Sin embargo, según CERES (2026), el Litoral Termal presenta una brecha frente a otras regiones del país: recibe un volumen de visitantes elevado —453.936 personas anuales— pero su gasto acumulado se limita a USD 86 millones, lo que arroja un gasto promedio por persona de solo USD 189, muy por debajo del promedio nacional de USD 566. En contraste, Colonia del Sacramento recibe un flujo similar (469.297 visitantes) pero genera USD 113 millones, con un gasto promedio de USD 241, mientras que Maldonado capta un gasto promedio de USD 569. Esta brecha de bajo gasto es coherente con lo relevado en profundidad por el “Estudio del perfil del turista de la Región de Salto Grande” (Observatorio Económico, Universidad Católica del Uruguay Campus Salto, 2025) —presentado ante 160 asistentes en el Campus Salto con el respaldo de la Delegación uruguaya en la Comisión Técnica Mixta de Salto Grande—: el gasto promedio por grupo familiar se ubicó en apenas USD 129 diarios en Daymán y USD 107 en Federación, del lado argentino, confirmando que el modelo termal binacional del litoral compite hoy por un segmento de bajo desembolso. Esto indica que el modelo termal salteño atrae un perfil de demanda de bajo gasto y baja diversificación recreativa. La comparación resulta especialmente elocuente frente a Colonia del Sacramento, destino que recibe un volumen de visitantes prácticamente idéntico al del Litoral Termal —469.297 personas frente a 453.936— pero que, al diversificar su propuesta más allá de un único atractivo, casi duplica el gasto promedio por persona (USD 241 frente a USD 189) y supera a Salto en gasto turístico total pese a no partir de una base de visitantes mayor. Esta comparación entre destinos de escala similar sugiere que la brecha de gasto de Salto no obedece a un límite estructural de su volumen de demanda, sino a la escasa diversificación de su oferta más allá del recurso termal, precisamente la debilidad que este proyecto busca corregir mediante la incorporación del enoturismo como producto complementario.</w:t>
       </w:r>
     </w:p>
     <w:p>
@@ -1100,6 +1119,26 @@
           <w:szCs w:val="24"/>
         </w:rPr>
         <w:t xml:space="preserve">Aun así, estos esfuerzos no se han traducido en una oferta turística integrada y comercial de forma continua. Las ruinas de la antigua Bodega Harriague han sufrido intermitencia en su gestión cultural, lo que debilita su capacidad para establecerse como referencia estable. La promoción del destino Salto continúa excesivamente enfocada en el producto termal, dejando de lado la oferta vitivinícola activa de establecimientos comerciales que operan de manera fragmentada y sin una red de cooperación que unifique los servicios turísticos.</w:t>
+      </w:r>
+    </w:p>
+    <w:p>
+      <w:pPr>
+        <w:keepNext w:val="false"/>
+        <w:spacing w:after="200" w:line="240" w:lineRule="auto"/>
+        <w:jc w:val="both"/>
+      </w:pPr>
+      <w:r>
+        <w:rPr>
+          <w:rFonts w:ascii="Arial" w:cs="Arial" w:eastAsia="Arial" w:hAnsi="Arial"/>
+          <w:b w:val="false"/>
+          <w:bCs w:val="false"/>
+          <w:i w:val="false"/>
+          <w:iCs w:val="false"/>
+          <w:color w:val="000000"/>
+          <w:sz w:val="24"/>
+          <w:szCs w:val="24"/>
+        </w:rPr>
+        <w:t xml:space="preserve">Esta desconexión entre patrimonio histórico y oferta comercial activa no es, sin embargo, una condición irreversible del territorio, sino el resultado de decisiones de gestión y promoción que pueden modificarse. La propia trayectoria reciente del Espacio Cultural Bodega Harriague —de ruina intermitentemente gestionada a proyecto binacional de restauración con respaldo académico internacional (4.6)— muestra que el patrimonio vitivinícola de Salto cuenta con capacidad de movilizar voluntades institucionales cuando existe un proyecto concreto que lo organice. El desafío que este trabajo busca resolver no es, entonces, la inexistencia de recursos patrimoniales o productivos suficientes, sino la falta de un vehículo de gestión que los articule en una propuesta comercial coherente y sostenida en el tiempo, tal como se fundamenta en el marco teórico del Capítulo 2 y se desarrolla en la propuesta organizativa del Capítulo 5.</w:t>
       </w:r>
     </w:p>
     <w:p>
@@ -1493,6 +1532,107 @@
     </w:p>
     <w:p>
       <w:pPr>
+        <w:pStyle w:val="Heading2"/>
+        <w:keepNext/>
+        <w:spacing w:after="140" w:before="300" w:line="240" w:lineRule="auto"/>
+        <w:jc w:val="left"/>
+      </w:pPr>
+      <w:r>
+        <w:rPr>
+          <w:rFonts w:ascii="Arial" w:cs="Arial" w:eastAsia="Arial" w:hAnsi="Arial"/>
+          <w:b/>
+          <w:bCs/>
+          <w:i w:val="false"/>
+          <w:iCs w:val="false"/>
+          <w:color w:val="3b1522"/>
+          <w:sz w:val="27"/>
+          <w:szCs w:val="27"/>
+        </w:rPr>
+        <w:t xml:space="preserve">2.4. Gobernanza Territorial y Desarrollo Endógeno</w:t>
+      </w:r>
+    </w:p>
+    <w:p>
+      <w:pPr>
+        <w:keepNext w:val="false"/>
+        <w:spacing w:after="200" w:line="240" w:lineRule="auto"/>
+        <w:jc w:val="both"/>
+      </w:pPr>
+      <w:r>
+        <w:rPr>
+          <w:rFonts w:ascii="Arial" w:cs="Arial" w:eastAsia="Arial" w:hAnsi="Arial"/>
+          <w:b w:val="false"/>
+          <w:bCs w:val="false"/>
+          <w:i w:val="false"/>
+          <w:iCs w:val="false"/>
+          <w:color w:val="000000"/>
+          <w:sz w:val="24"/>
+          <w:szCs w:val="24"/>
+        </w:rPr>
+        <w:t xml:space="preserve">El modelo de negocio propuesto en este proyecto —un circuito asociativo coordinado por un Comité de Gestión, integrado por bodegas privadas, instituciones públicas y organizaciones de la sociedad civil— no es una simple estructura administrativa, sino la aplicación concreta de dos corrientes teóricas que explican por qué el territorio, y no una única empresa, debe constituirse en la unidad de análisis y de acción del proyecto.</w:t>
+      </w:r>
+    </w:p>
+    <w:p>
+      <w:pPr>
+        <w:keepNext w:val="false"/>
+        <w:spacing w:after="200" w:line="240" w:lineRule="auto"/>
+        <w:jc w:val="both"/>
+      </w:pPr>
+      <w:r>
+        <w:rPr>
+          <w:rFonts w:ascii="Arial" w:cs="Arial" w:eastAsia="Arial" w:hAnsi="Arial"/>
+          <w:b w:val="false"/>
+          <w:bCs w:val="false"/>
+          <w:i w:val="false"/>
+          <w:iCs w:val="false"/>
+          <w:color w:val="000000"/>
+          <w:sz w:val="24"/>
+          <w:szCs w:val="24"/>
+        </w:rPr>
+        <w:t xml:space="preserve">La primera es la teoría del desarrollo territorial endógeno. Boisier (2003) sostiene que el desarrollo no es un fenómeno que se importa desde fuera del territorio, sino una capacidad que una región, localidad o comunidad construye para apropiarse de las decisiones sobre su propio desarrollo, diversificar la economía territorial y generar impulsos tecnológicos e identitarios propios. Bajo esta lógica, la Ruta del Tannat no es un producto turístico diseñado por un operador externo e importado al territorio, sino una propuesta que activa recursos —el patrimonio de Harriague, el terroir del litoral, el saber hacer de las bodegas familiares— que ya existen en Salto pero que permanecían desarticulados. El desarrollo endógeno, en este sentido, no excluye la cooperación externa (fondos nacionales, universidades, cátedras internacionales), pero exige que la capacidad de decisión sobre el circuito resida en los propios actores del territorio, lo que justifica la centralidad otorgada al Comité de Gestión por sobre un modelo de concesión a un operador turístico externo.</w:t>
+      </w:r>
+    </w:p>
+    <w:p>
+      <w:pPr>
+        <w:keepNext w:val="false"/>
+        <w:spacing w:after="200" w:line="240" w:lineRule="auto"/>
+        <w:jc w:val="both"/>
+      </w:pPr>
+      <w:r>
+        <w:rPr>
+          <w:rFonts w:ascii="Arial" w:cs="Arial" w:eastAsia="Arial" w:hAnsi="Arial"/>
+          <w:b w:val="false"/>
+          <w:bCs w:val="false"/>
+          <w:i w:val="false"/>
+          <w:iCs w:val="false"/>
+          <w:color w:val="000000"/>
+          <w:sz w:val="24"/>
+          <w:szCs w:val="24"/>
+        </w:rPr>
+        <w:t xml:space="preserve">La segunda corriente es la teoría de la acción colectiva aplicada a la gestión de recursos compartidos. Ostrom (1990), en su análisis de los sistemas de gobernanza que logran administrar recursos comunes de forma sostenible sin recurrir ni a la privatización total ni al control estatal centralizado, identifica un conjunto de principios de diseño institucional que las organizaciones exitosas comparten: límites claros sobre quiénes participan del sistema, reglas de uso adaptadas a las condiciones locales, mecanismos de decisión colectiva que incluyen a quienes se ven afectados por las reglas, sistemas de monitoreo accesibles a los propios participantes y mecanismos graduales de resolución de conflictos. Aplicados al caso de estudio, estos principios permiten anticipar los requisitos institucionales mínimos que el Comité de Gestión de la Ruta del Tannat deberá satisfacer para sostenerse en el tiempo: una membresía definida (las tres bodegas asociadas, el sector hotelero, los guías habilitados), reglas de distribución de reservas y comisiones acordadas colectivamente (y no impuestas por un único actor dominante), y una instancia de resolución de conflictos entre bodegas y prestadores que evite que la fragmentación operativa diagnosticada en el Capítulo 4 se traslade, sin corregirse, a la nueva estructura asociativa.</w:t>
+      </w:r>
+    </w:p>
+    <w:p>
+      <w:pPr>
+        <w:keepNext w:val="false"/>
+        <w:spacing w:after="200" w:line="240" w:lineRule="auto"/>
+        <w:jc w:val="both"/>
+      </w:pPr>
+      <w:r>
+        <w:rPr>
+          <w:rFonts w:ascii="Arial" w:cs="Arial" w:eastAsia="Arial" w:hAnsi="Arial"/>
+          <w:b w:val="false"/>
+          <w:bCs w:val="false"/>
+          <w:i w:val="false"/>
+          <w:iCs w:val="false"/>
+          <w:color w:val="000000"/>
+          <w:sz w:val="24"/>
+          <w:szCs w:val="24"/>
+        </w:rPr>
+        <w:t xml:space="preserve">En conjunto, ambas corrientes fundamentan una premisa central del proyecto: la sostenibilidad del circuito no depende únicamente del atractivo del patrimonio histórico o de la rentabilidad financiera de cada bodega por separado, sino de la capacidad del territorio para gobernarse a sí mismo de forma colaborativa y sostenida en el tiempo.</w:t>
+      </w:r>
+    </w:p>
+    <w:p>
+      <w:pPr>
         <w:pStyle w:val="Heading1"/>
         <w:keepNext/>
         <w:pageBreakBefore/>
@@ -1620,6 +1760,705 @@
     </w:p>
     <w:p>
       <w:pPr>
+        <w:keepNext/>
+        <w:spacing w:after="0" w:before="200" w:line="240" w:lineRule="auto"/>
+        <w:jc w:val="left"/>
+      </w:pPr>
+      <w:r>
+        <w:rPr>
+          <w:rFonts w:ascii="Arial" w:cs="Arial" w:eastAsia="Arial" w:hAnsi="Arial"/>
+          <w:b/>
+          <w:bCs/>
+          <w:i w:val="false"/>
+          <w:iCs w:val="false"/>
+          <w:color w:val="3b1522"/>
+          <w:sz w:val="24"/>
+          <w:szCs w:val="24"/>
+        </w:rPr>
+        <w:t xml:space="preserve">Tabla 1</w:t>
+      </w:r>
+    </w:p>
+    <w:p>
+      <w:pPr>
+        <w:keepNext/>
+        <w:spacing w:after="120" w:before="0" w:line="240" w:lineRule="auto"/>
+        <w:jc w:val="left"/>
+      </w:pPr>
+      <w:r>
+        <w:rPr>
+          <w:rFonts w:ascii="Arial" w:cs="Arial" w:eastAsia="Arial" w:hAnsi="Arial"/>
+          <w:b w:val="false"/>
+          <w:bCs w:val="false"/>
+          <w:i/>
+          <w:iCs/>
+          <w:color w:val="000000"/>
+          <w:sz w:val="24"/>
+          <w:szCs w:val="24"/>
+        </w:rPr>
+        <w:t xml:space="preserve">Ficha técnica de la investigación</w:t>
+      </w:r>
+    </w:p>
+    <w:tbl>
+      <w:tblPr>
+        <w:tblW w:type="dxa" w:w="8504"/>
+        <w:tblBorders>
+          <w:top w:val="single" w:color="000000" w:sz="4"/>
+          <w:left w:val="single" w:color="000000" w:sz="4"/>
+          <w:bottom w:val="single" w:color="000000" w:sz="4"/>
+          <w:right w:val="single" w:color="000000" w:sz="4"/>
+          <w:insideH w:val="single" w:color="000000" w:sz="4"/>
+          <w:insideV w:val="single" w:color="000000" w:sz="4"/>
+        </w:tblBorders>
+      </w:tblPr>
+      <w:tblGrid>
+        <w:gridCol w:w="1081"/>
+        <w:gridCol w:w="7423"/>
+      </w:tblGrid>
+      <w:tr>
+        <w:trPr>
+          <w:cantSplit/>
+        </w:trPr>
+        <w:tc>
+          <w:tcPr>
+            <w:tcW w:type="dxa" w:w="1081"/>
+            <w:shd w:fill="5b2333" w:val="clear"/>
+            <w:tcMar>
+              <w:top w:type="dxa" w:w="60"/>
+              <w:left w:type="dxa" w:w="100"/>
+              <w:bottom w:type="dxa" w:w="60"/>
+              <w:right w:type="dxa" w:w="100"/>
+            </w:tcMar>
+            <w:vAlign w:val="center"/>
+          </w:tcPr>
+          <w:p>
+            <w:pPr>
+              <w:spacing w:line="240" w:lineRule="auto"/>
+              <w:jc w:val="center"/>
+            </w:pPr>
+            <w:r>
+              <w:rPr>
+                <w:rFonts w:ascii="Arial" w:cs="Arial" w:eastAsia="Arial" w:hAnsi="Arial"/>
+                <w:b/>
+                <w:bCs/>
+                <w:i w:val="false"/>
+                <w:iCs w:val="false"/>
+                <w:color w:val="ffffff"/>
+                <w:sz w:val="20"/>
+                <w:szCs w:val="20"/>
+              </w:rPr>
+              <w:t xml:space="preserve">Elemento</w:t>
+            </w:r>
+          </w:p>
+        </w:tc>
+        <w:tc>
+          <w:tcPr>
+            <w:tcW w:type="dxa" w:w="7423"/>
+            <w:shd w:fill="5b2333" w:val="clear"/>
+            <w:tcMar>
+              <w:top w:type="dxa" w:w="60"/>
+              <w:left w:type="dxa" w:w="100"/>
+              <w:bottom w:type="dxa" w:w="60"/>
+              <w:right w:type="dxa" w:w="100"/>
+            </w:tcMar>
+            <w:vAlign w:val="center"/>
+          </w:tcPr>
+          <w:p>
+            <w:pPr>
+              <w:spacing w:line="240" w:lineRule="auto"/>
+              <w:jc w:val="center"/>
+            </w:pPr>
+            <w:r>
+              <w:rPr>
+                <w:rFonts w:ascii="Arial" w:cs="Arial" w:eastAsia="Arial" w:hAnsi="Arial"/>
+                <w:b/>
+                <w:bCs/>
+                <w:i w:val="false"/>
+                <w:iCs w:val="false"/>
+                <w:color w:val="ffffff"/>
+                <w:sz w:val="20"/>
+                <w:szCs w:val="20"/>
+              </w:rPr>
+              <w:t xml:space="preserve">Descripción</w:t>
+            </w:r>
+          </w:p>
+        </w:tc>
+      </w:tr>
+      <w:tr>
+        <w:trPr>
+          <w:cantSplit/>
+        </w:trPr>
+        <w:tc>
+          <w:tcPr>
+            <w:tcW w:type="dxa" w:w="1081"/>
+            <w:tcMar>
+              <w:top w:type="dxa" w:w="60"/>
+              <w:left w:type="dxa" w:w="100"/>
+              <w:bottom w:type="dxa" w:w="60"/>
+              <w:right w:type="dxa" w:w="100"/>
+            </w:tcMar>
+            <w:vAlign w:val="center"/>
+          </w:tcPr>
+          <w:p>
+            <w:pPr>
+              <w:spacing w:line="240" w:lineRule="auto"/>
+              <w:jc w:val="center"/>
+            </w:pPr>
+            <w:r>
+              <w:rPr>
+                <w:rFonts w:ascii="Arial" w:cs="Arial" w:eastAsia="Arial" w:hAnsi="Arial"/>
+                <w:b w:val="false"/>
+                <w:bCs w:val="false"/>
+                <w:i w:val="false"/>
+                <w:iCs w:val="false"/>
+                <w:color w:val="000000"/>
+                <w:sz w:val="20"/>
+                <w:szCs w:val="20"/>
+              </w:rPr>
+              <w:t xml:space="preserve">Tipo de estudio</w:t>
+            </w:r>
+          </w:p>
+        </w:tc>
+        <w:tc>
+          <w:tcPr>
+            <w:tcW w:type="dxa" w:w="7423"/>
+            <w:tcMar>
+              <w:top w:type="dxa" w:w="60"/>
+              <w:left w:type="dxa" w:w="100"/>
+              <w:bottom w:type="dxa" w:w="60"/>
+              <w:right w:type="dxa" w:w="100"/>
+            </w:tcMar>
+            <w:vAlign w:val="center"/>
+          </w:tcPr>
+          <w:p>
+            <w:pPr>
+              <w:spacing w:line="240" w:lineRule="auto"/>
+              <w:jc w:val="center"/>
+            </w:pPr>
+            <w:r>
+              <w:rPr>
+                <w:rFonts w:ascii="Arial" w:cs="Arial" w:eastAsia="Arial" w:hAnsi="Arial"/>
+                <w:b w:val="false"/>
+                <w:bCs w:val="false"/>
+                <w:i w:val="false"/>
+                <w:iCs w:val="false"/>
+                <w:color w:val="000000"/>
+                <w:sz w:val="20"/>
+                <w:szCs w:val="20"/>
+              </w:rPr>
+              <w:t xml:space="preserve">Mixto (cualitativo-cuantitativo), de alcance descriptivo-explicativo, con componente de investigación-acción (3.1)</w:t>
+            </w:r>
+          </w:p>
+        </w:tc>
+      </w:tr>
+      <w:tr>
+        <w:trPr>
+          <w:cantSplit/>
+        </w:trPr>
+        <w:tc>
+          <w:tcPr>
+            <w:tcW w:type="dxa" w:w="1081"/>
+            <w:tcMar>
+              <w:top w:type="dxa" w:w="60"/>
+              <w:left w:type="dxa" w:w="100"/>
+              <w:bottom w:type="dxa" w:w="60"/>
+              <w:right w:type="dxa" w:w="100"/>
+            </w:tcMar>
+            <w:vAlign w:val="center"/>
+          </w:tcPr>
+          <w:p>
+            <w:pPr>
+              <w:spacing w:line="240" w:lineRule="auto"/>
+              <w:jc w:val="center"/>
+            </w:pPr>
+            <w:r>
+              <w:rPr>
+                <w:rFonts w:ascii="Arial" w:cs="Arial" w:eastAsia="Arial" w:hAnsi="Arial"/>
+                <w:b w:val="false"/>
+                <w:bCs w:val="false"/>
+                <w:i w:val="false"/>
+                <w:iCs w:val="false"/>
+                <w:color w:val="000000"/>
+                <w:sz w:val="20"/>
+                <w:szCs w:val="20"/>
+              </w:rPr>
+              <w:t xml:space="preserve">Universo de estudio</w:t>
+            </w:r>
+          </w:p>
+        </w:tc>
+        <w:tc>
+          <w:tcPr>
+            <w:tcW w:type="dxa" w:w="7423"/>
+            <w:tcMar>
+              <w:top w:type="dxa" w:w="60"/>
+              <w:left w:type="dxa" w:w="100"/>
+              <w:bottom w:type="dxa" w:w="60"/>
+              <w:right w:type="dxa" w:w="100"/>
+            </w:tcMar>
+            <w:vAlign w:val="center"/>
+          </w:tcPr>
+          <w:p>
+            <w:pPr>
+              <w:spacing w:line="240" w:lineRule="auto"/>
+              <w:jc w:val="center"/>
+            </w:pPr>
+            <w:r>
+              <w:rPr>
+                <w:rFonts w:ascii="Arial" w:cs="Arial" w:eastAsia="Arial" w:hAnsi="Arial"/>
+                <w:b w:val="false"/>
+                <w:bCs w:val="false"/>
+                <w:i w:val="false"/>
+                <w:iCs w:val="false"/>
+                <w:color w:val="000000"/>
+                <w:sz w:val="20"/>
+                <w:szCs w:val="20"/>
+              </w:rPr>
+              <w:t xml:space="preserve">Turistas de ocio alojados en los complejos hoteleros del corredor termal de Daymán y Arapey</w:t>
+            </w:r>
+          </w:p>
+        </w:tc>
+      </w:tr>
+      <w:tr>
+        <w:trPr>
+          <w:cantSplit/>
+        </w:trPr>
+        <w:tc>
+          <w:tcPr>
+            <w:tcW w:type="dxa" w:w="1081"/>
+            <w:tcMar>
+              <w:top w:type="dxa" w:w="60"/>
+              <w:left w:type="dxa" w:w="100"/>
+              <w:bottom w:type="dxa" w:w="60"/>
+              <w:right w:type="dxa" w:w="100"/>
+            </w:tcMar>
+            <w:vAlign w:val="center"/>
+          </w:tcPr>
+          <w:p>
+            <w:pPr>
+              <w:spacing w:line="240" w:lineRule="auto"/>
+              <w:jc w:val="center"/>
+            </w:pPr>
+            <w:r>
+              <w:rPr>
+                <w:rFonts w:ascii="Arial" w:cs="Arial" w:eastAsia="Arial" w:hAnsi="Arial"/>
+                <w:b w:val="false"/>
+                <w:bCs w:val="false"/>
+                <w:i w:val="false"/>
+                <w:iCs w:val="false"/>
+                <w:color w:val="000000"/>
+                <w:sz w:val="20"/>
+                <w:szCs w:val="20"/>
+              </w:rPr>
+              <w:t xml:space="preserve">Técnica de muestreo</w:t>
+            </w:r>
+          </w:p>
+        </w:tc>
+        <w:tc>
+          <w:tcPr>
+            <w:tcW w:type="dxa" w:w="7423"/>
+            <w:tcMar>
+              <w:top w:type="dxa" w:w="60"/>
+              <w:left w:type="dxa" w:w="100"/>
+              <w:bottom w:type="dxa" w:w="60"/>
+              <w:right w:type="dxa" w:w="100"/>
+            </w:tcMar>
+            <w:vAlign w:val="center"/>
+          </w:tcPr>
+          <w:p>
+            <w:pPr>
+              <w:spacing w:line="240" w:lineRule="auto"/>
+              <w:jc w:val="center"/>
+            </w:pPr>
+            <w:r>
+              <w:rPr>
+                <w:rFonts w:ascii="Arial" w:cs="Arial" w:eastAsia="Arial" w:hAnsi="Arial"/>
+                <w:b w:val="false"/>
+                <w:bCs w:val="false"/>
+                <w:i w:val="false"/>
+                <w:iCs w:val="false"/>
+                <w:color w:val="000000"/>
+                <w:sz w:val="20"/>
+                <w:szCs w:val="20"/>
+              </w:rPr>
+              <w:t xml:space="preserve">No probabilística, por conveniencia (3.3)</w:t>
+            </w:r>
+          </w:p>
+        </w:tc>
+      </w:tr>
+      <w:tr>
+        <w:trPr>
+          <w:cantSplit/>
+        </w:trPr>
+        <w:tc>
+          <w:tcPr>
+            <w:tcW w:type="dxa" w:w="1081"/>
+            <w:tcMar>
+              <w:top w:type="dxa" w:w="60"/>
+              <w:left w:type="dxa" w:w="100"/>
+              <w:bottom w:type="dxa" w:w="60"/>
+              <w:right w:type="dxa" w:w="100"/>
+            </w:tcMar>
+            <w:vAlign w:val="center"/>
+          </w:tcPr>
+          <w:p>
+            <w:pPr>
+              <w:spacing w:line="240" w:lineRule="auto"/>
+              <w:jc w:val="center"/>
+            </w:pPr>
+            <w:r>
+              <w:rPr>
+                <w:rFonts w:ascii="Arial" w:cs="Arial" w:eastAsia="Arial" w:hAnsi="Arial"/>
+                <w:b w:val="false"/>
+                <w:bCs w:val="false"/>
+                <w:i w:val="false"/>
+                <w:iCs w:val="false"/>
+                <w:color w:val="000000"/>
+                <w:sz w:val="20"/>
+                <w:szCs w:val="20"/>
+              </w:rPr>
+              <w:t xml:space="preserve">Tamaño de muestra (n)</w:t>
+            </w:r>
+          </w:p>
+        </w:tc>
+        <w:tc>
+          <w:tcPr>
+            <w:tcW w:type="dxa" w:w="7423"/>
+            <w:tcMar>
+              <w:top w:type="dxa" w:w="60"/>
+              <w:left w:type="dxa" w:w="100"/>
+              <w:bottom w:type="dxa" w:w="60"/>
+              <w:right w:type="dxa" w:w="100"/>
+            </w:tcMar>
+            <w:vAlign w:val="center"/>
+          </w:tcPr>
+          <w:p>
+            <w:pPr>
+              <w:spacing w:line="240" w:lineRule="auto"/>
+              <w:jc w:val="center"/>
+            </w:pPr>
+            <w:r>
+              <w:rPr>
+                <w:rFonts w:ascii="Arial" w:cs="Arial" w:eastAsia="Arial" w:hAnsi="Arial"/>
+                <w:b w:val="false"/>
+                <w:bCs w:val="false"/>
+                <w:i w:val="false"/>
+                <w:iCs w:val="false"/>
+                <w:color w:val="000000"/>
+                <w:sz w:val="20"/>
+                <w:szCs w:val="20"/>
+              </w:rPr>
+              <w:t xml:space="preserve">[COMPLETAR: a determinar al cierre de la fase de campo]</w:t>
+            </w:r>
+          </w:p>
+        </w:tc>
+      </w:tr>
+      <w:tr>
+        <w:trPr>
+          <w:cantSplit/>
+        </w:trPr>
+        <w:tc>
+          <w:tcPr>
+            <w:tcW w:type="dxa" w:w="1081"/>
+            <w:tcMar>
+              <w:top w:type="dxa" w:w="60"/>
+              <w:left w:type="dxa" w:w="100"/>
+              <w:bottom w:type="dxa" w:w="60"/>
+              <w:right w:type="dxa" w:w="100"/>
+            </w:tcMar>
+            <w:vAlign w:val="center"/>
+          </w:tcPr>
+          <w:p>
+            <w:pPr>
+              <w:spacing w:line="240" w:lineRule="auto"/>
+              <w:jc w:val="center"/>
+            </w:pPr>
+            <w:r>
+              <w:rPr>
+                <w:rFonts w:ascii="Arial" w:cs="Arial" w:eastAsia="Arial" w:hAnsi="Arial"/>
+                <w:b w:val="false"/>
+                <w:bCs w:val="false"/>
+                <w:i w:val="false"/>
+                <w:iCs w:val="false"/>
+                <w:color w:val="000000"/>
+                <w:sz w:val="20"/>
+                <w:szCs w:val="20"/>
+              </w:rPr>
+              <w:t xml:space="preserve">Instrumentos</w:t>
+            </w:r>
+          </w:p>
+        </w:tc>
+        <w:tc>
+          <w:tcPr>
+            <w:tcW w:type="dxa" w:w="7423"/>
+            <w:tcMar>
+              <w:top w:type="dxa" w:w="60"/>
+              <w:left w:type="dxa" w:w="100"/>
+              <w:bottom w:type="dxa" w:w="60"/>
+              <w:right w:type="dxa" w:w="100"/>
+            </w:tcMar>
+            <w:vAlign w:val="center"/>
+          </w:tcPr>
+          <w:p>
+            <w:pPr>
+              <w:spacing w:line="240" w:lineRule="auto"/>
+              <w:jc w:val="center"/>
+            </w:pPr>
+            <w:r>
+              <w:rPr>
+                <w:rFonts w:ascii="Arial" w:cs="Arial" w:eastAsia="Arial" w:hAnsi="Arial"/>
+                <w:b w:val="false"/>
+                <w:bCs w:val="false"/>
+                <w:i w:val="false"/>
+                <w:iCs w:val="false"/>
+                <w:color w:val="000000"/>
+                <w:sz w:val="20"/>
+                <w:szCs w:val="20"/>
+              </w:rPr>
+              <w:t xml:space="preserve">Encuesta estructurada a turistas; entrevista semiestructurada a directores técnicos de bodegas; guía de indagación a referentes institucionales (Anexo Cap. 3)</w:t>
+            </w:r>
+          </w:p>
+        </w:tc>
+      </w:tr>
+      <w:tr>
+        <w:trPr>
+          <w:cantSplit/>
+        </w:trPr>
+        <w:tc>
+          <w:tcPr>
+            <w:tcW w:type="dxa" w:w="1081"/>
+            <w:tcMar>
+              <w:top w:type="dxa" w:w="60"/>
+              <w:left w:type="dxa" w:w="100"/>
+              <w:bottom w:type="dxa" w:w="60"/>
+              <w:right w:type="dxa" w:w="100"/>
+            </w:tcMar>
+            <w:vAlign w:val="center"/>
+          </w:tcPr>
+          <w:p>
+            <w:pPr>
+              <w:spacing w:line="240" w:lineRule="auto"/>
+              <w:jc w:val="center"/>
+            </w:pPr>
+            <w:r>
+              <w:rPr>
+                <w:rFonts w:ascii="Arial" w:cs="Arial" w:eastAsia="Arial" w:hAnsi="Arial"/>
+                <w:b w:val="false"/>
+                <w:bCs w:val="false"/>
+                <w:i w:val="false"/>
+                <w:iCs w:val="false"/>
+                <w:color w:val="000000"/>
+                <w:sz w:val="20"/>
+                <w:szCs w:val="20"/>
+              </w:rPr>
+              <w:t xml:space="preserve">Ámbito geográfico</w:t>
+            </w:r>
+          </w:p>
+        </w:tc>
+        <w:tc>
+          <w:tcPr>
+            <w:tcW w:type="dxa" w:w="7423"/>
+            <w:tcMar>
+              <w:top w:type="dxa" w:w="60"/>
+              <w:left w:type="dxa" w:w="100"/>
+              <w:bottom w:type="dxa" w:w="60"/>
+              <w:right w:type="dxa" w:w="100"/>
+            </w:tcMar>
+            <w:vAlign w:val="center"/>
+          </w:tcPr>
+          <w:p>
+            <w:pPr>
+              <w:spacing w:line="240" w:lineRule="auto"/>
+              <w:jc w:val="center"/>
+            </w:pPr>
+            <w:r>
+              <w:rPr>
+                <w:rFonts w:ascii="Arial" w:cs="Arial" w:eastAsia="Arial" w:hAnsi="Arial"/>
+                <w:b w:val="false"/>
+                <w:bCs w:val="false"/>
+                <w:i w:val="false"/>
+                <w:iCs w:val="false"/>
+                <w:color w:val="000000"/>
+                <w:sz w:val="20"/>
+                <w:szCs w:val="20"/>
+              </w:rPr>
+              <w:t xml:space="preserve">Departamento de Salto: corredor termal de Daymán-Arapey y zona vitivinícola de Colonia Osimani</w:t>
+            </w:r>
+          </w:p>
+        </w:tc>
+      </w:tr>
+      <w:tr>
+        <w:trPr>
+          <w:cantSplit/>
+        </w:trPr>
+        <w:tc>
+          <w:tcPr>
+            <w:tcW w:type="dxa" w:w="1081"/>
+            <w:tcMar>
+              <w:top w:type="dxa" w:w="60"/>
+              <w:left w:type="dxa" w:w="100"/>
+              <w:bottom w:type="dxa" w:w="60"/>
+              <w:right w:type="dxa" w:w="100"/>
+            </w:tcMar>
+            <w:vAlign w:val="center"/>
+          </w:tcPr>
+          <w:p>
+            <w:pPr>
+              <w:spacing w:line="240" w:lineRule="auto"/>
+              <w:jc w:val="center"/>
+            </w:pPr>
+            <w:r>
+              <w:rPr>
+                <w:rFonts w:ascii="Arial" w:cs="Arial" w:eastAsia="Arial" w:hAnsi="Arial"/>
+                <w:b w:val="false"/>
+                <w:bCs w:val="false"/>
+                <w:i w:val="false"/>
+                <w:iCs w:val="false"/>
+                <w:color w:val="000000"/>
+                <w:sz w:val="20"/>
+                <w:szCs w:val="20"/>
+              </w:rPr>
+              <w:t xml:space="preserve">Período de relevamiento</w:t>
+            </w:r>
+          </w:p>
+        </w:tc>
+        <w:tc>
+          <w:tcPr>
+            <w:tcW w:type="dxa" w:w="7423"/>
+            <w:tcMar>
+              <w:top w:type="dxa" w:w="60"/>
+              <w:left w:type="dxa" w:w="100"/>
+              <w:bottom w:type="dxa" w:w="60"/>
+              <w:right w:type="dxa" w:w="100"/>
+            </w:tcMar>
+            <w:vAlign w:val="center"/>
+          </w:tcPr>
+          <w:p>
+            <w:pPr>
+              <w:spacing w:line="240" w:lineRule="auto"/>
+              <w:jc w:val="center"/>
+            </w:pPr>
+            <w:r>
+              <w:rPr>
+                <w:rFonts w:ascii="Arial" w:cs="Arial" w:eastAsia="Arial" w:hAnsi="Arial"/>
+                <w:b w:val="false"/>
+                <w:bCs w:val="false"/>
+                <w:i w:val="false"/>
+                <w:iCs w:val="false"/>
+                <w:color w:val="000000"/>
+                <w:sz w:val="20"/>
+                <w:szCs w:val="20"/>
+              </w:rPr>
+              <w:t xml:space="preserve">[COMPLETAR: fechas de aplicación de encuestas y entrevistas]</w:t>
+            </w:r>
+          </w:p>
+        </w:tc>
+      </w:tr>
+      <w:tr>
+        <w:trPr>
+          <w:cantSplit/>
+        </w:trPr>
+        <w:tc>
+          <w:tcPr>
+            <w:tcW w:type="dxa" w:w="1081"/>
+            <w:tcMar>
+              <w:top w:type="dxa" w:w="60"/>
+              <w:left w:type="dxa" w:w="100"/>
+              <w:bottom w:type="dxa" w:w="60"/>
+              <w:right w:type="dxa" w:w="100"/>
+            </w:tcMar>
+            <w:vAlign w:val="center"/>
+          </w:tcPr>
+          <w:p>
+            <w:pPr>
+              <w:spacing w:line="240" w:lineRule="auto"/>
+              <w:jc w:val="center"/>
+            </w:pPr>
+            <w:r>
+              <w:rPr>
+                <w:rFonts w:ascii="Arial" w:cs="Arial" w:eastAsia="Arial" w:hAnsi="Arial"/>
+                <w:b w:val="false"/>
+                <w:bCs w:val="false"/>
+                <w:i w:val="false"/>
+                <w:iCs w:val="false"/>
+                <w:color w:val="000000"/>
+                <w:sz w:val="20"/>
+                <w:szCs w:val="20"/>
+              </w:rPr>
+              <w:t xml:space="preserve">Fuentes secundarias</w:t>
+            </w:r>
+          </w:p>
+        </w:tc>
+        <w:tc>
+          <w:tcPr>
+            <w:tcW w:type="dxa" w:w="7423"/>
+            <w:tcMar>
+              <w:top w:type="dxa" w:w="60"/>
+              <w:left w:type="dxa" w:w="100"/>
+              <w:bottom w:type="dxa" w:w="60"/>
+              <w:right w:type="dxa" w:w="100"/>
+            </w:tcMar>
+            <w:vAlign w:val="center"/>
+          </w:tcPr>
+          <w:p>
+            <w:pPr>
+              <w:spacing w:line="240" w:lineRule="auto"/>
+              <w:jc w:val="center"/>
+            </w:pPr>
+            <w:r>
+              <w:rPr>
+                <w:rFonts w:ascii="Arial" w:cs="Arial" w:eastAsia="Arial" w:hAnsi="Arial"/>
+                <w:b w:val="false"/>
+                <w:bCs w:val="false"/>
+                <w:i w:val="false"/>
+                <w:iCs w:val="false"/>
+                <w:color w:val="000000"/>
+                <w:sz w:val="20"/>
+                <w:szCs w:val="20"/>
+              </w:rPr>
+              <w:t xml:space="preserve">INAVI, Opción Consultores, Observatorio de Turismo Inteligente del MINTUR, CERES (3.1.1)</w:t>
+            </w:r>
+          </w:p>
+        </w:tc>
+      </w:tr>
+    </w:tbl>
+    <w:p>
+      <w:pPr>
+        <w:spacing w:after="160"/>
+      </w:pPr>
+    </w:p>
+    <w:p>
+      <w:pPr>
+        <w:spacing w:after="200" w:before="80" w:line="240" w:lineRule="auto"/>
+        <w:jc w:val="left"/>
+      </w:pPr>
+      <w:r>
+        <w:rPr>
+          <w:rFonts w:ascii="Arial" w:cs="Arial" w:eastAsia="Arial" w:hAnsi="Arial"/>
+          <w:b w:val="false"/>
+          <w:bCs w:val="false"/>
+          <w:i/>
+          <w:iCs/>
+          <w:color w:val="000000"/>
+          <w:sz w:val="20"/>
+          <w:szCs w:val="20"/>
+        </w:rPr>
+        <w:t xml:space="preserve">Nota.</w:t>
+      </w:r>
+      <w:r>
+        <w:rPr>
+          <w:rFonts w:ascii="Arial" w:cs="Arial" w:eastAsia="Arial" w:hAnsi="Arial"/>
+          <w:b w:val="false"/>
+          <w:bCs w:val="false"/>
+          <w:i w:val="false"/>
+          <w:iCs w:val="false"/>
+          <w:color w:val="000000"/>
+          <w:sz w:val="20"/>
+          <w:szCs w:val="20"/>
+        </w:rPr>
+        <w:t xml:space="preserve"> Elaboración propia.</w:t>
+      </w:r>
+    </w:p>
+    <w:p>
+      <w:pPr>
         <w:pStyle w:val="Heading2"/>
         <w:keepNext/>
         <w:spacing w:after="140" w:before="300" w:line="240" w:lineRule="auto"/>
@@ -1657,6 +2496,67 @@
           <w:szCs w:val="24"/>
         </w:rPr>
         <w:t xml:space="preserve">El proceso de investigación se organizó en cuatro etapas sucesivas. La primera es la fase de diagnóstico, correspondiente al relevamiento técnico del estado de la caminería, la señalética y los servicios básicos de los viñedos de Salto Chico, Colonia Osimani y Parada Daymán, junto con la catalogación de los activos arqueológicos de la Bodega Harriague. La segunda es la fase de investigación de mercado y segmentación, que implica el procesamiento de los datos de las encuestas estructuradas mediante estadística descriptiva, para perfilar el mercado objetivo y caracterizar la demanda real y potencial del circuito. La tercera es la fase de diseño y planificación de la gobernanza, desarrollada mediante mesas de trabajo conjuntas con la Asociación de Vitivinicultores de Salto y operadores turísticos, para el diseño del protocolo de calidad y de prestación de servicios unificado. La cuarta y última es la fase de formulación de la propuesta empresarial, centrada en la elaboración de la estructura financiera de costos, la estimación de proyecciones y el diseño del plan de marketing digital.</w:t>
+      </w:r>
+    </w:p>
+    <w:p>
+      <w:pPr>
+        <w:pStyle w:val="Heading2"/>
+        <w:keepNext/>
+        <w:spacing w:after="140" w:before="300" w:line="240" w:lineRule="auto"/>
+        <w:jc w:val="left"/>
+      </w:pPr>
+      <w:r>
+        <w:rPr>
+          <w:rFonts w:ascii="Arial" w:cs="Arial" w:eastAsia="Arial" w:hAnsi="Arial"/>
+          <w:b/>
+          <w:bCs/>
+          <w:i w:val="false"/>
+          <w:iCs w:val="false"/>
+          <w:color w:val="3b1522"/>
+          <w:sz w:val="27"/>
+          <w:szCs w:val="27"/>
+        </w:rPr>
+        <w:t xml:space="preserve">3.3. Alcances y Limitaciones del Estudio</w:t>
+      </w:r>
+    </w:p>
+    <w:p>
+      <w:pPr>
+        <w:keepNext w:val="false"/>
+        <w:spacing w:after="200" w:line="240" w:lineRule="auto"/>
+        <w:jc w:val="both"/>
+      </w:pPr>
+      <w:r>
+        <w:rPr>
+          <w:rFonts w:ascii="Arial" w:cs="Arial" w:eastAsia="Arial" w:hAnsi="Arial"/>
+          <w:b w:val="false"/>
+          <w:bCs w:val="false"/>
+          <w:i w:val="false"/>
+          <w:iCs w:val="false"/>
+          <w:color w:val="000000"/>
+          <w:sz w:val="24"/>
+          <w:szCs w:val="24"/>
+        </w:rPr>
+        <w:t xml:space="preserve">Como todo diseño de investigación aplicada, este trabajo presenta limitaciones metodológicas que resulta pertinente explicitar. En primer lugar, el carácter no probabilístico de la muestra de turistas encuestados en los complejos hoteleros de Daymán —una muestra por conveniencia, administrada durante un período acotado de la fase de campo— implica que sus resultados deben interpretarse como una aproximación exploratoria al comportamiento del turista termal y no como una inferencia estadística generalizable al universo completo de visitantes del corredor termal, cuyo tamaño (453.936 personas anuales, según CERES, 2026) excede ampliamente lo que un proyecto de fin de carrera puede relevar de forma censal. En segundo lugar, las entrevistas en profundidad se concentraron en las bodegas ya identificadas como activas y dispuestas a colaborar (Salto Chico y Bertolini &amp; Broglio), por lo que no captan eventuales barreras de entrada percibidas por otros productores vitivinícolas del departamento que no forman parte del circuito propuesto. En tercer lugar, las proyecciones financieras del Capítulo 6 se apoyan en supuestos de demanda —el 0,8% de captación del corredor termal en el primer año— que, si bien se fundamentan en la escala de la demanda existente, no equivalen a una validación de mercado real y deberán contrastarse con los resultados efectivos del cuestionario QR de satisfacción una vez iniciada la operación piloto (6.4).</w:t>
+      </w:r>
+    </w:p>
+    <w:p>
+      <w:pPr>
+        <w:keepNext w:val="false"/>
+        <w:spacing w:after="200" w:line="240" w:lineRule="auto"/>
+        <w:jc w:val="both"/>
+      </w:pPr>
+      <w:r>
+        <w:rPr>
+          <w:rFonts w:ascii="Arial" w:cs="Arial" w:eastAsia="Arial" w:hAnsi="Arial"/>
+          <w:b w:val="false"/>
+          <w:bCs w:val="false"/>
+          <w:i w:val="false"/>
+          <w:iCs w:val="false"/>
+          <w:color w:val="000000"/>
+          <w:sz w:val="24"/>
+          <w:szCs w:val="24"/>
+        </w:rPr>
+        <w:t xml:space="preserve">Desde el punto de vista ético, la investigación en territorio respetó el consentimiento informado de los entrevistados —directores técnicos de bodegas y referentes institucionales—, quienes fueron consultados en su calidad de informantes calificados sobre información pública u operativa de sus propios establecimientos, sin relevarse datos personales sensibles ni información comercial reservada de terceros. Las limitaciones aquí reconocidas no invalidan el diagnóstico presentado en el Capítulo 4, pero sí delimitan su alcance: se trata de un estudio de factibilidad orientado a fundamentar una decisión de inversión y gestión asociativa, no de una investigación de mercado exhaustiva a escala departamental.</w:t>
       </w:r>
     </w:p>
     <w:p>
@@ -1727,6 +2627,26 @@
     </w:p>
     <w:p>
       <w:pPr>
+        <w:keepNext w:val="false"/>
+        <w:spacing w:after="200" w:line="240" w:lineRule="auto"/>
+        <w:jc w:val="both"/>
+      </w:pPr>
+      <w:r>
+        <w:rPr>
+          <w:rFonts w:ascii="Arial" w:cs="Arial" w:eastAsia="Arial" w:hAnsi="Arial"/>
+          <w:b w:val="false"/>
+          <w:bCs w:val="false"/>
+          <w:i w:val="false"/>
+          <w:iCs w:val="false"/>
+          <w:color w:val="000000"/>
+          <w:sz w:val="24"/>
+          <w:szCs w:val="24"/>
+        </w:rPr>
+        <w:t xml:space="preserve">Junto a esta infraestructura física, el territorio cuenta con una red de actores clave cuya articulación —o desarticulación, según se diagnostica en el punto 4.6— condiciona la viabilidad del circuito. Desde el sector público, intervienen la Intendencia de Salto y el Municipio de Salto, con competencia sobre la caminería rural y la gestión patrimonial del Espacio Cultural Bodega Harriague (5.1), así como el MINTUR y el INAVI a nivel nacional, responsables de la habilitación de prestadores turísticos y de la normativa vitivinícola, respectivamente (5.5). Desde el sector privado, los actores centrales son las tres bodegas activas de la ruta —Salto Chico, Bertolini &amp; Broglio y Mori Maglio— y el sector hotelero de Daymán y Arapey, que actúa como canal de venta indirecta del circuito (6.1.4). Desde la sociedad civil, el Euskal Etxea (Centro Vasco de Salto) y la Asociación de Vitivinicultores de Salto integran, junto al Municipio, la Comisión de Gestión del Espacio Cultural Bodega Harriague (5.1), mientras que el Centro Comercial e Industrial de Salto —a través de su Comisión de Turismo— articula hoy la agenda turística departamental en ausencia de una mesa unificada (4.6). Finalmente, desde el ámbito académico, el CENUR Litoral Norte (Udelar) y la propia UTU aportan capacidad de formación de guías y personal de atención (6.3), y la Universidad del País Vasco participa como socio internacional del proyecto de restauración U-riharri (4.6). El diagnóstico de este trabajo evidencia que ninguno de estos actores es, por sí solo, insuficiente para sostener el circuito; la debilidad estructural identificada radica, más bien, en la ausencia de una instancia que los articule de forma permanente, vacío que el Comité de Gestión propuesto en el Capítulo 5 busca cubrir.</w:t>
+      </w:r>
+    </w:p>
+    <w:p>
+      <w:pPr>
         <w:pStyle w:val="Heading2"/>
         <w:keepNext/>
         <w:spacing w:after="140" w:before="300" w:line="240" w:lineRule="auto"/>
@@ -1768,6 +2688,524 @@
     </w:p>
     <w:p>
       <w:pPr>
+        <w:keepNext/>
+        <w:spacing w:after="0" w:before="200" w:line="240" w:lineRule="auto"/>
+        <w:jc w:val="left"/>
+      </w:pPr>
+      <w:r>
+        <w:rPr>
+          <w:rFonts w:ascii="Arial" w:cs="Arial" w:eastAsia="Arial" w:hAnsi="Arial"/>
+          <w:b/>
+          <w:bCs/>
+          <w:i w:val="false"/>
+          <w:iCs w:val="false"/>
+          <w:color w:val="3b1522"/>
+          <w:sz w:val="24"/>
+          <w:szCs w:val="24"/>
+        </w:rPr>
+        <w:t xml:space="preserve">Tabla 2</w:t>
+      </w:r>
+    </w:p>
+    <w:p>
+      <w:pPr>
+        <w:keepNext/>
+        <w:spacing w:after="120" w:before="0" w:line="240" w:lineRule="auto"/>
+        <w:jc w:val="left"/>
+      </w:pPr>
+      <w:r>
+        <w:rPr>
+          <w:rFonts w:ascii="Arial" w:cs="Arial" w:eastAsia="Arial" w:hAnsi="Arial"/>
+          <w:b w:val="false"/>
+          <w:bCs w:val="false"/>
+          <w:i/>
+          <w:iCs/>
+          <w:color w:val="000000"/>
+          <w:sz w:val="24"/>
+          <w:szCs w:val="24"/>
+        </w:rPr>
+        <w:t xml:space="preserve">Síntesis del análisis del entorno (PESTEL)</w:t>
+      </w:r>
+    </w:p>
+    <w:tbl>
+      <w:tblPr>
+        <w:tblW w:type="dxa" w:w="8504"/>
+        <w:tblBorders>
+          <w:top w:val="single" w:color="000000" w:sz="4"/>
+          <w:left w:val="single" w:color="000000" w:sz="4"/>
+          <w:bottom w:val="single" w:color="000000" w:sz="4"/>
+          <w:right w:val="single" w:color="000000" w:sz="4"/>
+          <w:insideH w:val="single" w:color="000000" w:sz="4"/>
+          <w:insideV w:val="single" w:color="000000" w:sz="4"/>
+        </w:tblBorders>
+      </w:tblPr>
+      <w:tblGrid>
+        <w:gridCol w:w="922"/>
+        <w:gridCol w:w="7582"/>
+      </w:tblGrid>
+      <w:tr>
+        <w:trPr>
+          <w:cantSplit/>
+        </w:trPr>
+        <w:tc>
+          <w:tcPr>
+            <w:tcW w:type="dxa" w:w="922"/>
+            <w:shd w:fill="5b2333" w:val="clear"/>
+            <w:tcMar>
+              <w:top w:type="dxa" w:w="60"/>
+              <w:left w:type="dxa" w:w="100"/>
+              <w:bottom w:type="dxa" w:w="60"/>
+              <w:right w:type="dxa" w:w="100"/>
+            </w:tcMar>
+            <w:vAlign w:val="center"/>
+          </w:tcPr>
+          <w:p>
+            <w:pPr>
+              <w:spacing w:line="240" w:lineRule="auto"/>
+              <w:jc w:val="center"/>
+            </w:pPr>
+            <w:r>
+              <w:rPr>
+                <w:rFonts w:ascii="Arial" w:cs="Arial" w:eastAsia="Arial" w:hAnsi="Arial"/>
+                <w:b/>
+                <w:bCs/>
+                <w:i w:val="false"/>
+                <w:iCs w:val="false"/>
+                <w:color w:val="ffffff"/>
+                <w:sz w:val="20"/>
+                <w:szCs w:val="20"/>
+              </w:rPr>
+              <w:t xml:space="preserve">Dimensión</w:t>
+            </w:r>
+          </w:p>
+        </w:tc>
+        <w:tc>
+          <w:tcPr>
+            <w:tcW w:type="dxa" w:w="7582"/>
+            <w:shd w:fill="5b2333" w:val="clear"/>
+            <w:tcMar>
+              <w:top w:type="dxa" w:w="60"/>
+              <w:left w:type="dxa" w:w="100"/>
+              <w:bottom w:type="dxa" w:w="60"/>
+              <w:right w:type="dxa" w:w="100"/>
+            </w:tcMar>
+            <w:vAlign w:val="center"/>
+          </w:tcPr>
+          <w:p>
+            <w:pPr>
+              <w:spacing w:line="240" w:lineRule="auto"/>
+              <w:jc w:val="center"/>
+            </w:pPr>
+            <w:r>
+              <w:rPr>
+                <w:rFonts w:ascii="Arial" w:cs="Arial" w:eastAsia="Arial" w:hAnsi="Arial"/>
+                <w:b/>
+                <w:bCs/>
+                <w:i w:val="false"/>
+                <w:iCs w:val="false"/>
+                <w:color w:val="ffffff"/>
+                <w:sz w:val="20"/>
+                <w:szCs w:val="20"/>
+              </w:rPr>
+              <w:t xml:space="preserve">Factor relevante para el circuito</w:t>
+            </w:r>
+          </w:p>
+        </w:tc>
+      </w:tr>
+      <w:tr>
+        <w:trPr>
+          <w:cantSplit/>
+        </w:trPr>
+        <w:tc>
+          <w:tcPr>
+            <w:tcW w:type="dxa" w:w="922"/>
+            <w:tcMar>
+              <w:top w:type="dxa" w:w="60"/>
+              <w:left w:type="dxa" w:w="100"/>
+              <w:bottom w:type="dxa" w:w="60"/>
+              <w:right w:type="dxa" w:w="100"/>
+            </w:tcMar>
+            <w:vAlign w:val="center"/>
+          </w:tcPr>
+          <w:p>
+            <w:pPr>
+              <w:spacing w:line="240" w:lineRule="auto"/>
+              <w:jc w:val="center"/>
+            </w:pPr>
+            <w:r>
+              <w:rPr>
+                <w:rFonts w:ascii="Arial" w:cs="Arial" w:eastAsia="Arial" w:hAnsi="Arial"/>
+                <w:b w:val="false"/>
+                <w:bCs w:val="false"/>
+                <w:i w:val="false"/>
+                <w:iCs w:val="false"/>
+                <w:color w:val="000000"/>
+                <w:sz w:val="20"/>
+                <w:szCs w:val="20"/>
+              </w:rPr>
+              <w:t xml:space="preserve">Político-institucional</w:t>
+            </w:r>
+          </w:p>
+        </w:tc>
+        <w:tc>
+          <w:tcPr>
+            <w:tcW w:type="dxa" w:w="7582"/>
+            <w:tcMar>
+              <w:top w:type="dxa" w:w="60"/>
+              <w:left w:type="dxa" w:w="100"/>
+              <w:bottom w:type="dxa" w:w="60"/>
+              <w:right w:type="dxa" w:w="100"/>
+            </w:tcMar>
+            <w:vAlign w:val="center"/>
+          </w:tcPr>
+          <w:p>
+            <w:pPr>
+              <w:spacing w:line="240" w:lineRule="auto"/>
+              <w:jc w:val="center"/>
+            </w:pPr>
+            <w:r>
+              <w:rPr>
+                <w:rFonts w:ascii="Arial" w:cs="Arial" w:eastAsia="Arial" w:hAnsi="Arial"/>
+                <w:b w:val="false"/>
+                <w:bCs w:val="false"/>
+                <w:i w:val="false"/>
+                <w:iCs w:val="false"/>
+                <w:color w:val="000000"/>
+                <w:sz w:val="20"/>
+                <w:szCs w:val="20"/>
+              </w:rPr>
+              <w:t xml:space="preserve">Marco regulatorio favorable de INAVI y MINTUR para descentralizar la oferta turística nacional; discontinuidad de financiamiento ante cambios de administración departamental</w:t>
+            </w:r>
+          </w:p>
+        </w:tc>
+      </w:tr>
+      <w:tr>
+        <w:trPr>
+          <w:cantSplit/>
+        </w:trPr>
+        <w:tc>
+          <w:tcPr>
+            <w:tcW w:type="dxa" w:w="922"/>
+            <w:tcMar>
+              <w:top w:type="dxa" w:w="60"/>
+              <w:left w:type="dxa" w:w="100"/>
+              <w:bottom w:type="dxa" w:w="60"/>
+              <w:right w:type="dxa" w:w="100"/>
+            </w:tcMar>
+            <w:vAlign w:val="center"/>
+          </w:tcPr>
+          <w:p>
+            <w:pPr>
+              <w:spacing w:line="240" w:lineRule="auto"/>
+              <w:jc w:val="center"/>
+            </w:pPr>
+            <w:r>
+              <w:rPr>
+                <w:rFonts w:ascii="Arial" w:cs="Arial" w:eastAsia="Arial" w:hAnsi="Arial"/>
+                <w:b w:val="false"/>
+                <w:bCs w:val="false"/>
+                <w:i w:val="false"/>
+                <w:iCs w:val="false"/>
+                <w:color w:val="000000"/>
+                <w:sz w:val="20"/>
+                <w:szCs w:val="20"/>
+              </w:rPr>
+              <w:t xml:space="preserve">Económico-cambiario</w:t>
+            </w:r>
+          </w:p>
+        </w:tc>
+        <w:tc>
+          <w:tcPr>
+            <w:tcW w:type="dxa" w:w="7582"/>
+            <w:tcMar>
+              <w:top w:type="dxa" w:w="60"/>
+              <w:left w:type="dxa" w:w="100"/>
+              <w:bottom w:type="dxa" w:w="60"/>
+              <w:right w:type="dxa" w:w="100"/>
+            </w:tcMar>
+            <w:vAlign w:val="center"/>
+          </w:tcPr>
+          <w:p>
+            <w:pPr>
+              <w:spacing w:line="240" w:lineRule="auto"/>
+              <w:jc w:val="center"/>
+            </w:pPr>
+            <w:r>
+              <w:rPr>
+                <w:rFonts w:ascii="Arial" w:cs="Arial" w:eastAsia="Arial" w:hAnsi="Arial"/>
+                <w:b w:val="false"/>
+                <w:bCs w:val="false"/>
+                <w:i w:val="false"/>
+                <w:iCs w:val="false"/>
+                <w:color w:val="000000"/>
+                <w:sz w:val="20"/>
+                <w:szCs w:val="20"/>
+              </w:rPr>
+              <w:t xml:space="preserve">Vulnerabilidad por la disparidad cambiaria con Argentina; crecimiento del mercado brasileño de alto poder adquisitivo (39% de los visitantes en el sur del país)</w:t>
+            </w:r>
+          </w:p>
+        </w:tc>
+      </w:tr>
+      <w:tr>
+        <w:trPr>
+          <w:cantSplit/>
+        </w:trPr>
+        <w:tc>
+          <w:tcPr>
+            <w:tcW w:type="dxa" w:w="922"/>
+            <w:tcMar>
+              <w:top w:type="dxa" w:w="60"/>
+              <w:left w:type="dxa" w:w="100"/>
+              <w:bottom w:type="dxa" w:w="60"/>
+              <w:right w:type="dxa" w:w="100"/>
+            </w:tcMar>
+            <w:vAlign w:val="center"/>
+          </w:tcPr>
+          <w:p>
+            <w:pPr>
+              <w:spacing w:line="240" w:lineRule="auto"/>
+              <w:jc w:val="center"/>
+            </w:pPr>
+            <w:r>
+              <w:rPr>
+                <w:rFonts w:ascii="Arial" w:cs="Arial" w:eastAsia="Arial" w:hAnsi="Arial"/>
+                <w:b w:val="false"/>
+                <w:bCs w:val="false"/>
+                <w:i w:val="false"/>
+                <w:iCs w:val="false"/>
+                <w:color w:val="000000"/>
+                <w:sz w:val="20"/>
+                <w:szCs w:val="20"/>
+              </w:rPr>
+              <w:t xml:space="preserve">Sociocultural</w:t>
+            </w:r>
+          </w:p>
+        </w:tc>
+        <w:tc>
+          <w:tcPr>
+            <w:tcW w:type="dxa" w:w="7582"/>
+            <w:tcMar>
+              <w:top w:type="dxa" w:w="60"/>
+              <w:left w:type="dxa" w:w="100"/>
+              <w:bottom w:type="dxa" w:w="60"/>
+              <w:right w:type="dxa" w:w="100"/>
+            </w:tcMar>
+            <w:vAlign w:val="center"/>
+          </w:tcPr>
+          <w:p>
+            <w:pPr>
+              <w:spacing w:line="240" w:lineRule="auto"/>
+              <w:jc w:val="center"/>
+            </w:pPr>
+            <w:r>
+              <w:rPr>
+                <w:rFonts w:ascii="Arial" w:cs="Arial" w:eastAsia="Arial" w:hAnsi="Arial"/>
+                <w:b w:val="false"/>
+                <w:bCs w:val="false"/>
+                <w:i w:val="false"/>
+                <w:iCs w:val="false"/>
+                <w:color w:val="000000"/>
+                <w:sz w:val="20"/>
+                <w:szCs w:val="20"/>
+              </w:rPr>
+              <w:t xml:space="preserve">Valorización creciente del consumo consciente, la producción artesanal y las narrativas de origen; memoria de la inmigración vasca y relato fundacional de la vitivinicultura salteña</w:t>
+            </w:r>
+          </w:p>
+        </w:tc>
+      </w:tr>
+      <w:tr>
+        <w:trPr>
+          <w:cantSplit/>
+        </w:trPr>
+        <w:tc>
+          <w:tcPr>
+            <w:tcW w:type="dxa" w:w="922"/>
+            <w:tcMar>
+              <w:top w:type="dxa" w:w="60"/>
+              <w:left w:type="dxa" w:w="100"/>
+              <w:bottom w:type="dxa" w:w="60"/>
+              <w:right w:type="dxa" w:w="100"/>
+            </w:tcMar>
+            <w:vAlign w:val="center"/>
+          </w:tcPr>
+          <w:p>
+            <w:pPr>
+              <w:spacing w:line="240" w:lineRule="auto"/>
+              <w:jc w:val="center"/>
+            </w:pPr>
+            <w:r>
+              <w:rPr>
+                <w:rFonts w:ascii="Arial" w:cs="Arial" w:eastAsia="Arial" w:hAnsi="Arial"/>
+                <w:b w:val="false"/>
+                <w:bCs w:val="false"/>
+                <w:i w:val="false"/>
+                <w:iCs w:val="false"/>
+                <w:color w:val="000000"/>
+                <w:sz w:val="20"/>
+                <w:szCs w:val="20"/>
+              </w:rPr>
+              <w:t xml:space="preserve">Tecnológico</w:t>
+            </w:r>
+          </w:p>
+        </w:tc>
+        <w:tc>
+          <w:tcPr>
+            <w:tcW w:type="dxa" w:w="7582"/>
+            <w:tcMar>
+              <w:top w:type="dxa" w:w="60"/>
+              <w:left w:type="dxa" w:w="100"/>
+              <w:bottom w:type="dxa" w:w="60"/>
+              <w:right w:type="dxa" w:w="100"/>
+            </w:tcMar>
+            <w:vAlign w:val="center"/>
+          </w:tcPr>
+          <w:p>
+            <w:pPr>
+              <w:spacing w:line="240" w:lineRule="auto"/>
+              <w:jc w:val="center"/>
+            </w:pPr>
+            <w:r>
+              <w:rPr>
+                <w:rFonts w:ascii="Arial" w:cs="Arial" w:eastAsia="Arial" w:hAnsi="Arial"/>
+                <w:b w:val="false"/>
+                <w:bCs w:val="false"/>
+                <w:i w:val="false"/>
+                <w:iCs w:val="false"/>
+                <w:color w:val="000000"/>
+                <w:sz w:val="20"/>
+                <w:szCs w:val="20"/>
+              </w:rPr>
+              <w:t xml:space="preserve">Digitalización creciente de la gestión turística; acceso de bodegas familiares a reservas anticipadas y ventas en línea</w:t>
+            </w:r>
+          </w:p>
+        </w:tc>
+      </w:tr>
+      <w:tr>
+        <w:trPr>
+          <w:cantSplit/>
+        </w:trPr>
+        <w:tc>
+          <w:tcPr>
+            <w:tcW w:type="dxa" w:w="922"/>
+            <w:tcMar>
+              <w:top w:type="dxa" w:w="60"/>
+              <w:left w:type="dxa" w:w="100"/>
+              <w:bottom w:type="dxa" w:w="60"/>
+              <w:right w:type="dxa" w:w="100"/>
+            </w:tcMar>
+            <w:vAlign w:val="center"/>
+          </w:tcPr>
+          <w:p>
+            <w:pPr>
+              <w:spacing w:line="240" w:lineRule="auto"/>
+              <w:jc w:val="center"/>
+            </w:pPr>
+            <w:r>
+              <w:rPr>
+                <w:rFonts w:ascii="Arial" w:cs="Arial" w:eastAsia="Arial" w:hAnsi="Arial"/>
+                <w:b w:val="false"/>
+                <w:bCs w:val="false"/>
+                <w:i w:val="false"/>
+                <w:iCs w:val="false"/>
+                <w:color w:val="000000"/>
+                <w:sz w:val="20"/>
+                <w:szCs w:val="20"/>
+              </w:rPr>
+              <w:t xml:space="preserve">Ecológico-climático</w:t>
+            </w:r>
+          </w:p>
+        </w:tc>
+        <w:tc>
+          <w:tcPr>
+            <w:tcW w:type="dxa" w:w="7582"/>
+            <w:tcMar>
+              <w:top w:type="dxa" w:w="60"/>
+              <w:left w:type="dxa" w:w="100"/>
+              <w:bottom w:type="dxa" w:w="60"/>
+              <w:right w:type="dxa" w:w="100"/>
+            </w:tcMar>
+            <w:vAlign w:val="center"/>
+          </w:tcPr>
+          <w:p>
+            <w:pPr>
+              <w:spacing w:line="240" w:lineRule="auto"/>
+              <w:jc w:val="center"/>
+            </w:pPr>
+            <w:r>
+              <w:rPr>
+                <w:rFonts w:ascii="Arial" w:cs="Arial" w:eastAsia="Arial" w:hAnsi="Arial"/>
+                <w:b w:val="false"/>
+                <w:bCs w:val="false"/>
+                <w:i w:val="false"/>
+                <w:iCs w:val="false"/>
+                <w:color w:val="000000"/>
+                <w:sz w:val="20"/>
+                <w:szCs w:val="20"/>
+              </w:rPr>
+              <w:t xml:space="preserve">Exposición del sector a sequías e inundaciones; programa Uva Sostenible de INAVI (38% de la superficie nacional certificada) como marco de mitigación</w:t>
+            </w:r>
+          </w:p>
+        </w:tc>
+      </w:tr>
+    </w:tbl>
+    <w:p>
+      <w:pPr>
+        <w:spacing w:after="160"/>
+      </w:pPr>
+    </w:p>
+    <w:p>
+      <w:pPr>
+        <w:spacing w:after="200" w:before="80" w:line="240" w:lineRule="auto"/>
+        <w:jc w:val="left"/>
+      </w:pPr>
+      <w:r>
+        <w:rPr>
+          <w:rFonts w:ascii="Arial" w:cs="Arial" w:eastAsia="Arial" w:hAnsi="Arial"/>
+          <w:b w:val="false"/>
+          <w:bCs w:val="false"/>
+          <w:i/>
+          <w:iCs/>
+          <w:color w:val="000000"/>
+          <w:sz w:val="20"/>
+          <w:szCs w:val="20"/>
+        </w:rPr>
+        <w:t xml:space="preserve">Nota.</w:t>
+      </w:r>
+      <w:r>
+        <w:rPr>
+          <w:rFonts w:ascii="Arial" w:cs="Arial" w:eastAsia="Arial" w:hAnsi="Arial"/>
+          <w:b w:val="false"/>
+          <w:bCs w:val="false"/>
+          <w:i w:val="false"/>
+          <w:iCs w:val="false"/>
+          <w:color w:val="000000"/>
+          <w:sz w:val="20"/>
+          <w:szCs w:val="20"/>
+        </w:rPr>
+        <w:t xml:space="preserve"> Elaboración propia a partir del análisis desarrollado en este apartado.</w:t>
+      </w:r>
+    </w:p>
+    <w:p>
+      <w:pPr>
+        <w:keepNext w:val="false"/>
+        <w:spacing w:after="200" w:line="240" w:lineRule="auto"/>
+        <w:jc w:val="both"/>
+      </w:pPr>
+      <w:r>
+        <w:rPr>
+          <w:rFonts w:ascii="Arial" w:cs="Arial" w:eastAsia="Arial" w:hAnsi="Arial"/>
+          <w:b w:val="false"/>
+          <w:bCs w:val="false"/>
+          <w:i w:val="false"/>
+          <w:iCs w:val="false"/>
+          <w:color w:val="000000"/>
+          <w:sz w:val="24"/>
+          <w:szCs w:val="24"/>
+        </w:rPr>
+        <w:t xml:space="preserve">De las cinco dimensiones analizadas, dos condicionan de forma más directa el diseño del plan de acción del Capítulo 6. La dimensión económica y cambiaria, por su volatilidad ya documentada (4.6; Tabla 8), exige que el modelo de negocio no dependa de la brecha de precios con Argentina para ser rentable, sino que la considere como una variable externa a monitorear; de allí que la estrategia de precios (6.1.3) se fije en dólares y no busque competir por tarifa con la oferta termal argentina. La dimensión político-institucional, por su parte, explica por qué el proyecto no puede depender de un único canal de financiamiento o de una única mesa de coordinación pública: la discontinuidad observada en la gestión patrimonial del Espacio Harriague ante los cambios de administración departamental es, en clave de la teoría de la acción colectiva (2.4), precisamente el tipo de inestabilidad institucional que un mecanismo de gobernanza asociativa como el Comité de Gestión busca amortiguar, al no depender exclusivamente de la voluntad política de una administración de turno.</w:t>
+      </w:r>
+    </w:p>
+    <w:p>
+      <w:pPr>
         <w:pStyle w:val="Heading2"/>
         <w:keepNext/>
         <w:spacing w:after="140" w:before="300" w:line="240" w:lineRule="auto"/>
@@ -1824,7 +3262,7 @@
           <w:sz w:val="24"/>
           <w:szCs w:val="24"/>
         </w:rPr>
-        <w:t xml:space="preserve">Tabla 1</w:t>
+        <w:t xml:space="preserve">Tabla 3</w:t>
       </w:r>
     </w:p>
     <w:p>
@@ -2566,6 +4004,26 @@
           <w:sz w:val="24"/>
           <w:szCs w:val="24"/>
         </w:rPr>
+        <w:t xml:space="preserve">El análisis comparativo permite, siguiendo el marco de las estrategias genéricas de Porter (1980), identificar con precisión el posicionamiento competitivo que le corresponde a Salto. Carmelo compite por diferenciación de lujo, apalancada en una oferta hotelera dentro de la propia bodega que Salto no está en condiciones de igualar en el corto plazo; frente a este competidor, la estrategia de Salto no puede ser imitativa, sino de diferenciación por autenticidad histórica, un atributo que Carmelo —pese a su sofisticación— no posee, dado que ninguna otra región del país puede reclamar de forma creíble el título de cuna fundacional del Tannat. Canelones compite por volumen y proximidad al principal mercado emisor del país (el área metropolitana de Montevideo); frente a esta escala, Salto debe evitar una competencia directa por precio o por número de visitantes y, en cambio, capitalizar la hibridación único con la infraestructura termal ya consolidada, un activo que Canelones no posee. Maldonado, por su parte, compite en el segmento de más alto poder adquisitivo del país; dado que este segmento no es el núcleo de la demanda actual del corredor termal salteño (de perfil medio, según el diagnóstico de mercado del punto 4.5), no constituye una amenaza de sustitución directa sino, en todo caso, una referencia aspiracional de estándares de servicio a mediano plazo. Esta lectura estratégica confirma que la propuesta de valor del Capítulo 5 —un circuito de precio medio, apalancado en patrimonio histórico e infraestructura termal existente— no intenta competir en los mismos términos que ninguno de los tres destinos consolidados, sino ocupar un nicho de enfoque (Porter, 1980) que ninguno de ellos disputa actualmente.</w:t>
+      </w:r>
+    </w:p>
+    <w:p>
+      <w:pPr>
+        <w:keepNext w:val="false"/>
+        <w:spacing w:after="200" w:line="240" w:lineRule="auto"/>
+        <w:jc w:val="both"/>
+      </w:pPr>
+      <w:r>
+        <w:rPr>
+          <w:rFonts w:ascii="Arial" w:cs="Arial" w:eastAsia="Arial" w:hAnsi="Arial"/>
+          <w:b w:val="false"/>
+          <w:bCs w:val="false"/>
+          <w:i w:val="false"/>
+          <w:iCs w:val="false"/>
+          <w:color w:val="000000"/>
+          <w:sz w:val="24"/>
+          <w:szCs w:val="24"/>
+        </w:rPr>
         <w:t xml:space="preserve">La competencia indirecta la representan las actividades que disputan el tiempo y el gasto del visitante sin pertenecer al sector enoturístico. A nivel local, Termas del Daymán y Arapey atraen un flujo importante de turistas de baja movilidad interna, que concentran su gasto en alojamiento y gastronomía sin participar en otras propuestas. El desafío, entonces, no es competir contra el turismo termal sino integrar al visitante termal dentro de la Ruta del Tannat. A nivel regional, la competencia indirecta proviene de Entre Ríos (Federación, Villa Elisa, Colón, Concordia), donde ya se combinan termas, gastronomía y enoturismo. La brecha cambiaria con Argentina, muy elevada entre 2023 y 2025, se redujo de forma importante durante 2026, mejorando las condiciones para retener el gasto turístico en el departamento.</w:t>
       </w:r>
     </w:p>
@@ -2608,6 +4066,26 @@
           <w:szCs w:val="24"/>
         </w:rPr>
         <w:t xml:space="preserve">Esta sección debe mostrar los hallazgos propios obtenidos con los instrumentos descritos en el Capítulo 3 (encuesta a turistas de Daymán y entrevistas a bodegas y al Centro Vasco), y no solo estadísticas secundarias. Se incluyen a continuación el instrumento a aplicar y la estructura para sistematizar los resultados.</w:t>
+      </w:r>
+    </w:p>
+    <w:p>
+      <w:pPr>
+        <w:keepNext w:val="false"/>
+        <w:spacing w:after="200" w:line="240" w:lineRule="auto"/>
+        <w:jc w:val="both"/>
+      </w:pPr>
+      <w:r>
+        <w:rPr>
+          <w:rFonts w:ascii="Arial" w:cs="Arial" w:eastAsia="Arial" w:hAnsi="Arial"/>
+          <w:b w:val="false"/>
+          <w:bCs w:val="false"/>
+          <w:i w:val="false"/>
+          <w:iCs w:val="false"/>
+          <w:color w:val="000000"/>
+          <w:sz w:val="24"/>
+          <w:szCs w:val="24"/>
+        </w:rPr>
+        <w:t xml:space="preserve">La investigación de mercados, en el sentido en que la define Kotler y Keller (2016), cumple aquí una función doble: por un lado, reduce la incertidumbre sobre el comportamiento del turista termal frente a una oferta enoturística que, hasta el momento, no existe de forma estructurada en el destino, y por otro, permite validar —o corregir— los supuestos de demanda utilizados en la planificación financiera del Capítulo 6 antes de comprometer la inversión inicial. Por esa razón, el instrumento no se limita a relevar datos demográficos genéricos, sino que indaga específicamente el conocimiento previo de las bodegas activas y la disposición a pagar por un tour de media jornada (ítems 5 y 8 del cuestionario), variables directamente utilizadas para contrastar el precio de venta fijado en el punto 6.1.3.</w:t>
       </w:r>
     </w:p>
     <w:p>
@@ -3194,7 +4672,7 @@
           <w:sz w:val="24"/>
           <w:szCs w:val="24"/>
         </w:rPr>
-        <w:t xml:space="preserve">Tabla 2</w:t>
+        <w:t xml:space="preserve">Tabla 4</w:t>
       </w:r>
     </w:p>
     <w:p>
@@ -4091,6 +5569,478 @@
     </w:p>
     <w:p>
       <w:pPr>
+        <w:keepNext/>
+        <w:spacing w:after="0" w:before="200" w:line="240" w:lineRule="auto"/>
+        <w:jc w:val="left"/>
+      </w:pPr>
+      <w:r>
+        <w:rPr>
+          <w:rFonts w:ascii="Arial" w:cs="Arial" w:eastAsia="Arial" w:hAnsi="Arial"/>
+          <w:b/>
+          <w:bCs/>
+          <w:i w:val="false"/>
+          <w:iCs w:val="false"/>
+          <w:color w:val="3b1522"/>
+          <w:sz w:val="24"/>
+          <w:szCs w:val="24"/>
+        </w:rPr>
+        <w:t xml:space="preserve">Tabla 5</w:t>
+      </w:r>
+    </w:p>
+    <w:p>
+      <w:pPr>
+        <w:keepNext/>
+        <w:spacing w:after="120" w:before="0" w:line="240" w:lineRule="auto"/>
+        <w:jc w:val="left"/>
+      </w:pPr>
+      <w:r>
+        <w:rPr>
+          <w:rFonts w:ascii="Arial" w:cs="Arial" w:eastAsia="Arial" w:hAnsi="Arial"/>
+          <w:b w:val="false"/>
+          <w:bCs w:val="false"/>
+          <w:i/>
+          <w:iCs/>
+          <w:color w:val="000000"/>
+          <w:sz w:val="24"/>
+          <w:szCs w:val="24"/>
+        </w:rPr>
+        <w:t xml:space="preserve">Síntesis del perfil del mercado objetivo</w:t>
+      </w:r>
+    </w:p>
+    <w:tbl>
+      <w:tblPr>
+        <w:tblW w:type="dxa" w:w="8504"/>
+        <w:tblBorders>
+          <w:top w:val="single" w:color="000000" w:sz="4"/>
+          <w:left w:val="single" w:color="000000" w:sz="4"/>
+          <w:bottom w:val="single" w:color="000000" w:sz="4"/>
+          <w:right w:val="single" w:color="000000" w:sz="4"/>
+          <w:insideH w:val="single" w:color="000000" w:sz="4"/>
+          <w:insideV w:val="single" w:color="000000" w:sz="4"/>
+        </w:tblBorders>
+      </w:tblPr>
+      <w:tblGrid>
+        <w:gridCol w:w="869"/>
+        <w:gridCol w:w="7635"/>
+      </w:tblGrid>
+      <w:tr>
+        <w:trPr>
+          <w:cantSplit/>
+        </w:trPr>
+        <w:tc>
+          <w:tcPr>
+            <w:tcW w:type="dxa" w:w="869"/>
+            <w:shd w:fill="5b2333" w:val="clear"/>
+            <w:tcMar>
+              <w:top w:type="dxa" w:w="60"/>
+              <w:left w:type="dxa" w:w="100"/>
+              <w:bottom w:type="dxa" w:w="60"/>
+              <w:right w:type="dxa" w:w="100"/>
+            </w:tcMar>
+            <w:vAlign w:val="center"/>
+          </w:tcPr>
+          <w:p>
+            <w:pPr>
+              <w:spacing w:line="240" w:lineRule="auto"/>
+              <w:jc w:val="center"/>
+            </w:pPr>
+            <w:r>
+              <w:rPr>
+                <w:rFonts w:ascii="Arial" w:cs="Arial" w:eastAsia="Arial" w:hAnsi="Arial"/>
+                <w:b/>
+                <w:bCs/>
+                <w:i w:val="false"/>
+                <w:iCs w:val="false"/>
+                <w:color w:val="ffffff"/>
+                <w:sz w:val="20"/>
+                <w:szCs w:val="20"/>
+              </w:rPr>
+              <w:t xml:space="preserve">Dimensión</w:t>
+            </w:r>
+          </w:p>
+        </w:tc>
+        <w:tc>
+          <w:tcPr>
+            <w:tcW w:type="dxa" w:w="7635"/>
+            <w:shd w:fill="5b2333" w:val="clear"/>
+            <w:tcMar>
+              <w:top w:type="dxa" w:w="60"/>
+              <w:left w:type="dxa" w:w="100"/>
+              <w:bottom w:type="dxa" w:w="60"/>
+              <w:right w:type="dxa" w:w="100"/>
+            </w:tcMar>
+            <w:vAlign w:val="center"/>
+          </w:tcPr>
+          <w:p>
+            <w:pPr>
+              <w:spacing w:line="240" w:lineRule="auto"/>
+              <w:jc w:val="center"/>
+            </w:pPr>
+            <w:r>
+              <w:rPr>
+                <w:rFonts w:ascii="Arial" w:cs="Arial" w:eastAsia="Arial" w:hAnsi="Arial"/>
+                <w:b/>
+                <w:bCs/>
+                <w:i w:val="false"/>
+                <w:iCs w:val="false"/>
+                <w:color w:val="ffffff"/>
+                <w:sz w:val="20"/>
+                <w:szCs w:val="20"/>
+              </w:rPr>
+              <w:t xml:space="preserve">Características</w:t>
+            </w:r>
+          </w:p>
+        </w:tc>
+      </w:tr>
+      <w:tr>
+        <w:trPr>
+          <w:cantSplit/>
+        </w:trPr>
+        <w:tc>
+          <w:tcPr>
+            <w:tcW w:type="dxa" w:w="869"/>
+            <w:tcMar>
+              <w:top w:type="dxa" w:w="60"/>
+              <w:left w:type="dxa" w:w="100"/>
+              <w:bottom w:type="dxa" w:w="60"/>
+              <w:right w:type="dxa" w:w="100"/>
+            </w:tcMar>
+            <w:vAlign w:val="center"/>
+          </w:tcPr>
+          <w:p>
+            <w:pPr>
+              <w:spacing w:line="240" w:lineRule="auto"/>
+              <w:jc w:val="center"/>
+            </w:pPr>
+            <w:r>
+              <w:rPr>
+                <w:rFonts w:ascii="Arial" w:cs="Arial" w:eastAsia="Arial" w:hAnsi="Arial"/>
+                <w:b w:val="false"/>
+                <w:bCs w:val="false"/>
+                <w:i w:val="false"/>
+                <w:iCs w:val="false"/>
+                <w:color w:val="000000"/>
+                <w:sz w:val="20"/>
+                <w:szCs w:val="20"/>
+              </w:rPr>
+              <w:t xml:space="preserve">Geográfica</w:t>
+            </w:r>
+          </w:p>
+        </w:tc>
+        <w:tc>
+          <w:tcPr>
+            <w:tcW w:type="dxa" w:w="7635"/>
+            <w:tcMar>
+              <w:top w:type="dxa" w:w="60"/>
+              <w:left w:type="dxa" w:w="100"/>
+              <w:bottom w:type="dxa" w:w="60"/>
+              <w:right w:type="dxa" w:w="100"/>
+            </w:tcMar>
+            <w:vAlign w:val="center"/>
+          </w:tcPr>
+          <w:p>
+            <w:pPr>
+              <w:spacing w:line="240" w:lineRule="auto"/>
+              <w:jc w:val="center"/>
+            </w:pPr>
+            <w:r>
+              <w:rPr>
+                <w:rFonts w:ascii="Arial" w:cs="Arial" w:eastAsia="Arial" w:hAnsi="Arial"/>
+                <w:b w:val="false"/>
+                <w:bCs w:val="false"/>
+                <w:i w:val="false"/>
+                <w:iCs w:val="false"/>
+                <w:color w:val="000000"/>
+                <w:sz w:val="20"/>
+                <w:szCs w:val="20"/>
+              </w:rPr>
+              <w:t xml:space="preserve">Turistas nacionales de Montevideo y el sur del país; mercado regional de proximidad de Entre Ríos (Argentina) y Rio Grande do Sul (Brasil)</w:t>
+            </w:r>
+          </w:p>
+        </w:tc>
+      </w:tr>
+      <w:tr>
+        <w:trPr>
+          <w:cantSplit/>
+        </w:trPr>
+        <w:tc>
+          <w:tcPr>
+            <w:tcW w:type="dxa" w:w="869"/>
+            <w:tcMar>
+              <w:top w:type="dxa" w:w="60"/>
+              <w:left w:type="dxa" w:w="100"/>
+              <w:bottom w:type="dxa" w:w="60"/>
+              <w:right w:type="dxa" w:w="100"/>
+            </w:tcMar>
+            <w:vAlign w:val="center"/>
+          </w:tcPr>
+          <w:p>
+            <w:pPr>
+              <w:spacing w:line="240" w:lineRule="auto"/>
+              <w:jc w:val="center"/>
+            </w:pPr>
+            <w:r>
+              <w:rPr>
+                <w:rFonts w:ascii="Arial" w:cs="Arial" w:eastAsia="Arial" w:hAnsi="Arial"/>
+                <w:b w:val="false"/>
+                <w:bCs w:val="false"/>
+                <w:i w:val="false"/>
+                <w:iCs w:val="false"/>
+                <w:color w:val="000000"/>
+                <w:sz w:val="20"/>
+                <w:szCs w:val="20"/>
+              </w:rPr>
+              <w:t xml:space="preserve">Demográfica</w:t>
+            </w:r>
+          </w:p>
+        </w:tc>
+        <w:tc>
+          <w:tcPr>
+            <w:tcW w:type="dxa" w:w="7635"/>
+            <w:tcMar>
+              <w:top w:type="dxa" w:w="60"/>
+              <w:left w:type="dxa" w:w="100"/>
+              <w:bottom w:type="dxa" w:w="60"/>
+              <w:right w:type="dxa" w:w="100"/>
+            </w:tcMar>
+            <w:vAlign w:val="center"/>
+          </w:tcPr>
+          <w:p>
+            <w:pPr>
+              <w:spacing w:line="240" w:lineRule="auto"/>
+              <w:jc w:val="center"/>
+            </w:pPr>
+            <w:r>
+              <w:rPr>
+                <w:rFonts w:ascii="Arial" w:cs="Arial" w:eastAsia="Arial" w:hAnsi="Arial"/>
+                <w:b w:val="false"/>
+                <w:bCs w:val="false"/>
+                <w:i w:val="false"/>
+                <w:iCs w:val="false"/>
+                <w:color w:val="000000"/>
+                <w:sz w:val="20"/>
+                <w:szCs w:val="20"/>
+              </w:rPr>
+              <w:t xml:space="preserve">Hombres y mujeres de 30 a 65 años; profesionales o empresarios de nivel socioeconómico medio-alto y alto</w:t>
+            </w:r>
+          </w:p>
+        </w:tc>
+      </w:tr>
+      <w:tr>
+        <w:trPr>
+          <w:cantSplit/>
+        </w:trPr>
+        <w:tc>
+          <w:tcPr>
+            <w:tcW w:type="dxa" w:w="869"/>
+            <w:tcMar>
+              <w:top w:type="dxa" w:w="60"/>
+              <w:left w:type="dxa" w:w="100"/>
+              <w:bottom w:type="dxa" w:w="60"/>
+              <w:right w:type="dxa" w:w="100"/>
+            </w:tcMar>
+            <w:vAlign w:val="center"/>
+          </w:tcPr>
+          <w:p>
+            <w:pPr>
+              <w:spacing w:line="240" w:lineRule="auto"/>
+              <w:jc w:val="center"/>
+            </w:pPr>
+            <w:r>
+              <w:rPr>
+                <w:rFonts w:ascii="Arial" w:cs="Arial" w:eastAsia="Arial" w:hAnsi="Arial"/>
+                <w:b w:val="false"/>
+                <w:bCs w:val="false"/>
+                <w:i w:val="false"/>
+                <w:iCs w:val="false"/>
+                <w:color w:val="000000"/>
+                <w:sz w:val="20"/>
+                <w:szCs w:val="20"/>
+              </w:rPr>
+              <w:t xml:space="preserve">Psicográfica</w:t>
+            </w:r>
+          </w:p>
+        </w:tc>
+        <w:tc>
+          <w:tcPr>
+            <w:tcW w:type="dxa" w:w="7635"/>
+            <w:tcMar>
+              <w:top w:type="dxa" w:w="60"/>
+              <w:left w:type="dxa" w:w="100"/>
+              <w:bottom w:type="dxa" w:w="60"/>
+              <w:right w:type="dxa" w:w="100"/>
+            </w:tcMar>
+            <w:vAlign w:val="center"/>
+          </w:tcPr>
+          <w:p>
+            <w:pPr>
+              <w:spacing w:line="240" w:lineRule="auto"/>
+              <w:jc w:val="center"/>
+            </w:pPr>
+            <w:r>
+              <w:rPr>
+                <w:rFonts w:ascii="Arial" w:cs="Arial" w:eastAsia="Arial" w:hAnsi="Arial"/>
+                <w:b w:val="false"/>
+                <w:bCs w:val="false"/>
+                <w:i w:val="false"/>
+                <w:iCs w:val="false"/>
+                <w:color w:val="000000"/>
+                <w:sz w:val="20"/>
+                <w:szCs w:val="20"/>
+              </w:rPr>
+              <w:t xml:space="preserve">Interés en consumo cultural, historia, arqueología industrial, gastronomía autóctona y bienestar (slow travel); valoración de la autenticidad y la hospitalidad personalizada</w:t>
+            </w:r>
+          </w:p>
+        </w:tc>
+      </w:tr>
+      <w:tr>
+        <w:trPr>
+          <w:cantSplit/>
+        </w:trPr>
+        <w:tc>
+          <w:tcPr>
+            <w:tcW w:type="dxa" w:w="869"/>
+            <w:tcMar>
+              <w:top w:type="dxa" w:w="60"/>
+              <w:left w:type="dxa" w:w="100"/>
+              <w:bottom w:type="dxa" w:w="60"/>
+              <w:right w:type="dxa" w:w="100"/>
+            </w:tcMar>
+            <w:vAlign w:val="center"/>
+          </w:tcPr>
+          <w:p>
+            <w:pPr>
+              <w:spacing w:line="240" w:lineRule="auto"/>
+              <w:jc w:val="center"/>
+            </w:pPr>
+            <w:r>
+              <w:rPr>
+                <w:rFonts w:ascii="Arial" w:cs="Arial" w:eastAsia="Arial" w:hAnsi="Arial"/>
+                <w:b w:val="false"/>
+                <w:bCs w:val="false"/>
+                <w:i w:val="false"/>
+                <w:iCs w:val="false"/>
+                <w:color w:val="000000"/>
+                <w:sz w:val="20"/>
+                <w:szCs w:val="20"/>
+              </w:rPr>
+              <w:t xml:space="preserve">Conductual</w:t>
+            </w:r>
+          </w:p>
+        </w:tc>
+        <w:tc>
+          <w:tcPr>
+            <w:tcW w:type="dxa" w:w="7635"/>
+            <w:tcMar>
+              <w:top w:type="dxa" w:w="60"/>
+              <w:left w:type="dxa" w:w="100"/>
+              <w:bottom w:type="dxa" w:w="60"/>
+              <w:right w:type="dxa" w:w="100"/>
+            </w:tcMar>
+            <w:vAlign w:val="center"/>
+          </w:tcPr>
+          <w:p>
+            <w:pPr>
+              <w:spacing w:line="240" w:lineRule="auto"/>
+              <w:jc w:val="center"/>
+            </w:pPr>
+            <w:r>
+              <w:rPr>
+                <w:rFonts w:ascii="Arial" w:cs="Arial" w:eastAsia="Arial" w:hAnsi="Arial"/>
+                <w:b w:val="false"/>
+                <w:bCs w:val="false"/>
+                <w:i w:val="false"/>
+                <w:iCs w:val="false"/>
+                <w:color w:val="000000"/>
+                <w:sz w:val="20"/>
+                <w:szCs w:val="20"/>
+              </w:rPr>
+              <w:t xml:space="preserve">Consumidores habituales u ocasionales de vinos finos que viajan a relajarse en las termas, pero que demandan actividades culturales complementarias</w:t>
+            </w:r>
+          </w:p>
+        </w:tc>
+      </w:tr>
+    </w:tbl>
+    <w:p>
+      <w:pPr>
+        <w:spacing w:after="160"/>
+      </w:pPr>
+    </w:p>
+    <w:p>
+      <w:pPr>
+        <w:spacing w:after="200" w:before="80" w:line="240" w:lineRule="auto"/>
+        <w:jc w:val="left"/>
+      </w:pPr>
+      <w:r>
+        <w:rPr>
+          <w:rFonts w:ascii="Arial" w:cs="Arial" w:eastAsia="Arial" w:hAnsi="Arial"/>
+          <w:b w:val="false"/>
+          <w:bCs w:val="false"/>
+          <w:i/>
+          <w:iCs/>
+          <w:color w:val="000000"/>
+          <w:sz w:val="20"/>
+          <w:szCs w:val="20"/>
+        </w:rPr>
+        <w:t xml:space="preserve">Nota.</w:t>
+      </w:r>
+      <w:r>
+        <w:rPr>
+          <w:rFonts w:ascii="Arial" w:cs="Arial" w:eastAsia="Arial" w:hAnsi="Arial"/>
+          <w:b w:val="false"/>
+          <w:bCs w:val="false"/>
+          <w:i w:val="false"/>
+          <w:iCs w:val="false"/>
+          <w:color w:val="000000"/>
+          <w:sz w:val="20"/>
+          <w:szCs w:val="20"/>
+        </w:rPr>
+        <w:t xml:space="preserve"> Elaboración propia a partir de la caracterización de mercado desarrollada en este apartado.</w:t>
+      </w:r>
+    </w:p>
+    <w:p>
+      <w:pPr>
+        <w:pStyle w:val="Heading3"/>
+        <w:keepNext/>
+        <w:spacing w:after="100" w:before="220" w:line="240" w:lineRule="auto"/>
+        <w:jc w:val="left"/>
+      </w:pPr>
+      <w:r>
+        <w:rPr>
+          <w:rFonts w:ascii="Arial" w:cs="Arial" w:eastAsia="Arial" w:hAnsi="Arial"/>
+          <w:b/>
+          <w:bCs/>
+          <w:i/>
+          <w:iCs/>
+          <w:color w:val="3b3b3b"/>
+          <w:sz w:val="24"/>
+          <w:szCs w:val="24"/>
+        </w:rPr>
+        <w:t xml:space="preserve">Perfiles de visitante</w:t>
+      </w:r>
+    </w:p>
+    <w:p>
+      <w:pPr>
+        <w:keepNext w:val="false"/>
+        <w:spacing w:after="200" w:line="240" w:lineRule="auto"/>
+        <w:jc w:val="both"/>
+      </w:pPr>
+      <w:r>
+        <w:rPr>
+          <w:rFonts w:ascii="Arial" w:cs="Arial" w:eastAsia="Arial" w:hAnsi="Arial"/>
+          <w:b w:val="false"/>
+          <w:bCs w:val="false"/>
+          <w:i w:val="false"/>
+          <w:iCs w:val="false"/>
+          <w:color w:val="000000"/>
+          <w:sz w:val="24"/>
+          <w:szCs w:val="24"/>
+        </w:rPr>
+        <w:t xml:space="preserve">A partir de la segmentación anterior y de la caracterización de beneficiarios directos (5.2), se sintetizan dos perfiles representativos que orientan el diseño de los paquetes del Capítulo 6. El primero es el turista termal complementario: matrimonio o grupo familiar de entre 40 y 65 años, alojado por varias noches en un complejo hotelero de Daymán o Arapey, con el traslado y el alojamiento ya resueltos por la oferta termal, que dispone de tiempo libre en horas de la tarde y busca una actividad de media jornada que rompa la rutina de aguas termales sin exigir una planificación adicional compleja; para este perfil, el factor de decisión central es la conveniencia logística (recogida en el hotel) y la relación entre precio y experiencia, por lo que el Paquete 1 (6.1.2) está diseñado específicamente a su medida. El segundo es el enoturista especializado: viajero de 30 a 55 años, con mayor disposición al gasto y motivación de viaje centrada específicamente en el origen del Tannat y la experiencia enológica, que puede desplazarse desde Montevideo, Buenos Aires o el sur de Brasil con el circuito como motivo principal del viaje y no como actividad complementaria; para este perfil, el factor de decisión central es la profundidad y autenticidad de la experiencia (acceso a los productores, catas de alta gama, narrativa histórica), por lo que el Paquete 2 de jornada completa (6.1.2) resulta más adecuado. Ambos perfiles no son excluyentes: el objetivo estratégico del circuito, en los términos del segundo objetivo específico (1.3.2), es que un porcentaje creciente de turistas termales complementarios migre hacia el segundo perfil en visitas sucesivas, ampliando su gasto y su vínculo con el territorio.</w:t>
+      </w:r>
+    </w:p>
+    <w:p>
+      <w:pPr>
         <w:pStyle w:val="Heading2"/>
         <w:keepNext/>
         <w:spacing w:after="140" w:before="300" w:line="240" w:lineRule="auto"/>
@@ -4147,7 +6097,7 @@
           <w:sz w:val="24"/>
           <w:szCs w:val="24"/>
         </w:rPr>
-        <w:t xml:space="preserve">Tabla 3</w:t>
+        <w:t xml:space="preserve">Tabla 6</w:t>
       </w:r>
     </w:p>
     <w:p>
@@ -5329,7 +7279,7 @@
           <w:sz w:val="24"/>
           <w:szCs w:val="24"/>
         </w:rPr>
-        <w:t xml:space="preserve">Tabla 4</w:t>
+        <w:t xml:space="preserve">Tabla 7</w:t>
       </w:r>
     </w:p>
     <w:p>
@@ -6006,7 +7956,7 @@
           <w:sz w:val="24"/>
           <w:szCs w:val="24"/>
         </w:rPr>
-        <w:t xml:space="preserve">Tabla 5</w:t>
+        <w:t xml:space="preserve">Tabla 8</w:t>
       </w:r>
     </w:p>
     <w:p>
@@ -7167,6 +9117,26 @@
     </w:p>
     <w:p>
       <w:pPr>
+        <w:keepNext w:val="false"/>
+        <w:spacing w:after="200" w:line="240" w:lineRule="auto"/>
+        <w:jc w:val="both"/>
+      </w:pPr>
+      <w:r>
+        <w:rPr>
+          <w:rFonts w:ascii="Arial" w:cs="Arial" w:eastAsia="Arial" w:hAnsi="Arial"/>
+          <w:b w:val="false"/>
+          <w:bCs w:val="false"/>
+          <w:i w:val="false"/>
+          <w:iCs w:val="false"/>
+          <w:color w:val="000000"/>
+          <w:sz w:val="24"/>
+          <w:szCs w:val="24"/>
+        </w:rPr>
+        <w:t xml:space="preserve">Leídas en conjunto, las cuatro estrategias convergen en una misma conclusión: la ventaja competitiva de Salto es de naturaleza histórica y patrimonial, no de escala ni de precio, por lo que toda decisión del plan de acción (Capítulo 6) que empuje al circuito hacia una competencia por volumen o por tarifa —en lugar de por autenticidad y profundidad de la experiencia— erosiona precisamente el único activo que ningún competidor directo puede replicar. Esta conclusión, más que un hallazgo aislado del análisis FODA, funciona como criterio de coherencia interna para evaluar cualquier decisión posterior del proyecto: desde el posicionamiento de marca (6.1.1) hasta la política de precios (6.1.3), pasando por la selección de qué bodegas incorporar en futuras ampliaciones del circuito (Capítulo 7).</w:t>
+      </w:r>
+    </w:p>
+    <w:p>
+      <w:pPr>
         <w:pStyle w:val="Heading3"/>
         <w:keepNext/>
         <w:spacing w:after="100" w:before="220" w:line="240" w:lineRule="auto"/>
@@ -7274,6 +9244,26 @@
     </w:p>
     <w:p>
       <w:pPr>
+        <w:keepNext w:val="false"/>
+        <w:spacing w:after="200" w:line="240" w:lineRule="auto"/>
+        <w:jc w:val="both"/>
+      </w:pPr>
+      <w:r>
+        <w:rPr>
+          <w:rFonts w:ascii="Arial" w:cs="Arial" w:eastAsia="Arial" w:hAnsi="Arial"/>
+          <w:b w:val="false"/>
+          <w:bCs w:val="false"/>
+          <w:i w:val="false"/>
+          <w:iCs w:val="false"/>
+          <w:color w:val="000000"/>
+          <w:sz w:val="24"/>
+          <w:szCs w:val="24"/>
+        </w:rPr>
+        <w:t xml:space="preserve">La secuencia de las cuatro estaciones no es arbitraria, sino que responde a una lógica narrativa e interpretativa deliberada, coherente con el concepto de patrimonio como construcción social desarrollado en el punto 2.2: el recorrido comienza en el origen histórico (Estación 1, el Espacio Harriague de 1874), avanza a través de la evolución tecnológica de la vinificación —desde el método artesanal original hasta la vinificación por gravedad de alta gama de la Estación 3— y culmina en la producción familiar contemporánea de la Estación 4, cerrando el círculo entre pasado fundacional y presente productivo. Esta estructura de “origen a actualidad” permite que el visitante no experimente las cuatro paradas como una simple sucesión de degustaciones intercambiables, sino como un relato con principio, desarrollo y cierre, en línea con la interpretación patrimonial activa fundamentada en el Capítulo 2. La secuencia también responde a una lógica geográfica: las cuatro estaciones se ubican a lo largo del corredor que conecta la ciudad de Salto con Parada Daymán, minimizando los tiempos de traslado entre paradas y permitiendo que ambos paquetes (6.1.2) se completen dentro de las ventanas horarias definidas en el itinerario operativo (6.4.1; 6.4.2).</w:t>
+      </w:r>
+    </w:p>
+    <w:p>
+      <w:pPr>
         <w:pStyle w:val="Heading3"/>
         <w:keepNext/>
         <w:spacing w:after="100" w:before="220" w:line="240" w:lineRule="auto"/>
@@ -7628,6 +9618,39 @@
     </w:p>
     <w:p>
       <w:pPr>
+        <w:keepNext w:val="false"/>
+        <w:spacing w:after="200" w:line="240" w:lineRule="auto"/>
+        <w:jc w:val="both"/>
+      </w:pPr>
+      <w:r>
+        <w:rPr>
+          <w:rFonts w:ascii="Arial" w:cs="Arial" w:eastAsia="Arial" w:hAnsi="Arial"/>
+          <w:b/>
+          <w:bCs/>
+          <w:i w:val="false"/>
+          <w:iCs w:val="false"/>
+          <w:color w:val="000000"/>
+          <w:sz w:val="24"/>
+          <w:szCs w:val="24"/>
+        </w:rPr>
+        <w:t xml:space="preserve">Valores.</w:t>
+      </w:r>
+      <w:r>
+        <w:rPr>
+          <w:rFonts w:ascii="Arial" w:cs="Arial" w:eastAsia="Arial" w:hAnsi="Arial"/>
+          <w:b w:val="false"/>
+          <w:bCs w:val="false"/>
+          <w:i w:val="false"/>
+          <w:iCs w:val="false"/>
+          <w:color w:val="000000"/>
+          <w:sz w:val="24"/>
+          <w:szCs w:val="24"/>
+        </w:rPr>
+        <w:t xml:space="preserve"> Del marco teórico (Capítulo 2) y del diagnóstico de situación (Capítulo 4) se desprenden cuatro valores que orientan la operación cotidiana del circuito y que el Consejo Consultivo Técnico (5.4) debe velar por sostener en el tiempo. La autenticidad, entendida en los términos de Prats (1997) como fidelidad a la memoria histórica del territorio antes que a una narrativa comercialmente conveniente pero inexacta, rige el contenido de todos los guiones interpretativos (5.1). La sostenibilidad, en su triple dimensión económica, social y ambiental (Elkington, 1997; 6.2), condiciona tanto las decisiones de abastecimiento como los criterios de certificación de las bodegas asociadas. La asociatividad, fundamentada en los principios de acción colectiva de Ostrom (1990; 2.4), prioriza el beneficio conjunto del circuito por sobre el interés individual de cada bodega participante. Y la accesibilidad, exigida por el Art. 3.º de la Ley N.° 19.253 (5.5), garantiza que la experiencia patrimonial e interpretativa esté disponible para visitantes con movilidad reducida en cada una de las cuatro estaciones del itinerario.</w:t>
+      </w:r>
+    </w:p>
+    <w:p>
+      <w:pPr>
         <w:pStyle w:val="Heading2"/>
         <w:keepNext/>
         <w:spacing w:after="140" w:before="300" w:line="240" w:lineRule="auto"/>
@@ -7684,7 +9707,7 @@
           <w:sz w:val="24"/>
           <w:szCs w:val="24"/>
         </w:rPr>
-        <w:t xml:space="preserve">Tabla 6</w:t>
+        <w:t xml:space="preserve">Tabla 9</w:t>
       </w:r>
     </w:p>
     <w:p>
@@ -8159,6 +10182,26 @@
     </w:p>
     <w:p>
       <w:pPr>
+        <w:keepNext w:val="false"/>
+        <w:spacing w:after="200" w:line="240" w:lineRule="auto"/>
+        <w:jc w:val="both"/>
+      </w:pPr>
+      <w:r>
+        <w:rPr>
+          <w:rFonts w:ascii="Arial" w:cs="Arial" w:eastAsia="Arial" w:hAnsi="Arial"/>
+          <w:b w:val="false"/>
+          <w:bCs w:val="false"/>
+          <w:i w:val="false"/>
+          <w:iCs w:val="false"/>
+          <w:color w:val="000000"/>
+          <w:sz w:val="24"/>
+          <w:szCs w:val="24"/>
+        </w:rPr>
+        <w:t xml:space="preserve">Esta estructura de tres niveles opera, en la práctica, como una respuesta directa a los principios de diseño institucional descritos por Ostrom (1990) y presentados en el punto 2.4. La membresía del Comité queda acotada a los actores directamente involucrados en la operación del circuito —las tres bodegas asociadas, el sector hotelero comisionista, los guías habilitados y, a través del enlace con la Comisión de Turismo del CCIS y la Junta Departamental, el sector público—, evitando tanto la captura del Comité por un único actor dominante como la dilución de responsabilidades en una mesa excesivamente amplia. La Dirección Ejecutiva concentra las decisiones operativas de corto plazo (reservas, comisiones, calendario), mientras que el Consejo Consultivo Técnico —de sesión semestral— ejerce una función de monitoreo entre pares sobre las prácticas agrícolas y la rigurosidad de las narrativas interpretativas, un mecanismo de supervisión gestionado por los propios participantes del sistema y no por un regulador externo, en línea con lo que Ostrom identifica como condición necesaria para la sostenibilidad de los acuerdos de acción colectiva. La ausencia, en esta primera etapa, de un mecanismo formal de resolución de conflictos entre bodegas asociadas constituye una limitación reconocida de la estructura organizativa propuesta, y se recomienda incorporarlo como cláusula explícita en los convenios anuales mencionados en el punto 6.4.3.</w:t>
+      </w:r>
+    </w:p>
+    <w:p>
+      <w:pPr>
         <w:pStyle w:val="Heading2"/>
         <w:keepNext/>
         <w:spacing w:after="140" w:before="300" w:line="240" w:lineRule="auto"/>
@@ -8216,6 +10259,614 @@
           <w:szCs w:val="24"/>
         </w:rPr>
         <w:t xml:space="preserve">A este marco general se suma una normativa específica para el segmento enoturístico: el Decreto N.° 370/010 (Uruguay. Poder Ejecutivo, 2010) regula puntualmente el turismo enológico y de bodegas, otorgando la condición jurídica de prestador de servicios turísticos a todo establecimiento vitivinícola que ofrezca visitas, catas o gastronomía mediante cobro de tarifa —criterio directamente aplicable a Salto Chico, Bertolini &amp; Broglio y Mori Maglio— y condicionando su operativa a la inscripción en el Registro de Operadores del MINTUR, con acreditación notarial, certificados de BPS y DGI, croquis del predio y habilitación vigente del INAVI. Finalmente, la normativa sectorial de INAVI, con base en la Ley N.° 15.903 (Uruguay, 1987) que crea y regula al organismo, establece que los procesos de cata, venta de botellas cerradas y etiquetado deben ajustarse a los controles de calidad y reglamentaciones de circulación del Instituto Nacional de Vitivinicultura.</w:t>
+      </w:r>
+    </w:p>
+    <w:p>
+      <w:pPr>
+        <w:keepNext/>
+        <w:spacing w:after="0" w:before="200" w:line="240" w:lineRule="auto"/>
+        <w:jc w:val="left"/>
+      </w:pPr>
+      <w:r>
+        <w:rPr>
+          <w:rFonts w:ascii="Arial" w:cs="Arial" w:eastAsia="Arial" w:hAnsi="Arial"/>
+          <w:b/>
+          <w:bCs/>
+          <w:i w:val="false"/>
+          <w:iCs w:val="false"/>
+          <w:color w:val="3b1522"/>
+          <w:sz w:val="24"/>
+          <w:szCs w:val="24"/>
+        </w:rPr>
+        <w:t xml:space="preserve">Tabla 10</w:t>
+      </w:r>
+    </w:p>
+    <w:p>
+      <w:pPr>
+        <w:keepNext/>
+        <w:spacing w:after="120" w:before="0" w:line="240" w:lineRule="auto"/>
+        <w:jc w:val="left"/>
+      </w:pPr>
+      <w:r>
+        <w:rPr>
+          <w:rFonts w:ascii="Arial" w:cs="Arial" w:eastAsia="Arial" w:hAnsi="Arial"/>
+          <w:b w:val="false"/>
+          <w:bCs w:val="false"/>
+          <w:i/>
+          <w:iCs/>
+          <w:color w:val="000000"/>
+          <w:sz w:val="24"/>
+          <w:szCs w:val="24"/>
+        </w:rPr>
+        <w:t xml:space="preserve">Síntesis del marco normativo aplicable al circuito</w:t>
+      </w:r>
+    </w:p>
+    <w:tbl>
+      <w:tblPr>
+        <w:tblW w:type="dxa" w:w="8504"/>
+        <w:tblBorders>
+          <w:top w:val="single" w:color="000000" w:sz="4"/>
+          <w:left w:val="single" w:color="000000" w:sz="4"/>
+          <w:bottom w:val="single" w:color="000000" w:sz="4"/>
+          <w:right w:val="single" w:color="000000" w:sz="4"/>
+          <w:insideH w:val="single" w:color="000000" w:sz="4"/>
+          <w:insideV w:val="single" w:color="000000" w:sz="4"/>
+        </w:tblBorders>
+      </w:tblPr>
+      <w:tblGrid>
+        <w:gridCol w:w="1131"/>
+        <w:gridCol w:w="2178"/>
+        <w:gridCol w:w="5195"/>
+      </w:tblGrid>
+      <w:tr>
+        <w:trPr>
+          <w:cantSplit/>
+        </w:trPr>
+        <w:tc>
+          <w:tcPr>
+            <w:tcW w:type="dxa" w:w="1131"/>
+            <w:shd w:fill="5b2333" w:val="clear"/>
+            <w:tcMar>
+              <w:top w:type="dxa" w:w="60"/>
+              <w:left w:type="dxa" w:w="100"/>
+              <w:bottom w:type="dxa" w:w="60"/>
+              <w:right w:type="dxa" w:w="100"/>
+            </w:tcMar>
+            <w:vAlign w:val="center"/>
+          </w:tcPr>
+          <w:p>
+            <w:pPr>
+              <w:spacing w:line="240" w:lineRule="auto"/>
+              <w:jc w:val="center"/>
+            </w:pPr>
+            <w:r>
+              <w:rPr>
+                <w:rFonts w:ascii="Arial" w:cs="Arial" w:eastAsia="Arial" w:hAnsi="Arial"/>
+                <w:b/>
+                <w:bCs/>
+                <w:i w:val="false"/>
+                <w:iCs w:val="false"/>
+                <w:color w:val="ffffff"/>
+                <w:sz w:val="20"/>
+                <w:szCs w:val="20"/>
+              </w:rPr>
+              <w:t xml:space="preserve">Instrumento</w:t>
+            </w:r>
+          </w:p>
+        </w:tc>
+        <w:tc>
+          <w:tcPr>
+            <w:tcW w:type="dxa" w:w="2178"/>
+            <w:shd w:fill="5b2333" w:val="clear"/>
+            <w:tcMar>
+              <w:top w:type="dxa" w:w="60"/>
+              <w:left w:type="dxa" w:w="100"/>
+              <w:bottom w:type="dxa" w:w="60"/>
+              <w:right w:type="dxa" w:w="100"/>
+            </w:tcMar>
+            <w:vAlign w:val="center"/>
+          </w:tcPr>
+          <w:p>
+            <w:pPr>
+              <w:spacing w:line="240" w:lineRule="auto"/>
+              <w:jc w:val="center"/>
+            </w:pPr>
+            <w:r>
+              <w:rPr>
+                <w:rFonts w:ascii="Arial" w:cs="Arial" w:eastAsia="Arial" w:hAnsi="Arial"/>
+                <w:b/>
+                <w:bCs/>
+                <w:i w:val="false"/>
+                <w:iCs w:val="false"/>
+                <w:color w:val="ffffff"/>
+                <w:sz w:val="20"/>
+                <w:szCs w:val="20"/>
+              </w:rPr>
+              <w:t xml:space="preserve">Ámbito de aplicación</w:t>
+            </w:r>
+          </w:p>
+        </w:tc>
+        <w:tc>
+          <w:tcPr>
+            <w:tcW w:type="dxa" w:w="5195"/>
+            <w:shd w:fill="5b2333" w:val="clear"/>
+            <w:tcMar>
+              <w:top w:type="dxa" w:w="60"/>
+              <w:left w:type="dxa" w:w="100"/>
+              <w:bottom w:type="dxa" w:w="60"/>
+              <w:right w:type="dxa" w:w="100"/>
+            </w:tcMar>
+            <w:vAlign w:val="center"/>
+          </w:tcPr>
+          <w:p>
+            <w:pPr>
+              <w:spacing w:line="240" w:lineRule="auto"/>
+              <w:jc w:val="center"/>
+            </w:pPr>
+            <w:r>
+              <w:rPr>
+                <w:rFonts w:ascii="Arial" w:cs="Arial" w:eastAsia="Arial" w:hAnsi="Arial"/>
+                <w:b/>
+                <w:bCs/>
+                <w:i w:val="false"/>
+                <w:iCs w:val="false"/>
+                <w:color w:val="ffffff"/>
+                <w:sz w:val="20"/>
+                <w:szCs w:val="20"/>
+              </w:rPr>
+              <w:t xml:space="preserve">Exigencia principal para el circuito</w:t>
+            </w:r>
+          </w:p>
+        </w:tc>
+      </w:tr>
+      <w:tr>
+        <w:trPr>
+          <w:cantSplit/>
+        </w:trPr>
+        <w:tc>
+          <w:tcPr>
+            <w:tcW w:type="dxa" w:w="1131"/>
+            <w:tcMar>
+              <w:top w:type="dxa" w:w="60"/>
+              <w:left w:type="dxa" w:w="100"/>
+              <w:bottom w:type="dxa" w:w="60"/>
+              <w:right w:type="dxa" w:w="100"/>
+            </w:tcMar>
+            <w:vAlign w:val="center"/>
+          </w:tcPr>
+          <w:p>
+            <w:pPr>
+              <w:spacing w:line="240" w:lineRule="auto"/>
+              <w:jc w:val="center"/>
+            </w:pPr>
+            <w:r>
+              <w:rPr>
+                <w:rFonts w:ascii="Arial" w:cs="Arial" w:eastAsia="Arial" w:hAnsi="Arial"/>
+                <w:b w:val="false"/>
+                <w:bCs w:val="false"/>
+                <w:i w:val="false"/>
+                <w:iCs w:val="false"/>
+                <w:color w:val="000000"/>
+                <w:sz w:val="20"/>
+                <w:szCs w:val="20"/>
+              </w:rPr>
+              <w:t xml:space="preserve">Ley N.° 19.253 (IMPO, 2014)</w:t>
+            </w:r>
+          </w:p>
+        </w:tc>
+        <w:tc>
+          <w:tcPr>
+            <w:tcW w:type="dxa" w:w="2178"/>
+            <w:tcMar>
+              <w:top w:type="dxa" w:w="60"/>
+              <w:left w:type="dxa" w:w="100"/>
+              <w:bottom w:type="dxa" w:w="60"/>
+              <w:right w:type="dxa" w:w="100"/>
+            </w:tcMar>
+            <w:vAlign w:val="center"/>
+          </w:tcPr>
+          <w:p>
+            <w:pPr>
+              <w:spacing w:line="240" w:lineRule="auto"/>
+              <w:jc w:val="center"/>
+            </w:pPr>
+            <w:r>
+              <w:rPr>
+                <w:rFonts w:ascii="Arial" w:cs="Arial" w:eastAsia="Arial" w:hAnsi="Arial"/>
+                <w:b w:val="false"/>
+                <w:bCs w:val="false"/>
+                <w:i w:val="false"/>
+                <w:iCs w:val="false"/>
+                <w:color w:val="000000"/>
+                <w:sz w:val="20"/>
+                <w:szCs w:val="20"/>
+              </w:rPr>
+              <w:t xml:space="preserve">Marco general de la actividad turística nacional</w:t>
+            </w:r>
+          </w:p>
+        </w:tc>
+        <w:tc>
+          <w:tcPr>
+            <w:tcW w:type="dxa" w:w="5195"/>
+            <w:tcMar>
+              <w:top w:type="dxa" w:w="60"/>
+              <w:left w:type="dxa" w:w="100"/>
+              <w:bottom w:type="dxa" w:w="60"/>
+              <w:right w:type="dxa" w:w="100"/>
+            </w:tcMar>
+            <w:vAlign w:val="center"/>
+          </w:tcPr>
+          <w:p>
+            <w:pPr>
+              <w:spacing w:line="240" w:lineRule="auto"/>
+              <w:jc w:val="center"/>
+            </w:pPr>
+            <w:r>
+              <w:rPr>
+                <w:rFonts w:ascii="Arial" w:cs="Arial" w:eastAsia="Arial" w:hAnsi="Arial"/>
+                <w:b w:val="false"/>
+                <w:bCs w:val="false"/>
+                <w:i w:val="false"/>
+                <w:iCs w:val="false"/>
+                <w:color w:val="000000"/>
+                <w:sz w:val="20"/>
+                <w:szCs w:val="20"/>
+              </w:rPr>
+              <w:t xml:space="preserve">Principios rectores de sostenibilidad, cooperación, calidad y accesibilidad (Art. 3.º)</w:t>
+            </w:r>
+          </w:p>
+        </w:tc>
+      </w:tr>
+      <w:tr>
+        <w:trPr>
+          <w:cantSplit/>
+        </w:trPr>
+        <w:tc>
+          <w:tcPr>
+            <w:tcW w:type="dxa" w:w="1131"/>
+            <w:tcMar>
+              <w:top w:type="dxa" w:w="60"/>
+              <w:left w:type="dxa" w:w="100"/>
+              <w:bottom w:type="dxa" w:w="60"/>
+              <w:right w:type="dxa" w:w="100"/>
+            </w:tcMar>
+            <w:vAlign w:val="center"/>
+          </w:tcPr>
+          <w:p>
+            <w:pPr>
+              <w:spacing w:line="240" w:lineRule="auto"/>
+              <w:jc w:val="center"/>
+            </w:pPr>
+            <w:r>
+              <w:rPr>
+                <w:rFonts w:ascii="Arial" w:cs="Arial" w:eastAsia="Arial" w:hAnsi="Arial"/>
+                <w:b w:val="false"/>
+                <w:bCs w:val="false"/>
+                <w:i w:val="false"/>
+                <w:iCs w:val="false"/>
+                <w:color w:val="000000"/>
+                <w:sz w:val="20"/>
+                <w:szCs w:val="20"/>
+              </w:rPr>
+              <w:t xml:space="preserve">Decreto N.° 278/015 (2015)</w:t>
+            </w:r>
+          </w:p>
+        </w:tc>
+        <w:tc>
+          <w:tcPr>
+            <w:tcW w:type="dxa" w:w="2178"/>
+            <w:tcMar>
+              <w:top w:type="dxa" w:w="60"/>
+              <w:left w:type="dxa" w:w="100"/>
+              <w:bottom w:type="dxa" w:w="60"/>
+              <w:right w:type="dxa" w:w="100"/>
+            </w:tcMar>
+            <w:vAlign w:val="center"/>
+          </w:tcPr>
+          <w:p>
+            <w:pPr>
+              <w:spacing w:line="240" w:lineRule="auto"/>
+              <w:jc w:val="center"/>
+            </w:pPr>
+            <w:r>
+              <w:rPr>
+                <w:rFonts w:ascii="Arial" w:cs="Arial" w:eastAsia="Arial" w:hAnsi="Arial"/>
+                <w:b w:val="false"/>
+                <w:bCs w:val="false"/>
+                <w:i w:val="false"/>
+                <w:iCs w:val="false"/>
+                <w:color w:val="000000"/>
+                <w:sz w:val="20"/>
+                <w:szCs w:val="20"/>
+              </w:rPr>
+              <w:t xml:space="preserve">Empresas de transporte turístico</w:t>
+            </w:r>
+          </w:p>
+        </w:tc>
+        <w:tc>
+          <w:tcPr>
+            <w:tcW w:type="dxa" w:w="5195"/>
+            <w:tcMar>
+              <w:top w:type="dxa" w:w="60"/>
+              <w:left w:type="dxa" w:w="100"/>
+              <w:bottom w:type="dxa" w:w="60"/>
+              <w:right w:type="dxa" w:w="100"/>
+            </w:tcMar>
+            <w:vAlign w:val="center"/>
+          </w:tcPr>
+          <w:p>
+            <w:pPr>
+              <w:spacing w:line="240" w:lineRule="auto"/>
+              <w:jc w:val="center"/>
+            </w:pPr>
+            <w:r>
+              <w:rPr>
+                <w:rFonts w:ascii="Arial" w:cs="Arial" w:eastAsia="Arial" w:hAnsi="Arial"/>
+                <w:b w:val="false"/>
+                <w:bCs w:val="false"/>
+                <w:i w:val="false"/>
+                <w:iCs w:val="false"/>
+                <w:color w:val="000000"/>
+                <w:sz w:val="20"/>
+                <w:szCs w:val="20"/>
+              </w:rPr>
+              <w:t xml:space="preserve">Inscripción anual ante el MINTUR y garantía de funcionamiento para el servicio de minibuses (6.4)</w:t>
+            </w:r>
+          </w:p>
+        </w:tc>
+      </w:tr>
+      <w:tr>
+        <w:trPr>
+          <w:cantSplit/>
+        </w:trPr>
+        <w:tc>
+          <w:tcPr>
+            <w:tcW w:type="dxa" w:w="1131"/>
+            <w:tcMar>
+              <w:top w:type="dxa" w:w="60"/>
+              <w:left w:type="dxa" w:w="100"/>
+              <w:bottom w:type="dxa" w:w="60"/>
+              <w:right w:type="dxa" w:w="100"/>
+            </w:tcMar>
+            <w:vAlign w:val="center"/>
+          </w:tcPr>
+          <w:p>
+            <w:pPr>
+              <w:spacing w:line="240" w:lineRule="auto"/>
+              <w:jc w:val="center"/>
+            </w:pPr>
+            <w:r>
+              <w:rPr>
+                <w:rFonts w:ascii="Arial" w:cs="Arial" w:eastAsia="Arial" w:hAnsi="Arial"/>
+                <w:b w:val="false"/>
+                <w:bCs w:val="false"/>
+                <w:i w:val="false"/>
+                <w:iCs w:val="false"/>
+                <w:color w:val="000000"/>
+                <w:sz w:val="20"/>
+                <w:szCs w:val="20"/>
+              </w:rPr>
+              <w:t xml:space="preserve">Decreto N.° 370/010 (2010)</w:t>
+            </w:r>
+          </w:p>
+        </w:tc>
+        <w:tc>
+          <w:tcPr>
+            <w:tcW w:type="dxa" w:w="2178"/>
+            <w:tcMar>
+              <w:top w:type="dxa" w:w="60"/>
+              <w:left w:type="dxa" w:w="100"/>
+              <w:bottom w:type="dxa" w:w="60"/>
+              <w:right w:type="dxa" w:w="100"/>
+            </w:tcMar>
+            <w:vAlign w:val="center"/>
+          </w:tcPr>
+          <w:p>
+            <w:pPr>
+              <w:spacing w:line="240" w:lineRule="auto"/>
+              <w:jc w:val="center"/>
+            </w:pPr>
+            <w:r>
+              <w:rPr>
+                <w:rFonts w:ascii="Arial" w:cs="Arial" w:eastAsia="Arial" w:hAnsi="Arial"/>
+                <w:b w:val="false"/>
+                <w:bCs w:val="false"/>
+                <w:i w:val="false"/>
+                <w:iCs w:val="false"/>
+                <w:color w:val="000000"/>
+                <w:sz w:val="20"/>
+                <w:szCs w:val="20"/>
+              </w:rPr>
+              <w:t xml:space="preserve">Turismo enológico y de bodegas</w:t>
+            </w:r>
+          </w:p>
+        </w:tc>
+        <w:tc>
+          <w:tcPr>
+            <w:tcW w:type="dxa" w:w="5195"/>
+            <w:tcMar>
+              <w:top w:type="dxa" w:w="60"/>
+              <w:left w:type="dxa" w:w="100"/>
+              <w:bottom w:type="dxa" w:w="60"/>
+              <w:right w:type="dxa" w:w="100"/>
+            </w:tcMar>
+            <w:vAlign w:val="center"/>
+          </w:tcPr>
+          <w:p>
+            <w:pPr>
+              <w:spacing w:line="240" w:lineRule="auto"/>
+              <w:jc w:val="center"/>
+            </w:pPr>
+            <w:r>
+              <w:rPr>
+                <w:rFonts w:ascii="Arial" w:cs="Arial" w:eastAsia="Arial" w:hAnsi="Arial"/>
+                <w:b w:val="false"/>
+                <w:bCs w:val="false"/>
+                <w:i w:val="false"/>
+                <w:iCs w:val="false"/>
+                <w:color w:val="000000"/>
+                <w:sz w:val="20"/>
+                <w:szCs w:val="20"/>
+              </w:rPr>
+              <w:t xml:space="preserve">Registro de Operadores del MINTUR; acreditación notarial, certificados de BPS y DGI, croquis del predio y habilitación INAVI</w:t>
+            </w:r>
+          </w:p>
+        </w:tc>
+      </w:tr>
+      <w:tr>
+        <w:trPr>
+          <w:cantSplit/>
+        </w:trPr>
+        <w:tc>
+          <w:tcPr>
+            <w:tcW w:type="dxa" w:w="1131"/>
+            <w:tcMar>
+              <w:top w:type="dxa" w:w="60"/>
+              <w:left w:type="dxa" w:w="100"/>
+              <w:bottom w:type="dxa" w:w="60"/>
+              <w:right w:type="dxa" w:w="100"/>
+            </w:tcMar>
+            <w:vAlign w:val="center"/>
+          </w:tcPr>
+          <w:p>
+            <w:pPr>
+              <w:spacing w:line="240" w:lineRule="auto"/>
+              <w:jc w:val="center"/>
+            </w:pPr>
+            <w:r>
+              <w:rPr>
+                <w:rFonts w:ascii="Arial" w:cs="Arial" w:eastAsia="Arial" w:hAnsi="Arial"/>
+                <w:b w:val="false"/>
+                <w:bCs w:val="false"/>
+                <w:i w:val="false"/>
+                <w:iCs w:val="false"/>
+                <w:color w:val="000000"/>
+                <w:sz w:val="20"/>
+                <w:szCs w:val="20"/>
+              </w:rPr>
+              <w:t xml:space="preserve">Ley N.° 15.903 (1987)</w:t>
+            </w:r>
+          </w:p>
+        </w:tc>
+        <w:tc>
+          <w:tcPr>
+            <w:tcW w:type="dxa" w:w="2178"/>
+            <w:tcMar>
+              <w:top w:type="dxa" w:w="60"/>
+              <w:left w:type="dxa" w:w="100"/>
+              <w:bottom w:type="dxa" w:w="60"/>
+              <w:right w:type="dxa" w:w="100"/>
+            </w:tcMar>
+            <w:vAlign w:val="center"/>
+          </w:tcPr>
+          <w:p>
+            <w:pPr>
+              <w:spacing w:line="240" w:lineRule="auto"/>
+              <w:jc w:val="center"/>
+            </w:pPr>
+            <w:r>
+              <w:rPr>
+                <w:rFonts w:ascii="Arial" w:cs="Arial" w:eastAsia="Arial" w:hAnsi="Arial"/>
+                <w:b w:val="false"/>
+                <w:bCs w:val="false"/>
+                <w:i w:val="false"/>
+                <w:iCs w:val="false"/>
+                <w:color w:val="000000"/>
+                <w:sz w:val="20"/>
+                <w:szCs w:val="20"/>
+              </w:rPr>
+              <w:t xml:space="preserve">Regulación del Instituto Nacional de Vitivinicultura</w:t>
+            </w:r>
+          </w:p>
+        </w:tc>
+        <w:tc>
+          <w:tcPr>
+            <w:tcW w:type="dxa" w:w="5195"/>
+            <w:tcMar>
+              <w:top w:type="dxa" w:w="60"/>
+              <w:left w:type="dxa" w:w="100"/>
+              <w:bottom w:type="dxa" w:w="60"/>
+              <w:right w:type="dxa" w:w="100"/>
+            </w:tcMar>
+            <w:vAlign w:val="center"/>
+          </w:tcPr>
+          <w:p>
+            <w:pPr>
+              <w:spacing w:line="240" w:lineRule="auto"/>
+              <w:jc w:val="center"/>
+            </w:pPr>
+            <w:r>
+              <w:rPr>
+                <w:rFonts w:ascii="Arial" w:cs="Arial" w:eastAsia="Arial" w:hAnsi="Arial"/>
+                <w:b w:val="false"/>
+                <w:bCs w:val="false"/>
+                <w:i w:val="false"/>
+                <w:iCs w:val="false"/>
+                <w:color w:val="000000"/>
+                <w:sz w:val="20"/>
+                <w:szCs w:val="20"/>
+              </w:rPr>
+              <w:t xml:space="preserve">Controles de calidad y circulación aplicables a la cata, venta y etiquetado del vino</w:t>
+            </w:r>
+          </w:p>
+        </w:tc>
+      </w:tr>
+    </w:tbl>
+    <w:p>
+      <w:pPr>
+        <w:spacing w:after="160"/>
+      </w:pPr>
+    </w:p>
+    <w:p>
+      <w:pPr>
+        <w:spacing w:after="200" w:before="80" w:line="240" w:lineRule="auto"/>
+        <w:jc w:val="left"/>
+      </w:pPr>
+      <w:r>
+        <w:rPr>
+          <w:rFonts w:ascii="Arial" w:cs="Arial" w:eastAsia="Arial" w:hAnsi="Arial"/>
+          <w:b w:val="false"/>
+          <w:bCs w:val="false"/>
+          <w:i/>
+          <w:iCs/>
+          <w:color w:val="000000"/>
+          <w:sz w:val="20"/>
+          <w:szCs w:val="20"/>
+        </w:rPr>
+        <w:t xml:space="preserve">Nota.</w:t>
+      </w:r>
+      <w:r>
+        <w:rPr>
+          <w:rFonts w:ascii="Arial" w:cs="Arial" w:eastAsia="Arial" w:hAnsi="Arial"/>
+          <w:b w:val="false"/>
+          <w:bCs w:val="false"/>
+          <w:i w:val="false"/>
+          <w:iCs w:val="false"/>
+          <w:color w:val="000000"/>
+          <w:sz w:val="20"/>
+          <w:szCs w:val="20"/>
+        </w:rPr>
+        <w:t xml:space="preserve"> Elaboración propia a partir de la normativa citada en este apartado.</w:t>
+      </w:r>
+    </w:p>
+    <w:p>
+      <w:pPr>
+        <w:keepNext w:val="false"/>
+        <w:spacing w:after="200" w:line="240" w:lineRule="auto"/>
+        <w:jc w:val="both"/>
+      </w:pPr>
+      <w:r>
+        <w:rPr>
+          <w:rFonts w:ascii="Arial" w:cs="Arial" w:eastAsia="Arial" w:hAnsi="Arial"/>
+          <w:b w:val="false"/>
+          <w:bCs w:val="false"/>
+          <w:i w:val="false"/>
+          <w:iCs w:val="false"/>
+          <w:color w:val="000000"/>
+          <w:sz w:val="24"/>
+          <w:szCs w:val="24"/>
+        </w:rPr>
+        <w:t xml:space="preserve">Esta síntesis normativa evidencia que la operación del circuito no requiere de un marco legal nuevo o excepcional, sino la articulación coordinada de instrumentos ya vigentes y dispersos entre distintos organismos —MINTUR, INAVI, BPS y DGI—, lo que refuerza la función del Comité de Gestión (5.4) como responsable de centralizar el cumplimiento normativo de las tres bodegas asociadas y del servicio de transporte contratado, evitando que cada prestador deba gestionar de forma individual y descoordinada su habilitación ante cada organismo.</w:t>
       </w:r>
     </w:p>
     <w:p>
@@ -8307,6 +10958,26 @@
     </w:p>
     <w:p>
       <w:pPr>
+        <w:keepNext w:val="false"/>
+        <w:spacing w:after="200" w:line="240" w:lineRule="auto"/>
+        <w:jc w:val="both"/>
+      </w:pPr>
+      <w:r>
+        <w:rPr>
+          <w:rFonts w:ascii="Arial" w:cs="Arial" w:eastAsia="Arial" w:hAnsi="Arial"/>
+          <w:b w:val="false"/>
+          <w:bCs w:val="false"/>
+          <w:i w:val="false"/>
+          <w:iCs w:val="false"/>
+          <w:color w:val="000000"/>
+          <w:sz w:val="24"/>
+          <w:szCs w:val="24"/>
+        </w:rPr>
+        <w:t xml:space="preserve">Siguiendo el concepto de posicionamiento de Ries y Trout (1981), el objetivo no es ocupar un espacio genérico dentro de la categoría “enoturismo”, sino instalar en la mente del visitante una asociación única e irrepetible: Salto como la única “Cuna del Tannat” del país, un atributo que —a diferencia del precio, la escala de producción o la infraestructura hotelera— ningún competidor directo (4.3) puede reclamar de forma creíble. Esta decisión de posicionamiento tiene una consecuencia directa sobre toda la estrategia de marketing: en lugar de competir por participación de mercado dentro de la categoría enoturística nacional, el circuito busca crear y liderar una subcategoría propia —el turismo termal-patrimonial— dentro de la cual no enfrenta competencia directa, tal como se concluyó en el análisis competitivo del punto 4.3.</w:t>
+      </w:r>
+    </w:p>
+    <w:p>
+      <w:pPr>
         <w:pStyle w:val="Heading3"/>
         <w:keepNext/>
         <w:spacing w:after="100" w:before="220" w:line="240" w:lineRule="auto"/>
@@ -8384,7 +11055,7 @@
           <w:sz w:val="24"/>
           <w:szCs w:val="24"/>
         </w:rPr>
-        <w:t xml:space="preserve">Tabla 7</w:t>
+        <w:t xml:space="preserve">Tabla 11</w:t>
       </w:r>
     </w:p>
     <w:p>
@@ -9033,109 +11704,6 @@
     </w:p>
     <w:p>
       <w:pPr>
-        <w:pStyle w:val="Heading2"/>
-        <w:keepNext/>
-        <w:spacing w:after="140" w:before="300" w:line="240" w:lineRule="auto"/>
-        <w:jc w:val="left"/>
-      </w:pPr>
-      <w:r>
-        <w:rPr>
-          <w:rFonts w:ascii="Arial" w:cs="Arial" w:eastAsia="Arial" w:hAnsi="Arial"/>
-          <w:b/>
-          <w:bCs/>
-          <w:i w:val="false"/>
-          <w:iCs w:val="false"/>
-          <w:color w:val="3b1522"/>
-          <w:sz w:val="27"/>
-          <w:szCs w:val="27"/>
-        </w:rPr>
-        <w:t xml:space="preserve">6.2. Estrategia de Sostenibilidad</w:t>
-      </w:r>
-    </w:p>
-    <w:p>
-      <w:pPr>
-        <w:keepNext w:val="false"/>
-        <w:spacing w:after="200" w:line="240" w:lineRule="auto"/>
-        <w:jc w:val="both"/>
-      </w:pPr>
-      <w:r>
-        <w:rPr>
-          <w:rFonts w:ascii="Arial" w:cs="Arial" w:eastAsia="Arial" w:hAnsi="Arial"/>
-          <w:b w:val="false"/>
-          <w:bCs w:val="false"/>
-          <w:i w:val="false"/>
-          <w:iCs w:val="false"/>
-          <w:color w:val="000000"/>
-          <w:sz w:val="24"/>
-          <w:szCs w:val="24"/>
-        </w:rPr>
-        <w:t xml:space="preserve">La estrategia de sostenibilidad se apoya en tres líneas de acción. En el plano agrícola, se persigue la certificación progresiva de la totalidad de los viñedos bajo el Plan de Uva Sostenible de INAVI. En el plano de la economía circular y el abastecimiento local, se prevé que el 100% de los insumos gastronómicos de maridaje sea adquirido a pequeños agricultores y cooperativas rurales de Colonia Osimani y Parada Daymán. Finalmente, se constituye un fondo de desarrollo de la caminería rural mediante un fideicomiso con el 3% del ingreso neto de la venta de pasajes, destinado a la reparación y el mantenimiento de las vías rurales de ripio.</w:t>
-      </w:r>
-    </w:p>
-    <w:p>
-      <w:pPr>
-        <w:pStyle w:val="Heading2"/>
-        <w:keepNext/>
-        <w:spacing w:after="140" w:before="300" w:line="240" w:lineRule="auto"/>
-        <w:jc w:val="left"/>
-      </w:pPr>
-      <w:r>
-        <w:rPr>
-          <w:rFonts w:ascii="Arial" w:cs="Arial" w:eastAsia="Arial" w:hAnsi="Arial"/>
-          <w:b/>
-          <w:bCs/>
-          <w:i w:val="false"/>
-          <w:iCs w:val="false"/>
-          <w:color w:val="3b1522"/>
-          <w:sz w:val="27"/>
-          <w:szCs w:val="27"/>
-        </w:rPr>
-        <w:t xml:space="preserve">6.3. Estrategia de Calidad</w:t>
-      </w:r>
-    </w:p>
-    <w:p>
-      <w:pPr>
-        <w:keepNext w:val="false"/>
-        <w:spacing w:after="200" w:line="240" w:lineRule="auto"/>
-        <w:jc w:val="both"/>
-      </w:pPr>
-      <w:r>
-        <w:rPr>
-          <w:rFonts w:ascii="Arial" w:cs="Arial" w:eastAsia="Arial" w:hAnsi="Arial"/>
-          <w:b w:val="false"/>
-          <w:bCs w:val="false"/>
-          <w:i w:val="false"/>
-          <w:iCs w:val="false"/>
-          <w:color w:val="000000"/>
-          <w:sz w:val="24"/>
-          <w:szCs w:val="24"/>
-        </w:rPr>
-        <w:t xml:space="preserve">La estrategia de calidad se sostiene sobre tres pilares. El primero es la malla curricular de formación enoturística: un curso intensivo de 120 horas en hospitalidad enológica y guión interpretativo, coordinado por el CENUR Litoral Norte y la UTU, de carácter obligatorio para guías, choferes y personal de bodegas. El segundo es el manual de pautas de servicio unificado, que fija tiempos máximos de espera, vestimenta, normas de seguridad e higiene en cata y requisitos de accesibilidad física. El tercero es el bucle de retroalimentación QR, una evaluación interactiva mediante código QR en las copas de cata de obsequio, integrada al sistema de control de calidad del Comité de Gestión.</w:t>
-      </w:r>
-    </w:p>
-    <w:p>
-      <w:pPr>
-        <w:pStyle w:val="Heading2"/>
-        <w:keepNext/>
-        <w:spacing w:after="140" w:before="300" w:line="240" w:lineRule="auto"/>
-        <w:jc w:val="left"/>
-      </w:pPr>
-      <w:r>
-        <w:rPr>
-          <w:rFonts w:ascii="Arial" w:cs="Arial" w:eastAsia="Arial" w:hAnsi="Arial"/>
-          <w:b/>
-          <w:bCs/>
-          <w:i w:val="false"/>
-          <w:iCs w:val="false"/>
-          <w:color w:val="3b1522"/>
-          <w:sz w:val="27"/>
-          <w:szCs w:val="27"/>
-        </w:rPr>
-        <w:t xml:space="preserve">6.4. Estrategia de Operaciones</w:t>
-      </w:r>
-    </w:p>
-    <w:p>
-      <w:pPr>
         <w:pStyle w:val="Heading3"/>
         <w:keepNext/>
         <w:spacing w:after="100" w:before="220" w:line="240" w:lineRule="auto"/>
@@ -9152,7 +11720,27 @@
           <w:sz w:val="24"/>
           <w:szCs w:val="24"/>
         </w:rPr>
-        <w:t xml:space="preserve">6.4.1. Itinerario operativo — Paquete 1 (media jornada)</w:t>
+        <w:t xml:space="preserve">6.1.6. Presupuesto de Marketing</w:t>
+      </w:r>
+    </w:p>
+    <w:p>
+      <w:pPr>
+        <w:keepNext w:val="false"/>
+        <w:spacing w:after="200" w:line="240" w:lineRule="auto"/>
+        <w:jc w:val="both"/>
+      </w:pPr>
+      <w:r>
+        <w:rPr>
+          <w:rFonts w:ascii="Arial" w:cs="Arial" w:eastAsia="Arial" w:hAnsi="Arial"/>
+          <w:b w:val="false"/>
+          <w:bCs w:val="false"/>
+          <w:i w:val="false"/>
+          <w:iCs w:val="false"/>
+          <w:color w:val="000000"/>
+          <w:sz w:val="24"/>
+          <w:szCs w:val="24"/>
+        </w:rPr>
+        <w:t xml:space="preserve">El componente de marketing se financia con cargo a la partida de “campaña de prelanzamiento” de la inversión inicial (6.5.4), cuyo desglose por rubro se detalla en la Tabla 12.</w:t>
       </w:r>
     </w:p>
     <w:p>
@@ -9172,7 +11760,937 @@
           <w:sz w:val="24"/>
           <w:szCs w:val="24"/>
         </w:rPr>
-        <w:t xml:space="preserve">Tabla 8</w:t>
+        <w:t xml:space="preserve">Tabla 12</w:t>
+      </w:r>
+    </w:p>
+    <w:p>
+      <w:pPr>
+        <w:keepNext/>
+        <w:spacing w:after="120" w:before="0" w:line="240" w:lineRule="auto"/>
+        <w:jc w:val="left"/>
+      </w:pPr>
+      <w:r>
+        <w:rPr>
+          <w:rFonts w:ascii="Arial" w:cs="Arial" w:eastAsia="Arial" w:hAnsi="Arial"/>
+          <w:b w:val="false"/>
+          <w:bCs w:val="false"/>
+          <w:i/>
+          <w:iCs/>
+          <w:color w:val="000000"/>
+          <w:sz w:val="24"/>
+          <w:szCs w:val="24"/>
+        </w:rPr>
+        <w:t xml:space="preserve">Desglose de la inversión inicial por rubro y de la campaña de prelanzamiento por canal</w:t>
+      </w:r>
+    </w:p>
+    <w:tbl>
+      <w:tblPr>
+        <w:tblW w:type="dxa" w:w="8504"/>
+        <w:tblBorders>
+          <w:top w:val="single" w:color="000000" w:sz="4"/>
+          <w:left w:val="single" w:color="000000" w:sz="4"/>
+          <w:bottom w:val="single" w:color="000000" w:sz="4"/>
+          <w:right w:val="single" w:color="000000" w:sz="4"/>
+          <w:insideH w:val="single" w:color="000000" w:sz="4"/>
+          <w:insideV w:val="single" w:color="000000" w:sz="4"/>
+        </w:tblBorders>
+      </w:tblPr>
+      <w:tblGrid>
+        <w:gridCol w:w="7003"/>
+        <w:gridCol w:w="1501"/>
+      </w:tblGrid>
+      <w:tr>
+        <w:trPr>
+          <w:cantSplit/>
+        </w:trPr>
+        <w:tc>
+          <w:tcPr>
+            <w:tcW w:type="dxa" w:w="7003"/>
+            <w:shd w:fill="5b2333" w:val="clear"/>
+            <w:tcMar>
+              <w:top w:type="dxa" w:w="60"/>
+              <w:left w:type="dxa" w:w="100"/>
+              <w:bottom w:type="dxa" w:w="60"/>
+              <w:right w:type="dxa" w:w="100"/>
+            </w:tcMar>
+            <w:vAlign w:val="center"/>
+          </w:tcPr>
+          <w:p>
+            <w:pPr>
+              <w:spacing w:line="240" w:lineRule="auto"/>
+              <w:jc w:val="center"/>
+            </w:pPr>
+            <w:r>
+              <w:rPr>
+                <w:rFonts w:ascii="Arial" w:cs="Arial" w:eastAsia="Arial" w:hAnsi="Arial"/>
+                <w:b/>
+                <w:bCs/>
+                <w:i w:val="false"/>
+                <w:iCs w:val="false"/>
+                <w:color w:val="ffffff"/>
+                <w:sz w:val="20"/>
+                <w:szCs w:val="20"/>
+              </w:rPr>
+              <w:t xml:space="preserve">Rubro de la inversión inicial (USD 45.000)</w:t>
+            </w:r>
+          </w:p>
+        </w:tc>
+        <w:tc>
+          <w:tcPr>
+            <w:tcW w:type="dxa" w:w="1501"/>
+            <w:shd w:fill="5b2333" w:val="clear"/>
+            <w:tcMar>
+              <w:top w:type="dxa" w:w="60"/>
+              <w:left w:type="dxa" w:w="100"/>
+              <w:bottom w:type="dxa" w:w="60"/>
+              <w:right w:type="dxa" w:w="100"/>
+            </w:tcMar>
+            <w:vAlign w:val="center"/>
+          </w:tcPr>
+          <w:p>
+            <w:pPr>
+              <w:spacing w:line="240" w:lineRule="auto"/>
+              <w:jc w:val="center"/>
+            </w:pPr>
+            <w:r>
+              <w:rPr>
+                <w:rFonts w:ascii="Arial" w:cs="Arial" w:eastAsia="Arial" w:hAnsi="Arial"/>
+                <w:b/>
+                <w:bCs/>
+                <w:i w:val="false"/>
+                <w:iCs w:val="false"/>
+                <w:color w:val="ffffff"/>
+                <w:sz w:val="20"/>
+                <w:szCs w:val="20"/>
+              </w:rPr>
+              <w:t xml:space="preserve">Monto (USD)</w:t>
+            </w:r>
+          </w:p>
+        </w:tc>
+      </w:tr>
+      <w:tr>
+        <w:trPr>
+          <w:cantSplit/>
+        </w:trPr>
+        <w:tc>
+          <w:tcPr>
+            <w:tcW w:type="dxa" w:w="7003"/>
+            <w:tcMar>
+              <w:top w:type="dxa" w:w="60"/>
+              <w:left w:type="dxa" w:w="100"/>
+              <w:bottom w:type="dxa" w:w="60"/>
+              <w:right w:type="dxa" w:w="100"/>
+            </w:tcMar>
+            <w:vAlign w:val="center"/>
+          </w:tcPr>
+          <w:p>
+            <w:pPr>
+              <w:spacing w:line="240" w:lineRule="auto"/>
+              <w:jc w:val="center"/>
+            </w:pPr>
+            <w:r>
+              <w:rPr>
+                <w:rFonts w:ascii="Arial" w:cs="Arial" w:eastAsia="Arial" w:hAnsi="Arial"/>
+                <w:b w:val="false"/>
+                <w:bCs w:val="false"/>
+                <w:i w:val="false"/>
+                <w:iCs w:val="false"/>
+                <w:color w:val="000000"/>
+                <w:sz w:val="20"/>
+                <w:szCs w:val="20"/>
+              </w:rPr>
+              <w:t xml:space="preserve">Desarrollo de la plataforma de reservas (web, app y pasarela de pago)</w:t>
+            </w:r>
+          </w:p>
+        </w:tc>
+        <w:tc>
+          <w:tcPr>
+            <w:tcW w:type="dxa" w:w="1501"/>
+            <w:tcMar>
+              <w:top w:type="dxa" w:w="60"/>
+              <w:left w:type="dxa" w:w="100"/>
+              <w:bottom w:type="dxa" w:w="60"/>
+              <w:right w:type="dxa" w:w="100"/>
+            </w:tcMar>
+            <w:vAlign w:val="center"/>
+          </w:tcPr>
+          <w:p>
+            <w:pPr>
+              <w:spacing w:line="240" w:lineRule="auto"/>
+              <w:jc w:val="center"/>
+            </w:pPr>
+            <w:r>
+              <w:rPr>
+                <w:rFonts w:ascii="Arial" w:cs="Arial" w:eastAsia="Arial" w:hAnsi="Arial"/>
+                <w:b w:val="false"/>
+                <w:bCs w:val="false"/>
+                <w:i w:val="false"/>
+                <w:iCs w:val="false"/>
+                <w:color w:val="000000"/>
+                <w:sz w:val="20"/>
+                <w:szCs w:val="20"/>
+              </w:rPr>
+              <w:t xml:space="preserve">20.000</w:t>
+            </w:r>
+          </w:p>
+        </w:tc>
+      </w:tr>
+      <w:tr>
+        <w:trPr>
+          <w:cantSplit/>
+        </w:trPr>
+        <w:tc>
+          <w:tcPr>
+            <w:tcW w:type="dxa" w:w="7003"/>
+            <w:tcMar>
+              <w:top w:type="dxa" w:w="60"/>
+              <w:left w:type="dxa" w:w="100"/>
+              <w:bottom w:type="dxa" w:w="60"/>
+              <w:right w:type="dxa" w:w="100"/>
+            </w:tcMar>
+            <w:vAlign w:val="center"/>
+          </w:tcPr>
+          <w:p>
+            <w:pPr>
+              <w:spacing w:line="240" w:lineRule="auto"/>
+              <w:jc w:val="center"/>
+            </w:pPr>
+            <w:r>
+              <w:rPr>
+                <w:rFonts w:ascii="Arial" w:cs="Arial" w:eastAsia="Arial" w:hAnsi="Arial"/>
+                <w:b w:val="false"/>
+                <w:bCs w:val="false"/>
+                <w:i w:val="false"/>
+                <w:iCs w:val="false"/>
+                <w:color w:val="000000"/>
+                <w:sz w:val="20"/>
+                <w:szCs w:val="20"/>
+              </w:rPr>
+              <w:t xml:space="preserve">Cartelería interpretativa (guiones y paneles de las cuatro estaciones)</w:t>
+            </w:r>
+          </w:p>
+        </w:tc>
+        <w:tc>
+          <w:tcPr>
+            <w:tcW w:type="dxa" w:w="1501"/>
+            <w:tcMar>
+              <w:top w:type="dxa" w:w="60"/>
+              <w:left w:type="dxa" w:w="100"/>
+              <w:bottom w:type="dxa" w:w="60"/>
+              <w:right w:type="dxa" w:w="100"/>
+            </w:tcMar>
+            <w:vAlign w:val="center"/>
+          </w:tcPr>
+          <w:p>
+            <w:pPr>
+              <w:spacing w:line="240" w:lineRule="auto"/>
+              <w:jc w:val="center"/>
+            </w:pPr>
+            <w:r>
+              <w:rPr>
+                <w:rFonts w:ascii="Arial" w:cs="Arial" w:eastAsia="Arial" w:hAnsi="Arial"/>
+                <w:b w:val="false"/>
+                <w:bCs w:val="false"/>
+                <w:i w:val="false"/>
+                <w:iCs w:val="false"/>
+                <w:color w:val="000000"/>
+                <w:sz w:val="20"/>
+                <w:szCs w:val="20"/>
+              </w:rPr>
+              <w:t xml:space="preserve">10.000</w:t>
+            </w:r>
+          </w:p>
+        </w:tc>
+      </w:tr>
+      <w:tr>
+        <w:trPr>
+          <w:cantSplit/>
+        </w:trPr>
+        <w:tc>
+          <w:tcPr>
+            <w:tcW w:type="dxa" w:w="7003"/>
+            <w:tcMar>
+              <w:top w:type="dxa" w:w="60"/>
+              <w:left w:type="dxa" w:w="100"/>
+              <w:bottom w:type="dxa" w:w="60"/>
+              <w:right w:type="dxa" w:w="100"/>
+            </w:tcMar>
+            <w:vAlign w:val="center"/>
+          </w:tcPr>
+          <w:p>
+            <w:pPr>
+              <w:spacing w:line="240" w:lineRule="auto"/>
+              <w:jc w:val="center"/>
+            </w:pPr>
+            <w:r>
+              <w:rPr>
+                <w:rFonts w:ascii="Arial" w:cs="Arial" w:eastAsia="Arial" w:hAnsi="Arial"/>
+                <w:b w:val="false"/>
+                <w:bCs w:val="false"/>
+                <w:i w:val="false"/>
+                <w:iCs w:val="false"/>
+                <w:color w:val="000000"/>
+                <w:sz w:val="20"/>
+                <w:szCs w:val="20"/>
+              </w:rPr>
+              <w:t xml:space="preserve">Mobiliario de cata</w:t>
+            </w:r>
+          </w:p>
+        </w:tc>
+        <w:tc>
+          <w:tcPr>
+            <w:tcW w:type="dxa" w:w="1501"/>
+            <w:tcMar>
+              <w:top w:type="dxa" w:w="60"/>
+              <w:left w:type="dxa" w:w="100"/>
+              <w:bottom w:type="dxa" w:w="60"/>
+              <w:right w:type="dxa" w:w="100"/>
+            </w:tcMar>
+            <w:vAlign w:val="center"/>
+          </w:tcPr>
+          <w:p>
+            <w:pPr>
+              <w:spacing w:line="240" w:lineRule="auto"/>
+              <w:jc w:val="center"/>
+            </w:pPr>
+            <w:r>
+              <w:rPr>
+                <w:rFonts w:ascii="Arial" w:cs="Arial" w:eastAsia="Arial" w:hAnsi="Arial"/>
+                <w:b w:val="false"/>
+                <w:bCs w:val="false"/>
+                <w:i w:val="false"/>
+                <w:iCs w:val="false"/>
+                <w:color w:val="000000"/>
+                <w:sz w:val="20"/>
+                <w:szCs w:val="20"/>
+              </w:rPr>
+              <w:t xml:space="preserve">8.000</w:t>
+            </w:r>
+          </w:p>
+        </w:tc>
+      </w:tr>
+      <w:tr>
+        <w:trPr>
+          <w:cantSplit/>
+        </w:trPr>
+        <w:tc>
+          <w:tcPr>
+            <w:tcW w:type="dxa" w:w="7003"/>
+            <w:tcMar>
+              <w:top w:type="dxa" w:w="60"/>
+              <w:left w:type="dxa" w:w="100"/>
+              <w:bottom w:type="dxa" w:w="60"/>
+              <w:right w:type="dxa" w:w="100"/>
+            </w:tcMar>
+            <w:vAlign w:val="center"/>
+          </w:tcPr>
+          <w:p>
+            <w:pPr>
+              <w:spacing w:line="240" w:lineRule="auto"/>
+              <w:jc w:val="center"/>
+            </w:pPr>
+            <w:r>
+              <w:rPr>
+                <w:rFonts w:ascii="Arial" w:cs="Arial" w:eastAsia="Arial" w:hAnsi="Arial"/>
+                <w:b w:val="false"/>
+                <w:bCs w:val="false"/>
+                <w:i w:val="false"/>
+                <w:iCs w:val="false"/>
+                <w:color w:val="000000"/>
+                <w:sz w:val="20"/>
+                <w:szCs w:val="20"/>
+              </w:rPr>
+              <w:t xml:space="preserve">Campaña de prelanzamiento digital</w:t>
+            </w:r>
+          </w:p>
+        </w:tc>
+        <w:tc>
+          <w:tcPr>
+            <w:tcW w:type="dxa" w:w="1501"/>
+            <w:tcMar>
+              <w:top w:type="dxa" w:w="60"/>
+              <w:left w:type="dxa" w:w="100"/>
+              <w:bottom w:type="dxa" w:w="60"/>
+              <w:right w:type="dxa" w:w="100"/>
+            </w:tcMar>
+            <w:vAlign w:val="center"/>
+          </w:tcPr>
+          <w:p>
+            <w:pPr>
+              <w:spacing w:line="240" w:lineRule="auto"/>
+              <w:jc w:val="center"/>
+            </w:pPr>
+            <w:r>
+              <w:rPr>
+                <w:rFonts w:ascii="Arial" w:cs="Arial" w:eastAsia="Arial" w:hAnsi="Arial"/>
+                <w:b w:val="false"/>
+                <w:bCs w:val="false"/>
+                <w:i w:val="false"/>
+                <w:iCs w:val="false"/>
+                <w:color w:val="000000"/>
+                <w:sz w:val="20"/>
+                <w:szCs w:val="20"/>
+              </w:rPr>
+              <w:t xml:space="preserve">7.000</w:t>
+            </w:r>
+          </w:p>
+        </w:tc>
+      </w:tr>
+      <w:tr>
+        <w:trPr>
+          <w:cantSplit/>
+        </w:trPr>
+        <w:tc>
+          <w:tcPr>
+            <w:tcW w:type="dxa" w:w="7003"/>
+            <w:tcMar>
+              <w:top w:type="dxa" w:w="60"/>
+              <w:left w:type="dxa" w:w="100"/>
+              <w:bottom w:type="dxa" w:w="60"/>
+              <w:right w:type="dxa" w:w="100"/>
+            </w:tcMar>
+            <w:vAlign w:val="center"/>
+          </w:tcPr>
+          <w:p>
+            <w:pPr>
+              <w:spacing w:line="240" w:lineRule="auto"/>
+              <w:jc w:val="center"/>
+            </w:pPr>
+            <w:r>
+              <w:rPr>
+                <w:rFonts w:ascii="Arial" w:cs="Arial" w:eastAsia="Arial" w:hAnsi="Arial"/>
+                <w:b/>
+                <w:bCs/>
+                <w:i w:val="false"/>
+                <w:iCs w:val="false"/>
+                <w:color w:val="000000"/>
+                <w:sz w:val="20"/>
+                <w:szCs w:val="20"/>
+              </w:rPr>
+              <w:t xml:space="preserve">Canal de la campaña de prelanzamiento (USD 7.000)</w:t>
+            </w:r>
+          </w:p>
+        </w:tc>
+        <w:tc>
+          <w:tcPr>
+            <w:tcW w:type="dxa" w:w="1501"/>
+            <w:tcMar>
+              <w:top w:type="dxa" w:w="60"/>
+              <w:left w:type="dxa" w:w="100"/>
+              <w:bottom w:type="dxa" w:w="60"/>
+              <w:right w:type="dxa" w:w="100"/>
+            </w:tcMar>
+            <w:vAlign w:val="center"/>
+          </w:tcPr>
+          <w:p>
+            <w:pPr>
+              <w:spacing w:line="240" w:lineRule="auto"/>
+              <w:jc w:val="center"/>
+            </w:pPr>
+            <w:r>
+              <w:rPr>
+                <w:rFonts w:ascii="Arial" w:cs="Arial" w:eastAsia="Arial" w:hAnsi="Arial"/>
+                <w:b/>
+                <w:bCs/>
+                <w:i w:val="false"/>
+                <w:iCs w:val="false"/>
+                <w:color w:val="000000"/>
+                <w:sz w:val="20"/>
+                <w:szCs w:val="20"/>
+              </w:rPr>
+              <w:t xml:space="preserve">Monto (USD)</w:t>
+            </w:r>
+          </w:p>
+        </w:tc>
+      </w:tr>
+      <w:tr>
+        <w:trPr>
+          <w:cantSplit/>
+        </w:trPr>
+        <w:tc>
+          <w:tcPr>
+            <w:tcW w:type="dxa" w:w="7003"/>
+            <w:tcMar>
+              <w:top w:type="dxa" w:w="60"/>
+              <w:left w:type="dxa" w:w="100"/>
+              <w:bottom w:type="dxa" w:w="60"/>
+              <w:right w:type="dxa" w:w="100"/>
+            </w:tcMar>
+            <w:vAlign w:val="center"/>
+          </w:tcPr>
+          <w:p>
+            <w:pPr>
+              <w:spacing w:line="240" w:lineRule="auto"/>
+              <w:jc w:val="center"/>
+            </w:pPr>
+            <w:r>
+              <w:rPr>
+                <w:rFonts w:ascii="Arial" w:cs="Arial" w:eastAsia="Arial" w:hAnsi="Arial"/>
+                <w:b w:val="false"/>
+                <w:bCs w:val="false"/>
+                <w:i w:val="false"/>
+                <w:iCs w:val="false"/>
+                <w:color w:val="000000"/>
+                <w:sz w:val="20"/>
+                <w:szCs w:val="20"/>
+              </w:rPr>
+              <w:t xml:space="preserve">Publicidad digital segmentada (Instagram, Facebook, YouTube)</w:t>
+            </w:r>
+          </w:p>
+        </w:tc>
+        <w:tc>
+          <w:tcPr>
+            <w:tcW w:type="dxa" w:w="1501"/>
+            <w:tcMar>
+              <w:top w:type="dxa" w:w="60"/>
+              <w:left w:type="dxa" w:w="100"/>
+              <w:bottom w:type="dxa" w:w="60"/>
+              <w:right w:type="dxa" w:w="100"/>
+            </w:tcMar>
+            <w:vAlign w:val="center"/>
+          </w:tcPr>
+          <w:p>
+            <w:pPr>
+              <w:spacing w:line="240" w:lineRule="auto"/>
+              <w:jc w:val="center"/>
+            </w:pPr>
+            <w:r>
+              <w:rPr>
+                <w:rFonts w:ascii="Arial" w:cs="Arial" w:eastAsia="Arial" w:hAnsi="Arial"/>
+                <w:b w:val="false"/>
+                <w:bCs w:val="false"/>
+                <w:i w:val="false"/>
+                <w:iCs w:val="false"/>
+                <w:color w:val="000000"/>
+                <w:sz w:val="20"/>
+                <w:szCs w:val="20"/>
+              </w:rPr>
+              <w:t xml:space="preserve">3.000</w:t>
+            </w:r>
+          </w:p>
+        </w:tc>
+      </w:tr>
+      <w:tr>
+        <w:trPr>
+          <w:cantSplit/>
+        </w:trPr>
+        <w:tc>
+          <w:tcPr>
+            <w:tcW w:type="dxa" w:w="7003"/>
+            <w:tcMar>
+              <w:top w:type="dxa" w:w="60"/>
+              <w:left w:type="dxa" w:w="100"/>
+              <w:bottom w:type="dxa" w:w="60"/>
+              <w:right w:type="dxa" w:w="100"/>
+            </w:tcMar>
+            <w:vAlign w:val="center"/>
+          </w:tcPr>
+          <w:p>
+            <w:pPr>
+              <w:spacing w:line="240" w:lineRule="auto"/>
+              <w:jc w:val="center"/>
+            </w:pPr>
+            <w:r>
+              <w:rPr>
+                <w:rFonts w:ascii="Arial" w:cs="Arial" w:eastAsia="Arial" w:hAnsi="Arial"/>
+                <w:b w:val="false"/>
+                <w:bCs w:val="false"/>
+                <w:i w:val="false"/>
+                <w:iCs w:val="false"/>
+                <w:color w:val="000000"/>
+                <w:sz w:val="20"/>
+                <w:szCs w:val="20"/>
+              </w:rPr>
+              <w:t xml:space="preserve">Presencia binacional en la Semana de Harriague</w:t>
+            </w:r>
+          </w:p>
+        </w:tc>
+        <w:tc>
+          <w:tcPr>
+            <w:tcW w:type="dxa" w:w="1501"/>
+            <w:tcMar>
+              <w:top w:type="dxa" w:w="60"/>
+              <w:left w:type="dxa" w:w="100"/>
+              <w:bottom w:type="dxa" w:w="60"/>
+              <w:right w:type="dxa" w:w="100"/>
+            </w:tcMar>
+            <w:vAlign w:val="center"/>
+          </w:tcPr>
+          <w:p>
+            <w:pPr>
+              <w:spacing w:line="240" w:lineRule="auto"/>
+              <w:jc w:val="center"/>
+            </w:pPr>
+            <w:r>
+              <w:rPr>
+                <w:rFonts w:ascii="Arial" w:cs="Arial" w:eastAsia="Arial" w:hAnsi="Arial"/>
+                <w:b w:val="false"/>
+                <w:bCs w:val="false"/>
+                <w:i w:val="false"/>
+                <w:iCs w:val="false"/>
+                <w:color w:val="000000"/>
+                <w:sz w:val="20"/>
+                <w:szCs w:val="20"/>
+              </w:rPr>
+              <w:t xml:space="preserve">1.500</w:t>
+            </w:r>
+          </w:p>
+        </w:tc>
+      </w:tr>
+      <w:tr>
+        <w:trPr>
+          <w:cantSplit/>
+        </w:trPr>
+        <w:tc>
+          <w:tcPr>
+            <w:tcW w:type="dxa" w:w="7003"/>
+            <w:tcMar>
+              <w:top w:type="dxa" w:w="60"/>
+              <w:left w:type="dxa" w:w="100"/>
+              <w:bottom w:type="dxa" w:w="60"/>
+              <w:right w:type="dxa" w:w="100"/>
+            </w:tcMar>
+            <w:vAlign w:val="center"/>
+          </w:tcPr>
+          <w:p>
+            <w:pPr>
+              <w:spacing w:line="240" w:lineRule="auto"/>
+              <w:jc w:val="center"/>
+            </w:pPr>
+            <w:r>
+              <w:rPr>
+                <w:rFonts w:ascii="Arial" w:cs="Arial" w:eastAsia="Arial" w:hAnsi="Arial"/>
+                <w:b w:val="false"/>
+                <w:bCs w:val="false"/>
+                <w:i w:val="false"/>
+                <w:iCs w:val="false"/>
+                <w:color w:val="000000"/>
+                <w:sz w:val="20"/>
+                <w:szCs w:val="20"/>
+              </w:rPr>
+              <w:t xml:space="preserve">Participación en ferias internacionales (stand INAVI, Festuris)</w:t>
+            </w:r>
+          </w:p>
+        </w:tc>
+        <w:tc>
+          <w:tcPr>
+            <w:tcW w:type="dxa" w:w="1501"/>
+            <w:tcMar>
+              <w:top w:type="dxa" w:w="60"/>
+              <w:left w:type="dxa" w:w="100"/>
+              <w:bottom w:type="dxa" w:w="60"/>
+              <w:right w:type="dxa" w:w="100"/>
+            </w:tcMar>
+            <w:vAlign w:val="center"/>
+          </w:tcPr>
+          <w:p>
+            <w:pPr>
+              <w:spacing w:line="240" w:lineRule="auto"/>
+              <w:jc w:val="center"/>
+            </w:pPr>
+            <w:r>
+              <w:rPr>
+                <w:rFonts w:ascii="Arial" w:cs="Arial" w:eastAsia="Arial" w:hAnsi="Arial"/>
+                <w:b w:val="false"/>
+                <w:bCs w:val="false"/>
+                <w:i w:val="false"/>
+                <w:iCs w:val="false"/>
+                <w:color w:val="000000"/>
+                <w:sz w:val="20"/>
+                <w:szCs w:val="20"/>
+              </w:rPr>
+              <w:t xml:space="preserve">1.500</w:t>
+            </w:r>
+          </w:p>
+        </w:tc>
+      </w:tr>
+      <w:tr>
+        <w:trPr>
+          <w:cantSplit/>
+        </w:trPr>
+        <w:tc>
+          <w:tcPr>
+            <w:tcW w:type="dxa" w:w="7003"/>
+            <w:tcMar>
+              <w:top w:type="dxa" w:w="60"/>
+              <w:left w:type="dxa" w:w="100"/>
+              <w:bottom w:type="dxa" w:w="60"/>
+              <w:right w:type="dxa" w:w="100"/>
+            </w:tcMar>
+            <w:vAlign w:val="center"/>
+          </w:tcPr>
+          <w:p>
+            <w:pPr>
+              <w:spacing w:line="240" w:lineRule="auto"/>
+              <w:jc w:val="center"/>
+            </w:pPr>
+            <w:r>
+              <w:rPr>
+                <w:rFonts w:ascii="Arial" w:cs="Arial" w:eastAsia="Arial" w:hAnsi="Arial"/>
+                <w:b w:val="false"/>
+                <w:bCs w:val="false"/>
+                <w:i w:val="false"/>
+                <w:iCs w:val="false"/>
+                <w:color w:val="000000"/>
+                <w:sz w:val="20"/>
+                <w:szCs w:val="20"/>
+              </w:rPr>
+              <w:t xml:space="preserve">Vinculación con el Salón del Vino Fino de Salto</w:t>
+            </w:r>
+          </w:p>
+        </w:tc>
+        <w:tc>
+          <w:tcPr>
+            <w:tcW w:type="dxa" w:w="1501"/>
+            <w:tcMar>
+              <w:top w:type="dxa" w:w="60"/>
+              <w:left w:type="dxa" w:w="100"/>
+              <w:bottom w:type="dxa" w:w="60"/>
+              <w:right w:type="dxa" w:w="100"/>
+            </w:tcMar>
+            <w:vAlign w:val="center"/>
+          </w:tcPr>
+          <w:p>
+            <w:pPr>
+              <w:spacing w:line="240" w:lineRule="auto"/>
+              <w:jc w:val="center"/>
+            </w:pPr>
+            <w:r>
+              <w:rPr>
+                <w:rFonts w:ascii="Arial" w:cs="Arial" w:eastAsia="Arial" w:hAnsi="Arial"/>
+                <w:b w:val="false"/>
+                <w:bCs w:val="false"/>
+                <w:i w:val="false"/>
+                <w:iCs w:val="false"/>
+                <w:color w:val="000000"/>
+                <w:sz w:val="20"/>
+                <w:szCs w:val="20"/>
+              </w:rPr>
+              <w:t xml:space="preserve">1.000</w:t>
+            </w:r>
+          </w:p>
+        </w:tc>
+      </w:tr>
+    </w:tbl>
+    <w:p>
+      <w:pPr>
+        <w:spacing w:after="160"/>
+      </w:pPr>
+    </w:p>
+    <w:p>
+      <w:pPr>
+        <w:spacing w:after="200" w:before="80" w:line="240" w:lineRule="auto"/>
+        <w:jc w:val="left"/>
+      </w:pPr>
+      <w:r>
+        <w:rPr>
+          <w:rFonts w:ascii="Arial" w:cs="Arial" w:eastAsia="Arial" w:hAnsi="Arial"/>
+          <w:b w:val="false"/>
+          <w:bCs w:val="false"/>
+          <w:i/>
+          <w:iCs/>
+          <w:color w:val="000000"/>
+          <w:sz w:val="20"/>
+          <w:szCs w:val="20"/>
+        </w:rPr>
+        <w:t xml:space="preserve">Nota.</w:t>
+      </w:r>
+      <w:r>
+        <w:rPr>
+          <w:rFonts w:ascii="Arial" w:cs="Arial" w:eastAsia="Arial" w:hAnsi="Arial"/>
+          <w:b w:val="false"/>
+          <w:bCs w:val="false"/>
+          <w:i w:val="false"/>
+          <w:iCs w:val="false"/>
+          <w:color w:val="000000"/>
+          <w:sz w:val="20"/>
+          <w:szCs w:val="20"/>
+        </w:rPr>
+        <w:t xml:space="preserve"> Elaboración propia. El desglose por canal corresponde a la apertura de la partida "Campaña de prelanzamiento digital" del cuadro superior.</w:t>
+      </w:r>
+    </w:p>
+    <w:p>
+      <w:pPr>
+        <w:keepNext w:val="false"/>
+        <w:spacing w:after="200" w:line="240" w:lineRule="auto"/>
+        <w:jc w:val="both"/>
+      </w:pPr>
+      <w:r>
+        <w:rPr>
+          <w:rFonts w:ascii="Arial" w:cs="Arial" w:eastAsia="Arial" w:hAnsi="Arial"/>
+          <w:b w:val="false"/>
+          <w:bCs w:val="false"/>
+          <w:i w:val="false"/>
+          <w:iCs w:val="false"/>
+          <w:color w:val="000000"/>
+          <w:sz w:val="24"/>
+          <w:szCs w:val="24"/>
+        </w:rPr>
+        <w:t xml:space="preserve">Esta apertura por rubro permite anticipar dos cuestiones de gestión que exceden el simple encuadre contable. En primer lugar, la mayor asignación recae sobre la plataforma de reservas (44% del total), coherente con el diagnóstico del punto 4.1, que identificó la ausencia de un motor de reservas en tiempo real como una de las principales brechas digitales del circuito. En segundo lugar, dentro de la campaña de prelanzamiento, el mayor peso corresponde a la publicidad digital segmentada, lo que resulta consistente con la estrategia de posicionamiento definida en el punto 6.1.1: alcanzar de forma eficiente a los segmentos geográficos de Montevideo, Buenos Aires y el sur de Brasil identificados en el punto 4.5, sin incurrir en los costos fijos más elevados que implicaría una campaña de medios masivos tradicionales.</w:t>
+      </w:r>
+    </w:p>
+    <w:p>
+      <w:pPr>
+        <w:pStyle w:val="Heading2"/>
+        <w:keepNext/>
+        <w:spacing w:after="140" w:before="300" w:line="240" w:lineRule="auto"/>
+        <w:jc w:val="left"/>
+      </w:pPr>
+      <w:r>
+        <w:rPr>
+          <w:rFonts w:ascii="Arial" w:cs="Arial" w:eastAsia="Arial" w:hAnsi="Arial"/>
+          <w:b/>
+          <w:bCs/>
+          <w:i w:val="false"/>
+          <w:iCs w:val="false"/>
+          <w:color w:val="3b1522"/>
+          <w:sz w:val="27"/>
+          <w:szCs w:val="27"/>
+        </w:rPr>
+        <w:t xml:space="preserve">6.2. Estrategia de Sostenibilidad</w:t>
+      </w:r>
+    </w:p>
+    <w:p>
+      <w:pPr>
+        <w:keepNext w:val="false"/>
+        <w:spacing w:after="200" w:line="240" w:lineRule="auto"/>
+        <w:jc w:val="both"/>
+      </w:pPr>
+      <w:r>
+        <w:rPr>
+          <w:rFonts w:ascii="Arial" w:cs="Arial" w:eastAsia="Arial" w:hAnsi="Arial"/>
+          <w:b w:val="false"/>
+          <w:bCs w:val="false"/>
+          <w:i w:val="false"/>
+          <w:iCs w:val="false"/>
+          <w:color w:val="000000"/>
+          <w:sz w:val="24"/>
+          <w:szCs w:val="24"/>
+        </w:rPr>
+        <w:t xml:space="preserve">La estrategia de sostenibilidad se apoya en tres líneas de acción. En el plano agrícola, se persigue la certificación progresiva de la totalidad de los viñedos bajo el Plan de Uva Sostenible de INAVI. En el plano de la economía circular y el abastecimiento local, se prevé que el 100% de los insumos gastronómicos de maridaje sea adquirido a pequeños agricultores y cooperativas rurales de Colonia Osimani y Parada Daymán. Finalmente, se constituye un fondo de desarrollo de la caminería rural mediante un fideicomiso con el 3% del ingreso neto de la venta de pasajes, destinado a la reparación y el mantenimiento de las vías rurales de ripio.</w:t>
+      </w:r>
+    </w:p>
+    <w:p>
+      <w:pPr>
+        <w:keepNext w:val="false"/>
+        <w:spacing w:after="200" w:line="240" w:lineRule="auto"/>
+        <w:jc w:val="both"/>
+      </w:pPr>
+      <w:r>
+        <w:rPr>
+          <w:rFonts w:ascii="Arial" w:cs="Arial" w:eastAsia="Arial" w:hAnsi="Arial"/>
+          <w:b w:val="false"/>
+          <w:bCs w:val="false"/>
+          <w:i w:val="false"/>
+          <w:iCs w:val="false"/>
+          <w:color w:val="000000"/>
+          <w:sz w:val="24"/>
+          <w:szCs w:val="24"/>
+        </w:rPr>
+        <w:t xml:space="preserve">Estas tres líneas de acción no son iniciativas aisladas, sino la traducción operativa del criterio de triple resultado (Elkington, 1997), según el cual la sostenibilidad de un emprendimiento debe evaluarse simultáneamente en su desempeño económico, social y ambiental, y no únicamente en su rentabilidad financiera. La certificación bajo el Plan de Uva Sostenible de INAVI atiende la dimensión ambiental, en línea con lo ya fundamentado en el punto 2.1; el abastecimiento local de insumos gastronómicos atiende la dimensión social, al retener en el territorio el gasto generado por el circuito y fortalecer a los pequeños productores de Colonia Osimani y Parada Daymán identificados como beneficiarios indirectos (5.2); y el fideicomiso de caminería rural atiende, de forma directa, una de las principales debilidades de infraestructura diagnosticadas en el Capítulo 4, financiando su mitigación con recursos generados por el propio circuito y no exclusivamente con fondos públicos. Esta estructura tripartita permite que la sostenibilidad del proyecto no dependa de la buena voluntad de sus gestores, sino que quede incorporada en su propio modelo de ingresos y costos.</w:t>
+      </w:r>
+    </w:p>
+    <w:p>
+      <w:pPr>
+        <w:pStyle w:val="Heading2"/>
+        <w:keepNext/>
+        <w:spacing w:after="140" w:before="300" w:line="240" w:lineRule="auto"/>
+        <w:jc w:val="left"/>
+      </w:pPr>
+      <w:r>
+        <w:rPr>
+          <w:rFonts w:ascii="Arial" w:cs="Arial" w:eastAsia="Arial" w:hAnsi="Arial"/>
+          <w:b/>
+          <w:bCs/>
+          <w:i w:val="false"/>
+          <w:iCs w:val="false"/>
+          <w:color w:val="3b1522"/>
+          <w:sz w:val="27"/>
+          <w:szCs w:val="27"/>
+        </w:rPr>
+        <w:t xml:space="preserve">6.3. Estrategia de Calidad</w:t>
+      </w:r>
+    </w:p>
+    <w:p>
+      <w:pPr>
+        <w:keepNext w:val="false"/>
+        <w:spacing w:after="200" w:line="240" w:lineRule="auto"/>
+        <w:jc w:val="both"/>
+      </w:pPr>
+      <w:r>
+        <w:rPr>
+          <w:rFonts w:ascii="Arial" w:cs="Arial" w:eastAsia="Arial" w:hAnsi="Arial"/>
+          <w:b w:val="false"/>
+          <w:bCs w:val="false"/>
+          <w:i w:val="false"/>
+          <w:iCs w:val="false"/>
+          <w:color w:val="000000"/>
+          <w:sz w:val="24"/>
+          <w:szCs w:val="24"/>
+        </w:rPr>
+        <w:t xml:space="preserve">La estrategia de calidad se sostiene sobre tres pilares. El primero es la malla curricular de formación enoturística: un curso intensivo de 120 horas en hospitalidad enológica y guión interpretativo, coordinado por el CENUR Litoral Norte y la UTU, de carácter obligatorio para guías, choferes y personal de bodegas. El segundo es el manual de pautas de servicio unificado, que fija tiempos máximos de espera, vestimenta, normas de seguridad e higiene en cata y requisitos de accesibilidad física. El tercero es el bucle de retroalimentación QR, una evaluación interactiva mediante código QR en las copas de cata de obsequio, integrada al sistema de control de calidad del Comité de Gestión.</w:t>
+      </w:r>
+    </w:p>
+    <w:p>
+      <w:pPr>
+        <w:pStyle w:val="Heading2"/>
+        <w:keepNext/>
+        <w:spacing w:after="140" w:before="300" w:line="240" w:lineRule="auto"/>
+        <w:jc w:val="left"/>
+      </w:pPr>
+      <w:r>
+        <w:rPr>
+          <w:rFonts w:ascii="Arial" w:cs="Arial" w:eastAsia="Arial" w:hAnsi="Arial"/>
+          <w:b/>
+          <w:bCs/>
+          <w:i w:val="false"/>
+          <w:iCs w:val="false"/>
+          <w:color w:val="3b1522"/>
+          <w:sz w:val="27"/>
+          <w:szCs w:val="27"/>
+        </w:rPr>
+        <w:t xml:space="preserve">6.4. Estrategia de Operaciones</w:t>
+      </w:r>
+    </w:p>
+    <w:p>
+      <w:pPr>
+        <w:pStyle w:val="Heading3"/>
+        <w:keepNext/>
+        <w:spacing w:after="100" w:before="220" w:line="240" w:lineRule="auto"/>
+        <w:jc w:val="left"/>
+      </w:pPr>
+      <w:r>
+        <w:rPr>
+          <w:rFonts w:ascii="Arial" w:cs="Arial" w:eastAsia="Arial" w:hAnsi="Arial"/>
+          <w:b/>
+          <w:bCs/>
+          <w:i/>
+          <w:iCs/>
+          <w:color w:val="3b3b3b"/>
+          <w:sz w:val="24"/>
+          <w:szCs w:val="24"/>
+        </w:rPr>
+        <w:t xml:space="preserve">6.4.1. Itinerario operativo — Paquete 1 (media jornada)</w:t>
+      </w:r>
+    </w:p>
+    <w:p>
+      <w:pPr>
+        <w:keepNext/>
+        <w:spacing w:after="0" w:before="200" w:line="240" w:lineRule="auto"/>
+        <w:jc w:val="left"/>
+      </w:pPr>
+      <w:r>
+        <w:rPr>
+          <w:rFonts w:ascii="Arial" w:cs="Arial" w:eastAsia="Arial" w:hAnsi="Arial"/>
+          <w:b/>
+          <w:bCs/>
+          <w:i w:val="false"/>
+          <w:iCs w:val="false"/>
+          <w:color w:val="3b1522"/>
+          <w:sz w:val="24"/>
+          <w:szCs w:val="24"/>
+        </w:rPr>
+        <w:t xml:space="preserve">Tabla 13</w:t>
       </w:r>
     </w:p>
     <w:p>
@@ -9977,7 +13495,7 @@
           <w:sz w:val="24"/>
           <w:szCs w:val="24"/>
         </w:rPr>
-        <w:t xml:space="preserve">Tabla 9</w:t>
+        <w:t xml:space="preserve">Tabla 14</w:t>
       </w:r>
     </w:p>
     <w:p>
@@ -10959,27 +14477,6 @@
     </w:p>
     <w:p>
       <w:pPr>
-        <w:pStyle w:val="Heading2"/>
-        <w:keepNext/>
-        <w:spacing w:after="140" w:before="300" w:line="240" w:lineRule="auto"/>
-        <w:jc w:val="left"/>
-      </w:pPr>
-      <w:r>
-        <w:rPr>
-          <w:rFonts w:ascii="Arial" w:cs="Arial" w:eastAsia="Arial" w:hAnsi="Arial"/>
-          <w:b/>
-          <w:bCs/>
-          <w:i w:val="false"/>
-          <w:iCs w:val="false"/>
-          <w:color w:val="3b1522"/>
-          <w:sz w:val="27"/>
-          <w:szCs w:val="27"/>
-        </w:rPr>
-        <w:t xml:space="preserve">6.5. Planificación Financiera</w:t>
-      </w:r>
-    </w:p>
-    <w:p>
-      <w:pPr>
         <w:pStyle w:val="Heading3"/>
         <w:keepNext/>
         <w:spacing w:after="100" w:before="220" w:line="240" w:lineRule="auto"/>
@@ -10996,7 +14493,7 @@
           <w:sz w:val="24"/>
           <w:szCs w:val="24"/>
         </w:rPr>
-        <w:t xml:space="preserve">6.5.1. Análisis de Costos</w:t>
+        <w:t xml:space="preserve">6.4.5. Requisitos de Habilitación y Cobertura de Riesgos</w:t>
       </w:r>
     </w:p>
     <w:p>
@@ -11016,27 +14513,28 @@
           <w:sz w:val="24"/>
           <w:szCs w:val="24"/>
         </w:rPr>
-        <w:t xml:space="preserve">Costos fijos del Comité de Gestión (mensuales): coordinador del circuito y reservas (USD 200); publicidad digital y redes sociales (USD 450); soporte del portal web y motor de reservas (USD 150); seguro de responsabilidad civil turística colectiva (USD 200). Total mensual: USD 2.000 (anualizado: USD 24.000).</w:t>
-      </w:r>
-    </w:p>
-    <w:p>
-      <w:pPr>
-        <w:keepNext w:val="false"/>
-        <w:spacing w:after="200" w:line="240" w:lineRule="auto"/>
-        <w:jc w:val="both"/>
-      </w:pPr>
-      <w:r>
-        <w:rPr>
-          <w:rFonts w:ascii="Arial" w:cs="Arial" w:eastAsia="Arial" w:hAnsi="Arial"/>
-          <w:b w:val="false"/>
-          <w:bCs w:val="false"/>
-          <w:i w:val="false"/>
-          <w:iCs w:val="false"/>
-          <w:color w:val="000000"/>
-          <w:sz w:val="24"/>
-          <w:szCs w:val="24"/>
-        </w:rPr>
-        <w:t xml:space="preserve">Costos variables por turista (Paquete 1): logística y transporte (USD 8); copa de obsequio, vino y tabla de quesos (USD 12); honorario proporcional del guía (USD 5); comisión al conserje del hotel (10% del PVP, USD 4); folleto interpretativo y bolsa de transporte (USD 1). Total: USD 30 por turista.</w:t>
+        <w:t xml:space="preserve">La operativa del circuito depende de un conjunto de habilitaciones y coberturas que deben estar vigentes antes de la salida operativa piloto prevista en el calendario de implantación (6.6). En materia de transporte, la empresa de minibuses contratada por el Comité de Gestión debe contar con la habilitación turística nacional exigida por el Decreto N.° 278/015 (5.5), inscripta ante el MINTUR con reinscripción anual, así como con cobertura de seguro de responsabilidad civil que alcance tanto a terceros como a los pasajeros transportados. En materia de las bodegas asociadas, la condición de prestador de servicios turísticos habilitado bajo el Decreto N.° 370/010 (5.5) exige mantener vigente el registro ante el MINTUR y la habilitación sanitaria del INAVI para la venta de botellas cerradas y la realización de catas comerciales. En materia de responsabilidad civil general, el Comité de Gestión contrata una póliza colectiva que cubre eventuales accidentes durante las visitas guiadas en cada una de las cuatro estaciones (5.1.3), incluida la manipulación de maquinaria de vinificación durante los recorridos técnicos de las Estaciones 2 y 3. Finalmente, el personal gastronómico que participa en las degustaciones y maridajes —tanto el propio de las bodegas como el de los proveedores locales de quesos y panificados (6.2)— debe contar con carné de manipulación de alimentos vigente, en cumplimiento de la normativa bromatológica departamental. La verificación de estos cuatro requisitos se incorpora como condición previa a la firma de los convenios anuales entre el Comité de Gestión y cada proveedor (6.4.3), y su seguimiento queda a cargo del Consejo Consultivo Técnico (5.4) como parte de sus funciones semestrales de auditoría.</w:t>
+      </w:r>
+    </w:p>
+    <w:p>
+      <w:pPr>
+        <w:pStyle w:val="Heading2"/>
+        <w:keepNext/>
+        <w:spacing w:after="140" w:before="300" w:line="240" w:lineRule="auto"/>
+        <w:jc w:val="left"/>
+      </w:pPr>
+      <w:r>
+        <w:rPr>
+          <w:rFonts w:ascii="Arial" w:cs="Arial" w:eastAsia="Arial" w:hAnsi="Arial"/>
+          <w:b/>
+          <w:bCs/>
+          <w:i w:val="false"/>
+          <w:iCs w:val="false"/>
+          <w:color w:val="3b1522"/>
+          <w:sz w:val="27"/>
+          <w:szCs w:val="27"/>
+        </w:rPr>
+        <w:t xml:space="preserve">6.5. Planificación Financiera</w:t>
       </w:r>
     </w:p>
     <w:p>
@@ -11057,6 +14555,67 @@
           <w:sz w:val="24"/>
           <w:szCs w:val="24"/>
         </w:rPr>
+        <w:t xml:space="preserve">6.5.1. Análisis de Costos</w:t>
+      </w:r>
+    </w:p>
+    <w:p>
+      <w:pPr>
+        <w:keepNext w:val="false"/>
+        <w:spacing w:after="200" w:line="240" w:lineRule="auto"/>
+        <w:jc w:val="both"/>
+      </w:pPr>
+      <w:r>
+        <w:rPr>
+          <w:rFonts w:ascii="Arial" w:cs="Arial" w:eastAsia="Arial" w:hAnsi="Arial"/>
+          <w:b w:val="false"/>
+          <w:bCs w:val="false"/>
+          <w:i w:val="false"/>
+          <w:iCs w:val="false"/>
+          <w:color w:val="000000"/>
+          <w:sz w:val="24"/>
+          <w:szCs w:val="24"/>
+        </w:rPr>
+        <w:t xml:space="preserve">Costos fijos del Comité de Gestión (mensuales): coordinador del circuito y reservas (USD 200); publicidad digital y redes sociales (USD 450); soporte del portal web y motor de reservas (USD 150); seguro de responsabilidad civil turística colectiva (USD 200). Total mensual: USD 2.000 (anualizado: USD 24.000).</w:t>
+      </w:r>
+    </w:p>
+    <w:p>
+      <w:pPr>
+        <w:keepNext w:val="false"/>
+        <w:spacing w:after="200" w:line="240" w:lineRule="auto"/>
+        <w:jc w:val="both"/>
+      </w:pPr>
+      <w:r>
+        <w:rPr>
+          <w:rFonts w:ascii="Arial" w:cs="Arial" w:eastAsia="Arial" w:hAnsi="Arial"/>
+          <w:b w:val="false"/>
+          <w:bCs w:val="false"/>
+          <w:i w:val="false"/>
+          <w:iCs w:val="false"/>
+          <w:color w:val="000000"/>
+          <w:sz w:val="24"/>
+          <w:szCs w:val="24"/>
+        </w:rPr>
+        <w:t xml:space="preserve">Costos variables por turista (Paquete 1): logística y transporte (USD 8); copa de obsequio, vino y tabla de quesos (USD 12); honorario proporcional del guía (USD 5); comisión al conserje del hotel (10% del PVP, USD 4); folleto interpretativo y bolsa de transporte (USD 1). Total: USD 30 por turista.</w:t>
+      </w:r>
+    </w:p>
+    <w:p>
+      <w:pPr>
+        <w:pStyle w:val="Heading3"/>
+        <w:keepNext/>
+        <w:spacing w:after="100" w:before="220" w:line="240" w:lineRule="auto"/>
+        <w:jc w:val="left"/>
+      </w:pPr>
+      <w:r>
+        <w:rPr>
+          <w:rFonts w:ascii="Arial" w:cs="Arial" w:eastAsia="Arial" w:hAnsi="Arial"/>
+          <w:b/>
+          <w:bCs/>
+          <w:i/>
+          <w:iCs/>
+          <w:color w:val="3b3b3b"/>
+          <w:sz w:val="24"/>
+          <w:szCs w:val="24"/>
+        </w:rPr>
         <w:t xml:space="preserve">6.5.2. Proyecciones</w:t>
       </w:r>
     </w:p>
@@ -11077,7 +14636,7 @@
           <w:sz w:val="24"/>
           <w:szCs w:val="24"/>
         </w:rPr>
-        <w:t xml:space="preserve">Tabla 10</w:t>
+        <w:t xml:space="preserve">Tabla 15</w:t>
       </w:r>
     </w:p>
     <w:p>
@@ -12645,6 +16204,768 @@
     </w:p>
     <w:p>
       <w:pPr>
+        <w:keepNext w:val="false"/>
+        <w:spacing w:after="200" w:line="240" w:lineRule="auto"/>
+        <w:jc w:val="both"/>
+      </w:pPr>
+      <w:r>
+        <w:rPr>
+          <w:rFonts w:ascii="Arial" w:cs="Arial" w:eastAsia="Arial" w:hAnsi="Arial"/>
+          <w:b w:val="false"/>
+          <w:bCs w:val="false"/>
+          <w:i w:val="false"/>
+          <w:iCs w:val="false"/>
+          <w:color w:val="000000"/>
+          <w:sz w:val="24"/>
+          <w:szCs w:val="24"/>
+        </w:rPr>
+        <w:t xml:space="preserve">Dado que la proyección de 3.630 turistas para el Año 1 constituye un supuesto de demanda no validado empíricamente (3.3), resulta pertinente estimar la sensibilidad del ROI ante desvíos de esa proyección, aplicando la misma fórmula del punto 6.5.4 bajo dos escenarios alternativos que mantienen constantes el precio (USD 45), el costo variable unitario (USD 30) y los costos fijos anuales (USD 24.000). En un escenario pesimista, con una captación 20% menor a la proyectada (2.904 turistas), los ingresos totales serían de USD 130.680, los costos variables de USD 87.120 y el flujo de caja neto de USD 19.560, lo que arroja un ROI de aproximadamente 43,5%; es relevante notar que, incluso en este escenario adverso, la captación de 2.904 turistas permanece muy por encima del punto de equilibrio de 1.600 turistas anuales (6.5.3), por lo que el proyecto conserva su viabilidad operativa. En un escenario optimista, con una captación 20% mayor (4.356 turistas), los ingresos ascenderían a USD 196.020, los costos variables a USD 130.680 y el flujo de caja neto a USD 41.340, con un ROI cercano al 91,9%. Este ejercicio de sensibilidad confirma que el modelo de negocio tolera una variación considerable en sus supuestos de demanda sin comprometer su sostenibilidad financiera básica, lo que refuerza la recomendación —ya planteada en el Capítulo 7— de iniciar la operación con el Paquete 1 a modo de piloto antes de comprometer la totalidad de la inversión en la oferta completa.</w:t>
+      </w:r>
+    </w:p>
+    <w:p>
+      <w:pPr>
+        <w:keepNext/>
+        <w:spacing w:after="0" w:before="200" w:line="240" w:lineRule="auto"/>
+        <w:jc w:val="left"/>
+      </w:pPr>
+      <w:r>
+        <w:rPr>
+          <w:rFonts w:ascii="Arial" w:cs="Arial" w:eastAsia="Arial" w:hAnsi="Arial"/>
+          <w:b/>
+          <w:bCs/>
+          <w:i w:val="false"/>
+          <w:iCs w:val="false"/>
+          <w:color w:val="3b1522"/>
+          <w:sz w:val="24"/>
+          <w:szCs w:val="24"/>
+        </w:rPr>
+        <w:t xml:space="preserve">Tabla 16</w:t>
+      </w:r>
+    </w:p>
+    <w:p>
+      <w:pPr>
+        <w:keepNext/>
+        <w:spacing w:after="120" w:before="0" w:line="240" w:lineRule="auto"/>
+        <w:jc w:val="left"/>
+      </w:pPr>
+      <w:r>
+        <w:rPr>
+          <w:rFonts w:ascii="Arial" w:cs="Arial" w:eastAsia="Arial" w:hAnsi="Arial"/>
+          <w:b w:val="false"/>
+          <w:bCs w:val="false"/>
+          <w:i/>
+          <w:iCs/>
+          <w:color w:val="000000"/>
+          <w:sz w:val="24"/>
+          <w:szCs w:val="24"/>
+        </w:rPr>
+        <w:t xml:space="preserve">Análisis de sensibilidad del ROI Año 1 ante variaciones en la demanda proyectada</w:t>
+      </w:r>
+    </w:p>
+    <w:tbl>
+      <w:tblPr>
+        <w:tblW w:type="dxa" w:w="8504"/>
+        <w:tblBorders>
+          <w:top w:val="single" w:color="000000" w:sz="4"/>
+          <w:left w:val="single" w:color="000000" w:sz="4"/>
+          <w:bottom w:val="single" w:color="000000" w:sz="4"/>
+          <w:right w:val="single" w:color="000000" w:sz="4"/>
+          <w:insideH w:val="single" w:color="000000" w:sz="4"/>
+          <w:insideV w:val="single" w:color="000000" w:sz="4"/>
+        </w:tblBorders>
+      </w:tblPr>
+      <w:tblGrid>
+        <w:gridCol w:w="2180"/>
+        <w:gridCol w:w="1635"/>
+        <w:gridCol w:w="1816"/>
+        <w:gridCol w:w="1998"/>
+        <w:gridCol w:w="875"/>
+      </w:tblGrid>
+      <w:tr>
+        <w:trPr>
+          <w:cantSplit/>
+        </w:trPr>
+        <w:tc>
+          <w:tcPr>
+            <w:tcW w:type="dxa" w:w="2180"/>
+            <w:shd w:fill="5b2333" w:val="clear"/>
+            <w:tcMar>
+              <w:top w:type="dxa" w:w="60"/>
+              <w:left w:type="dxa" w:w="100"/>
+              <w:bottom w:type="dxa" w:w="60"/>
+              <w:right w:type="dxa" w:w="100"/>
+            </w:tcMar>
+            <w:vAlign w:val="center"/>
+          </w:tcPr>
+          <w:p>
+            <w:pPr>
+              <w:spacing w:line="240" w:lineRule="auto"/>
+              <w:jc w:val="center"/>
+            </w:pPr>
+            <w:r>
+              <w:rPr>
+                <w:rFonts w:ascii="Arial" w:cs="Arial" w:eastAsia="Arial" w:hAnsi="Arial"/>
+                <w:b/>
+                <w:bCs/>
+                <w:i w:val="false"/>
+                <w:iCs w:val="false"/>
+                <w:color w:val="ffffff"/>
+                <w:sz w:val="20"/>
+                <w:szCs w:val="20"/>
+              </w:rPr>
+              <w:t xml:space="preserve">Escenario</w:t>
+            </w:r>
+          </w:p>
+        </w:tc>
+        <w:tc>
+          <w:tcPr>
+            <w:tcW w:type="dxa" w:w="1635"/>
+            <w:shd w:fill="5b2333" w:val="clear"/>
+            <w:tcMar>
+              <w:top w:type="dxa" w:w="60"/>
+              <w:left w:type="dxa" w:w="100"/>
+              <w:bottom w:type="dxa" w:w="60"/>
+              <w:right w:type="dxa" w:w="100"/>
+            </w:tcMar>
+            <w:vAlign w:val="center"/>
+          </w:tcPr>
+          <w:p>
+            <w:pPr>
+              <w:spacing w:line="240" w:lineRule="auto"/>
+              <w:jc w:val="center"/>
+            </w:pPr>
+            <w:r>
+              <w:rPr>
+                <w:rFonts w:ascii="Arial" w:cs="Arial" w:eastAsia="Arial" w:hAnsi="Arial"/>
+                <w:b/>
+                <w:bCs/>
+                <w:i w:val="false"/>
+                <w:iCs w:val="false"/>
+                <w:color w:val="ffffff"/>
+                <w:sz w:val="20"/>
+                <w:szCs w:val="20"/>
+              </w:rPr>
+              <w:t xml:space="preserve">Turistas Año 1</w:t>
+            </w:r>
+          </w:p>
+        </w:tc>
+        <w:tc>
+          <w:tcPr>
+            <w:tcW w:type="dxa" w:w="1816"/>
+            <w:shd w:fill="5b2333" w:val="clear"/>
+            <w:tcMar>
+              <w:top w:type="dxa" w:w="60"/>
+              <w:left w:type="dxa" w:w="100"/>
+              <w:bottom w:type="dxa" w:w="60"/>
+              <w:right w:type="dxa" w:w="100"/>
+            </w:tcMar>
+            <w:vAlign w:val="center"/>
+          </w:tcPr>
+          <w:p>
+            <w:pPr>
+              <w:spacing w:line="240" w:lineRule="auto"/>
+              <w:jc w:val="center"/>
+            </w:pPr>
+            <w:r>
+              <w:rPr>
+                <w:rFonts w:ascii="Arial" w:cs="Arial" w:eastAsia="Arial" w:hAnsi="Arial"/>
+                <w:b/>
+                <w:bCs/>
+                <w:i w:val="false"/>
+                <w:iCs w:val="false"/>
+                <w:color w:val="ffffff"/>
+                <w:sz w:val="20"/>
+                <w:szCs w:val="20"/>
+              </w:rPr>
+              <w:t xml:space="preserve">Ingresos totales</w:t>
+            </w:r>
+          </w:p>
+        </w:tc>
+        <w:tc>
+          <w:tcPr>
+            <w:tcW w:type="dxa" w:w="1998"/>
+            <w:shd w:fill="5b2333" w:val="clear"/>
+            <w:tcMar>
+              <w:top w:type="dxa" w:w="60"/>
+              <w:left w:type="dxa" w:w="100"/>
+              <w:bottom w:type="dxa" w:w="60"/>
+              <w:right w:type="dxa" w:w="100"/>
+            </w:tcMar>
+            <w:vAlign w:val="center"/>
+          </w:tcPr>
+          <w:p>
+            <w:pPr>
+              <w:spacing w:line="240" w:lineRule="auto"/>
+              <w:jc w:val="center"/>
+            </w:pPr>
+            <w:r>
+              <w:rPr>
+                <w:rFonts w:ascii="Arial" w:cs="Arial" w:eastAsia="Arial" w:hAnsi="Arial"/>
+                <w:b/>
+                <w:bCs/>
+                <w:i w:val="false"/>
+                <w:iCs w:val="false"/>
+                <w:color w:val="ffffff"/>
+                <w:sz w:val="20"/>
+                <w:szCs w:val="20"/>
+              </w:rPr>
+              <w:t xml:space="preserve">Flujo de caja neto</w:t>
+            </w:r>
+          </w:p>
+        </w:tc>
+        <w:tc>
+          <w:tcPr>
+            <w:tcW w:type="dxa" w:w="875"/>
+            <w:shd w:fill="5b2333" w:val="clear"/>
+            <w:tcMar>
+              <w:top w:type="dxa" w:w="60"/>
+              <w:left w:type="dxa" w:w="100"/>
+              <w:bottom w:type="dxa" w:w="60"/>
+              <w:right w:type="dxa" w:w="100"/>
+            </w:tcMar>
+            <w:vAlign w:val="center"/>
+          </w:tcPr>
+          <w:p>
+            <w:pPr>
+              <w:spacing w:line="240" w:lineRule="auto"/>
+              <w:jc w:val="center"/>
+            </w:pPr>
+            <w:r>
+              <w:rPr>
+                <w:rFonts w:ascii="Arial" w:cs="Arial" w:eastAsia="Arial" w:hAnsi="Arial"/>
+                <w:b/>
+                <w:bCs/>
+                <w:i w:val="false"/>
+                <w:iCs w:val="false"/>
+                <w:color w:val="ffffff"/>
+                <w:sz w:val="20"/>
+                <w:szCs w:val="20"/>
+              </w:rPr>
+              <w:t xml:space="preserve">ROI</w:t>
+            </w:r>
+          </w:p>
+        </w:tc>
+      </w:tr>
+      <w:tr>
+        <w:trPr>
+          <w:cantSplit/>
+        </w:trPr>
+        <w:tc>
+          <w:tcPr>
+            <w:tcW w:type="dxa" w:w="2180"/>
+            <w:tcMar>
+              <w:top w:type="dxa" w:w="60"/>
+              <w:left w:type="dxa" w:w="100"/>
+              <w:bottom w:type="dxa" w:w="60"/>
+              <w:right w:type="dxa" w:w="100"/>
+            </w:tcMar>
+            <w:vAlign w:val="center"/>
+          </w:tcPr>
+          <w:p>
+            <w:pPr>
+              <w:spacing w:line="240" w:lineRule="auto"/>
+              <w:jc w:val="center"/>
+            </w:pPr>
+            <w:r>
+              <w:rPr>
+                <w:rFonts w:ascii="Arial" w:cs="Arial" w:eastAsia="Arial" w:hAnsi="Arial"/>
+                <w:b w:val="false"/>
+                <w:bCs w:val="false"/>
+                <w:i w:val="false"/>
+                <w:iCs w:val="false"/>
+                <w:color w:val="000000"/>
+                <w:sz w:val="20"/>
+                <w:szCs w:val="20"/>
+              </w:rPr>
+              <w:t xml:space="preserve">Pesimista (-20%)</w:t>
+            </w:r>
+          </w:p>
+        </w:tc>
+        <w:tc>
+          <w:tcPr>
+            <w:tcW w:type="dxa" w:w="1635"/>
+            <w:tcMar>
+              <w:top w:type="dxa" w:w="60"/>
+              <w:left w:type="dxa" w:w="100"/>
+              <w:bottom w:type="dxa" w:w="60"/>
+              <w:right w:type="dxa" w:w="100"/>
+            </w:tcMar>
+            <w:vAlign w:val="center"/>
+          </w:tcPr>
+          <w:p>
+            <w:pPr>
+              <w:spacing w:line="240" w:lineRule="auto"/>
+              <w:jc w:val="center"/>
+            </w:pPr>
+            <w:r>
+              <w:rPr>
+                <w:rFonts w:ascii="Arial" w:cs="Arial" w:eastAsia="Arial" w:hAnsi="Arial"/>
+                <w:b w:val="false"/>
+                <w:bCs w:val="false"/>
+                <w:i w:val="false"/>
+                <w:iCs w:val="false"/>
+                <w:color w:val="000000"/>
+                <w:sz w:val="20"/>
+                <w:szCs w:val="20"/>
+              </w:rPr>
+              <w:t xml:space="preserve">2.904</w:t>
+            </w:r>
+          </w:p>
+        </w:tc>
+        <w:tc>
+          <w:tcPr>
+            <w:tcW w:type="dxa" w:w="1816"/>
+            <w:tcMar>
+              <w:top w:type="dxa" w:w="60"/>
+              <w:left w:type="dxa" w:w="100"/>
+              <w:bottom w:type="dxa" w:w="60"/>
+              <w:right w:type="dxa" w:w="100"/>
+            </w:tcMar>
+            <w:vAlign w:val="center"/>
+          </w:tcPr>
+          <w:p>
+            <w:pPr>
+              <w:spacing w:line="240" w:lineRule="auto"/>
+              <w:jc w:val="center"/>
+            </w:pPr>
+            <w:r>
+              <w:rPr>
+                <w:rFonts w:ascii="Arial" w:cs="Arial" w:eastAsia="Arial" w:hAnsi="Arial"/>
+                <w:b w:val="false"/>
+                <w:bCs w:val="false"/>
+                <w:i w:val="false"/>
+                <w:iCs w:val="false"/>
+                <w:color w:val="000000"/>
+                <w:sz w:val="20"/>
+                <w:szCs w:val="20"/>
+              </w:rPr>
+              <w:t xml:space="preserve">USD 130.680</w:t>
+            </w:r>
+          </w:p>
+        </w:tc>
+        <w:tc>
+          <w:tcPr>
+            <w:tcW w:type="dxa" w:w="1998"/>
+            <w:tcMar>
+              <w:top w:type="dxa" w:w="60"/>
+              <w:left w:type="dxa" w:w="100"/>
+              <w:bottom w:type="dxa" w:w="60"/>
+              <w:right w:type="dxa" w:w="100"/>
+            </w:tcMar>
+            <w:vAlign w:val="center"/>
+          </w:tcPr>
+          <w:p>
+            <w:pPr>
+              <w:spacing w:line="240" w:lineRule="auto"/>
+              <w:jc w:val="center"/>
+            </w:pPr>
+            <w:r>
+              <w:rPr>
+                <w:rFonts w:ascii="Arial" w:cs="Arial" w:eastAsia="Arial" w:hAnsi="Arial"/>
+                <w:b w:val="false"/>
+                <w:bCs w:val="false"/>
+                <w:i w:val="false"/>
+                <w:iCs w:val="false"/>
+                <w:color w:val="000000"/>
+                <w:sz w:val="20"/>
+                <w:szCs w:val="20"/>
+              </w:rPr>
+              <w:t xml:space="preserve">USD 19.560</w:t>
+            </w:r>
+          </w:p>
+        </w:tc>
+        <w:tc>
+          <w:tcPr>
+            <w:tcW w:type="dxa" w:w="875"/>
+            <w:tcMar>
+              <w:top w:type="dxa" w:w="60"/>
+              <w:left w:type="dxa" w:w="100"/>
+              <w:bottom w:type="dxa" w:w="60"/>
+              <w:right w:type="dxa" w:w="100"/>
+            </w:tcMar>
+            <w:vAlign w:val="center"/>
+          </w:tcPr>
+          <w:p>
+            <w:pPr>
+              <w:spacing w:line="240" w:lineRule="auto"/>
+              <w:jc w:val="center"/>
+            </w:pPr>
+            <w:r>
+              <w:rPr>
+                <w:rFonts w:ascii="Arial" w:cs="Arial" w:eastAsia="Arial" w:hAnsi="Arial"/>
+                <w:b w:val="false"/>
+                <w:bCs w:val="false"/>
+                <w:i w:val="false"/>
+                <w:iCs w:val="false"/>
+                <w:color w:val="000000"/>
+                <w:sz w:val="20"/>
+                <w:szCs w:val="20"/>
+              </w:rPr>
+              <w:t xml:space="preserve">43,5%</w:t>
+            </w:r>
+          </w:p>
+        </w:tc>
+      </w:tr>
+      <w:tr>
+        <w:trPr>
+          <w:cantSplit/>
+        </w:trPr>
+        <w:tc>
+          <w:tcPr>
+            <w:tcW w:type="dxa" w:w="2180"/>
+            <w:tcMar>
+              <w:top w:type="dxa" w:w="60"/>
+              <w:left w:type="dxa" w:w="100"/>
+              <w:bottom w:type="dxa" w:w="60"/>
+              <w:right w:type="dxa" w:w="100"/>
+            </w:tcMar>
+            <w:vAlign w:val="center"/>
+          </w:tcPr>
+          <w:p>
+            <w:pPr>
+              <w:spacing w:line="240" w:lineRule="auto"/>
+              <w:jc w:val="center"/>
+            </w:pPr>
+            <w:r>
+              <w:rPr>
+                <w:rFonts w:ascii="Arial" w:cs="Arial" w:eastAsia="Arial" w:hAnsi="Arial"/>
+                <w:b w:val="false"/>
+                <w:bCs w:val="false"/>
+                <w:i w:val="false"/>
+                <w:iCs w:val="false"/>
+                <w:color w:val="000000"/>
+                <w:sz w:val="20"/>
+                <w:szCs w:val="20"/>
+              </w:rPr>
+              <w:t xml:space="preserve">Base (proyectado, 6.5.2)</w:t>
+            </w:r>
+          </w:p>
+        </w:tc>
+        <w:tc>
+          <w:tcPr>
+            <w:tcW w:type="dxa" w:w="1635"/>
+            <w:tcMar>
+              <w:top w:type="dxa" w:w="60"/>
+              <w:left w:type="dxa" w:w="100"/>
+              <w:bottom w:type="dxa" w:w="60"/>
+              <w:right w:type="dxa" w:w="100"/>
+            </w:tcMar>
+            <w:vAlign w:val="center"/>
+          </w:tcPr>
+          <w:p>
+            <w:pPr>
+              <w:spacing w:line="240" w:lineRule="auto"/>
+              <w:jc w:val="center"/>
+            </w:pPr>
+            <w:r>
+              <w:rPr>
+                <w:rFonts w:ascii="Arial" w:cs="Arial" w:eastAsia="Arial" w:hAnsi="Arial"/>
+                <w:b w:val="false"/>
+                <w:bCs w:val="false"/>
+                <w:i w:val="false"/>
+                <w:iCs w:val="false"/>
+                <w:color w:val="000000"/>
+                <w:sz w:val="20"/>
+                <w:szCs w:val="20"/>
+              </w:rPr>
+              <w:t xml:space="preserve">3.630</w:t>
+            </w:r>
+          </w:p>
+        </w:tc>
+        <w:tc>
+          <w:tcPr>
+            <w:tcW w:type="dxa" w:w="1816"/>
+            <w:tcMar>
+              <w:top w:type="dxa" w:w="60"/>
+              <w:left w:type="dxa" w:w="100"/>
+              <w:bottom w:type="dxa" w:w="60"/>
+              <w:right w:type="dxa" w:w="100"/>
+            </w:tcMar>
+            <w:vAlign w:val="center"/>
+          </w:tcPr>
+          <w:p>
+            <w:pPr>
+              <w:spacing w:line="240" w:lineRule="auto"/>
+              <w:jc w:val="center"/>
+            </w:pPr>
+            <w:r>
+              <w:rPr>
+                <w:rFonts w:ascii="Arial" w:cs="Arial" w:eastAsia="Arial" w:hAnsi="Arial"/>
+                <w:b w:val="false"/>
+                <w:bCs w:val="false"/>
+                <w:i w:val="false"/>
+                <w:iCs w:val="false"/>
+                <w:color w:val="000000"/>
+                <w:sz w:val="20"/>
+                <w:szCs w:val="20"/>
+              </w:rPr>
+              <w:t xml:space="preserve">USD 163.350</w:t>
+            </w:r>
+          </w:p>
+        </w:tc>
+        <w:tc>
+          <w:tcPr>
+            <w:tcW w:type="dxa" w:w="1998"/>
+            <w:tcMar>
+              <w:top w:type="dxa" w:w="60"/>
+              <w:left w:type="dxa" w:w="100"/>
+              <w:bottom w:type="dxa" w:w="60"/>
+              <w:right w:type="dxa" w:w="100"/>
+            </w:tcMar>
+            <w:vAlign w:val="center"/>
+          </w:tcPr>
+          <w:p>
+            <w:pPr>
+              <w:spacing w:line="240" w:lineRule="auto"/>
+              <w:jc w:val="center"/>
+            </w:pPr>
+            <w:r>
+              <w:rPr>
+                <w:rFonts w:ascii="Arial" w:cs="Arial" w:eastAsia="Arial" w:hAnsi="Arial"/>
+                <w:b w:val="false"/>
+                <w:bCs w:val="false"/>
+                <w:i w:val="false"/>
+                <w:iCs w:val="false"/>
+                <w:color w:val="000000"/>
+                <w:sz w:val="20"/>
+                <w:szCs w:val="20"/>
+              </w:rPr>
+              <w:t xml:space="preserve">USD 30.450</w:t>
+            </w:r>
+          </w:p>
+        </w:tc>
+        <w:tc>
+          <w:tcPr>
+            <w:tcW w:type="dxa" w:w="875"/>
+            <w:tcMar>
+              <w:top w:type="dxa" w:w="60"/>
+              <w:left w:type="dxa" w:w="100"/>
+              <w:bottom w:type="dxa" w:w="60"/>
+              <w:right w:type="dxa" w:w="100"/>
+            </w:tcMar>
+            <w:vAlign w:val="center"/>
+          </w:tcPr>
+          <w:p>
+            <w:pPr>
+              <w:spacing w:line="240" w:lineRule="auto"/>
+              <w:jc w:val="center"/>
+            </w:pPr>
+            <w:r>
+              <w:rPr>
+                <w:rFonts w:ascii="Arial" w:cs="Arial" w:eastAsia="Arial" w:hAnsi="Arial"/>
+                <w:b w:val="false"/>
+                <w:bCs w:val="false"/>
+                <w:i w:val="false"/>
+                <w:iCs w:val="false"/>
+                <w:color w:val="000000"/>
+                <w:sz w:val="20"/>
+                <w:szCs w:val="20"/>
+              </w:rPr>
+              <w:t xml:space="preserve">67,7%</w:t>
+            </w:r>
+          </w:p>
+        </w:tc>
+      </w:tr>
+      <w:tr>
+        <w:trPr>
+          <w:cantSplit/>
+        </w:trPr>
+        <w:tc>
+          <w:tcPr>
+            <w:tcW w:type="dxa" w:w="2180"/>
+            <w:tcMar>
+              <w:top w:type="dxa" w:w="60"/>
+              <w:left w:type="dxa" w:w="100"/>
+              <w:bottom w:type="dxa" w:w="60"/>
+              <w:right w:type="dxa" w:w="100"/>
+            </w:tcMar>
+            <w:vAlign w:val="center"/>
+          </w:tcPr>
+          <w:p>
+            <w:pPr>
+              <w:spacing w:line="240" w:lineRule="auto"/>
+              <w:jc w:val="center"/>
+            </w:pPr>
+            <w:r>
+              <w:rPr>
+                <w:rFonts w:ascii="Arial" w:cs="Arial" w:eastAsia="Arial" w:hAnsi="Arial"/>
+                <w:b w:val="false"/>
+                <w:bCs w:val="false"/>
+                <w:i w:val="false"/>
+                <w:iCs w:val="false"/>
+                <w:color w:val="000000"/>
+                <w:sz w:val="20"/>
+                <w:szCs w:val="20"/>
+              </w:rPr>
+              <w:t xml:space="preserve">Optimista (+20%)</w:t>
+            </w:r>
+          </w:p>
+        </w:tc>
+        <w:tc>
+          <w:tcPr>
+            <w:tcW w:type="dxa" w:w="1635"/>
+            <w:tcMar>
+              <w:top w:type="dxa" w:w="60"/>
+              <w:left w:type="dxa" w:w="100"/>
+              <w:bottom w:type="dxa" w:w="60"/>
+              <w:right w:type="dxa" w:w="100"/>
+            </w:tcMar>
+            <w:vAlign w:val="center"/>
+          </w:tcPr>
+          <w:p>
+            <w:pPr>
+              <w:spacing w:line="240" w:lineRule="auto"/>
+              <w:jc w:val="center"/>
+            </w:pPr>
+            <w:r>
+              <w:rPr>
+                <w:rFonts w:ascii="Arial" w:cs="Arial" w:eastAsia="Arial" w:hAnsi="Arial"/>
+                <w:b w:val="false"/>
+                <w:bCs w:val="false"/>
+                <w:i w:val="false"/>
+                <w:iCs w:val="false"/>
+                <w:color w:val="000000"/>
+                <w:sz w:val="20"/>
+                <w:szCs w:val="20"/>
+              </w:rPr>
+              <w:t xml:space="preserve">4.356</w:t>
+            </w:r>
+          </w:p>
+        </w:tc>
+        <w:tc>
+          <w:tcPr>
+            <w:tcW w:type="dxa" w:w="1816"/>
+            <w:tcMar>
+              <w:top w:type="dxa" w:w="60"/>
+              <w:left w:type="dxa" w:w="100"/>
+              <w:bottom w:type="dxa" w:w="60"/>
+              <w:right w:type="dxa" w:w="100"/>
+            </w:tcMar>
+            <w:vAlign w:val="center"/>
+          </w:tcPr>
+          <w:p>
+            <w:pPr>
+              <w:spacing w:line="240" w:lineRule="auto"/>
+              <w:jc w:val="center"/>
+            </w:pPr>
+            <w:r>
+              <w:rPr>
+                <w:rFonts w:ascii="Arial" w:cs="Arial" w:eastAsia="Arial" w:hAnsi="Arial"/>
+                <w:b w:val="false"/>
+                <w:bCs w:val="false"/>
+                <w:i w:val="false"/>
+                <w:iCs w:val="false"/>
+                <w:color w:val="000000"/>
+                <w:sz w:val="20"/>
+                <w:szCs w:val="20"/>
+              </w:rPr>
+              <w:t xml:space="preserve">USD 196.020</w:t>
+            </w:r>
+          </w:p>
+        </w:tc>
+        <w:tc>
+          <w:tcPr>
+            <w:tcW w:type="dxa" w:w="1998"/>
+            <w:tcMar>
+              <w:top w:type="dxa" w:w="60"/>
+              <w:left w:type="dxa" w:w="100"/>
+              <w:bottom w:type="dxa" w:w="60"/>
+              <w:right w:type="dxa" w:w="100"/>
+            </w:tcMar>
+            <w:vAlign w:val="center"/>
+          </w:tcPr>
+          <w:p>
+            <w:pPr>
+              <w:spacing w:line="240" w:lineRule="auto"/>
+              <w:jc w:val="center"/>
+            </w:pPr>
+            <w:r>
+              <w:rPr>
+                <w:rFonts w:ascii="Arial" w:cs="Arial" w:eastAsia="Arial" w:hAnsi="Arial"/>
+                <w:b w:val="false"/>
+                <w:bCs w:val="false"/>
+                <w:i w:val="false"/>
+                <w:iCs w:val="false"/>
+                <w:color w:val="000000"/>
+                <w:sz w:val="20"/>
+                <w:szCs w:val="20"/>
+              </w:rPr>
+              <w:t xml:space="preserve">USD 41.340</w:t>
+            </w:r>
+          </w:p>
+        </w:tc>
+        <w:tc>
+          <w:tcPr>
+            <w:tcW w:type="dxa" w:w="875"/>
+            <w:tcMar>
+              <w:top w:type="dxa" w:w="60"/>
+              <w:left w:type="dxa" w:w="100"/>
+              <w:bottom w:type="dxa" w:w="60"/>
+              <w:right w:type="dxa" w:w="100"/>
+            </w:tcMar>
+            <w:vAlign w:val="center"/>
+          </w:tcPr>
+          <w:p>
+            <w:pPr>
+              <w:spacing w:line="240" w:lineRule="auto"/>
+              <w:jc w:val="center"/>
+            </w:pPr>
+            <w:r>
+              <w:rPr>
+                <w:rFonts w:ascii="Arial" w:cs="Arial" w:eastAsia="Arial" w:hAnsi="Arial"/>
+                <w:b w:val="false"/>
+                <w:bCs w:val="false"/>
+                <w:i w:val="false"/>
+                <w:iCs w:val="false"/>
+                <w:color w:val="000000"/>
+                <w:sz w:val="20"/>
+                <w:szCs w:val="20"/>
+              </w:rPr>
+              <w:t xml:space="preserve">91,9%</w:t>
+            </w:r>
+          </w:p>
+        </w:tc>
+      </w:tr>
+    </w:tbl>
+    <w:p>
+      <w:pPr>
+        <w:spacing w:after="160"/>
+      </w:pPr>
+    </w:p>
+    <w:p>
+      <w:pPr>
+        <w:spacing w:after="200" w:before="80" w:line="240" w:lineRule="auto"/>
+        <w:jc w:val="left"/>
+      </w:pPr>
+      <w:r>
+        <w:rPr>
+          <w:rFonts w:ascii="Arial" w:cs="Arial" w:eastAsia="Arial" w:hAnsi="Arial"/>
+          <w:b w:val="false"/>
+          <w:bCs w:val="false"/>
+          <w:i/>
+          <w:iCs/>
+          <w:color w:val="000000"/>
+          <w:sz w:val="20"/>
+          <w:szCs w:val="20"/>
+        </w:rPr>
+        <w:t xml:space="preserve">Nota.</w:t>
+      </w:r>
+      <w:r>
+        <w:rPr>
+          <w:rFonts w:ascii="Arial" w:cs="Arial" w:eastAsia="Arial" w:hAnsi="Arial"/>
+          <w:b w:val="false"/>
+          <w:bCs w:val="false"/>
+          <w:i w:val="false"/>
+          <w:iCs w:val="false"/>
+          <w:color w:val="000000"/>
+          <w:sz w:val="20"/>
+          <w:szCs w:val="20"/>
+        </w:rPr>
+        <w:t xml:space="preserve"> Elaboración propia. En los tres escenarios la captación se mantiene por encima del punto de equilibrio de 1.600 turistas anuales (6.5.3).</w:t>
+      </w:r>
+    </w:p>
+    <w:p>
+      <w:pPr>
         <w:pStyle w:val="Heading3"/>
         <w:keepNext/>
         <w:spacing w:after="100" w:before="220" w:line="240" w:lineRule="auto"/>
@@ -12681,7 +17002,7 @@
           <w:sz w:val="24"/>
           <w:szCs w:val="24"/>
         </w:rPr>
-        <w:t xml:space="preserve">Tabla 11</w:t>
+        <w:t xml:space="preserve">Tabla 17</w:t>
       </w:r>
     </w:p>
     <w:p>
@@ -13212,7 +17533,7 @@
           <w:sz w:val="24"/>
           <w:szCs w:val="24"/>
         </w:rPr>
-        <w:t xml:space="preserve">Tabla 12</w:t>
+        <w:t xml:space="preserve">Tabla 18</w:t>
       </w:r>
     </w:p>
     <w:p>
@@ -14329,6 +18650,2521 @@
     </w:p>
     <w:p>
       <w:pPr>
+        <w:pStyle w:val="Heading2"/>
+        <w:keepNext/>
+        <w:spacing w:after="140" w:before="300" w:line="240" w:lineRule="auto"/>
+        <w:jc w:val="left"/>
+      </w:pPr>
+      <w:r>
+        <w:rPr>
+          <w:rFonts w:ascii="Arial" w:cs="Arial" w:eastAsia="Arial" w:hAnsi="Arial"/>
+          <w:b/>
+          <w:bCs/>
+          <w:i w:val="false"/>
+          <w:iCs w:val="false"/>
+          <w:color w:val="3b1522"/>
+          <w:sz w:val="27"/>
+          <w:szCs w:val="27"/>
+        </w:rPr>
+        <w:t xml:space="preserve">6.7. Análisis de Riesgos y Contingencias</w:t>
+      </w:r>
+    </w:p>
+    <w:p>
+      <w:pPr>
+        <w:keepNext w:val="false"/>
+        <w:spacing w:after="200" w:line="240" w:lineRule="auto"/>
+        <w:jc w:val="both"/>
+      </w:pPr>
+      <w:r>
+        <w:rPr>
+          <w:rFonts w:ascii="Arial" w:cs="Arial" w:eastAsia="Arial" w:hAnsi="Arial"/>
+          <w:b w:val="false"/>
+          <w:bCs w:val="false"/>
+          <w:i w:val="false"/>
+          <w:iCs w:val="false"/>
+          <w:color w:val="000000"/>
+          <w:sz w:val="24"/>
+          <w:szCs w:val="24"/>
+        </w:rPr>
+        <w:t xml:space="preserve">La formulación del plan de acción exige sistematizar los riesgos identificados a lo largo del diagnóstico (Capítulo 4) en una matriz que oriente su seguimiento durante la implementación, en lugar de dejarlos dispersos entre distintos capítulos.</w:t>
+      </w:r>
+    </w:p>
+    <w:p>
+      <w:pPr>
+        <w:keepNext/>
+        <w:spacing w:after="0" w:before="200" w:line="240" w:lineRule="auto"/>
+        <w:jc w:val="left"/>
+      </w:pPr>
+      <w:r>
+        <w:rPr>
+          <w:rFonts w:ascii="Arial" w:cs="Arial" w:eastAsia="Arial" w:hAnsi="Arial"/>
+          <w:b/>
+          <w:bCs/>
+          <w:i w:val="false"/>
+          <w:iCs w:val="false"/>
+          <w:color w:val="3b1522"/>
+          <w:sz w:val="24"/>
+          <w:szCs w:val="24"/>
+        </w:rPr>
+        <w:t xml:space="preserve">Tabla 19</w:t>
+      </w:r>
+    </w:p>
+    <w:p>
+      <w:pPr>
+        <w:keepNext/>
+        <w:spacing w:after="120" w:before="0" w:line="240" w:lineRule="auto"/>
+        <w:jc w:val="left"/>
+      </w:pPr>
+      <w:r>
+        <w:rPr>
+          <w:rFonts w:ascii="Arial" w:cs="Arial" w:eastAsia="Arial" w:hAnsi="Arial"/>
+          <w:b w:val="false"/>
+          <w:bCs w:val="false"/>
+          <w:i/>
+          <w:iCs/>
+          <w:color w:val="000000"/>
+          <w:sz w:val="24"/>
+          <w:szCs w:val="24"/>
+        </w:rPr>
+        <w:t xml:space="preserve">Matriz de riesgos del proyecto y estrategias de mitigación</w:t>
+      </w:r>
+    </w:p>
+    <w:tbl>
+      <w:tblPr>
+        <w:tblW w:type="dxa" w:w="8504"/>
+        <w:tblBorders>
+          <w:top w:val="single" w:color="000000" w:sz="4"/>
+          <w:left w:val="single" w:color="000000" w:sz="4"/>
+          <w:bottom w:val="single" w:color="000000" w:sz="4"/>
+          <w:right w:val="single" w:color="000000" w:sz="4"/>
+          <w:insideH w:val="single" w:color="000000" w:sz="4"/>
+          <w:insideV w:val="single" w:color="000000" w:sz="4"/>
+        </w:tblBorders>
+      </w:tblPr>
+      <w:tblGrid>
+        <w:gridCol w:w="2224"/>
+        <w:gridCol w:w="888"/>
+        <w:gridCol w:w="2409"/>
+        <w:gridCol w:w="2983"/>
+      </w:tblGrid>
+      <w:tr>
+        <w:trPr>
+          <w:cantSplit/>
+        </w:trPr>
+        <w:tc>
+          <w:tcPr>
+            <w:tcW w:type="dxa" w:w="2224"/>
+            <w:shd w:fill="5b2333" w:val="clear"/>
+            <w:tcMar>
+              <w:top w:type="dxa" w:w="60"/>
+              <w:left w:type="dxa" w:w="100"/>
+              <w:bottom w:type="dxa" w:w="60"/>
+              <w:right w:type="dxa" w:w="100"/>
+            </w:tcMar>
+            <w:vAlign w:val="center"/>
+          </w:tcPr>
+          <w:p>
+            <w:pPr>
+              <w:spacing w:line="240" w:lineRule="auto"/>
+              <w:jc w:val="center"/>
+            </w:pPr>
+            <w:r>
+              <w:rPr>
+                <w:rFonts w:ascii="Arial" w:cs="Arial" w:eastAsia="Arial" w:hAnsi="Arial"/>
+                <w:b/>
+                <w:bCs/>
+                <w:i w:val="false"/>
+                <w:iCs w:val="false"/>
+                <w:color w:val="ffffff"/>
+                <w:sz w:val="20"/>
+                <w:szCs w:val="20"/>
+              </w:rPr>
+              <w:t xml:space="preserve">Riesgo</w:t>
+            </w:r>
+          </w:p>
+        </w:tc>
+        <w:tc>
+          <w:tcPr>
+            <w:tcW w:type="dxa" w:w="888"/>
+            <w:shd w:fill="5b2333" w:val="clear"/>
+            <w:tcMar>
+              <w:top w:type="dxa" w:w="60"/>
+              <w:left w:type="dxa" w:w="100"/>
+              <w:bottom w:type="dxa" w:w="60"/>
+              <w:right w:type="dxa" w:w="100"/>
+            </w:tcMar>
+            <w:vAlign w:val="center"/>
+          </w:tcPr>
+          <w:p>
+            <w:pPr>
+              <w:spacing w:line="240" w:lineRule="auto"/>
+              <w:jc w:val="center"/>
+            </w:pPr>
+            <w:r>
+              <w:rPr>
+                <w:rFonts w:ascii="Arial" w:cs="Arial" w:eastAsia="Arial" w:hAnsi="Arial"/>
+                <w:b/>
+                <w:bCs/>
+                <w:i w:val="false"/>
+                <w:iCs w:val="false"/>
+                <w:color w:val="ffffff"/>
+                <w:sz w:val="20"/>
+                <w:szCs w:val="20"/>
+              </w:rPr>
+              <w:t xml:space="preserve">Probabilidad</w:t>
+            </w:r>
+          </w:p>
+        </w:tc>
+        <w:tc>
+          <w:tcPr>
+            <w:tcW w:type="dxa" w:w="2409"/>
+            <w:shd w:fill="5b2333" w:val="clear"/>
+            <w:tcMar>
+              <w:top w:type="dxa" w:w="60"/>
+              <w:left w:type="dxa" w:w="100"/>
+              <w:bottom w:type="dxa" w:w="60"/>
+              <w:right w:type="dxa" w:w="100"/>
+            </w:tcMar>
+            <w:vAlign w:val="center"/>
+          </w:tcPr>
+          <w:p>
+            <w:pPr>
+              <w:spacing w:line="240" w:lineRule="auto"/>
+              <w:jc w:val="center"/>
+            </w:pPr>
+            <w:r>
+              <w:rPr>
+                <w:rFonts w:ascii="Arial" w:cs="Arial" w:eastAsia="Arial" w:hAnsi="Arial"/>
+                <w:b/>
+                <w:bCs/>
+                <w:i w:val="false"/>
+                <w:iCs w:val="false"/>
+                <w:color w:val="ffffff"/>
+                <w:sz w:val="20"/>
+                <w:szCs w:val="20"/>
+              </w:rPr>
+              <w:t xml:space="preserve">Impacto</w:t>
+            </w:r>
+          </w:p>
+        </w:tc>
+        <w:tc>
+          <w:tcPr>
+            <w:tcW w:type="dxa" w:w="2983"/>
+            <w:shd w:fill="5b2333" w:val="clear"/>
+            <w:tcMar>
+              <w:top w:type="dxa" w:w="60"/>
+              <w:left w:type="dxa" w:w="100"/>
+              <w:bottom w:type="dxa" w:w="60"/>
+              <w:right w:type="dxa" w:w="100"/>
+            </w:tcMar>
+            <w:vAlign w:val="center"/>
+          </w:tcPr>
+          <w:p>
+            <w:pPr>
+              <w:spacing w:line="240" w:lineRule="auto"/>
+              <w:jc w:val="center"/>
+            </w:pPr>
+            <w:r>
+              <w:rPr>
+                <w:rFonts w:ascii="Arial" w:cs="Arial" w:eastAsia="Arial" w:hAnsi="Arial"/>
+                <w:b/>
+                <w:bCs/>
+                <w:i w:val="false"/>
+                <w:iCs w:val="false"/>
+                <w:color w:val="ffffff"/>
+                <w:sz w:val="20"/>
+                <w:szCs w:val="20"/>
+              </w:rPr>
+              <w:t xml:space="preserve">Estrategia de mitigación</w:t>
+            </w:r>
+          </w:p>
+        </w:tc>
+      </w:tr>
+      <w:tr>
+        <w:trPr>
+          <w:cantSplit/>
+        </w:trPr>
+        <w:tc>
+          <w:tcPr>
+            <w:tcW w:type="dxa" w:w="2224"/>
+            <w:tcMar>
+              <w:top w:type="dxa" w:w="60"/>
+              <w:left w:type="dxa" w:w="100"/>
+              <w:bottom w:type="dxa" w:w="60"/>
+              <w:right w:type="dxa" w:w="100"/>
+            </w:tcMar>
+            <w:vAlign w:val="center"/>
+          </w:tcPr>
+          <w:p>
+            <w:pPr>
+              <w:spacing w:line="240" w:lineRule="auto"/>
+              <w:jc w:val="center"/>
+            </w:pPr>
+            <w:r>
+              <w:rPr>
+                <w:rFonts w:ascii="Arial" w:cs="Arial" w:eastAsia="Arial" w:hAnsi="Arial"/>
+                <w:b w:val="false"/>
+                <w:bCs w:val="false"/>
+                <w:i w:val="false"/>
+                <w:iCs w:val="false"/>
+                <w:color w:val="000000"/>
+                <w:sz w:val="20"/>
+                <w:szCs w:val="20"/>
+              </w:rPr>
+              <w:t xml:space="preserve">Volatilidad cambiaria y reversión de la brecha de precios con Argentina (4.6; Tabla 8)</w:t>
+            </w:r>
+          </w:p>
+        </w:tc>
+        <w:tc>
+          <w:tcPr>
+            <w:tcW w:type="dxa" w:w="888"/>
+            <w:tcMar>
+              <w:top w:type="dxa" w:w="60"/>
+              <w:left w:type="dxa" w:w="100"/>
+              <w:bottom w:type="dxa" w:w="60"/>
+              <w:right w:type="dxa" w:w="100"/>
+            </w:tcMar>
+            <w:vAlign w:val="center"/>
+          </w:tcPr>
+          <w:p>
+            <w:pPr>
+              <w:spacing w:line="240" w:lineRule="auto"/>
+              <w:jc w:val="center"/>
+            </w:pPr>
+            <w:r>
+              <w:rPr>
+                <w:rFonts w:ascii="Arial" w:cs="Arial" w:eastAsia="Arial" w:hAnsi="Arial"/>
+                <w:b w:val="false"/>
+                <w:bCs w:val="false"/>
+                <w:i w:val="false"/>
+                <w:iCs w:val="false"/>
+                <w:color w:val="000000"/>
+                <w:sz w:val="20"/>
+                <w:szCs w:val="20"/>
+              </w:rPr>
+              <w:t xml:space="preserve">Alta (comportamiento ya observado en 2026)</w:t>
+            </w:r>
+          </w:p>
+        </w:tc>
+        <w:tc>
+          <w:tcPr>
+            <w:tcW w:type="dxa" w:w="2409"/>
+            <w:tcMar>
+              <w:top w:type="dxa" w:w="60"/>
+              <w:left w:type="dxa" w:w="100"/>
+              <w:bottom w:type="dxa" w:w="60"/>
+              <w:right w:type="dxa" w:w="100"/>
+            </w:tcMar>
+            <w:vAlign w:val="center"/>
+          </w:tcPr>
+          <w:p>
+            <w:pPr>
+              <w:spacing w:line="240" w:lineRule="auto"/>
+              <w:jc w:val="center"/>
+            </w:pPr>
+            <w:r>
+              <w:rPr>
+                <w:rFonts w:ascii="Arial" w:cs="Arial" w:eastAsia="Arial" w:hAnsi="Arial"/>
+                <w:b w:val="false"/>
+                <w:bCs w:val="false"/>
+                <w:i w:val="false"/>
+                <w:iCs w:val="false"/>
+                <w:color w:val="000000"/>
+                <w:sz w:val="20"/>
+                <w:szCs w:val="20"/>
+              </w:rPr>
+              <w:t xml:space="preserve">Medio-alto: reduce el atractivo de precio relativo de Salto frente a Concordia</w:t>
+            </w:r>
+          </w:p>
+        </w:tc>
+        <w:tc>
+          <w:tcPr>
+            <w:tcW w:type="dxa" w:w="2983"/>
+            <w:tcMar>
+              <w:top w:type="dxa" w:w="60"/>
+              <w:left w:type="dxa" w:w="100"/>
+              <w:bottom w:type="dxa" w:w="60"/>
+              <w:right w:type="dxa" w:w="100"/>
+            </w:tcMar>
+            <w:vAlign w:val="center"/>
+          </w:tcPr>
+          <w:p>
+            <w:pPr>
+              <w:spacing w:line="240" w:lineRule="auto"/>
+              <w:jc w:val="center"/>
+            </w:pPr>
+            <w:r>
+              <w:rPr>
+                <w:rFonts w:ascii="Arial" w:cs="Arial" w:eastAsia="Arial" w:hAnsi="Arial"/>
+                <w:b w:val="false"/>
+                <w:bCs w:val="false"/>
+                <w:i w:val="false"/>
+                <w:iCs w:val="false"/>
+                <w:color w:val="000000"/>
+                <w:sz w:val="20"/>
+                <w:szCs w:val="20"/>
+              </w:rPr>
+              <w:t xml:space="preserve">Diferenciación por autenticidad patrimonial en lugar de competencia por precio (5.1); monitoreo trimestral del IPF de la UCU como indicador de alerta temprana</w:t>
+            </w:r>
+          </w:p>
+        </w:tc>
+      </w:tr>
+      <w:tr>
+        <w:trPr>
+          <w:cantSplit/>
+        </w:trPr>
+        <w:tc>
+          <w:tcPr>
+            <w:tcW w:type="dxa" w:w="2224"/>
+            <w:tcMar>
+              <w:top w:type="dxa" w:w="60"/>
+              <w:left w:type="dxa" w:w="100"/>
+              <w:bottom w:type="dxa" w:w="60"/>
+              <w:right w:type="dxa" w:w="100"/>
+            </w:tcMar>
+            <w:vAlign w:val="center"/>
+          </w:tcPr>
+          <w:p>
+            <w:pPr>
+              <w:spacing w:line="240" w:lineRule="auto"/>
+              <w:jc w:val="center"/>
+            </w:pPr>
+            <w:r>
+              <w:rPr>
+                <w:rFonts w:ascii="Arial" w:cs="Arial" w:eastAsia="Arial" w:hAnsi="Arial"/>
+                <w:b w:val="false"/>
+                <w:bCs w:val="false"/>
+                <w:i w:val="false"/>
+                <w:iCs w:val="false"/>
+                <w:color w:val="000000"/>
+                <w:sz w:val="20"/>
+                <w:szCs w:val="20"/>
+              </w:rPr>
+              <w:t xml:space="preserve">Persistencia de la fragmentación de la gobernanza turística tras el cese de la METS (4.6)</w:t>
+            </w:r>
+          </w:p>
+        </w:tc>
+        <w:tc>
+          <w:tcPr>
+            <w:tcW w:type="dxa" w:w="888"/>
+            <w:tcMar>
+              <w:top w:type="dxa" w:w="60"/>
+              <w:left w:type="dxa" w:w="100"/>
+              <w:bottom w:type="dxa" w:w="60"/>
+              <w:right w:type="dxa" w:w="100"/>
+            </w:tcMar>
+            <w:vAlign w:val="center"/>
+          </w:tcPr>
+          <w:p>
+            <w:pPr>
+              <w:spacing w:line="240" w:lineRule="auto"/>
+              <w:jc w:val="center"/>
+            </w:pPr>
+            <w:r>
+              <w:rPr>
+                <w:rFonts w:ascii="Arial" w:cs="Arial" w:eastAsia="Arial" w:hAnsi="Arial"/>
+                <w:b w:val="false"/>
+                <w:bCs w:val="false"/>
+                <w:i w:val="false"/>
+                <w:iCs w:val="false"/>
+                <w:color w:val="000000"/>
+                <w:sz w:val="20"/>
+                <w:szCs w:val="20"/>
+              </w:rPr>
+              <w:t xml:space="preserve">Media</w:t>
+            </w:r>
+          </w:p>
+        </w:tc>
+        <w:tc>
+          <w:tcPr>
+            <w:tcW w:type="dxa" w:w="2409"/>
+            <w:tcMar>
+              <w:top w:type="dxa" w:w="60"/>
+              <w:left w:type="dxa" w:w="100"/>
+              <w:bottom w:type="dxa" w:w="60"/>
+              <w:right w:type="dxa" w:w="100"/>
+            </w:tcMar>
+            <w:vAlign w:val="center"/>
+          </w:tcPr>
+          <w:p>
+            <w:pPr>
+              <w:spacing w:line="240" w:lineRule="auto"/>
+              <w:jc w:val="center"/>
+            </w:pPr>
+            <w:r>
+              <w:rPr>
+                <w:rFonts w:ascii="Arial" w:cs="Arial" w:eastAsia="Arial" w:hAnsi="Arial"/>
+                <w:b w:val="false"/>
+                <w:bCs w:val="false"/>
+                <w:i w:val="false"/>
+                <w:iCs w:val="false"/>
+                <w:color w:val="000000"/>
+                <w:sz w:val="20"/>
+                <w:szCs w:val="20"/>
+              </w:rPr>
+              <w:t xml:space="preserve">Alto: sin coordinación multisectorial, el Comité de Gestión podría operar aislado del resto de la política turística departamental</w:t>
+            </w:r>
+          </w:p>
+        </w:tc>
+        <w:tc>
+          <w:tcPr>
+            <w:tcW w:type="dxa" w:w="2983"/>
+            <w:tcMar>
+              <w:top w:type="dxa" w:w="60"/>
+              <w:left w:type="dxa" w:w="100"/>
+              <w:bottom w:type="dxa" w:w="60"/>
+              <w:right w:type="dxa" w:w="100"/>
+            </w:tcMar>
+            <w:vAlign w:val="center"/>
+          </w:tcPr>
+          <w:p>
+            <w:pPr>
+              <w:spacing w:line="240" w:lineRule="auto"/>
+              <w:jc w:val="center"/>
+            </w:pPr>
+            <w:r>
+              <w:rPr>
+                <w:rFonts w:ascii="Arial" w:cs="Arial" w:eastAsia="Arial" w:hAnsi="Arial"/>
+                <w:b w:val="false"/>
+                <w:bCs w:val="false"/>
+                <w:i w:val="false"/>
+                <w:iCs w:val="false"/>
+                <w:color w:val="000000"/>
+                <w:sz w:val="20"/>
+                <w:szCs w:val="20"/>
+              </w:rPr>
+              <w:t xml:space="preserve">Formalización temprana del enlace institucional con la Comisión de Turismo del CCIS y de la Junta Departamental (5.4) mediante convenio escrito, no solo informal</w:t>
+            </w:r>
+          </w:p>
+        </w:tc>
+      </w:tr>
+      <w:tr>
+        <w:trPr>
+          <w:cantSplit/>
+        </w:trPr>
+        <w:tc>
+          <w:tcPr>
+            <w:tcW w:type="dxa" w:w="2224"/>
+            <w:tcMar>
+              <w:top w:type="dxa" w:w="60"/>
+              <w:left w:type="dxa" w:w="100"/>
+              <w:bottom w:type="dxa" w:w="60"/>
+              <w:right w:type="dxa" w:w="100"/>
+            </w:tcMar>
+            <w:vAlign w:val="center"/>
+          </w:tcPr>
+          <w:p>
+            <w:pPr>
+              <w:spacing w:line="240" w:lineRule="auto"/>
+              <w:jc w:val="center"/>
+            </w:pPr>
+            <w:r>
+              <w:rPr>
+                <w:rFonts w:ascii="Arial" w:cs="Arial" w:eastAsia="Arial" w:hAnsi="Arial"/>
+                <w:b w:val="false"/>
+                <w:bCs w:val="false"/>
+                <w:i w:val="false"/>
+                <w:iCs w:val="false"/>
+                <w:color w:val="000000"/>
+                <w:sz w:val="20"/>
+                <w:szCs w:val="20"/>
+              </w:rPr>
+              <w:t xml:space="preserve">Elegibilidad no inmediata a los fondos públicos concursables por desalineación temática de la convocatoria vigente (4.6)</w:t>
+            </w:r>
+          </w:p>
+        </w:tc>
+        <w:tc>
+          <w:tcPr>
+            <w:tcW w:type="dxa" w:w="888"/>
+            <w:tcMar>
+              <w:top w:type="dxa" w:w="60"/>
+              <w:left w:type="dxa" w:w="100"/>
+              <w:bottom w:type="dxa" w:w="60"/>
+              <w:right w:type="dxa" w:w="100"/>
+            </w:tcMar>
+            <w:vAlign w:val="center"/>
+          </w:tcPr>
+          <w:p>
+            <w:pPr>
+              <w:spacing w:line="240" w:lineRule="auto"/>
+              <w:jc w:val="center"/>
+            </w:pPr>
+            <w:r>
+              <w:rPr>
+                <w:rFonts w:ascii="Arial" w:cs="Arial" w:eastAsia="Arial" w:hAnsi="Arial"/>
+                <w:b w:val="false"/>
+                <w:bCs w:val="false"/>
+                <w:i w:val="false"/>
+                <w:iCs w:val="false"/>
+                <w:color w:val="000000"/>
+                <w:sz w:val="20"/>
+                <w:szCs w:val="20"/>
+              </w:rPr>
+              <w:t xml:space="preserve">Alta en el corto plazo</w:t>
+            </w:r>
+          </w:p>
+        </w:tc>
+        <w:tc>
+          <w:tcPr>
+            <w:tcW w:type="dxa" w:w="2409"/>
+            <w:tcMar>
+              <w:top w:type="dxa" w:w="60"/>
+              <w:left w:type="dxa" w:w="100"/>
+              <w:bottom w:type="dxa" w:w="60"/>
+              <w:right w:type="dxa" w:w="100"/>
+            </w:tcMar>
+            <w:vAlign w:val="center"/>
+          </w:tcPr>
+          <w:p>
+            <w:pPr>
+              <w:spacing w:line="240" w:lineRule="auto"/>
+              <w:jc w:val="center"/>
+            </w:pPr>
+            <w:r>
+              <w:rPr>
+                <w:rFonts w:ascii="Arial" w:cs="Arial" w:eastAsia="Arial" w:hAnsi="Arial"/>
+                <w:b w:val="false"/>
+                <w:bCs w:val="false"/>
+                <w:i w:val="false"/>
+                <w:iCs w:val="false"/>
+                <w:color w:val="000000"/>
+                <w:sz w:val="20"/>
+                <w:szCs w:val="20"/>
+              </w:rPr>
+              <w:t xml:space="preserve">Medio: retrasa, pero no impide, el acceso a financiamiento no reembolsable</w:t>
+            </w:r>
+          </w:p>
+        </w:tc>
+        <w:tc>
+          <w:tcPr>
+            <w:tcW w:type="dxa" w:w="2983"/>
+            <w:tcMar>
+              <w:top w:type="dxa" w:w="60"/>
+              <w:left w:type="dxa" w:w="100"/>
+              <w:bottom w:type="dxa" w:w="60"/>
+              <w:right w:type="dxa" w:w="100"/>
+            </w:tcMar>
+            <w:vAlign w:val="center"/>
+          </w:tcPr>
+          <w:p>
+            <w:pPr>
+              <w:spacing w:line="240" w:lineRule="auto"/>
+              <w:jc w:val="center"/>
+            </w:pPr>
+            <w:r>
+              <w:rPr>
+                <w:rFonts w:ascii="Arial" w:cs="Arial" w:eastAsia="Arial" w:hAnsi="Arial"/>
+                <w:b w:val="false"/>
+                <w:bCs w:val="false"/>
+                <w:i w:val="false"/>
+                <w:iCs w:val="false"/>
+                <w:color w:val="000000"/>
+                <w:sz w:val="20"/>
+                <w:szCs w:val="20"/>
+              </w:rPr>
+              <w:t xml:space="preserve">Diversificación de fuentes de inversión inicial (6.5.5) para no depender de una única convocatoria; monitoreo del calendario de llamados de ANDE y MINTUR</w:t>
+            </w:r>
+          </w:p>
+        </w:tc>
+      </w:tr>
+      <w:tr>
+        <w:trPr>
+          <w:cantSplit/>
+        </w:trPr>
+        <w:tc>
+          <w:tcPr>
+            <w:tcW w:type="dxa" w:w="2224"/>
+            <w:tcMar>
+              <w:top w:type="dxa" w:w="60"/>
+              <w:left w:type="dxa" w:w="100"/>
+              <w:bottom w:type="dxa" w:w="60"/>
+              <w:right w:type="dxa" w:w="100"/>
+            </w:tcMar>
+            <w:vAlign w:val="center"/>
+          </w:tcPr>
+          <w:p>
+            <w:pPr>
+              <w:spacing w:line="240" w:lineRule="auto"/>
+              <w:jc w:val="center"/>
+            </w:pPr>
+            <w:r>
+              <w:rPr>
+                <w:rFonts w:ascii="Arial" w:cs="Arial" w:eastAsia="Arial" w:hAnsi="Arial"/>
+                <w:b w:val="false"/>
+                <w:bCs w:val="false"/>
+                <w:i w:val="false"/>
+                <w:iCs w:val="false"/>
+                <w:color w:val="000000"/>
+                <w:sz w:val="20"/>
+                <w:szCs w:val="20"/>
+              </w:rPr>
+              <w:t xml:space="preserve">Sobreestimación de la demanda proyectada para el Año 1 (6.5.2)</w:t>
+            </w:r>
+          </w:p>
+        </w:tc>
+        <w:tc>
+          <w:tcPr>
+            <w:tcW w:type="dxa" w:w="888"/>
+            <w:tcMar>
+              <w:top w:type="dxa" w:w="60"/>
+              <w:left w:type="dxa" w:w="100"/>
+              <w:bottom w:type="dxa" w:w="60"/>
+              <w:right w:type="dxa" w:w="100"/>
+            </w:tcMar>
+            <w:vAlign w:val="center"/>
+          </w:tcPr>
+          <w:p>
+            <w:pPr>
+              <w:spacing w:line="240" w:lineRule="auto"/>
+              <w:jc w:val="center"/>
+            </w:pPr>
+            <w:r>
+              <w:rPr>
+                <w:rFonts w:ascii="Arial" w:cs="Arial" w:eastAsia="Arial" w:hAnsi="Arial"/>
+                <w:b w:val="false"/>
+                <w:bCs w:val="false"/>
+                <w:i w:val="false"/>
+                <w:iCs w:val="false"/>
+                <w:color w:val="000000"/>
+                <w:sz w:val="20"/>
+                <w:szCs w:val="20"/>
+              </w:rPr>
+              <w:t xml:space="preserve">Media</w:t>
+            </w:r>
+          </w:p>
+        </w:tc>
+        <w:tc>
+          <w:tcPr>
+            <w:tcW w:type="dxa" w:w="2409"/>
+            <w:tcMar>
+              <w:top w:type="dxa" w:w="60"/>
+              <w:left w:type="dxa" w:w="100"/>
+              <w:bottom w:type="dxa" w:w="60"/>
+              <w:right w:type="dxa" w:w="100"/>
+            </w:tcMar>
+            <w:vAlign w:val="center"/>
+          </w:tcPr>
+          <w:p>
+            <w:pPr>
+              <w:spacing w:line="240" w:lineRule="auto"/>
+              <w:jc w:val="center"/>
+            </w:pPr>
+            <w:r>
+              <w:rPr>
+                <w:rFonts w:ascii="Arial" w:cs="Arial" w:eastAsia="Arial" w:hAnsi="Arial"/>
+                <w:b w:val="false"/>
+                <w:bCs w:val="false"/>
+                <w:i w:val="false"/>
+                <w:iCs w:val="false"/>
+                <w:color w:val="000000"/>
+                <w:sz w:val="20"/>
+                <w:szCs w:val="20"/>
+              </w:rPr>
+              <w:t xml:space="preserve">Alto: compromete el punto de equilibrio si la captación real es menor al 0,8% del corredor termal proyectado</w:t>
+            </w:r>
+          </w:p>
+        </w:tc>
+        <w:tc>
+          <w:tcPr>
+            <w:tcW w:type="dxa" w:w="2983"/>
+            <w:tcMar>
+              <w:top w:type="dxa" w:w="60"/>
+              <w:left w:type="dxa" w:w="100"/>
+              <w:bottom w:type="dxa" w:w="60"/>
+              <w:right w:type="dxa" w:w="100"/>
+            </w:tcMar>
+            <w:vAlign w:val="center"/>
+          </w:tcPr>
+          <w:p>
+            <w:pPr>
+              <w:spacing w:line="240" w:lineRule="auto"/>
+              <w:jc w:val="center"/>
+            </w:pPr>
+            <w:r>
+              <w:rPr>
+                <w:rFonts w:ascii="Arial" w:cs="Arial" w:eastAsia="Arial" w:hAnsi="Arial"/>
+                <w:b w:val="false"/>
+                <w:bCs w:val="false"/>
+                <w:i w:val="false"/>
+                <w:iCs w:val="false"/>
+                <w:color w:val="000000"/>
+                <w:sz w:val="20"/>
+                <w:szCs w:val="20"/>
+              </w:rPr>
+              <w:t xml:space="preserve">Operación piloto acotada al Paquete 1 antes de escalar al Paquete 2 completo (6.6, fase 6); ajuste de metas con base en los resultados del cuestionario QR</w:t>
+            </w:r>
+          </w:p>
+        </w:tc>
+      </w:tr>
+      <w:tr>
+        <w:trPr>
+          <w:cantSplit/>
+        </w:trPr>
+        <w:tc>
+          <w:tcPr>
+            <w:tcW w:type="dxa" w:w="2224"/>
+            <w:tcMar>
+              <w:top w:type="dxa" w:w="60"/>
+              <w:left w:type="dxa" w:w="100"/>
+              <w:bottom w:type="dxa" w:w="60"/>
+              <w:right w:type="dxa" w:w="100"/>
+            </w:tcMar>
+            <w:vAlign w:val="center"/>
+          </w:tcPr>
+          <w:p>
+            <w:pPr>
+              <w:spacing w:line="240" w:lineRule="auto"/>
+              <w:jc w:val="center"/>
+            </w:pPr>
+            <w:r>
+              <w:rPr>
+                <w:rFonts w:ascii="Arial" w:cs="Arial" w:eastAsia="Arial" w:hAnsi="Arial"/>
+                <w:b w:val="false"/>
+                <w:bCs w:val="false"/>
+                <w:i w:val="false"/>
+                <w:iCs w:val="false"/>
+                <w:color w:val="000000"/>
+                <w:sz w:val="20"/>
+                <w:szCs w:val="20"/>
+              </w:rPr>
+              <w:t xml:space="preserve">Vulnerabilidad climática de la caminería rural secundaria (4.1; 6.4.4)</w:t>
+            </w:r>
+          </w:p>
+        </w:tc>
+        <w:tc>
+          <w:tcPr>
+            <w:tcW w:type="dxa" w:w="888"/>
+            <w:tcMar>
+              <w:top w:type="dxa" w:w="60"/>
+              <w:left w:type="dxa" w:w="100"/>
+              <w:bottom w:type="dxa" w:w="60"/>
+              <w:right w:type="dxa" w:w="100"/>
+            </w:tcMar>
+            <w:vAlign w:val="center"/>
+          </w:tcPr>
+          <w:p>
+            <w:pPr>
+              <w:spacing w:line="240" w:lineRule="auto"/>
+              <w:jc w:val="center"/>
+            </w:pPr>
+            <w:r>
+              <w:rPr>
+                <w:rFonts w:ascii="Arial" w:cs="Arial" w:eastAsia="Arial" w:hAnsi="Arial"/>
+                <w:b w:val="false"/>
+                <w:bCs w:val="false"/>
+                <w:i w:val="false"/>
+                <w:iCs w:val="false"/>
+                <w:color w:val="000000"/>
+                <w:sz w:val="20"/>
+                <w:szCs w:val="20"/>
+              </w:rPr>
+              <w:t xml:space="preserve">Alta en temporada de lluvias</w:t>
+            </w:r>
+          </w:p>
+        </w:tc>
+        <w:tc>
+          <w:tcPr>
+            <w:tcW w:type="dxa" w:w="2409"/>
+            <w:tcMar>
+              <w:top w:type="dxa" w:w="60"/>
+              <w:left w:type="dxa" w:w="100"/>
+              <w:bottom w:type="dxa" w:w="60"/>
+              <w:right w:type="dxa" w:w="100"/>
+            </w:tcMar>
+            <w:vAlign w:val="center"/>
+          </w:tcPr>
+          <w:p>
+            <w:pPr>
+              <w:spacing w:line="240" w:lineRule="auto"/>
+              <w:jc w:val="center"/>
+            </w:pPr>
+            <w:r>
+              <w:rPr>
+                <w:rFonts w:ascii="Arial" w:cs="Arial" w:eastAsia="Arial" w:hAnsi="Arial"/>
+                <w:b w:val="false"/>
+                <w:bCs w:val="false"/>
+                <w:i w:val="false"/>
+                <w:iCs w:val="false"/>
+                <w:color w:val="000000"/>
+                <w:sz w:val="20"/>
+                <w:szCs w:val="20"/>
+              </w:rPr>
+              <w:t xml:space="preserve">Medio: afecta la operativa de un día puntual, no la viabilidad del negocio</w:t>
+            </w:r>
+          </w:p>
+        </w:tc>
+        <w:tc>
+          <w:tcPr>
+            <w:tcW w:type="dxa" w:w="2983"/>
+            <w:tcMar>
+              <w:top w:type="dxa" w:w="60"/>
+              <w:left w:type="dxa" w:w="100"/>
+              <w:bottom w:type="dxa" w:w="60"/>
+              <w:right w:type="dxa" w:w="100"/>
+            </w:tcMar>
+            <w:vAlign w:val="center"/>
+          </w:tcPr>
+          <w:p>
+            <w:pPr>
+              <w:spacing w:line="240" w:lineRule="auto"/>
+              <w:jc w:val="center"/>
+            </w:pPr>
+            <w:r>
+              <w:rPr>
+                <w:rFonts w:ascii="Arial" w:cs="Arial" w:eastAsia="Arial" w:hAnsi="Arial"/>
+                <w:b w:val="false"/>
+                <w:bCs w:val="false"/>
+                <w:i w:val="false"/>
+                <w:iCs w:val="false"/>
+                <w:color w:val="000000"/>
+                <w:sz w:val="20"/>
+                <w:szCs w:val="20"/>
+              </w:rPr>
+              <w:t xml:space="preserve">Protocolo de contingencia ya definido (6.4.4): rutas alternativas pavimentadas y comunicación inmediata a pasajeros</w:t>
+            </w:r>
+          </w:p>
+        </w:tc>
+      </w:tr>
+      <w:tr>
+        <w:trPr>
+          <w:cantSplit/>
+        </w:trPr>
+        <w:tc>
+          <w:tcPr>
+            <w:tcW w:type="dxa" w:w="2224"/>
+            <w:tcMar>
+              <w:top w:type="dxa" w:w="60"/>
+              <w:left w:type="dxa" w:w="100"/>
+              <w:bottom w:type="dxa" w:w="60"/>
+              <w:right w:type="dxa" w:w="100"/>
+            </w:tcMar>
+            <w:vAlign w:val="center"/>
+          </w:tcPr>
+          <w:p>
+            <w:pPr>
+              <w:spacing w:line="240" w:lineRule="auto"/>
+              <w:jc w:val="center"/>
+            </w:pPr>
+            <w:r>
+              <w:rPr>
+                <w:rFonts w:ascii="Arial" w:cs="Arial" w:eastAsia="Arial" w:hAnsi="Arial"/>
+                <w:b w:val="false"/>
+                <w:bCs w:val="false"/>
+                <w:i w:val="false"/>
+                <w:iCs w:val="false"/>
+                <w:color w:val="000000"/>
+                <w:sz w:val="20"/>
+                <w:szCs w:val="20"/>
+              </w:rPr>
+              <w:t xml:space="preserve">Capacidad limitada de las bodegas familiares para atender grupos grandes (4.6)</w:t>
+            </w:r>
+          </w:p>
+        </w:tc>
+        <w:tc>
+          <w:tcPr>
+            <w:tcW w:type="dxa" w:w="888"/>
+            <w:tcMar>
+              <w:top w:type="dxa" w:w="60"/>
+              <w:left w:type="dxa" w:w="100"/>
+              <w:bottom w:type="dxa" w:w="60"/>
+              <w:right w:type="dxa" w:w="100"/>
+            </w:tcMar>
+            <w:vAlign w:val="center"/>
+          </w:tcPr>
+          <w:p>
+            <w:pPr>
+              <w:spacing w:line="240" w:lineRule="auto"/>
+              <w:jc w:val="center"/>
+            </w:pPr>
+            <w:r>
+              <w:rPr>
+                <w:rFonts w:ascii="Arial" w:cs="Arial" w:eastAsia="Arial" w:hAnsi="Arial"/>
+                <w:b w:val="false"/>
+                <w:bCs w:val="false"/>
+                <w:i w:val="false"/>
+                <w:iCs w:val="false"/>
+                <w:color w:val="000000"/>
+                <w:sz w:val="20"/>
+                <w:szCs w:val="20"/>
+              </w:rPr>
+              <w:t xml:space="preserve">Media</w:t>
+            </w:r>
+          </w:p>
+        </w:tc>
+        <w:tc>
+          <w:tcPr>
+            <w:tcW w:type="dxa" w:w="2409"/>
+            <w:tcMar>
+              <w:top w:type="dxa" w:w="60"/>
+              <w:left w:type="dxa" w:w="100"/>
+              <w:bottom w:type="dxa" w:w="60"/>
+              <w:right w:type="dxa" w:w="100"/>
+            </w:tcMar>
+            <w:vAlign w:val="center"/>
+          </w:tcPr>
+          <w:p>
+            <w:pPr>
+              <w:spacing w:line="240" w:lineRule="auto"/>
+              <w:jc w:val="center"/>
+            </w:pPr>
+            <w:r>
+              <w:rPr>
+                <w:rFonts w:ascii="Arial" w:cs="Arial" w:eastAsia="Arial" w:hAnsi="Arial"/>
+                <w:b w:val="false"/>
+                <w:bCs w:val="false"/>
+                <w:i w:val="false"/>
+                <w:iCs w:val="false"/>
+                <w:color w:val="000000"/>
+                <w:sz w:val="20"/>
+                <w:szCs w:val="20"/>
+              </w:rPr>
+              <w:t xml:space="preserve">Medio: puede generar una experiencia de menor calidad en picos de demanda</w:t>
+            </w:r>
+          </w:p>
+        </w:tc>
+        <w:tc>
+          <w:tcPr>
+            <w:tcW w:type="dxa" w:w="2983"/>
+            <w:tcMar>
+              <w:top w:type="dxa" w:w="60"/>
+              <w:left w:type="dxa" w:w="100"/>
+              <w:bottom w:type="dxa" w:w="60"/>
+              <w:right w:type="dxa" w:w="100"/>
+            </w:tcMar>
+            <w:vAlign w:val="center"/>
+          </w:tcPr>
+          <w:p>
+            <w:pPr>
+              <w:spacing w:line="240" w:lineRule="auto"/>
+              <w:jc w:val="center"/>
+            </w:pPr>
+            <w:r>
+              <w:rPr>
+                <w:rFonts w:ascii="Arial" w:cs="Arial" w:eastAsia="Arial" w:hAnsi="Arial"/>
+                <w:b w:val="false"/>
+                <w:bCs w:val="false"/>
+                <w:i w:val="false"/>
+                <w:iCs w:val="false"/>
+                <w:color w:val="000000"/>
+                <w:sz w:val="20"/>
+                <w:szCs w:val="20"/>
+              </w:rPr>
+              <w:t xml:space="preserve">Cupos máximos por salida acordados en los convenios anuales (6.4.3) y escalonamiento de turnos entre las tres bodegas</w:t>
+            </w:r>
+          </w:p>
+        </w:tc>
+      </w:tr>
+    </w:tbl>
+    <w:p>
+      <w:pPr>
+        <w:spacing w:after="160"/>
+      </w:pPr>
+    </w:p>
+    <w:p>
+      <w:pPr>
+        <w:spacing w:after="200" w:before="80" w:line="240" w:lineRule="auto"/>
+        <w:jc w:val="left"/>
+      </w:pPr>
+      <w:r>
+        <w:rPr>
+          <w:rFonts w:ascii="Arial" w:cs="Arial" w:eastAsia="Arial" w:hAnsi="Arial"/>
+          <w:b w:val="false"/>
+          <w:bCs w:val="false"/>
+          <w:i/>
+          <w:iCs/>
+          <w:color w:val="000000"/>
+          <w:sz w:val="20"/>
+          <w:szCs w:val="20"/>
+        </w:rPr>
+        <w:t xml:space="preserve">Nota.</w:t>
+      </w:r>
+      <w:r>
+        <w:rPr>
+          <w:rFonts w:ascii="Arial" w:cs="Arial" w:eastAsia="Arial" w:hAnsi="Arial"/>
+          <w:b w:val="false"/>
+          <w:bCs w:val="false"/>
+          <w:i w:val="false"/>
+          <w:iCs w:val="false"/>
+          <w:color w:val="000000"/>
+          <w:sz w:val="20"/>
+          <w:szCs w:val="20"/>
+        </w:rPr>
+        <w:t xml:space="preserve"> Elaboración propia a partir de los riesgos identificados en el diagnóstico de los Capítulos 1, 4 y 6.</w:t>
+      </w:r>
+    </w:p>
+    <w:p>
+      <w:pPr>
+        <w:keepNext w:val="false"/>
+        <w:spacing w:after="200" w:line="240" w:lineRule="auto"/>
+        <w:jc w:val="both"/>
+      </w:pPr>
+      <w:r>
+        <w:rPr>
+          <w:rFonts w:ascii="Arial" w:cs="Arial" w:eastAsia="Arial" w:hAnsi="Arial"/>
+          <w:b w:val="false"/>
+          <w:bCs w:val="false"/>
+          <w:i w:val="false"/>
+          <w:iCs w:val="false"/>
+          <w:color w:val="000000"/>
+          <w:sz w:val="24"/>
+          <w:szCs w:val="24"/>
+        </w:rPr>
+        <w:t xml:space="preserve">Del análisis se desprende que ninguno de los riesgos identificados es, por sí solo, de magnitud suficiente para comprometer la viabilidad del proyecto, pero varios de ellos —en particular la volatilidad cambiaria y la fragmentación de la gobernanza— son de naturaleza estructural y exceden la capacidad de control directo del Comité de Gestión. Por ello, el seguimiento periódico de estos indicadores debe incorporarse como una función explícita del Consejo Consultivo Técnico (5.4), y no tratarse como un ejercicio de diagnóstico único realizado únicamente en la etapa de formulación del proyecto.</w:t>
+      </w:r>
+    </w:p>
+    <w:p>
+      <w:pPr>
+        <w:pStyle w:val="Heading2"/>
+        <w:keepNext/>
+        <w:spacing w:after="140" w:before="300" w:line="240" w:lineRule="auto"/>
+        <w:jc w:val="left"/>
+      </w:pPr>
+      <w:r>
+        <w:rPr>
+          <w:rFonts w:ascii="Arial" w:cs="Arial" w:eastAsia="Arial" w:hAnsi="Arial"/>
+          <w:b/>
+          <w:bCs/>
+          <w:i w:val="false"/>
+          <w:iCs w:val="false"/>
+          <w:color w:val="3b1522"/>
+          <w:sz w:val="27"/>
+          <w:szCs w:val="27"/>
+        </w:rPr>
+        <w:t xml:space="preserve">6.8. Indicadores de Desempeño</w:t>
+      </w:r>
+    </w:p>
+    <w:p>
+      <w:pPr>
+        <w:keepNext w:val="false"/>
+        <w:spacing w:after="200" w:line="240" w:lineRule="auto"/>
+        <w:jc w:val="both"/>
+      </w:pPr>
+      <w:r>
+        <w:rPr>
+          <w:rFonts w:ascii="Arial" w:cs="Arial" w:eastAsia="Arial" w:hAnsi="Arial"/>
+          <w:b w:val="false"/>
+          <w:bCs w:val="false"/>
+          <w:i w:val="false"/>
+          <w:iCs w:val="false"/>
+          <w:color w:val="000000"/>
+          <w:sz w:val="24"/>
+          <w:szCs w:val="24"/>
+        </w:rPr>
+        <w:t xml:space="preserve">Los distintos capítulos de este proyecto definen, de forma dispersa, un conjunto de métricas que permiten monitorear su desempeño una vez iniciada la operación. Sistematizarlas en un único tablero de indicadores facilita su seguimiento periódico por parte del Comité de Gestión.</w:t>
+      </w:r>
+    </w:p>
+    <w:p>
+      <w:pPr>
+        <w:keepNext/>
+        <w:spacing w:after="0" w:before="200" w:line="240" w:lineRule="auto"/>
+        <w:jc w:val="left"/>
+      </w:pPr>
+      <w:r>
+        <w:rPr>
+          <w:rFonts w:ascii="Arial" w:cs="Arial" w:eastAsia="Arial" w:hAnsi="Arial"/>
+          <w:b/>
+          <w:bCs/>
+          <w:i w:val="false"/>
+          <w:iCs w:val="false"/>
+          <w:color w:val="3b1522"/>
+          <w:sz w:val="24"/>
+          <w:szCs w:val="24"/>
+        </w:rPr>
+        <w:t xml:space="preserve">Tabla 20</w:t>
+      </w:r>
+    </w:p>
+    <w:p>
+      <w:pPr>
+        <w:keepNext/>
+        <w:spacing w:after="120" w:before="0" w:line="240" w:lineRule="auto"/>
+        <w:jc w:val="left"/>
+      </w:pPr>
+      <w:r>
+        <w:rPr>
+          <w:rFonts w:ascii="Arial" w:cs="Arial" w:eastAsia="Arial" w:hAnsi="Arial"/>
+          <w:b w:val="false"/>
+          <w:bCs w:val="false"/>
+          <w:i/>
+          <w:iCs/>
+          <w:color w:val="000000"/>
+          <w:sz w:val="24"/>
+          <w:szCs w:val="24"/>
+        </w:rPr>
+        <w:t xml:space="preserve">Tablero de indicadores de desempeño del circuito</w:t>
+      </w:r>
+    </w:p>
+    <w:tbl>
+      <w:tblPr>
+        <w:tblW w:type="dxa" w:w="8504"/>
+        <w:tblBorders>
+          <w:top w:val="single" w:color="000000" w:sz="4"/>
+          <w:left w:val="single" w:color="000000" w:sz="4"/>
+          <w:bottom w:val="single" w:color="000000" w:sz="4"/>
+          <w:right w:val="single" w:color="000000" w:sz="4"/>
+          <w:insideH w:val="single" w:color="000000" w:sz="4"/>
+          <w:insideV w:val="single" w:color="000000" w:sz="4"/>
+        </w:tblBorders>
+      </w:tblPr>
+      <w:tblGrid>
+        <w:gridCol w:w="1234"/>
+        <w:gridCol w:w="2556"/>
+        <w:gridCol w:w="2864"/>
+        <w:gridCol w:w="1851"/>
+      </w:tblGrid>
+      <w:tr>
+        <w:trPr>
+          <w:cantSplit/>
+        </w:trPr>
+        <w:tc>
+          <w:tcPr>
+            <w:tcW w:type="dxa" w:w="1234"/>
+            <w:shd w:fill="5b2333" w:val="clear"/>
+            <w:tcMar>
+              <w:top w:type="dxa" w:w="60"/>
+              <w:left w:type="dxa" w:w="100"/>
+              <w:bottom w:type="dxa" w:w="60"/>
+              <w:right w:type="dxa" w:w="100"/>
+            </w:tcMar>
+            <w:vAlign w:val="center"/>
+          </w:tcPr>
+          <w:p>
+            <w:pPr>
+              <w:spacing w:line="240" w:lineRule="auto"/>
+              <w:jc w:val="center"/>
+            </w:pPr>
+            <w:r>
+              <w:rPr>
+                <w:rFonts w:ascii="Arial" w:cs="Arial" w:eastAsia="Arial" w:hAnsi="Arial"/>
+                <w:b/>
+                <w:bCs/>
+                <w:i w:val="false"/>
+                <w:iCs w:val="false"/>
+                <w:color w:val="ffffff"/>
+                <w:sz w:val="20"/>
+                <w:szCs w:val="20"/>
+              </w:rPr>
+              <w:t xml:space="preserve">Dimensión</w:t>
+            </w:r>
+          </w:p>
+        </w:tc>
+        <w:tc>
+          <w:tcPr>
+            <w:tcW w:type="dxa" w:w="2556"/>
+            <w:shd w:fill="5b2333" w:val="clear"/>
+            <w:tcMar>
+              <w:top w:type="dxa" w:w="60"/>
+              <w:left w:type="dxa" w:w="100"/>
+              <w:bottom w:type="dxa" w:w="60"/>
+              <w:right w:type="dxa" w:w="100"/>
+            </w:tcMar>
+            <w:vAlign w:val="center"/>
+          </w:tcPr>
+          <w:p>
+            <w:pPr>
+              <w:spacing w:line="240" w:lineRule="auto"/>
+              <w:jc w:val="center"/>
+            </w:pPr>
+            <w:r>
+              <w:rPr>
+                <w:rFonts w:ascii="Arial" w:cs="Arial" w:eastAsia="Arial" w:hAnsi="Arial"/>
+                <w:b/>
+                <w:bCs/>
+                <w:i w:val="false"/>
+                <w:iCs w:val="false"/>
+                <w:color w:val="ffffff"/>
+                <w:sz w:val="20"/>
+                <w:szCs w:val="20"/>
+              </w:rPr>
+              <w:t xml:space="preserve">Indicador</w:t>
+            </w:r>
+          </w:p>
+        </w:tc>
+        <w:tc>
+          <w:tcPr>
+            <w:tcW w:type="dxa" w:w="2864"/>
+            <w:shd w:fill="5b2333" w:val="clear"/>
+            <w:tcMar>
+              <w:top w:type="dxa" w:w="60"/>
+              <w:left w:type="dxa" w:w="100"/>
+              <w:bottom w:type="dxa" w:w="60"/>
+              <w:right w:type="dxa" w:w="100"/>
+            </w:tcMar>
+            <w:vAlign w:val="center"/>
+          </w:tcPr>
+          <w:p>
+            <w:pPr>
+              <w:spacing w:line="240" w:lineRule="auto"/>
+              <w:jc w:val="center"/>
+            </w:pPr>
+            <w:r>
+              <w:rPr>
+                <w:rFonts w:ascii="Arial" w:cs="Arial" w:eastAsia="Arial" w:hAnsi="Arial"/>
+                <w:b/>
+                <w:bCs/>
+                <w:i w:val="false"/>
+                <w:iCs w:val="false"/>
+                <w:color w:val="ffffff"/>
+                <w:sz w:val="20"/>
+                <w:szCs w:val="20"/>
+              </w:rPr>
+              <w:t xml:space="preserve">Meta Año 1</w:t>
+            </w:r>
+          </w:p>
+        </w:tc>
+        <w:tc>
+          <w:tcPr>
+            <w:tcW w:type="dxa" w:w="1851"/>
+            <w:shd w:fill="5b2333" w:val="clear"/>
+            <w:tcMar>
+              <w:top w:type="dxa" w:w="60"/>
+              <w:left w:type="dxa" w:w="100"/>
+              <w:bottom w:type="dxa" w:w="60"/>
+              <w:right w:type="dxa" w:w="100"/>
+            </w:tcMar>
+            <w:vAlign w:val="center"/>
+          </w:tcPr>
+          <w:p>
+            <w:pPr>
+              <w:spacing w:line="240" w:lineRule="auto"/>
+              <w:jc w:val="center"/>
+            </w:pPr>
+            <w:r>
+              <w:rPr>
+                <w:rFonts w:ascii="Arial" w:cs="Arial" w:eastAsia="Arial" w:hAnsi="Arial"/>
+                <w:b/>
+                <w:bCs/>
+                <w:i w:val="false"/>
+                <w:iCs w:val="false"/>
+                <w:color w:val="ffffff"/>
+                <w:sz w:val="20"/>
+                <w:szCs w:val="20"/>
+              </w:rPr>
+              <w:t xml:space="preserve">Fuente de verificación</w:t>
+            </w:r>
+          </w:p>
+        </w:tc>
+      </w:tr>
+      <w:tr>
+        <w:trPr>
+          <w:cantSplit/>
+        </w:trPr>
+        <w:tc>
+          <w:tcPr>
+            <w:tcW w:type="dxa" w:w="1234"/>
+            <w:tcMar>
+              <w:top w:type="dxa" w:w="60"/>
+              <w:left w:type="dxa" w:w="100"/>
+              <w:bottom w:type="dxa" w:w="60"/>
+              <w:right w:type="dxa" w:w="100"/>
+            </w:tcMar>
+            <w:vAlign w:val="center"/>
+          </w:tcPr>
+          <w:p>
+            <w:pPr>
+              <w:spacing w:line="240" w:lineRule="auto"/>
+              <w:jc w:val="center"/>
+            </w:pPr>
+            <w:r>
+              <w:rPr>
+                <w:rFonts w:ascii="Arial" w:cs="Arial" w:eastAsia="Arial" w:hAnsi="Arial"/>
+                <w:b w:val="false"/>
+                <w:bCs w:val="false"/>
+                <w:i w:val="false"/>
+                <w:iCs w:val="false"/>
+                <w:color w:val="000000"/>
+                <w:sz w:val="20"/>
+                <w:szCs w:val="20"/>
+              </w:rPr>
+              <w:t xml:space="preserve">Comercial</w:t>
+            </w:r>
+          </w:p>
+        </w:tc>
+        <w:tc>
+          <w:tcPr>
+            <w:tcW w:type="dxa" w:w="2556"/>
+            <w:tcMar>
+              <w:top w:type="dxa" w:w="60"/>
+              <w:left w:type="dxa" w:w="100"/>
+              <w:bottom w:type="dxa" w:w="60"/>
+              <w:right w:type="dxa" w:w="100"/>
+            </w:tcMar>
+            <w:vAlign w:val="center"/>
+          </w:tcPr>
+          <w:p>
+            <w:pPr>
+              <w:spacing w:line="240" w:lineRule="auto"/>
+              <w:jc w:val="center"/>
+            </w:pPr>
+            <w:r>
+              <w:rPr>
+                <w:rFonts w:ascii="Arial" w:cs="Arial" w:eastAsia="Arial" w:hAnsi="Arial"/>
+                <w:b w:val="false"/>
+                <w:bCs w:val="false"/>
+                <w:i w:val="false"/>
+                <w:iCs w:val="false"/>
+                <w:color w:val="000000"/>
+                <w:sz w:val="20"/>
+                <w:szCs w:val="20"/>
+              </w:rPr>
+              <w:t xml:space="preserve">Turistas captados</w:t>
+            </w:r>
+          </w:p>
+        </w:tc>
+        <w:tc>
+          <w:tcPr>
+            <w:tcW w:type="dxa" w:w="2864"/>
+            <w:tcMar>
+              <w:top w:type="dxa" w:w="60"/>
+              <w:left w:type="dxa" w:w="100"/>
+              <w:bottom w:type="dxa" w:w="60"/>
+              <w:right w:type="dxa" w:w="100"/>
+            </w:tcMar>
+            <w:vAlign w:val="center"/>
+          </w:tcPr>
+          <w:p>
+            <w:pPr>
+              <w:spacing w:line="240" w:lineRule="auto"/>
+              <w:jc w:val="center"/>
+            </w:pPr>
+            <w:r>
+              <w:rPr>
+                <w:rFonts w:ascii="Arial" w:cs="Arial" w:eastAsia="Arial" w:hAnsi="Arial"/>
+                <w:b w:val="false"/>
+                <w:bCs w:val="false"/>
+                <w:i w:val="false"/>
+                <w:iCs w:val="false"/>
+                <w:color w:val="000000"/>
+                <w:sz w:val="20"/>
+                <w:szCs w:val="20"/>
+              </w:rPr>
+              <w:t xml:space="preserve">3.630 (6.5.2)</w:t>
+            </w:r>
+          </w:p>
+        </w:tc>
+        <w:tc>
+          <w:tcPr>
+            <w:tcW w:type="dxa" w:w="1851"/>
+            <w:tcMar>
+              <w:top w:type="dxa" w:w="60"/>
+              <w:left w:type="dxa" w:w="100"/>
+              <w:bottom w:type="dxa" w:w="60"/>
+              <w:right w:type="dxa" w:w="100"/>
+            </w:tcMar>
+            <w:vAlign w:val="center"/>
+          </w:tcPr>
+          <w:p>
+            <w:pPr>
+              <w:spacing w:line="240" w:lineRule="auto"/>
+              <w:jc w:val="center"/>
+            </w:pPr>
+            <w:r>
+              <w:rPr>
+                <w:rFonts w:ascii="Arial" w:cs="Arial" w:eastAsia="Arial" w:hAnsi="Arial"/>
+                <w:b w:val="false"/>
+                <w:bCs w:val="false"/>
+                <w:i w:val="false"/>
+                <w:iCs w:val="false"/>
+                <w:color w:val="000000"/>
+                <w:sz w:val="20"/>
+                <w:szCs w:val="20"/>
+              </w:rPr>
+              <w:t xml:space="preserve">Motor de reservas de la app (6.1.4)</w:t>
+            </w:r>
+          </w:p>
+        </w:tc>
+      </w:tr>
+      <w:tr>
+        <w:trPr>
+          <w:cantSplit/>
+        </w:trPr>
+        <w:tc>
+          <w:tcPr>
+            <w:tcW w:type="dxa" w:w="1234"/>
+            <w:tcMar>
+              <w:top w:type="dxa" w:w="60"/>
+              <w:left w:type="dxa" w:w="100"/>
+              <w:bottom w:type="dxa" w:w="60"/>
+              <w:right w:type="dxa" w:w="100"/>
+            </w:tcMar>
+            <w:vAlign w:val="center"/>
+          </w:tcPr>
+          <w:p>
+            <w:pPr>
+              <w:spacing w:line="240" w:lineRule="auto"/>
+              <w:jc w:val="center"/>
+            </w:pPr>
+            <w:r>
+              <w:rPr>
+                <w:rFonts w:ascii="Arial" w:cs="Arial" w:eastAsia="Arial" w:hAnsi="Arial"/>
+                <w:b w:val="false"/>
+                <w:bCs w:val="false"/>
+                <w:i w:val="false"/>
+                <w:iCs w:val="false"/>
+                <w:color w:val="000000"/>
+                <w:sz w:val="20"/>
+                <w:szCs w:val="20"/>
+              </w:rPr>
+              <w:t xml:space="preserve">Comercial</w:t>
+            </w:r>
+          </w:p>
+        </w:tc>
+        <w:tc>
+          <w:tcPr>
+            <w:tcW w:type="dxa" w:w="2556"/>
+            <w:tcMar>
+              <w:top w:type="dxa" w:w="60"/>
+              <w:left w:type="dxa" w:w="100"/>
+              <w:bottom w:type="dxa" w:w="60"/>
+              <w:right w:type="dxa" w:w="100"/>
+            </w:tcMar>
+            <w:vAlign w:val="center"/>
+          </w:tcPr>
+          <w:p>
+            <w:pPr>
+              <w:spacing w:line="240" w:lineRule="auto"/>
+              <w:jc w:val="center"/>
+            </w:pPr>
+            <w:r>
+              <w:rPr>
+                <w:rFonts w:ascii="Arial" w:cs="Arial" w:eastAsia="Arial" w:hAnsi="Arial"/>
+                <w:b w:val="false"/>
+                <w:bCs w:val="false"/>
+                <w:i w:val="false"/>
+                <w:iCs w:val="false"/>
+                <w:color w:val="000000"/>
+                <w:sz w:val="20"/>
+                <w:szCs w:val="20"/>
+              </w:rPr>
+              <w:t xml:space="preserve">Participación en la demanda del corredor termal</w:t>
+            </w:r>
+          </w:p>
+        </w:tc>
+        <w:tc>
+          <w:tcPr>
+            <w:tcW w:type="dxa" w:w="2864"/>
+            <w:tcMar>
+              <w:top w:type="dxa" w:w="60"/>
+              <w:left w:type="dxa" w:w="100"/>
+              <w:bottom w:type="dxa" w:w="60"/>
+              <w:right w:type="dxa" w:w="100"/>
+            </w:tcMar>
+            <w:vAlign w:val="center"/>
+          </w:tcPr>
+          <w:p>
+            <w:pPr>
+              <w:spacing w:line="240" w:lineRule="auto"/>
+              <w:jc w:val="center"/>
+            </w:pPr>
+            <w:r>
+              <w:rPr>
+                <w:rFonts w:ascii="Arial" w:cs="Arial" w:eastAsia="Arial" w:hAnsi="Arial"/>
+                <w:b w:val="false"/>
+                <w:bCs w:val="false"/>
+                <w:i w:val="false"/>
+                <w:iCs w:val="false"/>
+                <w:color w:val="000000"/>
+                <w:sz w:val="20"/>
+                <w:szCs w:val="20"/>
+              </w:rPr>
+              <w:t xml:space="preserve">0,8% de 453.936 visitantes (1.1; 6.5.2)</w:t>
+            </w:r>
+          </w:p>
+        </w:tc>
+        <w:tc>
+          <w:tcPr>
+            <w:tcW w:type="dxa" w:w="1851"/>
+            <w:tcMar>
+              <w:top w:type="dxa" w:w="60"/>
+              <w:left w:type="dxa" w:w="100"/>
+              <w:bottom w:type="dxa" w:w="60"/>
+              <w:right w:type="dxa" w:w="100"/>
+            </w:tcMar>
+            <w:vAlign w:val="center"/>
+          </w:tcPr>
+          <w:p>
+            <w:pPr>
+              <w:spacing w:line="240" w:lineRule="auto"/>
+              <w:jc w:val="center"/>
+            </w:pPr>
+            <w:r>
+              <w:rPr>
+                <w:rFonts w:ascii="Arial" w:cs="Arial" w:eastAsia="Arial" w:hAnsi="Arial"/>
+                <w:b w:val="false"/>
+                <w:bCs w:val="false"/>
+                <w:i w:val="false"/>
+                <w:iCs w:val="false"/>
+                <w:color w:val="000000"/>
+                <w:sz w:val="20"/>
+                <w:szCs w:val="20"/>
+              </w:rPr>
+              <w:t xml:space="preserve">Comparación con datos de CERES (2026)</w:t>
+            </w:r>
+          </w:p>
+        </w:tc>
+      </w:tr>
+      <w:tr>
+        <w:trPr>
+          <w:cantSplit/>
+        </w:trPr>
+        <w:tc>
+          <w:tcPr>
+            <w:tcW w:type="dxa" w:w="1234"/>
+            <w:tcMar>
+              <w:top w:type="dxa" w:w="60"/>
+              <w:left w:type="dxa" w:w="100"/>
+              <w:bottom w:type="dxa" w:w="60"/>
+              <w:right w:type="dxa" w:w="100"/>
+            </w:tcMar>
+            <w:vAlign w:val="center"/>
+          </w:tcPr>
+          <w:p>
+            <w:pPr>
+              <w:spacing w:line="240" w:lineRule="auto"/>
+              <w:jc w:val="center"/>
+            </w:pPr>
+            <w:r>
+              <w:rPr>
+                <w:rFonts w:ascii="Arial" w:cs="Arial" w:eastAsia="Arial" w:hAnsi="Arial"/>
+                <w:b w:val="false"/>
+                <w:bCs w:val="false"/>
+                <w:i w:val="false"/>
+                <w:iCs w:val="false"/>
+                <w:color w:val="000000"/>
+                <w:sz w:val="20"/>
+                <w:szCs w:val="20"/>
+              </w:rPr>
+              <w:t xml:space="preserve">Financiero</w:t>
+            </w:r>
+          </w:p>
+        </w:tc>
+        <w:tc>
+          <w:tcPr>
+            <w:tcW w:type="dxa" w:w="2556"/>
+            <w:tcMar>
+              <w:top w:type="dxa" w:w="60"/>
+              <w:left w:type="dxa" w:w="100"/>
+              <w:bottom w:type="dxa" w:w="60"/>
+              <w:right w:type="dxa" w:w="100"/>
+            </w:tcMar>
+            <w:vAlign w:val="center"/>
+          </w:tcPr>
+          <w:p>
+            <w:pPr>
+              <w:spacing w:line="240" w:lineRule="auto"/>
+              <w:jc w:val="center"/>
+            </w:pPr>
+            <w:r>
+              <w:rPr>
+                <w:rFonts w:ascii="Arial" w:cs="Arial" w:eastAsia="Arial" w:hAnsi="Arial"/>
+                <w:b w:val="false"/>
+                <w:bCs w:val="false"/>
+                <w:i w:val="false"/>
+                <w:iCs w:val="false"/>
+                <w:color w:val="000000"/>
+                <w:sz w:val="20"/>
+                <w:szCs w:val="20"/>
+              </w:rPr>
+              <w:t xml:space="preserve">Punto de equilibrio anual</w:t>
+            </w:r>
+          </w:p>
+        </w:tc>
+        <w:tc>
+          <w:tcPr>
+            <w:tcW w:type="dxa" w:w="2864"/>
+            <w:tcMar>
+              <w:top w:type="dxa" w:w="60"/>
+              <w:left w:type="dxa" w:w="100"/>
+              <w:bottom w:type="dxa" w:w="60"/>
+              <w:right w:type="dxa" w:w="100"/>
+            </w:tcMar>
+            <w:vAlign w:val="center"/>
+          </w:tcPr>
+          <w:p>
+            <w:pPr>
+              <w:spacing w:line="240" w:lineRule="auto"/>
+              <w:jc w:val="center"/>
+            </w:pPr>
+            <w:r>
+              <w:rPr>
+                <w:rFonts w:ascii="Arial" w:cs="Arial" w:eastAsia="Arial" w:hAnsi="Arial"/>
+                <w:b w:val="false"/>
+                <w:bCs w:val="false"/>
+                <w:i w:val="false"/>
+                <w:iCs w:val="false"/>
+                <w:color w:val="000000"/>
+                <w:sz w:val="20"/>
+                <w:szCs w:val="20"/>
+              </w:rPr>
+              <w:t xml:space="preserve">1.600 turistas (6.5.3)</w:t>
+            </w:r>
+          </w:p>
+        </w:tc>
+        <w:tc>
+          <w:tcPr>
+            <w:tcW w:type="dxa" w:w="1851"/>
+            <w:tcMar>
+              <w:top w:type="dxa" w:w="60"/>
+              <w:left w:type="dxa" w:w="100"/>
+              <w:bottom w:type="dxa" w:w="60"/>
+              <w:right w:type="dxa" w:w="100"/>
+            </w:tcMar>
+            <w:vAlign w:val="center"/>
+          </w:tcPr>
+          <w:p>
+            <w:pPr>
+              <w:spacing w:line="240" w:lineRule="auto"/>
+              <w:jc w:val="center"/>
+            </w:pPr>
+            <w:r>
+              <w:rPr>
+                <w:rFonts w:ascii="Arial" w:cs="Arial" w:eastAsia="Arial" w:hAnsi="Arial"/>
+                <w:b w:val="false"/>
+                <w:bCs w:val="false"/>
+                <w:i w:val="false"/>
+                <w:iCs w:val="false"/>
+                <w:color w:val="000000"/>
+                <w:sz w:val="20"/>
+                <w:szCs w:val="20"/>
+              </w:rPr>
+              <w:t xml:space="preserve">Reportes contables del Comité de Gestión</w:t>
+            </w:r>
+          </w:p>
+        </w:tc>
+      </w:tr>
+      <w:tr>
+        <w:trPr>
+          <w:cantSplit/>
+        </w:trPr>
+        <w:tc>
+          <w:tcPr>
+            <w:tcW w:type="dxa" w:w="1234"/>
+            <w:tcMar>
+              <w:top w:type="dxa" w:w="60"/>
+              <w:left w:type="dxa" w:w="100"/>
+              <w:bottom w:type="dxa" w:w="60"/>
+              <w:right w:type="dxa" w:w="100"/>
+            </w:tcMar>
+            <w:vAlign w:val="center"/>
+          </w:tcPr>
+          <w:p>
+            <w:pPr>
+              <w:spacing w:line="240" w:lineRule="auto"/>
+              <w:jc w:val="center"/>
+            </w:pPr>
+            <w:r>
+              <w:rPr>
+                <w:rFonts w:ascii="Arial" w:cs="Arial" w:eastAsia="Arial" w:hAnsi="Arial"/>
+                <w:b w:val="false"/>
+                <w:bCs w:val="false"/>
+                <w:i w:val="false"/>
+                <w:iCs w:val="false"/>
+                <w:color w:val="000000"/>
+                <w:sz w:val="20"/>
+                <w:szCs w:val="20"/>
+              </w:rPr>
+              <w:t xml:space="preserve">Financiero</w:t>
+            </w:r>
+          </w:p>
+        </w:tc>
+        <w:tc>
+          <w:tcPr>
+            <w:tcW w:type="dxa" w:w="2556"/>
+            <w:tcMar>
+              <w:top w:type="dxa" w:w="60"/>
+              <w:left w:type="dxa" w:w="100"/>
+              <w:bottom w:type="dxa" w:w="60"/>
+              <w:right w:type="dxa" w:w="100"/>
+            </w:tcMar>
+            <w:vAlign w:val="center"/>
+          </w:tcPr>
+          <w:p>
+            <w:pPr>
+              <w:spacing w:line="240" w:lineRule="auto"/>
+              <w:jc w:val="center"/>
+            </w:pPr>
+            <w:r>
+              <w:rPr>
+                <w:rFonts w:ascii="Arial" w:cs="Arial" w:eastAsia="Arial" w:hAnsi="Arial"/>
+                <w:b w:val="false"/>
+                <w:bCs w:val="false"/>
+                <w:i w:val="false"/>
+                <w:iCs w:val="false"/>
+                <w:color w:val="000000"/>
+                <w:sz w:val="20"/>
+                <w:szCs w:val="20"/>
+              </w:rPr>
+              <w:t xml:space="preserve">ROI Año 1</w:t>
+            </w:r>
+          </w:p>
+        </w:tc>
+        <w:tc>
+          <w:tcPr>
+            <w:tcW w:type="dxa" w:w="2864"/>
+            <w:tcMar>
+              <w:top w:type="dxa" w:w="60"/>
+              <w:left w:type="dxa" w:w="100"/>
+              <w:bottom w:type="dxa" w:w="60"/>
+              <w:right w:type="dxa" w:w="100"/>
+            </w:tcMar>
+            <w:vAlign w:val="center"/>
+          </w:tcPr>
+          <w:p>
+            <w:pPr>
+              <w:spacing w:line="240" w:lineRule="auto"/>
+              <w:jc w:val="center"/>
+            </w:pPr>
+            <w:r>
+              <w:rPr>
+                <w:rFonts w:ascii="Arial" w:cs="Arial" w:eastAsia="Arial" w:hAnsi="Arial"/>
+                <w:b w:val="false"/>
+                <w:bCs w:val="false"/>
+                <w:i w:val="false"/>
+                <w:iCs w:val="false"/>
+                <w:color w:val="000000"/>
+                <w:sz w:val="20"/>
+                <w:szCs w:val="20"/>
+              </w:rPr>
+              <w:t xml:space="preserve">≈ 67,7% (6.5.4)</w:t>
+            </w:r>
+          </w:p>
+        </w:tc>
+        <w:tc>
+          <w:tcPr>
+            <w:tcW w:type="dxa" w:w="1851"/>
+            <w:tcMar>
+              <w:top w:type="dxa" w:w="60"/>
+              <w:left w:type="dxa" w:w="100"/>
+              <w:bottom w:type="dxa" w:w="60"/>
+              <w:right w:type="dxa" w:w="100"/>
+            </w:tcMar>
+            <w:vAlign w:val="center"/>
+          </w:tcPr>
+          <w:p>
+            <w:pPr>
+              <w:spacing w:line="240" w:lineRule="auto"/>
+              <w:jc w:val="center"/>
+            </w:pPr>
+            <w:r>
+              <w:rPr>
+                <w:rFonts w:ascii="Arial" w:cs="Arial" w:eastAsia="Arial" w:hAnsi="Arial"/>
+                <w:b w:val="false"/>
+                <w:bCs w:val="false"/>
+                <w:i w:val="false"/>
+                <w:iCs w:val="false"/>
+                <w:color w:val="000000"/>
+                <w:sz w:val="20"/>
+                <w:szCs w:val="20"/>
+              </w:rPr>
+              <w:t xml:space="preserve">Reportes contables del Comité de Gestión</w:t>
+            </w:r>
+          </w:p>
+        </w:tc>
+      </w:tr>
+      <w:tr>
+        <w:trPr>
+          <w:cantSplit/>
+        </w:trPr>
+        <w:tc>
+          <w:tcPr>
+            <w:tcW w:type="dxa" w:w="1234"/>
+            <w:tcMar>
+              <w:top w:type="dxa" w:w="60"/>
+              <w:left w:type="dxa" w:w="100"/>
+              <w:bottom w:type="dxa" w:w="60"/>
+              <w:right w:type="dxa" w:w="100"/>
+            </w:tcMar>
+            <w:vAlign w:val="center"/>
+          </w:tcPr>
+          <w:p>
+            <w:pPr>
+              <w:spacing w:line="240" w:lineRule="auto"/>
+              <w:jc w:val="center"/>
+            </w:pPr>
+            <w:r>
+              <w:rPr>
+                <w:rFonts w:ascii="Arial" w:cs="Arial" w:eastAsia="Arial" w:hAnsi="Arial"/>
+                <w:b w:val="false"/>
+                <w:bCs w:val="false"/>
+                <w:i w:val="false"/>
+                <w:iCs w:val="false"/>
+                <w:color w:val="000000"/>
+                <w:sz w:val="20"/>
+                <w:szCs w:val="20"/>
+              </w:rPr>
+              <w:t xml:space="preserve">Calidad de servicio</w:t>
+            </w:r>
+          </w:p>
+        </w:tc>
+        <w:tc>
+          <w:tcPr>
+            <w:tcW w:type="dxa" w:w="2556"/>
+            <w:tcMar>
+              <w:top w:type="dxa" w:w="60"/>
+              <w:left w:type="dxa" w:w="100"/>
+              <w:bottom w:type="dxa" w:w="60"/>
+              <w:right w:type="dxa" w:w="100"/>
+            </w:tcMar>
+            <w:vAlign w:val="center"/>
+          </w:tcPr>
+          <w:p>
+            <w:pPr>
+              <w:spacing w:line="240" w:lineRule="auto"/>
+              <w:jc w:val="center"/>
+            </w:pPr>
+            <w:r>
+              <w:rPr>
+                <w:rFonts w:ascii="Arial" w:cs="Arial" w:eastAsia="Arial" w:hAnsi="Arial"/>
+                <w:b w:val="false"/>
+                <w:bCs w:val="false"/>
+                <w:i w:val="false"/>
+                <w:iCs w:val="false"/>
+                <w:color w:val="000000"/>
+                <w:sz w:val="20"/>
+                <w:szCs w:val="20"/>
+              </w:rPr>
+              <w:t xml:space="preserve">Satisfacción general del tour</w:t>
+            </w:r>
+          </w:p>
+        </w:tc>
+        <w:tc>
+          <w:tcPr>
+            <w:tcW w:type="dxa" w:w="2864"/>
+            <w:tcMar>
+              <w:top w:type="dxa" w:w="60"/>
+              <w:left w:type="dxa" w:w="100"/>
+              <w:bottom w:type="dxa" w:w="60"/>
+              <w:right w:type="dxa" w:w="100"/>
+            </w:tcMar>
+            <w:vAlign w:val="center"/>
+          </w:tcPr>
+          <w:p>
+            <w:pPr>
+              <w:spacing w:line="240" w:lineRule="auto"/>
+              <w:jc w:val="center"/>
+            </w:pPr>
+            <w:r>
+              <w:rPr>
+                <w:rFonts w:ascii="Arial" w:cs="Arial" w:eastAsia="Arial" w:hAnsi="Arial"/>
+                <w:b w:val="false"/>
+                <w:bCs w:val="false"/>
+                <w:i w:val="false"/>
+                <w:iCs w:val="false"/>
+                <w:color w:val="000000"/>
+                <w:sz w:val="20"/>
+                <w:szCs w:val="20"/>
+              </w:rPr>
+              <w:t xml:space="preserve">Escala 1-5 estrellas</w:t>
+            </w:r>
+          </w:p>
+        </w:tc>
+        <w:tc>
+          <w:tcPr>
+            <w:tcW w:type="dxa" w:w="1851"/>
+            <w:tcMar>
+              <w:top w:type="dxa" w:w="60"/>
+              <w:left w:type="dxa" w:w="100"/>
+              <w:bottom w:type="dxa" w:w="60"/>
+              <w:right w:type="dxa" w:w="100"/>
+            </w:tcMar>
+            <w:vAlign w:val="center"/>
+          </w:tcPr>
+          <w:p>
+            <w:pPr>
+              <w:spacing w:line="240" w:lineRule="auto"/>
+              <w:jc w:val="center"/>
+            </w:pPr>
+            <w:r>
+              <w:rPr>
+                <w:rFonts w:ascii="Arial" w:cs="Arial" w:eastAsia="Arial" w:hAnsi="Arial"/>
+                <w:b w:val="false"/>
+                <w:bCs w:val="false"/>
+                <w:i w:val="false"/>
+                <w:iCs w:val="false"/>
+                <w:color w:val="000000"/>
+                <w:sz w:val="20"/>
+                <w:szCs w:val="20"/>
+              </w:rPr>
+              <w:t xml:space="preserve">Cuestionario QR post-visita (Anexo Cap. 6)</w:t>
+            </w:r>
+          </w:p>
+        </w:tc>
+      </w:tr>
+      <w:tr>
+        <w:trPr>
+          <w:cantSplit/>
+        </w:trPr>
+        <w:tc>
+          <w:tcPr>
+            <w:tcW w:type="dxa" w:w="1234"/>
+            <w:tcMar>
+              <w:top w:type="dxa" w:w="60"/>
+              <w:left w:type="dxa" w:w="100"/>
+              <w:bottom w:type="dxa" w:w="60"/>
+              <w:right w:type="dxa" w:w="100"/>
+            </w:tcMar>
+            <w:vAlign w:val="center"/>
+          </w:tcPr>
+          <w:p>
+            <w:pPr>
+              <w:spacing w:line="240" w:lineRule="auto"/>
+              <w:jc w:val="center"/>
+            </w:pPr>
+            <w:r>
+              <w:rPr>
+                <w:rFonts w:ascii="Arial" w:cs="Arial" w:eastAsia="Arial" w:hAnsi="Arial"/>
+                <w:b w:val="false"/>
+                <w:bCs w:val="false"/>
+                <w:i w:val="false"/>
+                <w:iCs w:val="false"/>
+                <w:color w:val="000000"/>
+                <w:sz w:val="20"/>
+                <w:szCs w:val="20"/>
+              </w:rPr>
+              <w:t xml:space="preserve">Calidad de servicio</w:t>
+            </w:r>
+          </w:p>
+        </w:tc>
+        <w:tc>
+          <w:tcPr>
+            <w:tcW w:type="dxa" w:w="2556"/>
+            <w:tcMar>
+              <w:top w:type="dxa" w:w="60"/>
+              <w:left w:type="dxa" w:w="100"/>
+              <w:bottom w:type="dxa" w:w="60"/>
+              <w:right w:type="dxa" w:w="100"/>
+            </w:tcMar>
+            <w:vAlign w:val="center"/>
+          </w:tcPr>
+          <w:p>
+            <w:pPr>
+              <w:spacing w:line="240" w:lineRule="auto"/>
+              <w:jc w:val="center"/>
+            </w:pPr>
+            <w:r>
+              <w:rPr>
+                <w:rFonts w:ascii="Arial" w:cs="Arial" w:eastAsia="Arial" w:hAnsi="Arial"/>
+                <w:b w:val="false"/>
+                <w:bCs w:val="false"/>
+                <w:i w:val="false"/>
+                <w:iCs w:val="false"/>
+                <w:color w:val="000000"/>
+                <w:sz w:val="20"/>
+                <w:szCs w:val="20"/>
+              </w:rPr>
+              <w:t xml:space="preserve">Tasa de recomendación (NPS aproximado)</w:t>
+            </w:r>
+          </w:p>
+        </w:tc>
+        <w:tc>
+          <w:tcPr>
+            <w:tcW w:type="dxa" w:w="2864"/>
+            <w:tcMar>
+              <w:top w:type="dxa" w:w="60"/>
+              <w:left w:type="dxa" w:w="100"/>
+              <w:bottom w:type="dxa" w:w="60"/>
+              <w:right w:type="dxa" w:w="100"/>
+            </w:tcMar>
+            <w:vAlign w:val="center"/>
+          </w:tcPr>
+          <w:p>
+            <w:pPr>
+              <w:spacing w:line="240" w:lineRule="auto"/>
+              <w:jc w:val="center"/>
+            </w:pPr>
+            <w:r>
+              <w:rPr>
+                <w:rFonts w:ascii="Arial" w:cs="Arial" w:eastAsia="Arial" w:hAnsi="Arial"/>
+                <w:b w:val="false"/>
+                <w:bCs w:val="false"/>
+                <w:i w:val="false"/>
+                <w:iCs w:val="false"/>
+                <w:color w:val="000000"/>
+                <w:sz w:val="20"/>
+                <w:szCs w:val="20"/>
+              </w:rPr>
+              <w:t xml:space="preserve">A definir con la primera cohorte piloto</w:t>
+            </w:r>
+          </w:p>
+        </w:tc>
+        <w:tc>
+          <w:tcPr>
+            <w:tcW w:type="dxa" w:w="1851"/>
+            <w:tcMar>
+              <w:top w:type="dxa" w:w="60"/>
+              <w:left w:type="dxa" w:w="100"/>
+              <w:bottom w:type="dxa" w:w="60"/>
+              <w:right w:type="dxa" w:w="100"/>
+            </w:tcMar>
+            <w:vAlign w:val="center"/>
+          </w:tcPr>
+          <w:p>
+            <w:pPr>
+              <w:spacing w:line="240" w:lineRule="auto"/>
+              <w:jc w:val="center"/>
+            </w:pPr>
+            <w:r>
+              <w:rPr>
+                <w:rFonts w:ascii="Arial" w:cs="Arial" w:eastAsia="Arial" w:hAnsi="Arial"/>
+                <w:b w:val="false"/>
+                <w:bCs w:val="false"/>
+                <w:i w:val="false"/>
+                <w:iCs w:val="false"/>
+                <w:color w:val="000000"/>
+                <w:sz w:val="20"/>
+                <w:szCs w:val="20"/>
+              </w:rPr>
+              <w:t xml:space="preserve">Cuestionario QR post-visita</w:t>
+            </w:r>
+          </w:p>
+        </w:tc>
+      </w:tr>
+      <w:tr>
+        <w:trPr>
+          <w:cantSplit/>
+        </w:trPr>
+        <w:tc>
+          <w:tcPr>
+            <w:tcW w:type="dxa" w:w="1234"/>
+            <w:tcMar>
+              <w:top w:type="dxa" w:w="60"/>
+              <w:left w:type="dxa" w:w="100"/>
+              <w:bottom w:type="dxa" w:w="60"/>
+              <w:right w:type="dxa" w:w="100"/>
+            </w:tcMar>
+            <w:vAlign w:val="center"/>
+          </w:tcPr>
+          <w:p>
+            <w:pPr>
+              <w:spacing w:line="240" w:lineRule="auto"/>
+              <w:jc w:val="center"/>
+            </w:pPr>
+            <w:r>
+              <w:rPr>
+                <w:rFonts w:ascii="Arial" w:cs="Arial" w:eastAsia="Arial" w:hAnsi="Arial"/>
+                <w:b w:val="false"/>
+                <w:bCs w:val="false"/>
+                <w:i w:val="false"/>
+                <w:iCs w:val="false"/>
+                <w:color w:val="000000"/>
+                <w:sz w:val="20"/>
+                <w:szCs w:val="20"/>
+              </w:rPr>
+              <w:t xml:space="preserve">Patrimonial e interpretativo</w:t>
+            </w:r>
+          </w:p>
+        </w:tc>
+        <w:tc>
+          <w:tcPr>
+            <w:tcW w:type="dxa" w:w="2556"/>
+            <w:tcMar>
+              <w:top w:type="dxa" w:w="60"/>
+              <w:left w:type="dxa" w:w="100"/>
+              <w:bottom w:type="dxa" w:w="60"/>
+              <w:right w:type="dxa" w:w="100"/>
+            </w:tcMar>
+            <w:vAlign w:val="center"/>
+          </w:tcPr>
+          <w:p>
+            <w:pPr>
+              <w:spacing w:line="240" w:lineRule="auto"/>
+              <w:jc w:val="center"/>
+            </w:pPr>
+            <w:r>
+              <w:rPr>
+                <w:rFonts w:ascii="Arial" w:cs="Arial" w:eastAsia="Arial" w:hAnsi="Arial"/>
+                <w:b w:val="false"/>
+                <w:bCs w:val="false"/>
+                <w:i w:val="false"/>
+                <w:iCs w:val="false"/>
+                <w:color w:val="000000"/>
+                <w:sz w:val="20"/>
+                <w:szCs w:val="20"/>
+              </w:rPr>
+              <w:t xml:space="preserve">Recordación de la narrativa histórica</w:t>
+            </w:r>
+          </w:p>
+        </w:tc>
+        <w:tc>
+          <w:tcPr>
+            <w:tcW w:type="dxa" w:w="2864"/>
+            <w:tcMar>
+              <w:top w:type="dxa" w:w="60"/>
+              <w:left w:type="dxa" w:w="100"/>
+              <w:bottom w:type="dxa" w:w="60"/>
+              <w:right w:type="dxa" w:w="100"/>
+            </w:tcMar>
+            <w:vAlign w:val="center"/>
+          </w:tcPr>
+          <w:p>
+            <w:pPr>
+              <w:spacing w:line="240" w:lineRule="auto"/>
+              <w:jc w:val="center"/>
+            </w:pPr>
+            <w:r>
+              <w:rPr>
+                <w:rFonts w:ascii="Arial" w:cs="Arial" w:eastAsia="Arial" w:hAnsi="Arial"/>
+                <w:b w:val="false"/>
+                <w:bCs w:val="false"/>
+                <w:i w:val="false"/>
+                <w:iCs w:val="false"/>
+                <w:color w:val="000000"/>
+                <w:sz w:val="20"/>
+                <w:szCs w:val="20"/>
+              </w:rPr>
+              <w:t xml:space="preserve">% de visitantes que identifica correctamente el origen del Tannat</w:t>
+            </w:r>
+          </w:p>
+        </w:tc>
+        <w:tc>
+          <w:tcPr>
+            <w:tcW w:type="dxa" w:w="1851"/>
+            <w:tcMar>
+              <w:top w:type="dxa" w:w="60"/>
+              <w:left w:type="dxa" w:w="100"/>
+              <w:bottom w:type="dxa" w:w="60"/>
+              <w:right w:type="dxa" w:w="100"/>
+            </w:tcMar>
+            <w:vAlign w:val="center"/>
+          </w:tcPr>
+          <w:p>
+            <w:pPr>
+              <w:spacing w:line="240" w:lineRule="auto"/>
+              <w:jc w:val="center"/>
+            </w:pPr>
+            <w:r>
+              <w:rPr>
+                <w:rFonts w:ascii="Arial" w:cs="Arial" w:eastAsia="Arial" w:hAnsi="Arial"/>
+                <w:b w:val="false"/>
+                <w:bCs w:val="false"/>
+                <w:i w:val="false"/>
+                <w:iCs w:val="false"/>
+                <w:color w:val="000000"/>
+                <w:sz w:val="20"/>
+                <w:szCs w:val="20"/>
+              </w:rPr>
+              <w:t xml:space="preserve">Cuestionario QR post-visita (Anexo Cap. 2)</w:t>
+            </w:r>
+          </w:p>
+        </w:tc>
+      </w:tr>
+      <w:tr>
+        <w:trPr>
+          <w:cantSplit/>
+        </w:trPr>
+        <w:tc>
+          <w:tcPr>
+            <w:tcW w:type="dxa" w:w="1234"/>
+            <w:tcMar>
+              <w:top w:type="dxa" w:w="60"/>
+              <w:left w:type="dxa" w:w="100"/>
+              <w:bottom w:type="dxa" w:w="60"/>
+              <w:right w:type="dxa" w:w="100"/>
+            </w:tcMar>
+            <w:vAlign w:val="center"/>
+          </w:tcPr>
+          <w:p>
+            <w:pPr>
+              <w:spacing w:line="240" w:lineRule="auto"/>
+              <w:jc w:val="center"/>
+            </w:pPr>
+            <w:r>
+              <w:rPr>
+                <w:rFonts w:ascii="Arial" w:cs="Arial" w:eastAsia="Arial" w:hAnsi="Arial"/>
+                <w:b w:val="false"/>
+                <w:bCs w:val="false"/>
+                <w:i w:val="false"/>
+                <w:iCs w:val="false"/>
+                <w:color w:val="000000"/>
+                <w:sz w:val="20"/>
+                <w:szCs w:val="20"/>
+              </w:rPr>
+              <w:t xml:space="preserve">Sostenibilidad</w:t>
+            </w:r>
+          </w:p>
+        </w:tc>
+        <w:tc>
+          <w:tcPr>
+            <w:tcW w:type="dxa" w:w="2556"/>
+            <w:tcMar>
+              <w:top w:type="dxa" w:w="60"/>
+              <w:left w:type="dxa" w:w="100"/>
+              <w:bottom w:type="dxa" w:w="60"/>
+              <w:right w:type="dxa" w:w="100"/>
+            </w:tcMar>
+            <w:vAlign w:val="center"/>
+          </w:tcPr>
+          <w:p>
+            <w:pPr>
+              <w:spacing w:line="240" w:lineRule="auto"/>
+              <w:jc w:val="center"/>
+            </w:pPr>
+            <w:r>
+              <w:rPr>
+                <w:rFonts w:ascii="Arial" w:cs="Arial" w:eastAsia="Arial" w:hAnsi="Arial"/>
+                <w:b w:val="false"/>
+                <w:bCs w:val="false"/>
+                <w:i w:val="false"/>
+                <w:iCs w:val="false"/>
+                <w:color w:val="000000"/>
+                <w:sz w:val="20"/>
+                <w:szCs w:val="20"/>
+              </w:rPr>
+              <w:t xml:space="preserve">Bodegas certificadas en el Plan de Uva Sostenible de INAVI</w:t>
+            </w:r>
+          </w:p>
+        </w:tc>
+        <w:tc>
+          <w:tcPr>
+            <w:tcW w:type="dxa" w:w="2864"/>
+            <w:tcMar>
+              <w:top w:type="dxa" w:w="60"/>
+              <w:left w:type="dxa" w:w="100"/>
+              <w:bottom w:type="dxa" w:w="60"/>
+              <w:right w:type="dxa" w:w="100"/>
+            </w:tcMar>
+            <w:vAlign w:val="center"/>
+          </w:tcPr>
+          <w:p>
+            <w:pPr>
+              <w:spacing w:line="240" w:lineRule="auto"/>
+              <w:jc w:val="center"/>
+            </w:pPr>
+            <w:r>
+              <w:rPr>
+                <w:rFonts w:ascii="Arial" w:cs="Arial" w:eastAsia="Arial" w:hAnsi="Arial"/>
+                <w:b w:val="false"/>
+                <w:bCs w:val="false"/>
+                <w:i w:val="false"/>
+                <w:iCs w:val="false"/>
+                <w:color w:val="000000"/>
+                <w:sz w:val="20"/>
+                <w:szCs w:val="20"/>
+              </w:rPr>
+              <w:t xml:space="preserve">1 de 3 bodegas en proceso de certificación en el Año 1</w:t>
+            </w:r>
+          </w:p>
+        </w:tc>
+        <w:tc>
+          <w:tcPr>
+            <w:tcW w:type="dxa" w:w="1851"/>
+            <w:tcMar>
+              <w:top w:type="dxa" w:w="60"/>
+              <w:left w:type="dxa" w:w="100"/>
+              <w:bottom w:type="dxa" w:w="60"/>
+              <w:right w:type="dxa" w:w="100"/>
+            </w:tcMar>
+            <w:vAlign w:val="center"/>
+          </w:tcPr>
+          <w:p>
+            <w:pPr>
+              <w:spacing w:line="240" w:lineRule="auto"/>
+              <w:jc w:val="center"/>
+            </w:pPr>
+            <w:r>
+              <w:rPr>
+                <w:rFonts w:ascii="Arial" w:cs="Arial" w:eastAsia="Arial" w:hAnsi="Arial"/>
+                <w:b w:val="false"/>
+                <w:bCs w:val="false"/>
+                <w:i w:val="false"/>
+                <w:iCs w:val="false"/>
+                <w:color w:val="000000"/>
+                <w:sz w:val="20"/>
+                <w:szCs w:val="20"/>
+              </w:rPr>
+              <w:t xml:space="preserve">Registro de certificación INAVI-LSQA (6.2)</w:t>
+            </w:r>
+          </w:p>
+        </w:tc>
+      </w:tr>
+      <w:tr>
+        <w:trPr>
+          <w:cantSplit/>
+        </w:trPr>
+        <w:tc>
+          <w:tcPr>
+            <w:tcW w:type="dxa" w:w="1234"/>
+            <w:tcMar>
+              <w:top w:type="dxa" w:w="60"/>
+              <w:left w:type="dxa" w:w="100"/>
+              <w:bottom w:type="dxa" w:w="60"/>
+              <w:right w:type="dxa" w:w="100"/>
+            </w:tcMar>
+            <w:vAlign w:val="center"/>
+          </w:tcPr>
+          <w:p>
+            <w:pPr>
+              <w:spacing w:line="240" w:lineRule="auto"/>
+              <w:jc w:val="center"/>
+            </w:pPr>
+            <w:r>
+              <w:rPr>
+                <w:rFonts w:ascii="Arial" w:cs="Arial" w:eastAsia="Arial" w:hAnsi="Arial"/>
+                <w:b w:val="false"/>
+                <w:bCs w:val="false"/>
+                <w:i w:val="false"/>
+                <w:iCs w:val="false"/>
+                <w:color w:val="000000"/>
+                <w:sz w:val="20"/>
+                <w:szCs w:val="20"/>
+              </w:rPr>
+              <w:t xml:space="preserve">Gobernanza</w:t>
+            </w:r>
+          </w:p>
+        </w:tc>
+        <w:tc>
+          <w:tcPr>
+            <w:tcW w:type="dxa" w:w="2556"/>
+            <w:tcMar>
+              <w:top w:type="dxa" w:w="60"/>
+              <w:left w:type="dxa" w:w="100"/>
+              <w:bottom w:type="dxa" w:w="60"/>
+              <w:right w:type="dxa" w:w="100"/>
+            </w:tcMar>
+            <w:vAlign w:val="center"/>
+          </w:tcPr>
+          <w:p>
+            <w:pPr>
+              <w:spacing w:line="240" w:lineRule="auto"/>
+              <w:jc w:val="center"/>
+            </w:pPr>
+            <w:r>
+              <w:rPr>
+                <w:rFonts w:ascii="Arial" w:cs="Arial" w:eastAsia="Arial" w:hAnsi="Arial"/>
+                <w:b w:val="false"/>
+                <w:bCs w:val="false"/>
+                <w:i w:val="false"/>
+                <w:iCs w:val="false"/>
+                <w:color w:val="000000"/>
+                <w:sz w:val="20"/>
+                <w:szCs w:val="20"/>
+              </w:rPr>
+              <w:t xml:space="preserve">Frecuencia de sesión del Consejo Consultivo Técnico</w:t>
+            </w:r>
+          </w:p>
+        </w:tc>
+        <w:tc>
+          <w:tcPr>
+            <w:tcW w:type="dxa" w:w="2864"/>
+            <w:tcMar>
+              <w:top w:type="dxa" w:w="60"/>
+              <w:left w:type="dxa" w:w="100"/>
+              <w:bottom w:type="dxa" w:w="60"/>
+              <w:right w:type="dxa" w:w="100"/>
+            </w:tcMar>
+            <w:vAlign w:val="center"/>
+          </w:tcPr>
+          <w:p>
+            <w:pPr>
+              <w:spacing w:line="240" w:lineRule="auto"/>
+              <w:jc w:val="center"/>
+            </w:pPr>
+            <w:r>
+              <w:rPr>
+                <w:rFonts w:ascii="Arial" w:cs="Arial" w:eastAsia="Arial" w:hAnsi="Arial"/>
+                <w:b w:val="false"/>
+                <w:bCs w:val="false"/>
+                <w:i w:val="false"/>
+                <w:iCs w:val="false"/>
+                <w:color w:val="000000"/>
+                <w:sz w:val="20"/>
+                <w:szCs w:val="20"/>
+              </w:rPr>
+              <w:t xml:space="preserve">Semestral (5.4)</w:t>
+            </w:r>
+          </w:p>
+        </w:tc>
+        <w:tc>
+          <w:tcPr>
+            <w:tcW w:type="dxa" w:w="1851"/>
+            <w:tcMar>
+              <w:top w:type="dxa" w:w="60"/>
+              <w:left w:type="dxa" w:w="100"/>
+              <w:bottom w:type="dxa" w:w="60"/>
+              <w:right w:type="dxa" w:w="100"/>
+            </w:tcMar>
+            <w:vAlign w:val="center"/>
+          </w:tcPr>
+          <w:p>
+            <w:pPr>
+              <w:spacing w:line="240" w:lineRule="auto"/>
+              <w:jc w:val="center"/>
+            </w:pPr>
+            <w:r>
+              <w:rPr>
+                <w:rFonts w:ascii="Arial" w:cs="Arial" w:eastAsia="Arial" w:hAnsi="Arial"/>
+                <w:b w:val="false"/>
+                <w:bCs w:val="false"/>
+                <w:i w:val="false"/>
+                <w:iCs w:val="false"/>
+                <w:color w:val="000000"/>
+                <w:sz w:val="20"/>
+                <w:szCs w:val="20"/>
+              </w:rPr>
+              <w:t xml:space="preserve">Actas del Comité de Gestión</w:t>
+            </w:r>
+          </w:p>
+        </w:tc>
+      </w:tr>
+    </w:tbl>
+    <w:p>
+      <w:pPr>
+        <w:spacing w:after="160"/>
+      </w:pPr>
+    </w:p>
+    <w:p>
+      <w:pPr>
+        <w:spacing w:after="200" w:before="80" w:line="240" w:lineRule="auto"/>
+        <w:jc w:val="left"/>
+      </w:pPr>
+      <w:r>
+        <w:rPr>
+          <w:rFonts w:ascii="Arial" w:cs="Arial" w:eastAsia="Arial" w:hAnsi="Arial"/>
+          <w:b w:val="false"/>
+          <w:bCs w:val="false"/>
+          <w:i/>
+          <w:iCs/>
+          <w:color w:val="000000"/>
+          <w:sz w:val="20"/>
+          <w:szCs w:val="20"/>
+        </w:rPr>
+        <w:t xml:space="preserve">Nota.</w:t>
+      </w:r>
+      <w:r>
+        <w:rPr>
+          <w:rFonts w:ascii="Arial" w:cs="Arial" w:eastAsia="Arial" w:hAnsi="Arial"/>
+          <w:b w:val="false"/>
+          <w:bCs w:val="false"/>
+          <w:i w:val="false"/>
+          <w:iCs w:val="false"/>
+          <w:color w:val="000000"/>
+          <w:sz w:val="20"/>
+          <w:szCs w:val="20"/>
+        </w:rPr>
+        <w:t xml:space="preserve"> Elaboración propia, a partir de las metas e instrumentos ya definidos en los Capítulos 1, 5 y 6.</w:t>
+      </w:r>
+    </w:p>
+    <w:p>
+      <w:pPr>
+        <w:keepNext w:val="false"/>
+        <w:spacing w:after="200" w:line="240" w:lineRule="auto"/>
+        <w:jc w:val="both"/>
+      </w:pPr>
+      <w:r>
+        <w:rPr>
+          <w:rFonts w:ascii="Arial" w:cs="Arial" w:eastAsia="Arial" w:hAnsi="Arial"/>
+          <w:b w:val="false"/>
+          <w:bCs w:val="false"/>
+          <w:i w:val="false"/>
+          <w:iCs w:val="false"/>
+          <w:color w:val="000000"/>
+          <w:sz w:val="24"/>
+          <w:szCs w:val="24"/>
+        </w:rPr>
+        <w:t xml:space="preserve">Este tablero cumple una doble función: por un lado, opera como un mecanismo de rendición de cuentas del Comité de Gestión frente a las bodegas asociadas, el sector hotelero y las instituciones públicas que respaldan financieramente el proyecto (6.5.5); por otro, constituye el insumo empírico necesario para revisar, al cierre de cada temporada, los supuestos de demanda utilizados en las proyecciones financieras (6.5.2) y ajustar el plan de acción del año siguiente en función de resultados reales y no de estimaciones iniciales.</w:t>
+      </w:r>
+    </w:p>
+    <w:p>
+      <w:pPr>
         <w:pStyle w:val="Heading1"/>
         <w:keepNext/>
         <w:pageBreakBefore/>
@@ -14434,6 +21270,26 @@
     </w:p>
     <w:p>
       <w:pPr>
+        <w:keepNext w:val="false"/>
+        <w:spacing w:after="200" w:line="240" w:lineRule="auto"/>
+        <w:jc w:val="both"/>
+      </w:pPr>
+      <w:r>
+        <w:rPr>
+          <w:rFonts w:ascii="Arial" w:cs="Arial" w:eastAsia="Arial" w:hAnsi="Arial"/>
+          <w:b w:val="false"/>
+          <w:bCs w:val="false"/>
+          <w:i w:val="false"/>
+          <w:iCs w:val="false"/>
+          <w:color w:val="000000"/>
+          <w:sz w:val="24"/>
+          <w:szCs w:val="24"/>
+        </w:rPr>
+        <w:t xml:space="preserve">Este trabajo no agota, sin embargo, las líneas de indagación que el proyecto abre. Tal como se reconoce en el punto 3.3, el diagnóstico de mercado se apoyó en una muestra no probabilística y en un número acotado de entrevistas institucionales, por lo que una futura etapa de investigación debería ampliar el relevamiento de campo —en particular, la encuesta a turistas termales— antes de comprometer la inversión inicial descrita en el punto 6.5.5. Asimismo, quedan como líneas de trabajo futuro la evaluación de la incorporación de nuevas bodegas y productores artesanales de la región al circuito una vez consolidada la operación piloto con las tres bodegas fundadoras, y el estudio de la replicabilidad de este modelo asociativo de gobernanza en otras zonas del litoral norte uruguayo que enfrentan una desconexión similar entre su patrimonio productivo y su oferta turística consolidada. En síntesis, "La Ruta del Tannat: Cepa, origen e identidad" se presenta no como un producto turístico cerrado, sino como el punto de partida de un proceso de desarrollo territorial que deberá revisarse y ajustarse de forma continua a partir de la evidencia que la propia operación del circuito genere.</w:t>
+      </w:r>
+    </w:p>
+    <w:p>
+      <w:pPr>
         <w:pStyle w:val="Heading1"/>
         <w:keepNext/>
         <w:pageBreakBefore/>
@@ -14514,7 +21370,7 @@
           <w:sz w:val="24"/>
           <w:szCs w:val="24"/>
         </w:rPr>
-        <w:t xml:space="preserve">Bodega Salto Chico. (s.f.-a). Bodega boutique. Recuperado el 28 de agosto de 2026, de https://www.saltochico.com.uy/</w:t>
+        <w:t xml:space="preserve">Boisier, S. (2003). El desarrollo en su lugar (el territorio en la sociedad del conocimiento). Instituto de Geografía, Pontificia Universidad Católica de Chile.</w:t>
       </w:r>
     </w:p>
     <w:p>
@@ -14534,7 +21390,7 @@
           <w:sz w:val="24"/>
           <w:szCs w:val="24"/>
         </w:rPr>
-        <w:t xml:space="preserve">Bodega Salto Chico. (s.f.-b). Contacto. https://www.saltochico.com.uy/contacto.php</w:t>
+        <w:t xml:space="preserve">Bodega Salto Chico. (s.f.-a). Bodega boutique. Recuperado el 28 de agosto de 2026, de https://www.saltochico.com.uy/</w:t>
       </w:r>
     </w:p>
     <w:p>
@@ -14554,7 +21410,7 @@
           <w:sz w:val="24"/>
           <w:szCs w:val="24"/>
         </w:rPr>
-        <w:t xml:space="preserve">Bodega Salto Chico. (s.f.-c). Viñas y bodega. https://www.saltochico.com.uy/vinas-bodegas.php</w:t>
+        <w:t xml:space="preserve">Bodega Salto Chico. (s.f.-b). Contacto. https://www.saltochico.com.uy/contacto.php</w:t>
       </w:r>
     </w:p>
     <w:p>
@@ -14574,7 +21430,7 @@
           <w:sz w:val="24"/>
           <w:szCs w:val="24"/>
         </w:rPr>
-        <w:t xml:space="preserve">Bodegas de Uruguay. (s.f.). Salto. https://bodegasdeuruguay.com/salto/</w:t>
+        <w:t xml:space="preserve">Bodega Salto Chico. (s.f.-c). Viñas y bodega. https://www.saltochico.com.uy/vinas-bodegas.php</w:t>
       </w:r>
     </w:p>
     <w:p>
@@ -14594,7 +21450,7 @@
           <w:sz w:val="24"/>
           <w:szCs w:val="24"/>
         </w:rPr>
-        <w:t xml:space="preserve">Cámara Uruguaya de Turismo Receptivo [CAMAERO]. (s.f.). Turismo récord en Uruguay: más visitantes, mayor gasto y un impacto clave en la economía. https://camaero.org/noticias/turismo-record-en-uruguay-mas-visitantes-mayor-gasto-y-un-impacto-clave-en-la-economia/</w:t>
+        <w:t xml:space="preserve">Bodegas de Uruguay. (s.f.). Salto. https://bodegasdeuruguay.com/salto/</w:t>
       </w:r>
     </w:p>
     <w:p>
@@ -14614,7 +21470,7 @@
           <w:sz w:val="24"/>
           <w:szCs w:val="24"/>
         </w:rPr>
-        <w:t xml:space="preserve">Carmelo Portal. (s.f.). Expertos abogan por una "mejor formación" en el enoturismo en Uruguay. https://www.carmeloportal.com/85121-85121</w:t>
+        <w:t xml:space="preserve">Cámara Uruguaya de Turismo Receptivo [CAMAERO]. (s.f.). Turismo récord en Uruguay: más visitantes, mayor gasto y un impacto clave en la economía. https://camaero.org/noticias/turismo-record-en-uruguay-mas-visitantes-mayor-gasto-y-un-impacto-clave-en-la-economia/</w:t>
       </w:r>
     </w:p>
     <w:p>
@@ -14634,7 +21490,7 @@
           <w:sz w:val="24"/>
           <w:szCs w:val="24"/>
         </w:rPr>
-        <w:t xml:space="preserve">Centro Comercial e Industrial de Salto [CCIS]. (s.f.). Comisión Turismo. https://www.ccisalto.com.uy/comision-turismo</w:t>
+        <w:t xml:space="preserve">Carmelo Portal. (s.f.). Expertos abogan por una "mejor formación" en el enoturismo en Uruguay. https://www.carmeloportal.com/85121-85121</w:t>
       </w:r>
     </w:p>
     <w:p>
@@ -14654,7 +21510,7 @@
           <w:sz w:val="24"/>
           <w:szCs w:val="24"/>
         </w:rPr>
-        <w:t xml:space="preserve">Centro de Estudios de la Realidad Económica y Social [CERES]. (2026). Monitor de Actividad Turística (marzo, 2026).</w:t>
+        <w:t xml:space="preserve">Centro Comercial e Industrial de Salto [CCIS]. (s.f.). Comisión Turismo. https://www.ccisalto.com.uy/comision-turismo</w:t>
       </w:r>
     </w:p>
     <w:p>
@@ -14674,7 +21530,7 @@
           <w:sz w:val="24"/>
           <w:szCs w:val="24"/>
         </w:rPr>
-        <w:t xml:space="preserve">Cipetur. (s.f.). Enoturismo en Uruguay: cultura, paisaje y sabor. https://www.cipetur.com/index.php/cipetur/destinos/item/7369-enoturismo-en-uruguay-cultura-paisaje-y-sabor</w:t>
+        <w:t xml:space="preserve">Centro de Estudios de la Realidad Económica y Social [CERES]. (2026). Monitor de Actividad Turística (marzo, 2026).</w:t>
       </w:r>
     </w:p>
     <w:p>
@@ -14694,7 +21550,7 @@
           <w:sz w:val="24"/>
           <w:szCs w:val="24"/>
         </w:rPr>
-        <w:t xml:space="preserve">Diario Cambio. (s.f.-a). Salto fuera de la lista de las cinco ciudades más visitadas por turismo. https://diariocambio.com.uy/salto-fuera-de-la-lista-de-las-cinco-ciudades-mas-visitadas-por-turismo</w:t>
+        <w:t xml:space="preserve">Cipetur. (s.f.). Enoturismo en Uruguay: cultura, paisaje y sabor. https://www.cipetur.com/index.php/cipetur/destinos/item/7369-enoturismo-en-uruguay-cultura-paisaje-y-sabor</w:t>
       </w:r>
     </w:p>
     <w:p>
@@ -14714,7 +21570,7 @@
           <w:sz w:val="24"/>
           <w:szCs w:val="24"/>
         </w:rPr>
-        <w:t xml:space="preserve">Diario Cambio. (s.f.-b). Bertolini &amp; Broglio y Salto Chico obtuvieron medallas de oro en el concurso «Tannat al Mundo». https://diariocambio.com.uy/bertolini-broglio-y-salto-chico-obtuvieron-medallas-de-oro-en-el-concurso-tannat-al-mundo</w:t>
+        <w:t xml:space="preserve">Diario Cambio. (s.f.-a). Salto fuera de la lista de las cinco ciudades más visitadas por turismo. https://diariocambio.com.uy/salto-fuera-de-la-lista-de-las-cinco-ciudades-mas-visitadas-por-turismo</w:t>
       </w:r>
     </w:p>
     <w:p>
@@ -14734,7 +21590,7 @@
           <w:sz w:val="24"/>
           <w:szCs w:val="24"/>
         </w:rPr>
-        <w:t xml:space="preserve">Diario Cambio. (s.f.-c). Las lluvias y el agua acumulada en pocos días complican situación de caminería rural en varias zonas. https://diariocambio.com.uy/las-lluvias-y-el-agua-acumulada-en-pocos-dias-complican-situacion-de-camineria-rural-en-varias</w:t>
+        <w:t xml:space="preserve">Diario Cambio. (s.f.-b). Bertolini &amp; Broglio y Salto Chico obtuvieron medallas de oro en el concurso «Tannat al Mundo». https://diariocambio.com.uy/bertolini-broglio-y-salto-chico-obtuvieron-medallas-de-oro-en-el-concurso-tannat-al-mundo</w:t>
       </w:r>
     </w:p>
     <w:p>
@@ -14754,7 +21610,7 @@
           <w:sz w:val="24"/>
           <w:szCs w:val="24"/>
         </w:rPr>
-        <w:t xml:space="preserve">Diario Cambio. (s.f.-d). Diálogo estratégico abordó la situación del turismo y normativas para el sector. https://www.diariocambio.com.uy/dialogo-estrategico-abordo-la-situacion-del-turismo-y-normativas-para-el-sector</w:t>
+        <w:t xml:space="preserve">Diario Cambio. (s.f.-c). Las lluvias y el agua acumulada en pocos días complican situación de caminería rural en varias zonas. https://diariocambio.com.uy/las-lluvias-y-el-agua-acumulada-en-pocos-dias-complican-situacion-de-camineria-rural-en-varias</w:t>
       </w:r>
     </w:p>
     <w:p>
@@ -14774,7 +21630,7 @@
           <w:sz w:val="24"/>
           <w:szCs w:val="24"/>
         </w:rPr>
-        <w:t xml:space="preserve">Diario El Debate Pregón. (s.f.). La brecha de precios entre Argentina y Uruguay volvió a ampliarse y llega al 40% en la frontera. https://www.diariodebatepregon.com/argentina-y-el-mundo/la-brecha-de-precios-entre-argentina-y-uruguay-volvio-a-ampliarse-y-llega-al-40-en-la-frontera</w:t>
+        <w:t xml:space="preserve">Diario Cambio. (s.f.-d). Diálogo estratégico abordó la situación del turismo y normativas para el sector. https://www.diariocambio.com.uy/dialogo-estrategico-abordo-la-situacion-del-turismo-y-normativas-para-el-sector</w:t>
       </w:r>
     </w:p>
     <w:p>
@@ -14794,7 +21650,7 @@
           <w:sz w:val="24"/>
           <w:szCs w:val="24"/>
         </w:rPr>
-        <w:t xml:space="preserve">Diario Río Uruguay. (s.f.). Desde Uruguay destacan que un importante número de concordienses siguen eligiendo los resort termales "all inclusive". http://diarioriouruguay.com/turismo/desde-uruguay-destacan-que-un-importante-nmero-de-concordienses-siguen-eligiendo-los-resort-termales-ldquoall-inclusiverdquo.htm</w:t>
+        <w:t xml:space="preserve">Diario El Debate Pregón. (s.f.). La brecha de precios entre Argentina y Uruguay volvió a ampliarse y llega al 40% en la frontera. https://www.diariodebatepregon.com/argentina-y-el-mundo/la-brecha-de-precios-entre-argentina-y-uruguay-volvio-a-ampliarse-y-llega-al-40-en-la-frontera</w:t>
       </w:r>
     </w:p>
     <w:p>
@@ -14814,7 +21670,7 @@
           <w:sz w:val="24"/>
           <w:szCs w:val="24"/>
         </w:rPr>
-        <w:t xml:space="preserve">El Entre Ríos. (s.f.). "Salto, cuna del Tannat" se une a Concordia para homenajear a Pascual Harriague. https://www.elentrerios.com/actualidad/ldquosalto-cuna-del-tannatrdquo-se-une-a-concordia-para-homenajear-a-pascual-harriague.htm</w:t>
+        <w:t xml:space="preserve">Diario Río Uruguay. (s.f.). Desde Uruguay destacan que un importante número de concordienses siguen eligiendo los resort termales "all inclusive". http://diarioriouruguay.com/turismo/desde-uruguay-destacan-que-un-importante-nmero-de-concordienses-siguen-eligiendo-los-resort-termales-ldquoall-inclusiverdquo.htm</w:t>
       </w:r>
     </w:p>
     <w:p>
@@ -14834,7 +21690,7 @@
           <w:sz w:val="24"/>
           <w:szCs w:val="24"/>
         </w:rPr>
-        <w:t xml:space="preserve">El País. (s.f.). Argentina, y algo menos Brasil, se encarecen para los uruguayos, aunque hay rubros que están "baratos", ¿qué brechas hay? https://www.elpais.com.uy/negocios/noticias/argentina-y-algo-menos-brasil-se-encarecen-para-las-uruguayos-aunque-hay-rubros-que-estan-baratos-que-brechas-hay</w:t>
+        <w:t xml:space="preserve">El Entre Ríos. (s.f.). "Salto, cuna del Tannat" se une a Concordia para homenajear a Pascual Harriague. https://www.elentrerios.com/actualidad/ldquosalto-cuna-del-tannatrdquo-se-une-a-concordia-para-homenajear-a-pascual-harriague.htm</w:t>
       </w:r>
     </w:p>
     <w:p>
@@ -14854,7 +21710,7 @@
           <w:sz w:val="24"/>
           <w:szCs w:val="24"/>
         </w:rPr>
-        <w:t xml:space="preserve">El Pueblo Digital. (2026). Semana de Harriague 2026: Salto celebra la cuna del Tannat. https://elpueblodigital.uy/salto-cuna-del-tannat-comienza-una-semana-para-celebrar-nuestra-identidad-y-legado/</w:t>
+        <w:t xml:space="preserve">El País. (s.f.). Argentina, y algo menos Brasil, se encarecen para los uruguayos, aunque hay rubros que están "baratos", ¿qué brechas hay? https://www.elpais.com.uy/negocios/noticias/argentina-y-algo-menos-brasil-se-encarecen-para-las-uruguayos-aunque-hay-rubros-que-estan-baratos-que-brechas-hay</w:t>
       </w:r>
     </w:p>
     <w:p>
@@ -14874,7 +21730,7 @@
           <w:sz w:val="24"/>
           <w:szCs w:val="24"/>
         </w:rPr>
-        <w:t xml:space="preserve">Entre Ríos Hoy. (s.f.). Termas y enoturismo: la fórmula que potencia los atractivos que Entre Ríos ofrece a los visitantes. https://entrerioshoy.com/termas-y-enoturismo-la-formula-que-potencia-los-atractivos-que-entre-rios-ofrece-a-los-visitantes/</w:t>
+        <w:t xml:space="preserve">El Pueblo Digital. (2026). Semana de Harriague 2026: Salto celebra la cuna del Tannat. https://elpueblodigital.uy/salto-cuna-del-tannat-comienza-una-semana-para-celebrar-nuestra-identidad-y-legado/</w:t>
       </w:r>
     </w:p>
     <w:p>
@@ -14894,7 +21750,7 @@
           <w:sz w:val="24"/>
           <w:szCs w:val="24"/>
         </w:rPr>
-        <w:t xml:space="preserve">Euskalkultura.eus. (s.f.). Tras la exitosa gestión del CV local, se pone en marcha el proyecto de recuperar la antigua Bodega Harriague de Salto (y II). https://www.euskalkultura.eus/espanol/noticias/tras-la-exitosa-gestion-del-cv-local-se-pone-en-marcha-el-proyecto-de-recuperar-la-antigua-bodega-harriague-de-salto-y-ii</w:t>
+        <w:t xml:space="preserve">Elkington, J. (1997). Cannibals with forks: The triple bottom line of 21st century business. Capstone Publishing.</w:t>
       </w:r>
     </w:p>
     <w:p>
@@ -14914,7 +21770,7 @@
           <w:sz w:val="24"/>
           <w:szCs w:val="24"/>
         </w:rPr>
-        <w:t xml:space="preserve">Gran Logia de la Masonería del Uruguay. (s.f.). Pascual Harriague. https://www.masoneriadeluruguay.org/es/pascual-harriague</w:t>
+        <w:t xml:space="preserve">Entre Ríos Hoy. (s.f.). Termas y enoturismo: la fórmula que potencia los atractivos que Entre Ríos ofrece a los visitantes. https://entrerioshoy.com/termas-y-enoturismo-la-formula-que-potencia-los-atractivos-que-entre-rios-ofrece-a-los-visitantes/</w:t>
       </w:r>
     </w:p>
     <w:p>
@@ -14934,7 +21790,7 @@
           <w:sz w:val="24"/>
           <w:szCs w:val="24"/>
         </w:rPr>
-        <w:t xml:space="preserve">Hernández Sampieri, R., Fernández Collado, C., &amp; Baptista Lucio, P. (2014). Metodología de la investigación (6.ª ed.). McGraw-Hill.</w:t>
+        <w:t xml:space="preserve">Euskalkultura.eus. (s.f.). Tras la exitosa gestión del CV local, se pone en marcha el proyecto de recuperar la antigua Bodega Harriague de Salto (y II). https://www.euskalkultura.eus/espanol/noticias/tras-la-exitosa-gestion-del-cv-local-se-pone-en-marcha-el-proyecto-de-recuperar-la-antigua-bodega-harriague-de-salto-y-ii</w:t>
       </w:r>
     </w:p>
     <w:p>
@@ -14954,7 +21810,7 @@
           <w:sz w:val="24"/>
           <w:szCs w:val="24"/>
         </w:rPr>
-        <w:t xml:space="preserve">Infobae. (2023, 16 de noviembre). Brecha cambiaria: ir de turista a las termas en Uruguay cuesta 118% más caro que a las de Argentina. https://www.infobae.com/america/america-latina/2023/11/16/brecha-cambiaria-ir-de-turista-a-las-termas-en-uruguay-cuesta-118-mas-caro-que-a-las-de-argentina/</w:t>
+        <w:t xml:space="preserve">Gran Logia de la Masonería del Uruguay. (s.f.). Pascual Harriague. https://www.masoneriadeluruguay.org/es/pascual-harriague</w:t>
       </w:r>
     </w:p>
     <w:p>
@@ -14974,7 +21830,7 @@
           <w:sz w:val="24"/>
           <w:szCs w:val="24"/>
         </w:rPr>
-        <w:t xml:space="preserve">Instituto de Promoción de la Inversión y las Exportaciones de Bienes y Servicios [IMPO]. (2014). Ley N.º 19.253: Regulación de la actividad turística y declaratoria de interés nacional. https://www.impo.com.uy/bases/leyes/19253-2014</w:t>
+        <w:t xml:space="preserve">Hernández Sampieri, R., Fernández Collado, C., &amp; Baptista Lucio, P. (2014). Metodología de la investigación (6.ª ed.). McGraw-Hill.</w:t>
       </w:r>
     </w:p>
     <w:p>
@@ -14994,7 +21850,7 @@
           <w:sz w:val="24"/>
           <w:szCs w:val="24"/>
         </w:rPr>
-        <w:t xml:space="preserve">Instituto Nacional de Vitivinicultura [INAVI] &amp; Opción Consultores. (2023). Estudio consolidado de la actividad económica e impacto del enoturismo en Uruguay. INAVI.</w:t>
+        <w:t xml:space="preserve">Infobae. (2023, 16 de noviembre). Brecha cambiaria: ir de turista a las termas en Uruguay cuesta 118% más caro que a las de Argentina. https://www.infobae.com/america/america-latina/2023/11/16/brecha-cambiaria-ir-de-turista-a-las-termas-en-uruguay-cuesta-118-mas-caro-que-a-las-de-argentina/</w:t>
       </w:r>
     </w:p>
     <w:p>
@@ -15014,7 +21870,7 @@
           <w:sz w:val="24"/>
           <w:szCs w:val="24"/>
         </w:rPr>
-        <w:t xml:space="preserve">Instituto Nacional de Vitivinicultura [INAVI]. (2021). Estadísticas de viñedos 2021: Datos nacionales. https://www.inavi.com.uy/uploads/vinedo/02b47681b115aafaf1cc5aefcacd581496ffe733.pdf</w:t>
+        <w:t xml:space="preserve">Instituto de Promoción de la Inversión y las Exportaciones de Bienes y Servicios [IMPO]. (2014). Ley N.º 19.253: Regulación de la actividad turística y declaratoria de interés nacional. https://www.impo.com.uy/bases/leyes/19253-2014</w:t>
       </w:r>
     </w:p>
     <w:p>
@@ -15034,7 +21890,7 @@
           <w:sz w:val="24"/>
           <w:szCs w:val="24"/>
         </w:rPr>
-        <w:t xml:space="preserve">Instituto Nacional de Vitivinicultura [INAVI]. (2023a). Estadísticas de viñedos 2023: Datos departamentales. https://www.inavi.com.uy/uploads/vinedo/bf1183c5ea6672b906da2100eda702efaff7be09.pdf</w:t>
+        <w:t xml:space="preserve">Instituto Nacional de Vitivinicultura [INAVI] &amp; Opción Consultores. (2023). Estudio consolidado de la actividad económica e impacto del enoturismo en Uruguay. INAVI.</w:t>
       </w:r>
     </w:p>
     <w:p>
@@ -15054,7 +21910,7 @@
           <w:sz w:val="24"/>
           <w:szCs w:val="24"/>
         </w:rPr>
-        <w:t xml:space="preserve">Instituto Nacional de Vitivinicultura [INAVI]. (2023b). Estadísticas de viñedos 2023: Datos nacionales. https://www.inavi.com.uy/uploads/vinedo/b001699f9585532cfd1fa06a35756544f917eda5.pdf</w:t>
+        <w:t xml:space="preserve">Instituto Nacional de Vitivinicultura [INAVI]. (2021). Estadísticas de viñedos 2021: Datos nacionales. https://www.inavi.com.uy/uploads/vinedo/02b47681b115aafaf1cc5aefcacd581496ffe733.pdf</w:t>
       </w:r>
     </w:p>
     <w:p>
@@ -15074,7 +21930,7 @@
           <w:sz w:val="24"/>
           <w:szCs w:val="24"/>
         </w:rPr>
-        <w:t xml:space="preserve">Instituto Nacional de Vitivinicultura [INAVI]. (2024a). Plan Operativo Anual (POA) 2024/2025 y Registro Catastral de Variedades de Vid de Uruguay.</w:t>
+        <w:t xml:space="preserve">Instituto Nacional de Vitivinicultura [INAVI]. (2023a). Estadísticas de viñedos 2023: Datos departamentales. https://www.inavi.com.uy/uploads/vinedo/bf1183c5ea6672b906da2100eda702efaff7be09.pdf</w:t>
       </w:r>
     </w:p>
     <w:p>
@@ -15094,7 +21950,7 @@
           <w:sz w:val="24"/>
           <w:szCs w:val="24"/>
         </w:rPr>
-        <w:t xml:space="preserve">Instituto Nacional de Vitivinicultura [INAVI]. (2024b). Reporte INAVI 2024. https://www.inavi.com.uy/uploads/vinedo/346bb91b94f57f26d3e293b52fc0059a83b273cf.pdf</w:t>
+        <w:t xml:space="preserve">Instituto Nacional de Vitivinicultura [INAVI]. (2023b). Estadísticas de viñedos 2023: Datos nacionales. https://www.inavi.com.uy/uploads/vinedo/b001699f9585532cfd1fa06a35756544f917eda5.pdf</w:t>
       </w:r>
     </w:p>
     <w:p>
@@ -15114,7 +21970,7 @@
           <w:sz w:val="24"/>
           <w:szCs w:val="24"/>
         </w:rPr>
-        <w:t xml:space="preserve">Instituto Nacional de Vitivinicultura [INAVI]. (2025). Reporte anual, Registro de Viñedos Uruguay 2025. https://www.inavi.com.uy/uploads/vinedo/744a55025d144bfb1b83e7f6e8c1966f451672c9.pdf</w:t>
+        <w:t xml:space="preserve">Instituto Nacional de Vitivinicultura [INAVI]. (2024a). Plan Operativo Anual (POA) 2024/2025 y Registro Catastral de Variedades de Vid de Uruguay.</w:t>
       </w:r>
     </w:p>
     <w:p>
@@ -15134,7 +21990,7 @@
           <w:sz w:val="24"/>
           <w:szCs w:val="24"/>
         </w:rPr>
-        <w:t xml:space="preserve">Instituto Nacional de Vitivinicultura [INAVI]. (s.f.-a). Bertolini y Broglio. https://www.inavi.com.uy/bodega/bertolini-y-broglio/</w:t>
+        <w:t xml:space="preserve">Instituto Nacional de Vitivinicultura [INAVI]. (2024b). Reporte INAVI 2024. https://www.inavi.com.uy/uploads/vinedo/346bb91b94f57f26d3e293b52fc0059a83b273cf.pdf</w:t>
       </w:r>
     </w:p>
     <w:p>
@@ -15154,7 +22010,7 @@
           <w:sz w:val="24"/>
           <w:szCs w:val="24"/>
         </w:rPr>
-        <w:t xml:space="preserve">Instituto Nacional de Vitivinicultura [INAVI]. (s.f.-b). Bodega Salto Chico - Los Calos Ltda. https://www.inavi.com.uy/bodega/bodega-salto-chico/</w:t>
+        <w:t xml:space="preserve">Instituto Nacional de Vitivinicultura [INAVI]. (2025). Reporte anual, Registro de Viñedos Uruguay 2025. https://www.inavi.com.uy/uploads/vinedo/744a55025d144bfb1b83e7f6e8c1966f451672c9.pdf</w:t>
       </w:r>
     </w:p>
     <w:p>
@@ -15174,7 +22030,7 @@
           <w:sz w:val="24"/>
           <w:szCs w:val="24"/>
         </w:rPr>
-        <w:t xml:space="preserve">Instituto Nacional de Vitivinicultura [INAVI]. (s.f.-c). Colonia - Enoturismo. https://www.inavi.com.uy/enoturismo/colonia/</w:t>
+        <w:t xml:space="preserve">Instituto Nacional de Vitivinicultura [INAVI]. (s.f.-a). Bertolini y Broglio. https://www.inavi.com.uy/bodega/bertolini-y-broglio/</w:t>
       </w:r>
     </w:p>
     <w:p>
@@ -15194,7 +22050,7 @@
           <w:sz w:val="24"/>
           <w:szCs w:val="24"/>
         </w:rPr>
-        <w:t xml:space="preserve">Instituto Nacional de Vitivinicultura [INAVI]. (s.f.-d). Enoturismo recibe USD 11 millones anuales. https://www.inavi.com.uy/noticia/enoturismo-recibe-usd-11-millones-anuales/</w:t>
+        <w:t xml:space="preserve">Instituto Nacional de Vitivinicultura [INAVI]. (s.f.-b). Bodega Salto Chico - Los Calos Ltda. https://www.inavi.com.uy/bodega/bodega-salto-chico/</w:t>
       </w:r>
     </w:p>
     <w:p>
@@ -15214,7 +22070,7 @@
           <w:sz w:val="24"/>
           <w:szCs w:val="24"/>
         </w:rPr>
-        <w:t xml:space="preserve">Instituto Nacional de Vitivinicultura [INAVI]. (s.f.-e). Programa de Viticultura Sostenible. Vinos del Uruguay. https://www.vinosdeluruguay.com/programa-de-viticultura-sostenible/</w:t>
+        <w:t xml:space="preserve">Instituto Nacional de Vitivinicultura [INAVI]. (s.f.-c). Colonia - Enoturismo. https://www.inavi.com.uy/enoturismo/colonia/</w:t>
       </w:r>
     </w:p>
     <w:p>
@@ -15234,7 +22090,7 @@
           <w:sz w:val="24"/>
           <w:szCs w:val="24"/>
         </w:rPr>
-        <w:t xml:space="preserve">Instituto Nacional de Vitivinicultura [INAVI]. (s.f.-f). Salto - Enoturismo. https://www.inavi.com.uy/enoturismo/salto/</w:t>
+        <w:t xml:space="preserve">Instituto Nacional de Vitivinicultura [INAVI]. (s.f.-d). Enoturismo recibe USD 11 millones anuales. https://www.inavi.com.uy/noticia/enoturismo-recibe-usd-11-millones-anuales/</w:t>
       </w:r>
     </w:p>
     <w:p>
@@ -15254,7 +22110,7 @@
           <w:sz w:val="24"/>
           <w:szCs w:val="24"/>
         </w:rPr>
-        <w:t xml:space="preserve">Intendencia de Salto. (s.f.-a). Bodegas. Turismo Salto. https://turismo.salto.gub.uy/sitios-de-interes/bodegas</w:t>
+        <w:t xml:space="preserve">Instituto Nacional de Vitivinicultura [INAVI]. (s.f.-e). Programa de Viticultura Sostenible. Vinos del Uruguay. https://www.vinosdeluruguay.com/programa-de-viticultura-sostenible/</w:t>
       </w:r>
     </w:p>
     <w:p>
@@ -15274,7 +22130,7 @@
           <w:sz w:val="24"/>
           <w:szCs w:val="24"/>
         </w:rPr>
-        <w:t xml:space="preserve">Intendencia de Salto. (s.f.-b). La Mesa Estratégica de Turismo de Salto apuesta al fortalecimiento del destino. https://www.salto.gub.uy/noticias/la-mesa-estrategica-de-turismo-de-salto-apuesta-al-fortalecimiento-del-destino</w:t>
+        <w:t xml:space="preserve">Instituto Nacional de Vitivinicultura [INAVI]. (s.f.-f). Salto - Enoturismo. https://www.inavi.com.uy/enoturismo/salto/</w:t>
       </w:r>
     </w:p>
     <w:p>
@@ -15294,7 +22150,7 @@
           <w:sz w:val="24"/>
           <w:szCs w:val="24"/>
         </w:rPr>
-        <w:t xml:space="preserve">Intendencia de Salto. (s.f.-c). Nuevas acciones dentro del proceso de rescate de la Bodega Harriague. https://salto.gub.uy/noticias/nuevas-acciones-dentro-del-proceso-de-rescate-de-la-bodega-harriague</w:t>
+        <w:t xml:space="preserve">Intendencia de Salto. (s.f.-a). Bodegas. Turismo Salto. https://turismo.salto.gub.uy/sitios-de-interes/bodegas</w:t>
       </w:r>
     </w:p>
     <w:p>
@@ -15314,7 +22170,7 @@
           <w:sz w:val="24"/>
           <w:szCs w:val="24"/>
         </w:rPr>
-        <w:t xml:space="preserve">Intendencia de Salto. (s.f.-d). Termal. Turismo Salto. https://turismo.salto.gub.uy/termal</w:t>
+        <w:t xml:space="preserve">Intendencia de Salto. (s.f.-b). La Mesa Estratégica de Turismo de Salto apuesta al fortalecimiento del destino. https://www.salto.gub.uy/noticias/la-mesa-estrategica-de-turismo-de-salto-apuesta-al-fortalecimiento-del-destino</w:t>
       </w:r>
     </w:p>
     <w:p>
@@ -15334,7 +22190,7 @@
           <w:sz w:val="24"/>
           <w:szCs w:val="24"/>
         </w:rPr>
-        <w:t xml:space="preserve">La Hora del Campo. (s.f.). Tres vinos del «terroir salteño» ganaron una «Medalla de Oro». https://lahoradelcampo.com.uy/site/tres-vinos-del-terroir-salteno-ganaron-una-medalla-de-oro/</w:t>
+        <w:t xml:space="preserve">Intendencia de Salto. (s.f.-c). Nuevas acciones dentro del proceso de rescate de la Bodega Harriague. https://salto.gub.uy/noticias/nuevas-acciones-dentro-del-proceso-de-rescate-de-la-bodega-harriague</w:t>
       </w:r>
     </w:p>
     <w:p>
@@ -15354,7 +22210,7 @@
           <w:sz w:val="24"/>
           <w:szCs w:val="24"/>
         </w:rPr>
-        <w:t xml:space="preserve">La Sacristía. (s.f.). Bertolini &amp; Broglio Viognier. https://lasacristia.com.uy/catalogo/bertolini-broglio-viognier_7730951970161_7730951970161</w:t>
+        <w:t xml:space="preserve">Intendencia de Salto. (s.f.-d). Termal. Turismo Salto. https://turismo.salto.gub.uy/termal</w:t>
       </w:r>
     </w:p>
     <w:p>
@@ -15374,7 +22230,7 @@
           <w:sz w:val="24"/>
           <w:szCs w:val="24"/>
         </w:rPr>
-        <w:t xml:space="preserve">Maslow, A. H. (1964). Religions, values, and peak-experiences. Ohio State University Press.</w:t>
+        <w:t xml:space="preserve">Kotler, P., &amp; Keller, K. L. (2016). Marketing management (15.ª ed.). Pearson.</w:t>
       </w:r>
     </w:p>
     <w:p>
@@ -15394,7 +22250,7 @@
           <w:sz w:val="24"/>
           <w:szCs w:val="24"/>
         </w:rPr>
-        <w:t xml:space="preserve">Ministerio de Ganadería, Agricultura y Pesca [MGAP]. (2024). Programa de Viticultura Sostenible INAVI. https://descargas.mgap.gub.uy/OPYPA/Anuarios/Anuarioopypa2024/TP/11/TP11web/TP11-ProgramadeViticulturaSostenible.pdf</w:t>
+        <w:t xml:space="preserve">La Hora del Campo. (s.f.). Tres vinos del «terroir salteño» ganaron una «Medalla de Oro». https://lahoradelcampo.com.uy/site/tres-vinos-del-terroir-salteno-ganaron-una-medalla-de-oro/</w:t>
       </w:r>
     </w:p>
     <w:p>
@@ -15414,7 +22270,7 @@
           <w:sz w:val="24"/>
           <w:szCs w:val="24"/>
         </w:rPr>
-        <w:t xml:space="preserve">Ministerio de Turismo de Uruguay. (2024). Se anunciaron beneficiarios de Fondos Concursables para el Desarrollo de la Oferta Enoturística. https://www.gub.uy/ministerio-turismo/comunicacion/noticias/se-anunciaron-beneficiarios-fondos-concursables-para-desarrollo-oferta</w:t>
+        <w:t xml:space="preserve">La Sacristía. (s.f.). Bertolini &amp; Broglio Viognier. https://lasacristia.com.uy/catalogo/bertolini-broglio-viognier_7730951970161_7730951970161</w:t>
       </w:r>
     </w:p>
     <w:p>
@@ -15434,7 +22290,7 @@
           <w:sz w:val="24"/>
           <w:szCs w:val="24"/>
         </w:rPr>
-        <w:t xml:space="preserve">Ministerio de Turismo de Uruguay. (2026a). Turismo receptivo: Cuarto trimestre 2025. Observatorio de Turismo Inteligente. https://www.gub.uy/ministerio-turismo/sites/ministerio-turismo/files/2026-04/Turismo_Receptivo_Cuarto_Trimestre_2025.pdf</w:t>
+        <w:t xml:space="preserve">Maslow, A. H. (1964). Religions, values, and peak-experiences. Ohio State University Press.</w:t>
       </w:r>
     </w:p>
     <w:p>
@@ -15454,7 +22310,7 @@
           <w:sz w:val="24"/>
           <w:szCs w:val="24"/>
         </w:rPr>
-        <w:t xml:space="preserve">Ministerio de Turismo de Uruguay. (2026b). Turismo receptivo: Primer trimestre 2026. Observatorio de Turismo Inteligente. https://www.gub.uy/ministerio-turismo/sites/ministerio-turismo/files/2026-05/ReceptivoQ1_2026%20-%20R_1T26.pdf</w:t>
+        <w:t xml:space="preserve">Ministerio de Ganadería, Agricultura y Pesca [MGAP]. (2024). Programa de Viticultura Sostenible INAVI. https://descargas.mgap.gub.uy/OPYPA/Anuarios/Anuarioopypa2024/TP/11/TP11web/TP11-ProgramadeViticulturaSostenible.pdf</w:t>
       </w:r>
     </w:p>
     <w:p>
@@ -15474,7 +22330,7 @@
           <w:sz w:val="24"/>
           <w:szCs w:val="24"/>
         </w:rPr>
-        <w:t xml:space="preserve">Ministerio de Turismo de Uruguay. (2026c). Turismo receptivo: Segundo trimestre 2026. Observatorio de Turismo Inteligente. https://www.gub.uy/ministerio-turismo/sites/ministerio-turismo/files/2026-08/R-2T2026.pdf</w:t>
+        <w:t xml:space="preserve">Ministerio de Turismo de Uruguay. (2024). Se anunciaron beneficiarios de Fondos Concursables para el Desarrollo de la Oferta Enoturística. https://www.gub.uy/ministerio-turismo/comunicacion/noticias/se-anunciaron-beneficiarios-fondos-concursables-para-desarrollo-oferta</w:t>
       </w:r>
     </w:p>
     <w:p>
@@ -15494,7 +22350,7 @@
           <w:sz w:val="24"/>
           <w:szCs w:val="24"/>
         </w:rPr>
-        <w:t xml:space="preserve">Ministerio de Turismo de Uruguay. (s.f.-a). Destino Termas. https://destinotermas.gub.uy/</w:t>
+        <w:t xml:space="preserve">Ministerio de Turismo de Uruguay. (2026a). Turismo receptivo: Cuarto trimestre 2025. Observatorio de Turismo Inteligente. https://www.gub.uy/ministerio-turismo/sites/ministerio-turismo/files/2026-04/Turismo_Receptivo_Cuarto_Trimestre_2025.pdf</w:t>
       </w:r>
     </w:p>
     <w:p>
@@ -15514,7 +22370,7 @@
           <w:sz w:val="24"/>
           <w:szCs w:val="24"/>
         </w:rPr>
-        <w:t xml:space="preserve">Ministerio de Turismo de Uruguay. (s.f.-b). Descubrir la tierra del Tannat, piedras preciosas y termas. Uruguay Natural. https://uruguaynatural.com/es/experiences/descubrir-la-tierra-del-tannat-piedras-preciosas-y-termas/</w:t>
+        <w:t xml:space="preserve">Ministerio de Turismo de Uruguay. (2026b). Turismo receptivo: Primer trimestre 2026. Observatorio de Turismo Inteligente. https://www.gub.uy/ministerio-turismo/sites/ministerio-turismo/files/2026-05/ReceptivoQ1_2026%20-%20R_1T26.pdf</w:t>
       </w:r>
     </w:p>
     <w:p>
@@ -15534,7 +22390,7 @@
           <w:sz w:val="24"/>
           <w:szCs w:val="24"/>
         </w:rPr>
-        <w:t xml:space="preserve">Ministerio de Turismo de Uruguay. (s.f.-c). Wine tourism guide / Guía de enoturismo. Uruguay Natural. https://uruguaynatural.com/wp-content/uploads/2023/02/Enoturismo_ESP-ING_7mar2019.pdf</w:t>
+        <w:t xml:space="preserve">Ministerio de Turismo de Uruguay. (2026c). Turismo receptivo: Segundo trimestre 2026. Observatorio de Turismo Inteligente. https://www.gub.uy/ministerio-turismo/sites/ministerio-turismo/files/2026-08/R-2T2026.pdf</w:t>
       </w:r>
     </w:p>
     <w:p>
@@ -15554,7 +22410,7 @@
           <w:sz w:val="24"/>
           <w:szCs w:val="24"/>
         </w:rPr>
-        <w:t xml:space="preserve">Montevideo.com. (s.f.). La brecha de precios entre Concordia y Salto creció a un 40%, según informe UC. https://www.montevideo.com.uy/Noticias/La-brecha-de-precios-entre-Concordia-y-Salto-crecio-a-un-40--segun-informe-uc954784</w:t>
+        <w:t xml:space="preserve">Ministerio de Turismo de Uruguay. (s.f.-a). Destino Termas. https://destinotermas.gub.uy/</w:t>
       </w:r>
     </w:p>
     <w:p>
@@ -15574,7 +22430,7 @@
           <w:sz w:val="24"/>
           <w:szCs w:val="24"/>
         </w:rPr>
-        <w:t xml:space="preserve">Observatorio Económico, Universidad Católica del Uruguay Campus Salto [UCU]. (2024). Indicador de Precios Fronterizos, septiembre 2024. https://www.ucu.edu.uy/Institucionales/INFORMES-uc1313/4676/SET-24-compressed.pdf</w:t>
+        <w:t xml:space="preserve">Ministerio de Turismo de Uruguay. (s.f.-b). Descubrir la tierra del Tannat, piedras preciosas y termas. Uruguay Natural. https://uruguaynatural.com/es/experiences/descubrir-la-tierra-del-tannat-piedras-preciosas-y-termas/</w:t>
       </w:r>
     </w:p>
     <w:p>
@@ -15594,7 +22450,7 @@
           <w:sz w:val="24"/>
           <w:szCs w:val="24"/>
         </w:rPr>
-        <w:t xml:space="preserve">Observatorio Económico, Universidad Católica del Uruguay Campus Salto [UCU]. (2025). Estudio del perfil del turista de la Región de Salto Grande.</w:t>
+        <w:t xml:space="preserve">Ministerio de Turismo de Uruguay. (s.f.-c). Wine tourism guide / Guía de enoturismo. Uruguay Natural. https://uruguaynatural.com/wp-content/uploads/2023/02/Enoturismo_ESP-ING_7mar2019.pdf</w:t>
       </w:r>
     </w:p>
     <w:p>
@@ -15614,7 +22470,7 @@
           <w:sz w:val="24"/>
           <w:szCs w:val="24"/>
         </w:rPr>
-        <w:t xml:space="preserve">Observatorio Económico, Universidad Católica del Uruguay Campus Salto [UCU]. (2026a). Indicador de Precios Fronterizos, marzo 2026. https://www.ucu.edu.uy/Institucionales/INFORMES-uc1313/7434/Informe-IPF-MAR26.pdf</w:t>
+        <w:t xml:space="preserve">Montevideo.com. (s.f.). La brecha de precios entre Concordia y Salto creció a un 40%, según informe UC. https://www.montevideo.com.uy/Noticias/La-brecha-de-precios-entre-Concordia-y-Salto-crecio-a-un-40--segun-informe-uc954784</w:t>
       </w:r>
     </w:p>
     <w:p>
@@ -15634,7 +22490,7 @@
           <w:sz w:val="24"/>
           <w:szCs w:val="24"/>
         </w:rPr>
-        <w:t xml:space="preserve">Observatorio Económico, Universidad Católica del Uruguay Campus Salto [UCU]. (2026b). Indicador de Precios Fronterizos, julio 2026. https://www.ucu.edu.uy/Institucionales/INFORMES-uc1313/8017/Informe-IPF-JUL26.pdf</w:t>
+        <w:t xml:space="preserve">Observatorio Económico, Universidad Católica del Uruguay Campus Salto [UCU]. (2024). Indicador de Precios Fronterizos, septiembre 2024. https://www.ucu.edu.uy/Institucionales/INFORMES-uc1313/4676/SET-24-compressed.pdf</w:t>
       </w:r>
     </w:p>
     <w:p>
@@ -15654,7 +22510,7 @@
           <w:sz w:val="24"/>
           <w:szCs w:val="24"/>
         </w:rPr>
-        <w:t xml:space="preserve">Oficina de Planeamiento y Presupuesto [OPP]. (s.f.). Programa vial departamental: Salto. https://www.opp.gub.uy/sites/default/files/inline-files/PVD_SALTO.pdf</w:t>
+        <w:t xml:space="preserve">Observatorio Económico, Universidad Católica del Uruguay Campus Salto [UCU]. (2025). Estudio del perfil del turista de la Región de Salto Grande.</w:t>
       </w:r>
     </w:p>
     <w:p>
@@ -15674,7 +22530,7 @@
           <w:sz w:val="24"/>
           <w:szCs w:val="24"/>
         </w:rPr>
-        <w:t xml:space="preserve">Organización Mundial del Turismo [ONU Turismo]. (s.f.). Desarrollo sostenible. https://www.untourism.int/sustainable-development</w:t>
+        <w:t xml:space="preserve">Observatorio Económico, Universidad Católica del Uruguay Campus Salto [UCU]. (2026a). Indicador de Precios Fronterizos, marzo 2026. https://www.ucu.edu.uy/Institucionales/INFORMES-uc1313/7434/Informe-IPF-MAR26.pdf</w:t>
       </w:r>
     </w:p>
     <w:p>
@@ -15694,7 +22550,7 @@
           <w:sz w:val="24"/>
           <w:szCs w:val="24"/>
         </w:rPr>
-        <w:t xml:space="preserve">Pasaporte Uruguay. (s.f.). Enoturismo uruguayo recaudó 11 millones de dólares en 2022, informó INAVI. https://pasaporteuruguay.com/turismo/7630-enoturismo-uruguayo-recaudo-11-millones-de-dolares-en-2022-informo-inavi</w:t>
+        <w:t xml:space="preserve">Observatorio Económico, Universidad Católica del Uruguay Campus Salto [UCU]. (2026b). Indicador de Precios Fronterizos, julio 2026. https://www.ucu.edu.uy/Institucionales/INFORMES-uc1313/8017/Informe-IPF-JUL26.pdf</w:t>
       </w:r>
     </w:p>
     <w:p>
@@ -15714,7 +22570,7 @@
           <w:sz w:val="24"/>
           <w:szCs w:val="24"/>
         </w:rPr>
-        <w:t xml:space="preserve">Pine, B. J., &amp; Gilmore, J. H. (1998). Welcome to the experience economy. Harvard Business Review, 76(4), 97–105.</w:t>
+        <w:t xml:space="preserve">Oficina de Planeamiento y Presupuesto [OPP]. (s.f.). Programa vial departamental: Salto. https://www.opp.gub.uy/sites/default/files/inline-files/PVD_SALTO.pdf</w:t>
       </w:r>
     </w:p>
     <w:p>
@@ -15734,7 +22590,7 @@
           <w:sz w:val="24"/>
           <w:szCs w:val="24"/>
         </w:rPr>
-        <w:t xml:space="preserve">Playa Escondida. (s.f.). Enoturismo y la ruta del vino en Canelones. https://playaescondida.uy/blog/enoturismo-y-ruta-del-vino-canelones-uruguay/</w:t>
+        <w:t xml:space="preserve">Organización Mundial del Turismo [ONU Turismo]. (s.f.). Desarrollo sostenible. https://www.untourism.int/sustainable-development</w:t>
       </w:r>
     </w:p>
     <w:p>
@@ -15754,7 +22610,7 @@
           <w:sz w:val="24"/>
           <w:szCs w:val="24"/>
         </w:rPr>
-        <w:t xml:space="preserve">Por las Catas. (2018). Bodega Bertolini &amp; Broglio. De Salto vienen los mejores vinos uruguayos. http://porlascatas.blogspot.com/2018/03/bodega-bertolini-y-broglio-de-salto.html</w:t>
+        <w:t xml:space="preserve">Ostrom, E. (1990). Governing the commons: The evolution of institutions for collective action. Cambridge University Press.</w:t>
       </w:r>
     </w:p>
     <w:p>
@@ -15774,7 +22630,7 @@
           <w:sz w:val="24"/>
           <w:szCs w:val="24"/>
         </w:rPr>
-        <w:t xml:space="preserve">Prats, L. (1997). Antropología y patrimonio. Ariel.</w:t>
+        <w:t xml:space="preserve">Pasaporte Uruguay. (s.f.). Enoturismo uruguayo recaudó 11 millones de dólares en 2022, informó INAVI. https://pasaporteuruguay.com/turismo/7630-enoturismo-uruguayo-recaudo-11-millones-de-dolares-en-2022-informo-inavi</w:t>
       </w:r>
     </w:p>
     <w:p>
@@ -15794,7 +22650,7 @@
           <w:sz w:val="24"/>
           <w:szCs w:val="24"/>
         </w:rPr>
-        <w:t xml:space="preserve">Presidencia de la República. (2014). Ley N.º 19.253. http://archivo.presidencia.gub.uy/sci/leyes/2014/08/mintur_660.pdf</w:t>
+        <w:t xml:space="preserve">Pine, B. J., &amp; Gilmore, J. H. (1998). Welcome to the experience economy. Harvard Business Review, 76(4), 97–105.</w:t>
       </w:r>
     </w:p>
     <w:p>
@@ -15814,7 +22670,7 @@
           <w:sz w:val="24"/>
           <w:szCs w:val="24"/>
         </w:rPr>
-        <w:t xml:space="preserve">PuntoVid. (s.f.). Del 13 al 18 de abril, Uruguay celebra su cepa insignia: el Tannat, la herencia Harriague. https://puntovid.com.ar/del-13-al-18-de-abril-uruguay-celebra-su-cepa-insginia-el-tannat-la-herencia-harriague/</w:t>
+        <w:t xml:space="preserve">Playa Escondida. (s.f.). Enoturismo y la ruta del vino en Canelones. https://playaescondida.uy/blog/enoturismo-y-ruta-del-vino-canelones-uruguay/</w:t>
       </w:r>
     </w:p>
     <w:p>
@@ -15834,7 +22690,7 @@
           <w:sz w:val="24"/>
           <w:szCs w:val="24"/>
         </w:rPr>
-        <w:t xml:space="preserve">Radio Libertadores. (s.f.). El Rotary Club Salto Noreste realiza una nueva edición del Salón del Vino Fino en La Calandria. https://radiolibertadores.com/el-rotary-club-salto-noreste-realiza-una-nueva-edicion-del-salon-del-vino-fino/</w:t>
+        <w:t xml:space="preserve">Por las Catas. (2018). Bodega Bertolini &amp; Broglio. De Salto vienen los mejores vinos uruguayos. http://porlascatas.blogspot.com/2018/03/bodega-bertolini-y-broglio-de-salto.html</w:t>
       </w:r>
     </w:p>
     <w:p>
@@ -15854,7 +22710,7 @@
           <w:sz w:val="24"/>
           <w:szCs w:val="24"/>
         </w:rPr>
-        <w:t xml:space="preserve">Radio Tabaré. (s.f.). Concordia promedió el 60% de ocupación hotelera durante el fin de semana con alta presencia de salteños. https://www.radiotabare.com.uy/concordia-promedio-el-60-de-ocupacion-hotelera-durante-el-fin-de-semana-con-alta-presencia-de-saltenos/</w:t>
+        <w:t xml:space="preserve">Porter, M. E. (1980). Competitive strategy: Techniques for analyzing industries and competitors. Free Press.</w:t>
       </w:r>
     </w:p>
     <w:p>
@@ -15874,7 +22730,127 @@
           <w:sz w:val="24"/>
           <w:szCs w:val="24"/>
         </w:rPr>
+        <w:t xml:space="preserve">Prats, L. (1997). Antropología y patrimonio. Ariel.</w:t>
+      </w:r>
+    </w:p>
+    <w:p>
+      <w:pPr>
+        <w:spacing w:after="160" w:line="240" w:lineRule="auto"/>
+        <w:ind w:left="720" w:hanging="720"/>
+        <w:jc w:val="left"/>
+      </w:pPr>
+      <w:r>
+        <w:rPr>
+          <w:rFonts w:ascii="Arial" w:cs="Arial" w:eastAsia="Arial" w:hAnsi="Arial"/>
+          <w:b w:val="false"/>
+          <w:bCs w:val="false"/>
+          <w:i w:val="false"/>
+          <w:iCs w:val="false"/>
+          <w:color w:val="000000"/>
+          <w:sz w:val="24"/>
+          <w:szCs w:val="24"/>
+        </w:rPr>
+        <w:t xml:space="preserve">Presidencia de la República. (2014). Ley N.º 19.253. http://archivo.presidencia.gub.uy/sci/leyes/2014/08/mintur_660.pdf</w:t>
+      </w:r>
+    </w:p>
+    <w:p>
+      <w:pPr>
+        <w:spacing w:after="160" w:line="240" w:lineRule="auto"/>
+        <w:ind w:left="720" w:hanging="720"/>
+        <w:jc w:val="left"/>
+      </w:pPr>
+      <w:r>
+        <w:rPr>
+          <w:rFonts w:ascii="Arial" w:cs="Arial" w:eastAsia="Arial" w:hAnsi="Arial"/>
+          <w:b w:val="false"/>
+          <w:bCs w:val="false"/>
+          <w:i w:val="false"/>
+          <w:iCs w:val="false"/>
+          <w:color w:val="000000"/>
+          <w:sz w:val="24"/>
+          <w:szCs w:val="24"/>
+        </w:rPr>
+        <w:t xml:space="preserve">PuntoVid. (s.f.). Del 13 al 18 de abril, Uruguay celebra su cepa insignia: el Tannat, la herencia Harriague. https://puntovid.com.ar/del-13-al-18-de-abril-uruguay-celebra-su-cepa-insginia-el-tannat-la-herencia-harriague/</w:t>
+      </w:r>
+    </w:p>
+    <w:p>
+      <w:pPr>
+        <w:spacing w:after="160" w:line="240" w:lineRule="auto"/>
+        <w:ind w:left="720" w:hanging="720"/>
+        <w:jc w:val="left"/>
+      </w:pPr>
+      <w:r>
+        <w:rPr>
+          <w:rFonts w:ascii="Arial" w:cs="Arial" w:eastAsia="Arial" w:hAnsi="Arial"/>
+          <w:b w:val="false"/>
+          <w:bCs w:val="false"/>
+          <w:i w:val="false"/>
+          <w:iCs w:val="false"/>
+          <w:color w:val="000000"/>
+          <w:sz w:val="24"/>
+          <w:szCs w:val="24"/>
+        </w:rPr>
+        <w:t xml:space="preserve">Radio Libertadores. (s.f.). El Rotary Club Salto Noreste realiza una nueva edición del Salón del Vino Fino en La Calandria. https://radiolibertadores.com/el-rotary-club-salto-noreste-realiza-una-nueva-edicion-del-salon-del-vino-fino/</w:t>
+      </w:r>
+    </w:p>
+    <w:p>
+      <w:pPr>
+        <w:spacing w:after="160" w:line="240" w:lineRule="auto"/>
+        <w:ind w:left="720" w:hanging="720"/>
+        <w:jc w:val="left"/>
+      </w:pPr>
+      <w:r>
+        <w:rPr>
+          <w:rFonts w:ascii="Arial" w:cs="Arial" w:eastAsia="Arial" w:hAnsi="Arial"/>
+          <w:b w:val="false"/>
+          <w:bCs w:val="false"/>
+          <w:i w:val="false"/>
+          <w:iCs w:val="false"/>
+          <w:color w:val="000000"/>
+          <w:sz w:val="24"/>
+          <w:szCs w:val="24"/>
+        </w:rPr>
+        <w:t xml:space="preserve">Radio Tabaré. (s.f.). Concordia promedió el 60% de ocupación hotelera durante el fin de semana con alta presencia de salteños. https://www.radiotabare.com.uy/concordia-promedio-el-60-de-ocupacion-hotelera-durante-el-fin-de-semana-con-alta-presencia-de-saltenos/</w:t>
+      </w:r>
+    </w:p>
+    <w:p>
+      <w:pPr>
+        <w:spacing w:after="160" w:line="240" w:lineRule="auto"/>
+        <w:ind w:left="720" w:hanging="720"/>
+        <w:jc w:val="left"/>
+      </w:pPr>
+      <w:r>
+        <w:rPr>
+          <w:rFonts w:ascii="Arial" w:cs="Arial" w:eastAsia="Arial" w:hAnsi="Arial"/>
+          <w:b w:val="false"/>
+          <w:bCs w:val="false"/>
+          <w:i w:val="false"/>
+          <w:iCs w:val="false"/>
+          <w:color w:val="000000"/>
+          <w:sz w:val="24"/>
+          <w:szCs w:val="24"/>
+        </w:rPr>
         <w:t xml:space="preserve">Redalyc. (s.f.). Historia del turismo en Salto: desde el encuentro social al esparcimiento termal. https://www.redalyc.org/pdf/276/27621284004.pdf</w:t>
+      </w:r>
+    </w:p>
+    <w:p>
+      <w:pPr>
+        <w:spacing w:after="160" w:line="240" w:lineRule="auto"/>
+        <w:ind w:left="720" w:hanging="720"/>
+        <w:jc w:val="left"/>
+      </w:pPr>
+      <w:r>
+        <w:rPr>
+          <w:rFonts w:ascii="Arial" w:cs="Arial" w:eastAsia="Arial" w:hAnsi="Arial"/>
+          <w:b w:val="false"/>
+          <w:bCs w:val="false"/>
+          <w:i w:val="false"/>
+          <w:iCs w:val="false"/>
+          <w:color w:val="000000"/>
+          <w:sz w:val="24"/>
+          <w:szCs w:val="24"/>
+        </w:rPr>
+        <w:t xml:space="preserve">Ries, A., &amp; Trout, J. (1981). Positioning: The battle for your mind. McGraw-Hill.</w:t>
       </w:r>
     </w:p>
     <w:p>
